--- a/org.bpy.electronics.mc6809.help/html/hover/utils/Pictures.docx
+++ b/org.bpy.electronics.mc6809.help/html/hover/utils/Pictures.docx
@@ -10,7 +10,7 @@
         <mc:AlternateContent>
           <mc:Choice Requires="wpc">
             <w:drawing>
-              <wp:inline distT="0" distB="0" distL="0" distR="0" wp14:anchorId="1D31CDC9" wp14:editId="51E75FF7">
+              <wp:inline distT="0" distB="0" distL="0" distR="0" wp14:anchorId="1D31CDC9" wp14:editId="5D1CFF4E">
                 <wp:extent cx="5486400" cy="3200400"/>
                 <wp:effectExtent l="0" t="0" r="0" b="0"/>
                 <wp:docPr id="1124187988" name="Zone de dessin 2"/>
@@ -26,13 +26,1450 @@
                         </a:solidFill>
                       </wpc:bg>
                       <wpc:whole/>
+                      <wpg:wgp>
+                        <wpg:cNvPr id="1030791877" name="Groupe 1030791877"/>
+                        <wpg:cNvGrpSpPr/>
+                        <wpg:grpSpPr>
+                          <a:xfrm>
+                            <a:off x="154602" y="180000"/>
+                            <a:ext cx="2161536" cy="269876"/>
+                            <a:chOff x="154602" y="180000"/>
+                            <a:chExt cx="2161536" cy="269876"/>
+                          </a:xfrm>
+                        </wpg:grpSpPr>
+                        <wps:wsp>
+                          <wps:cNvPr id="1799380544" name="Zone de texte 1"/>
+                          <wps:cNvSpPr txBox="1"/>
+                          <wps:spPr>
+                            <a:xfrm>
+                              <a:off x="154602" y="180000"/>
+                              <a:ext cx="269875" cy="269875"/>
+                            </a:xfrm>
+                            <a:prstGeom prst="rect">
+                              <a:avLst/>
+                            </a:prstGeom>
+                            <a:solidFill>
+                              <a:schemeClr val="lt1"/>
+                            </a:solidFill>
+                            <a:ln w="6350">
+                              <a:solidFill>
+                                <a:prstClr val="black"/>
+                              </a:solidFill>
+                            </a:ln>
+                          </wps:spPr>
+                          <wps:txbx>
+                            <w:txbxContent>
+                              <w:p>
+                                <w:pPr>
+                                  <w:spacing w:line="256" w:lineRule="auto"/>
+                                  <w:jc w:val="center"/>
+                                  <w:rPr>
+                                    <w:rFonts w:ascii="Calibri" w:eastAsia="Calibri" w:hAnsi="Calibri"/>
+                                    <w:b/>
+                                    <w:bCs/>
+                                    <w:shadow/>
+                                    <w:color w:val="000000"/>
+                                    <w:sz w:val="24"/>
+                                    <w:szCs w:val="24"/>
+                                    <w14:shadow w14:blurRad="38100" w14:dist="19050" w14:dir="2700000" w14:sx="100000" w14:sy="100000" w14:kx="0" w14:ky="0" w14:algn="tl">
+                                      <w14:schemeClr w14:val="dk1">
+                                        <w14:alpha w14:val="60000"/>
+                                      </w14:schemeClr>
+                                    </w14:shadow>
+                                    <w14:ligatures w14:val="none"/>
+                                  </w:rPr>
+                                </w:pPr>
+                                <w:r>
+                                  <w:rPr>
+                                    <w:rFonts w:ascii="Calibri" w:eastAsia="Calibri" w:hAnsi="Calibri"/>
+                                    <w:b/>
+                                    <w:bCs/>
+                                    <w:shadow/>
+                                    <w:color w:val="000000"/>
+                                    <w14:shadow w14:blurRad="38100" w14:dist="19050" w14:dir="2700000" w14:sx="100000" w14:sy="100000" w14:kx="0" w14:ky="0" w14:algn="tl">
+                                      <w14:schemeClr w14:val="dk1">
+                                        <w14:alpha w14:val="60000"/>
+                                      </w14:schemeClr>
+                                    </w14:shadow>
+                                  </w:rPr>
+                                  <w:t>E</w:t>
+                                </w:r>
+                              </w:p>
+                            </w:txbxContent>
+                          </wps:txbx>
+                          <wps:bodyPr rot="0" spcFirstLastPara="0" vert="horz" wrap="square" lIns="0" tIns="36000" rIns="0" bIns="36000" numCol="1" spcCol="0" rtlCol="0" fromWordArt="0" anchor="ctr" anchorCtr="0" forceAA="0" compatLnSpc="1">
+                            <a:prstTxWarp prst="textNoShape">
+                              <a:avLst/>
+                            </a:prstTxWarp>
+                            <a:noAutofit/>
+                          </wps:bodyPr>
+                        </wps:wsp>
+                        <wps:wsp>
+                          <wps:cNvPr id="1177841251" name="Zone de texte 1"/>
+                          <wps:cNvSpPr txBox="1"/>
+                          <wps:spPr>
+                            <a:xfrm>
+                              <a:off x="424477" y="180000"/>
+                              <a:ext cx="269875" cy="269875"/>
+                            </a:xfrm>
+                            <a:prstGeom prst="rect">
+                              <a:avLst/>
+                            </a:prstGeom>
+                            <a:solidFill>
+                              <a:schemeClr val="lt1"/>
+                            </a:solidFill>
+                            <a:ln w="6350">
+                              <a:solidFill>
+                                <a:prstClr val="black"/>
+                              </a:solidFill>
+                            </a:ln>
+                          </wps:spPr>
+                          <wps:txbx>
+                            <w:txbxContent>
+                              <w:p>
+                                <w:pPr>
+                                  <w:spacing w:line="256" w:lineRule="auto"/>
+                                  <w:jc w:val="center"/>
+                                  <w:rPr>
+                                    <w:rFonts w:ascii="Calibri" w:eastAsia="Calibri" w:hAnsi="Calibri"/>
+                                    <w:b/>
+                                    <w:bCs/>
+                                    <w:shadow/>
+                                    <w:color w:val="000000"/>
+                                    <w:sz w:val="24"/>
+                                    <w:szCs w:val="24"/>
+                                    <w14:shadow w14:blurRad="38100" w14:dist="19050" w14:dir="2700000" w14:sx="100000" w14:sy="100000" w14:kx="0" w14:ky="0" w14:algn="tl">
+                                      <w14:schemeClr w14:val="dk1">
+                                        <w14:alpha w14:val="60000"/>
+                                      </w14:schemeClr>
+                                    </w14:shadow>
+                                    <w14:ligatures w14:val="none"/>
+                                  </w:rPr>
+                                </w:pPr>
+                                <w:r>
+                                  <w:rPr>
+                                    <w:rFonts w:ascii="Calibri" w:eastAsia="Calibri" w:hAnsi="Calibri"/>
+                                    <w:b/>
+                                    <w:bCs/>
+                                    <w:shadow/>
+                                    <w:color w:val="000000"/>
+                                    <w14:shadow w14:blurRad="38100" w14:dist="19050" w14:dir="2700000" w14:sx="100000" w14:sy="100000" w14:kx="0" w14:ky="0" w14:algn="tl">
+                                      <w14:schemeClr w14:val="dk1">
+                                        <w14:alpha w14:val="60000"/>
+                                      </w14:schemeClr>
+                                    </w14:shadow>
+                                  </w:rPr>
+                                  <w:t>F</w:t>
+                                </w:r>
+                              </w:p>
+                            </w:txbxContent>
+                          </wps:txbx>
+                          <wps:bodyPr rot="0" spcFirstLastPara="0" vert="horz" wrap="square" lIns="0" tIns="36000" rIns="0" bIns="36000" numCol="1" spcCol="0" rtlCol="0" fromWordArt="0" anchor="ctr" anchorCtr="0" forceAA="0" compatLnSpc="1">
+                            <a:prstTxWarp prst="textNoShape">
+                              <a:avLst/>
+                            </a:prstTxWarp>
+                            <a:noAutofit/>
+                          </wps:bodyPr>
+                        </wps:wsp>
+                        <wps:wsp>
+                          <wps:cNvPr id="45725504" name="Zone de texte 1"/>
+                          <wps:cNvSpPr txBox="1"/>
+                          <wps:spPr>
+                            <a:xfrm>
+                              <a:off x="694563" y="180000"/>
+                              <a:ext cx="269875" cy="269875"/>
+                            </a:xfrm>
+                            <a:prstGeom prst="rect">
+                              <a:avLst/>
+                            </a:prstGeom>
+                            <a:solidFill>
+                              <a:schemeClr val="lt1"/>
+                            </a:solidFill>
+                            <a:ln w="6350">
+                              <a:solidFill>
+                                <a:prstClr val="black"/>
+                              </a:solidFill>
+                            </a:ln>
+                          </wps:spPr>
+                          <wps:txbx>
+                            <w:txbxContent>
+                              <w:p>
+                                <w:pPr>
+                                  <w:spacing w:line="256" w:lineRule="auto"/>
+                                  <w:jc w:val="center"/>
+                                  <w:rPr>
+                                    <w:rFonts w:ascii="Calibri" w:eastAsia="Calibri" w:hAnsi="Calibri"/>
+                                    <w:b/>
+                                    <w:bCs/>
+                                    <w:shadow/>
+                                    <w:color w:val="000000"/>
+                                    <w:sz w:val="24"/>
+                                    <w:szCs w:val="24"/>
+                                    <w14:shadow w14:blurRad="38100" w14:dist="19050" w14:dir="2700000" w14:sx="100000" w14:sy="100000" w14:kx="0" w14:ky="0" w14:algn="tl">
+                                      <w14:schemeClr w14:val="dk1">
+                                        <w14:alpha w14:val="60000"/>
+                                      </w14:schemeClr>
+                                    </w14:shadow>
+                                    <w14:ligatures w14:val="none"/>
+                                  </w:rPr>
+                                </w:pPr>
+                                <w:r>
+                                  <w:rPr>
+                                    <w:rFonts w:ascii="Calibri" w:eastAsia="Calibri" w:hAnsi="Calibri"/>
+                                    <w:b/>
+                                    <w:bCs/>
+                                    <w:shadow/>
+                                    <w:color w:val="000000"/>
+                                    <w14:shadow w14:blurRad="38100" w14:dist="19050" w14:dir="2700000" w14:sx="100000" w14:sy="100000" w14:kx="0" w14:ky="0" w14:algn="tl">
+                                      <w14:schemeClr w14:val="dk1">
+                                        <w14:alpha w14:val="60000"/>
+                                      </w14:schemeClr>
+                                    </w14:shadow>
+                                  </w:rPr>
+                                  <w:t>H</w:t>
+                                </w:r>
+                              </w:p>
+                            </w:txbxContent>
+                          </wps:txbx>
+                          <wps:bodyPr rot="0" spcFirstLastPara="0" vert="horz" wrap="square" lIns="0" tIns="36000" rIns="0" bIns="36000" numCol="1" spcCol="0" rtlCol="0" fromWordArt="0" anchor="ctr" anchorCtr="0" forceAA="0" compatLnSpc="1">
+                            <a:prstTxWarp prst="textNoShape">
+                              <a:avLst/>
+                            </a:prstTxWarp>
+                            <a:noAutofit/>
+                          </wps:bodyPr>
+                        </wps:wsp>
+                        <wps:wsp>
+                          <wps:cNvPr id="1529639184" name="Zone de texte 1"/>
+                          <wps:cNvSpPr txBox="1"/>
+                          <wps:spPr>
+                            <a:xfrm>
+                              <a:off x="965495" y="180000"/>
+                              <a:ext cx="269875" cy="269875"/>
+                            </a:xfrm>
+                            <a:prstGeom prst="rect">
+                              <a:avLst/>
+                            </a:prstGeom>
+                            <a:solidFill>
+                              <a:schemeClr val="lt1"/>
+                            </a:solidFill>
+                            <a:ln w="6350">
+                              <a:solidFill>
+                                <a:prstClr val="black"/>
+                              </a:solidFill>
+                            </a:ln>
+                          </wps:spPr>
+                          <wps:txbx>
+                            <w:txbxContent>
+                              <w:p>
+                                <w:pPr>
+                                  <w:spacing w:line="256" w:lineRule="auto"/>
+                                  <w:jc w:val="center"/>
+                                  <w:rPr>
+                                    <w:rFonts w:ascii="Calibri" w:eastAsia="Calibri" w:hAnsi="Calibri"/>
+                                    <w:b/>
+                                    <w:bCs/>
+                                    <w:shadow/>
+                                    <w:color w:val="000000"/>
+                                    <w:sz w:val="24"/>
+                                    <w:szCs w:val="24"/>
+                                    <w14:shadow w14:blurRad="38100" w14:dist="19050" w14:dir="2700000" w14:sx="100000" w14:sy="100000" w14:kx="0" w14:ky="0" w14:algn="tl">
+                                      <w14:schemeClr w14:val="dk1">
+                                        <w14:alpha w14:val="60000"/>
+                                      </w14:schemeClr>
+                                    </w14:shadow>
+                                    <w14:ligatures w14:val="none"/>
+                                  </w:rPr>
+                                </w:pPr>
+                                <w:r>
+                                  <w:rPr>
+                                    <w:rFonts w:ascii="Calibri" w:eastAsia="Calibri" w:hAnsi="Calibri"/>
+                                    <w:b/>
+                                    <w:bCs/>
+                                    <w:shadow/>
+                                    <w:color w:val="000000"/>
+                                    <w14:shadow w14:blurRad="38100" w14:dist="19050" w14:dir="2700000" w14:sx="100000" w14:sy="100000" w14:kx="0" w14:ky="0" w14:algn="tl">
+                                      <w14:schemeClr w14:val="dk1">
+                                        <w14:alpha w14:val="60000"/>
+                                      </w14:schemeClr>
+                                    </w14:shadow>
+                                  </w:rPr>
+                                  <w:t>I</w:t>
+                                </w:r>
+                              </w:p>
+                            </w:txbxContent>
+                          </wps:txbx>
+                          <wps:bodyPr rot="0" spcFirstLastPara="0" vert="horz" wrap="square" lIns="0" tIns="36000" rIns="0" bIns="36000" numCol="1" spcCol="0" rtlCol="0" fromWordArt="0" anchor="ctr" anchorCtr="0" forceAA="0" compatLnSpc="1">
+                            <a:prstTxWarp prst="textNoShape">
+                              <a:avLst/>
+                            </a:prstTxWarp>
+                            <a:noAutofit/>
+                          </wps:bodyPr>
+                        </wps:wsp>
+                        <wps:wsp>
+                          <wps:cNvPr id="649166968" name="Zone de texte 1"/>
+                          <wps:cNvSpPr txBox="1"/>
+                          <wps:spPr>
+                            <a:xfrm>
+                              <a:off x="1235370" y="180001"/>
+                              <a:ext cx="269875" cy="269875"/>
+                            </a:xfrm>
+                            <a:prstGeom prst="rect">
+                              <a:avLst/>
+                            </a:prstGeom>
+                            <a:solidFill>
+                              <a:schemeClr val="lt1"/>
+                            </a:solidFill>
+                            <a:ln w="6350">
+                              <a:solidFill>
+                                <a:prstClr val="black"/>
+                              </a:solidFill>
+                            </a:ln>
+                          </wps:spPr>
+                          <wps:txbx>
+                            <w:txbxContent>
+                              <w:p>
+                                <w:pPr>
+                                  <w:spacing w:line="254" w:lineRule="auto"/>
+                                  <w:jc w:val="center"/>
+                                  <w:rPr>
+                                    <w:rFonts w:ascii="Calibri" w:eastAsia="Calibri" w:hAnsi="Calibri"/>
+                                    <w:b/>
+                                    <w:bCs/>
+                                    <w:shadow/>
+                                    <w:color w:val="000000"/>
+                                    <w14:shadow w14:blurRad="38100" w14:dist="19050" w14:dir="2700000" w14:sx="100000" w14:sy="100000" w14:kx="0" w14:ky="0" w14:algn="tl">
+                                      <w14:schemeClr w14:val="dk1">
+                                        <w14:alpha w14:val="60000"/>
+                                      </w14:schemeClr>
+                                    </w14:shadow>
+                                    <w14:ligatures w14:val="none"/>
+                                  </w:rPr>
+                                </w:pPr>
+                                <w:r>
+                                  <w:rPr>
+                                    <w:rFonts w:ascii="Calibri" w:eastAsia="Calibri" w:hAnsi="Calibri"/>
+                                    <w:b/>
+                                    <w:bCs/>
+                                    <w:shadow/>
+                                    <w:color w:val="000000"/>
+                                    <w14:shadow w14:blurRad="38100" w14:dist="19050" w14:dir="2700000" w14:sx="100000" w14:sy="100000" w14:kx="0" w14:ky="0" w14:algn="tl">
+                                      <w14:schemeClr w14:val="dk1">
+                                        <w14:alpha w14:val="60000"/>
+                                      </w14:schemeClr>
+                                    </w14:shadow>
+                                  </w:rPr>
+                                  <w:t>N</w:t>
+                                </w:r>
+                                <w:r>
+                                  <w:rPr>
+                                    <w:rFonts w:ascii="Calibri" w:eastAsia="Calibri" w:hAnsi="Calibri"/>
+                                    <w:b/>
+                                    <w:bCs/>
+                                    <w:shadow/>
+                                    <w:color w:val="000000"/>
+                                    <w14:shadow w14:blurRad="38100" w14:dist="19050" w14:dir="2700000" w14:sx="100000" w14:sy="100000" w14:kx="0" w14:ky="0" w14:algn="tl">
+                                      <w14:schemeClr w14:val="dk1">
+                                        <w14:alpha w14:val="60000"/>
+                                      </w14:schemeClr>
+                                    </w14:shadow>
+                                  </w:rPr>
+                                  <w:tab/>
+                                </w:r>
+                              </w:p>
+                            </w:txbxContent>
+                          </wps:txbx>
+                          <wps:bodyPr rot="0" spcFirstLastPara="0" vert="horz" wrap="square" lIns="0" tIns="36000" rIns="0" bIns="36000" numCol="1" spcCol="0" rtlCol="0" fromWordArt="0" anchor="ctr" anchorCtr="0" forceAA="0" compatLnSpc="1">
+                            <a:prstTxWarp prst="textNoShape">
+                              <a:avLst/>
+                            </a:prstTxWarp>
+                            <a:noAutofit/>
+                          </wps:bodyPr>
+                        </wps:wsp>
+                        <wps:wsp>
+                          <wps:cNvPr id="2080910329" name="Zone de texte 1"/>
+                          <wps:cNvSpPr txBox="1"/>
+                          <wps:spPr>
+                            <a:xfrm>
+                              <a:off x="1505245" y="180001"/>
+                              <a:ext cx="269875" cy="269875"/>
+                            </a:xfrm>
+                            <a:prstGeom prst="rect">
+                              <a:avLst/>
+                            </a:prstGeom>
+                            <a:solidFill>
+                              <a:schemeClr val="lt1"/>
+                            </a:solidFill>
+                            <a:ln w="6350">
+                              <a:solidFill>
+                                <a:prstClr val="black"/>
+                              </a:solidFill>
+                            </a:ln>
+                          </wps:spPr>
+                          <wps:txbx>
+                            <w:txbxContent>
+                              <w:p>
+                                <w:pPr>
+                                  <w:spacing w:line="254" w:lineRule="auto"/>
+                                  <w:jc w:val="center"/>
+                                  <w:rPr>
+                                    <w:rFonts w:ascii="Calibri" w:eastAsia="Calibri" w:hAnsi="Calibri"/>
+                                    <w:b/>
+                                    <w:bCs/>
+                                    <w:shadow/>
+                                    <w:color w:val="000000"/>
+                                    <w14:shadow w14:blurRad="38100" w14:dist="19050" w14:dir="2700000" w14:sx="100000" w14:sy="100000" w14:kx="0" w14:ky="0" w14:algn="tl">
+                                      <w14:schemeClr w14:val="dk1">
+                                        <w14:alpha w14:val="60000"/>
+                                      </w14:schemeClr>
+                                    </w14:shadow>
+                                    <w14:ligatures w14:val="none"/>
+                                  </w:rPr>
+                                </w:pPr>
+                                <w:r>
+                                  <w:rPr>
+                                    <w:rFonts w:ascii="Calibri" w:eastAsia="Calibri" w:hAnsi="Calibri"/>
+                                    <w:b/>
+                                    <w:bCs/>
+                                    <w:shadow/>
+                                    <w:color w:val="000000"/>
+                                    <w14:shadow w14:blurRad="38100" w14:dist="19050" w14:dir="2700000" w14:sx="100000" w14:sy="100000" w14:kx="0" w14:ky="0" w14:algn="tl">
+                                      <w14:schemeClr w14:val="dk1">
+                                        <w14:alpha w14:val="60000"/>
+                                      </w14:schemeClr>
+                                    </w14:shadow>
+                                  </w:rPr>
+                                  <w:t>Z</w:t>
+                                </w:r>
+                              </w:p>
+                            </w:txbxContent>
+                          </wps:txbx>
+                          <wps:bodyPr rot="0" spcFirstLastPara="0" vert="horz" wrap="square" lIns="0" tIns="36000" rIns="0" bIns="36000" numCol="1" spcCol="0" rtlCol="0" fromWordArt="0" anchor="ctr" anchorCtr="0" forceAA="0" compatLnSpc="1">
+                            <a:prstTxWarp prst="textNoShape">
+                              <a:avLst/>
+                            </a:prstTxWarp>
+                            <a:noAutofit/>
+                          </wps:bodyPr>
+                        </wps:wsp>
+                        <wps:wsp>
+                          <wps:cNvPr id="518342506" name="Zone de texte 1"/>
+                          <wps:cNvSpPr txBox="1"/>
+                          <wps:spPr>
+                            <a:xfrm>
+                              <a:off x="1775331" y="180001"/>
+                              <a:ext cx="269875" cy="269875"/>
+                            </a:xfrm>
+                            <a:prstGeom prst="rect">
+                              <a:avLst/>
+                            </a:prstGeom>
+                            <a:solidFill>
+                              <a:schemeClr val="lt1"/>
+                            </a:solidFill>
+                            <a:ln w="6350">
+                              <a:solidFill>
+                                <a:prstClr val="black"/>
+                              </a:solidFill>
+                            </a:ln>
+                          </wps:spPr>
+                          <wps:txbx>
+                            <w:txbxContent>
+                              <w:p>
+                                <w:pPr>
+                                  <w:spacing w:line="254" w:lineRule="auto"/>
+                                  <w:jc w:val="center"/>
+                                  <w:rPr>
+                                    <w:rFonts w:ascii="Calibri" w:eastAsia="Calibri" w:hAnsi="Calibri"/>
+                                    <w:b/>
+                                    <w:bCs/>
+                                    <w:shadow/>
+                                    <w:color w:val="000000"/>
+                                    <w14:shadow w14:blurRad="38100" w14:dist="19050" w14:dir="2700000" w14:sx="100000" w14:sy="100000" w14:kx="0" w14:ky="0" w14:algn="tl">
+                                      <w14:schemeClr w14:val="dk1">
+                                        <w14:alpha w14:val="60000"/>
+                                      </w14:schemeClr>
+                                    </w14:shadow>
+                                    <w14:ligatures w14:val="none"/>
+                                  </w:rPr>
+                                </w:pPr>
+                                <w:r>
+                                  <w:rPr>
+                                    <w:rFonts w:ascii="Calibri" w:eastAsia="Calibri" w:hAnsi="Calibri"/>
+                                    <w:b/>
+                                    <w:bCs/>
+                                    <w:shadow/>
+                                    <w:color w:val="000000"/>
+                                    <w14:shadow w14:blurRad="38100" w14:dist="19050" w14:dir="2700000" w14:sx="100000" w14:sy="100000" w14:kx="0" w14:ky="0" w14:algn="tl">
+                                      <w14:schemeClr w14:val="dk1">
+                                        <w14:alpha w14:val="60000"/>
+                                      </w14:schemeClr>
+                                    </w14:shadow>
+                                  </w:rPr>
+                                  <w:t>V</w:t>
+                                </w:r>
+                              </w:p>
+                            </w:txbxContent>
+                          </wps:txbx>
+                          <wps:bodyPr rot="0" spcFirstLastPara="0" vert="horz" wrap="square" lIns="0" tIns="36000" rIns="0" bIns="36000" numCol="1" spcCol="0" rtlCol="0" fromWordArt="0" anchor="ctr" anchorCtr="0" forceAA="0" compatLnSpc="1">
+                            <a:prstTxWarp prst="textNoShape">
+                              <a:avLst/>
+                            </a:prstTxWarp>
+                            <a:noAutofit/>
+                          </wps:bodyPr>
+                        </wps:wsp>
+                        <wps:wsp>
+                          <wps:cNvPr id="1776268854" name="Zone de texte 1"/>
+                          <wps:cNvSpPr txBox="1"/>
+                          <wps:spPr>
+                            <a:xfrm>
+                              <a:off x="2046263" y="180001"/>
+                              <a:ext cx="269875" cy="269875"/>
+                            </a:xfrm>
+                            <a:prstGeom prst="rect">
+                              <a:avLst/>
+                            </a:prstGeom>
+                            <a:solidFill>
+                              <a:schemeClr val="lt1"/>
+                            </a:solidFill>
+                            <a:ln w="6350">
+                              <a:solidFill>
+                                <a:prstClr val="black"/>
+                              </a:solidFill>
+                            </a:ln>
+                          </wps:spPr>
+                          <wps:txbx>
+                            <w:txbxContent>
+                              <w:p>
+                                <w:pPr>
+                                  <w:spacing w:line="254" w:lineRule="auto"/>
+                                  <w:jc w:val="center"/>
+                                  <w:rPr>
+                                    <w:rFonts w:ascii="Calibri" w:eastAsia="Calibri" w:hAnsi="Calibri"/>
+                                    <w:b/>
+                                    <w:bCs/>
+                                    <w:shadow/>
+                                    <w:color w:val="000000"/>
+                                    <w14:shadow w14:blurRad="38100" w14:dist="19050" w14:dir="2700000" w14:sx="100000" w14:sy="100000" w14:kx="0" w14:ky="0" w14:algn="tl">
+                                      <w14:schemeClr w14:val="dk1">
+                                        <w14:alpha w14:val="60000"/>
+                                      </w14:schemeClr>
+                                    </w14:shadow>
+                                    <w14:ligatures w14:val="none"/>
+                                  </w:rPr>
+                                </w:pPr>
+                                <w:r>
+                                  <w:rPr>
+                                    <w:rFonts w:ascii="Calibri" w:eastAsia="Calibri" w:hAnsi="Calibri"/>
+                                    <w:b/>
+                                    <w:bCs/>
+                                    <w:shadow/>
+                                    <w:color w:val="000000"/>
+                                    <w14:shadow w14:blurRad="38100" w14:dist="19050" w14:dir="2700000" w14:sx="100000" w14:sy="100000" w14:kx="0" w14:ky="0" w14:algn="tl">
+                                      <w14:schemeClr w14:val="dk1">
+                                        <w14:alpha w14:val="60000"/>
+                                      </w14:schemeClr>
+                                    </w14:shadow>
+                                  </w:rPr>
+                                  <w:t>C</w:t>
+                                </w:r>
+                              </w:p>
+                            </w:txbxContent>
+                          </wps:txbx>
+                          <wps:bodyPr rot="0" spcFirstLastPara="0" vert="horz" wrap="square" lIns="0" tIns="36000" rIns="0" bIns="36000" numCol="1" spcCol="0" rtlCol="0" fromWordArt="0" anchor="ctr" anchorCtr="0" forceAA="0" compatLnSpc="1">
+                            <a:prstTxWarp prst="textNoShape">
+                              <a:avLst/>
+                            </a:prstTxWarp>
+                            <a:noAutofit/>
+                          </wps:bodyPr>
+                        </wps:wsp>
+                      </wpg:wgp>
+                      <wpg:wgp>
+                        <wpg:cNvPr id="1557103073" name="Groupe 1557103073"/>
+                        <wpg:cNvGrpSpPr/>
+                        <wpg:grpSpPr>
+                          <a:xfrm>
+                            <a:off x="524311" y="658508"/>
+                            <a:ext cx="1419722" cy="295063"/>
+                            <a:chOff x="524311" y="658508"/>
+                            <a:chExt cx="1419722" cy="295063"/>
+                          </a:xfrm>
+                        </wpg:grpSpPr>
+                        <wps:wsp>
+                          <wps:cNvPr id="715840005" name="Zone de texte 1"/>
+                          <wps:cNvSpPr txBox="1"/>
+                          <wps:spPr>
+                            <a:xfrm>
+                              <a:off x="806535" y="678052"/>
+                              <a:ext cx="108000" cy="108000"/>
+                            </a:xfrm>
+                            <a:prstGeom prst="rect">
+                              <a:avLst/>
+                            </a:prstGeom>
+                            <a:solidFill>
+                              <a:schemeClr val="lt1"/>
+                            </a:solidFill>
+                            <a:ln w="6350">
+                              <a:solidFill>
+                                <a:prstClr val="black"/>
+                              </a:solidFill>
+                            </a:ln>
+                          </wps:spPr>
+                          <wps:txbx>
+                            <w:txbxContent>
+                              <w:p>
+                                <w:pPr>
+                                  <w:spacing w:line="254" w:lineRule="auto"/>
+                                  <w:jc w:val="center"/>
+                                  <w:rPr>
+                                    <w:rFonts w:ascii="Calibri" w:eastAsia="Calibri" w:hAnsi="Calibri"/>
+                                    <w:b/>
+                                    <w:bCs/>
+                                    <w:shadow/>
+                                    <w:color w:val="000000"/>
+                                    <w14:shadow w14:blurRad="38100" w14:dist="19050" w14:dir="2700000" w14:sx="100000" w14:sy="100000" w14:kx="0" w14:ky="0" w14:algn="tl">
+                                      <w14:schemeClr w14:val="dk1">
+                                        <w14:alpha w14:val="60000"/>
+                                      </w14:schemeClr>
+                                    </w14:shadow>
+                                    <w14:ligatures w14:val="none"/>
+                                  </w:rPr>
+                                </w:pPr>
+                              </w:p>
+                            </w:txbxContent>
+                          </wps:txbx>
+                          <wps:bodyPr rot="0" spcFirstLastPara="0" vert="horz" wrap="square" lIns="0" tIns="36000" rIns="0" bIns="36000" numCol="1" spcCol="0" rtlCol="0" fromWordArt="0" anchor="ctr" anchorCtr="0" forceAA="0" compatLnSpc="1">
+                            <a:prstTxWarp prst="textNoShape">
+                              <a:avLst/>
+                            </a:prstTxWarp>
+                            <a:noAutofit/>
+                          </wps:bodyPr>
+                        </wps:wsp>
+                        <wps:wsp>
+                          <wps:cNvPr id="1765181545" name="Zone de texte 1"/>
+                          <wps:cNvSpPr txBox="1"/>
+                          <wps:spPr>
+                            <a:xfrm>
+                              <a:off x="913779" y="678052"/>
+                              <a:ext cx="107950" cy="107950"/>
+                            </a:xfrm>
+                            <a:prstGeom prst="rect">
+                              <a:avLst/>
+                            </a:prstGeom>
+                            <a:solidFill>
+                              <a:schemeClr val="lt1"/>
+                            </a:solidFill>
+                            <a:ln w="6350">
+                              <a:solidFill>
+                                <a:prstClr val="black"/>
+                              </a:solidFill>
+                            </a:ln>
+                          </wps:spPr>
+                          <wps:txbx>
+                            <w:txbxContent>
+                              <w:p>
+                                <w:pPr>
+                                  <w:spacing w:line="252" w:lineRule="auto"/>
+                                  <w:jc w:val="center"/>
+                                  <w:rPr>
+                                    <w:rFonts w:ascii="Calibri" w:eastAsia="Calibri" w:hAnsi="Calibri"/>
+                                    <w:b/>
+                                    <w:bCs/>
+                                    <w:shadow/>
+                                    <w:color w:val="000000"/>
+                                    <w14:shadow w14:blurRad="38100" w14:dist="19050" w14:dir="2700000" w14:sx="100000" w14:sy="100000" w14:kx="0" w14:ky="0" w14:algn="tl">
+                                      <w14:schemeClr w14:val="dk1">
+                                        <w14:alpha w14:val="60000"/>
+                                      </w14:schemeClr>
+                                    </w14:shadow>
+                                    <w14:ligatures w14:val="none"/>
+                                  </w:rPr>
+                                </w:pPr>
+                                <w:r>
+                                  <w:rPr>
+                                    <w:rFonts w:ascii="Calibri" w:eastAsia="Calibri" w:hAnsi="Calibri"/>
+                                    <w:b/>
+                                    <w:bCs/>
+                                    <w:shadow/>
+                                    <w:color w:val="000000"/>
+                                    <w14:shadow w14:blurRad="38100" w14:dist="19050" w14:dir="2700000" w14:sx="100000" w14:sy="100000" w14:kx="0" w14:ky="0" w14:algn="tl">
+                                      <w14:schemeClr w14:val="dk1">
+                                        <w14:alpha w14:val="60000"/>
+                                      </w14:schemeClr>
+                                    </w14:shadow>
+                                  </w:rPr>
+                                  <w:t> </w:t>
+                                </w:r>
+                              </w:p>
+                            </w:txbxContent>
+                          </wps:txbx>
+                          <wps:bodyPr rot="0" spcFirstLastPara="0" vert="horz" wrap="square" lIns="0" tIns="36000" rIns="0" bIns="36000" numCol="1" spcCol="0" rtlCol="0" fromWordArt="0" anchor="ctr" anchorCtr="0" forceAA="0" compatLnSpc="1">
+                            <a:prstTxWarp prst="textNoShape">
+                              <a:avLst/>
+                            </a:prstTxWarp>
+                            <a:noAutofit/>
+                          </wps:bodyPr>
+                        </wps:wsp>
+                        <wps:wsp>
+                          <wps:cNvPr id="1845496927" name="Zone de texte 1"/>
+                          <wps:cNvSpPr txBox="1"/>
+                          <wps:spPr>
+                            <a:xfrm>
+                              <a:off x="1021024" y="678052"/>
+                              <a:ext cx="107950" cy="107950"/>
+                            </a:xfrm>
+                            <a:prstGeom prst="rect">
+                              <a:avLst/>
+                            </a:prstGeom>
+                            <a:solidFill>
+                              <a:schemeClr val="lt1"/>
+                            </a:solidFill>
+                            <a:ln w="6350">
+                              <a:solidFill>
+                                <a:prstClr val="black"/>
+                              </a:solidFill>
+                            </a:ln>
+                          </wps:spPr>
+                          <wps:txbx>
+                            <w:txbxContent>
+                              <w:p>
+                                <w:pPr>
+                                  <w:spacing w:line="252" w:lineRule="auto"/>
+                                  <w:jc w:val="center"/>
+                                  <w:rPr>
+                                    <w:rFonts w:ascii="Calibri" w:eastAsia="Calibri" w:hAnsi="Calibri"/>
+                                    <w:b/>
+                                    <w:bCs/>
+                                    <w:shadow/>
+                                    <w:color w:val="000000"/>
+                                    <w14:shadow w14:blurRad="38100" w14:dist="19050" w14:dir="2700000" w14:sx="100000" w14:sy="100000" w14:kx="0" w14:ky="0" w14:algn="tl">
+                                      <w14:schemeClr w14:val="dk1">
+                                        <w14:alpha w14:val="60000"/>
+                                      </w14:schemeClr>
+                                    </w14:shadow>
+                                    <w14:ligatures w14:val="none"/>
+                                  </w:rPr>
+                                </w:pPr>
+                                <w:r>
+                                  <w:rPr>
+                                    <w:rFonts w:ascii="Calibri" w:eastAsia="Calibri" w:hAnsi="Calibri"/>
+                                    <w:b/>
+                                    <w:bCs/>
+                                    <w:shadow/>
+                                    <w:color w:val="000000"/>
+                                    <w14:shadow w14:blurRad="38100" w14:dist="19050" w14:dir="2700000" w14:sx="100000" w14:sy="100000" w14:kx="0" w14:ky="0" w14:algn="tl">
+                                      <w14:schemeClr w14:val="dk1">
+                                        <w14:alpha w14:val="60000"/>
+                                      </w14:schemeClr>
+                                    </w14:shadow>
+                                  </w:rPr>
+                                  <w:t> </w:t>
+                                </w:r>
+                              </w:p>
+                            </w:txbxContent>
+                          </wps:txbx>
+                          <wps:bodyPr rot="0" spcFirstLastPara="0" vert="horz" wrap="square" lIns="0" tIns="36000" rIns="0" bIns="36000" numCol="1" spcCol="0" rtlCol="0" fromWordArt="0" anchor="ctr" anchorCtr="0" forceAA="0" compatLnSpc="1">
+                            <a:prstTxWarp prst="textNoShape">
+                              <a:avLst/>
+                            </a:prstTxWarp>
+                            <a:noAutofit/>
+                          </wps:bodyPr>
+                        </wps:wsp>
+                        <wps:wsp>
+                          <wps:cNvPr id="1099062205" name="Zone de texte 1"/>
+                          <wps:cNvSpPr txBox="1"/>
+                          <wps:spPr>
+                            <a:xfrm>
+                              <a:off x="1128339" y="678052"/>
+                              <a:ext cx="107950" cy="107950"/>
+                            </a:xfrm>
+                            <a:prstGeom prst="rect">
+                              <a:avLst/>
+                            </a:prstGeom>
+                            <a:solidFill>
+                              <a:schemeClr val="lt1"/>
+                            </a:solidFill>
+                            <a:ln w="6350">
+                              <a:solidFill>
+                                <a:prstClr val="black"/>
+                              </a:solidFill>
+                            </a:ln>
+                          </wps:spPr>
+                          <wps:txbx>
+                            <w:txbxContent>
+                              <w:p>
+                                <w:pPr>
+                                  <w:spacing w:line="252" w:lineRule="auto"/>
+                                  <w:jc w:val="center"/>
+                                  <w:rPr>
+                                    <w:rFonts w:ascii="Calibri" w:eastAsia="Calibri" w:hAnsi="Calibri"/>
+                                    <w:b/>
+                                    <w:bCs/>
+                                    <w:shadow/>
+                                    <w:color w:val="000000"/>
+                                    <w14:shadow w14:blurRad="38100" w14:dist="19050" w14:dir="2700000" w14:sx="100000" w14:sy="100000" w14:kx="0" w14:ky="0" w14:algn="tl">
+                                      <w14:schemeClr w14:val="dk1">
+                                        <w14:alpha w14:val="60000"/>
+                                      </w14:schemeClr>
+                                    </w14:shadow>
+                                    <w14:ligatures w14:val="none"/>
+                                  </w:rPr>
+                                </w:pPr>
+                                <w:r>
+                                  <w:rPr>
+                                    <w:rFonts w:ascii="Calibri" w:eastAsia="Calibri" w:hAnsi="Calibri"/>
+                                    <w:b/>
+                                    <w:bCs/>
+                                    <w:shadow/>
+                                    <w:color w:val="000000"/>
+                                    <w14:shadow w14:blurRad="38100" w14:dist="19050" w14:dir="2700000" w14:sx="100000" w14:sy="100000" w14:kx="0" w14:ky="0" w14:algn="tl">
+                                      <w14:schemeClr w14:val="dk1">
+                                        <w14:alpha w14:val="60000"/>
+                                      </w14:schemeClr>
+                                    </w14:shadow>
+                                  </w:rPr>
+                                  <w:t> </w:t>
+                                </w:r>
+                              </w:p>
+                            </w:txbxContent>
+                          </wps:txbx>
+                          <wps:bodyPr rot="0" spcFirstLastPara="0" vert="horz" wrap="square" lIns="0" tIns="36000" rIns="0" bIns="36000" numCol="1" spcCol="0" rtlCol="0" fromWordArt="0" anchor="ctr" anchorCtr="0" forceAA="0" compatLnSpc="1">
+                            <a:prstTxWarp prst="textNoShape">
+                              <a:avLst/>
+                            </a:prstTxWarp>
+                            <a:noAutofit/>
+                          </wps:bodyPr>
+                        </wps:wsp>
+                        <wps:wsp>
+                          <wps:cNvPr id="813567965" name="Zone de texte 1"/>
+                          <wps:cNvSpPr txBox="1"/>
+                          <wps:spPr>
+                            <a:xfrm>
+                              <a:off x="1236289" y="678102"/>
+                              <a:ext cx="107950" cy="107950"/>
+                            </a:xfrm>
+                            <a:prstGeom prst="rect">
+                              <a:avLst/>
+                            </a:prstGeom>
+                            <a:solidFill>
+                              <a:schemeClr val="lt1"/>
+                            </a:solidFill>
+                            <a:ln w="6350">
+                              <a:solidFill>
+                                <a:prstClr val="black"/>
+                              </a:solidFill>
+                            </a:ln>
+                          </wps:spPr>
+                          <wps:txbx>
+                            <w:txbxContent>
+                              <w:p>
+                                <w:pPr>
+                                  <w:spacing w:line="252" w:lineRule="auto"/>
+                                  <w:jc w:val="center"/>
+                                  <w:rPr>
+                                    <w:rFonts w:ascii="Calibri" w:eastAsia="Calibri" w:hAnsi="Calibri"/>
+                                    <w:b/>
+                                    <w:bCs/>
+                                    <w:shadow/>
+                                    <w:color w:val="000000"/>
+                                    <w14:shadow w14:blurRad="38100" w14:dist="19050" w14:dir="2700000" w14:sx="100000" w14:sy="100000" w14:kx="0" w14:ky="0" w14:algn="tl">
+                                      <w14:schemeClr w14:val="dk1">
+                                        <w14:alpha w14:val="60000"/>
+                                      </w14:schemeClr>
+                                    </w14:shadow>
+                                    <w14:ligatures w14:val="none"/>
+                                  </w:rPr>
+                                </w:pPr>
+                                <w:r>
+                                  <w:rPr>
+                                    <w:rFonts w:ascii="Calibri" w:eastAsia="Calibri" w:hAnsi="Calibri"/>
+                                    <w:b/>
+                                    <w:bCs/>
+                                    <w:shadow/>
+                                    <w:color w:val="000000"/>
+                                    <w14:shadow w14:blurRad="38100" w14:dist="19050" w14:dir="2700000" w14:sx="100000" w14:sy="100000" w14:kx="0" w14:ky="0" w14:algn="tl">
+                                      <w14:schemeClr w14:val="dk1">
+                                        <w14:alpha w14:val="60000"/>
+                                      </w14:schemeClr>
+                                    </w14:shadow>
+                                  </w:rPr>
+                                  <w:t> </w:t>
+                                </w:r>
+                              </w:p>
+                            </w:txbxContent>
+                          </wps:txbx>
+                          <wps:bodyPr rot="0" spcFirstLastPara="0" vert="horz" wrap="square" lIns="0" tIns="36000" rIns="0" bIns="36000" numCol="1" spcCol="0" rtlCol="0" fromWordArt="0" anchor="ctr" anchorCtr="0" forceAA="0" compatLnSpc="1">
+                            <a:prstTxWarp prst="textNoShape">
+                              <a:avLst/>
+                            </a:prstTxWarp>
+                            <a:noAutofit/>
+                          </wps:bodyPr>
+                        </wps:wsp>
+                        <wps:wsp>
+                          <wps:cNvPr id="1800522750" name="Zone de texte 1"/>
+                          <wps:cNvSpPr txBox="1"/>
+                          <wps:spPr>
+                            <a:xfrm>
+                              <a:off x="1343604" y="678102"/>
+                              <a:ext cx="107950" cy="107950"/>
+                            </a:xfrm>
+                            <a:prstGeom prst="rect">
+                              <a:avLst/>
+                            </a:prstGeom>
+                            <a:solidFill>
+                              <a:schemeClr val="lt1"/>
+                            </a:solidFill>
+                            <a:ln w="6350">
+                              <a:solidFill>
+                                <a:prstClr val="black"/>
+                              </a:solidFill>
+                            </a:ln>
+                          </wps:spPr>
+                          <wps:txbx>
+                            <w:txbxContent>
+                              <w:p>
+                                <w:pPr>
+                                  <w:spacing w:line="252" w:lineRule="auto"/>
+                                  <w:jc w:val="center"/>
+                                  <w:rPr>
+                                    <w:rFonts w:ascii="Calibri" w:eastAsia="Calibri" w:hAnsi="Calibri"/>
+                                    <w:b/>
+                                    <w:bCs/>
+                                    <w:shadow/>
+                                    <w:color w:val="000000"/>
+                                    <w14:shadow w14:blurRad="38100" w14:dist="19050" w14:dir="2700000" w14:sx="100000" w14:sy="100000" w14:kx="0" w14:ky="0" w14:algn="tl">
+                                      <w14:schemeClr w14:val="dk1">
+                                        <w14:alpha w14:val="60000"/>
+                                      </w14:schemeClr>
+                                    </w14:shadow>
+                                    <w14:ligatures w14:val="none"/>
+                                  </w:rPr>
+                                </w:pPr>
+                                <w:r>
+                                  <w:rPr>
+                                    <w:rFonts w:ascii="Calibri" w:eastAsia="Calibri" w:hAnsi="Calibri"/>
+                                    <w:b/>
+                                    <w:bCs/>
+                                    <w:shadow/>
+                                    <w:color w:val="000000"/>
+                                    <w14:shadow w14:blurRad="38100" w14:dist="19050" w14:dir="2700000" w14:sx="100000" w14:sy="100000" w14:kx="0" w14:ky="0" w14:algn="tl">
+                                      <w14:schemeClr w14:val="dk1">
+                                        <w14:alpha w14:val="60000"/>
+                                      </w14:schemeClr>
+                                    </w14:shadow>
+                                  </w:rPr>
+                                  <w:t> </w:t>
+                                </w:r>
+                              </w:p>
+                            </w:txbxContent>
+                          </wps:txbx>
+                          <wps:bodyPr rot="0" spcFirstLastPara="0" vert="horz" wrap="square" lIns="0" tIns="36000" rIns="0" bIns="36000" numCol="1" spcCol="0" rtlCol="0" fromWordArt="0" anchor="ctr" anchorCtr="0" forceAA="0" compatLnSpc="1">
+                            <a:prstTxWarp prst="textNoShape">
+                              <a:avLst/>
+                            </a:prstTxWarp>
+                            <a:noAutofit/>
+                          </wps:bodyPr>
+                        </wps:wsp>
+                        <wps:wsp>
+                          <wps:cNvPr id="2126041632" name="Zone de texte 1"/>
+                          <wps:cNvSpPr txBox="1"/>
+                          <wps:spPr>
+                            <a:xfrm>
+                              <a:off x="1450284" y="678102"/>
+                              <a:ext cx="107950" cy="107950"/>
+                            </a:xfrm>
+                            <a:prstGeom prst="rect">
+                              <a:avLst/>
+                            </a:prstGeom>
+                            <a:solidFill>
+                              <a:schemeClr val="lt1"/>
+                            </a:solidFill>
+                            <a:ln w="6350">
+                              <a:solidFill>
+                                <a:prstClr val="black"/>
+                              </a:solidFill>
+                            </a:ln>
+                          </wps:spPr>
+                          <wps:txbx>
+                            <w:txbxContent>
+                              <w:p>
+                                <w:pPr>
+                                  <w:spacing w:line="252" w:lineRule="auto"/>
+                                  <w:jc w:val="center"/>
+                                  <w:rPr>
+                                    <w:rFonts w:ascii="Calibri" w:eastAsia="Calibri" w:hAnsi="Calibri"/>
+                                    <w:b/>
+                                    <w:bCs/>
+                                    <w:shadow/>
+                                    <w:color w:val="000000"/>
+                                    <w14:shadow w14:blurRad="38100" w14:dist="19050" w14:dir="2700000" w14:sx="100000" w14:sy="100000" w14:kx="0" w14:ky="0" w14:algn="tl">
+                                      <w14:schemeClr w14:val="dk1">
+                                        <w14:alpha w14:val="60000"/>
+                                      </w14:schemeClr>
+                                    </w14:shadow>
+                                    <w14:ligatures w14:val="none"/>
+                                  </w:rPr>
+                                </w:pPr>
+                                <w:r>
+                                  <w:rPr>
+                                    <w:rFonts w:ascii="Calibri" w:eastAsia="Calibri" w:hAnsi="Calibri"/>
+                                    <w:b/>
+                                    <w:bCs/>
+                                    <w:shadow/>
+                                    <w:color w:val="000000"/>
+                                    <w14:shadow w14:blurRad="38100" w14:dist="19050" w14:dir="2700000" w14:sx="100000" w14:sy="100000" w14:kx="0" w14:ky="0" w14:algn="tl">
+                                      <w14:schemeClr w14:val="dk1">
+                                        <w14:alpha w14:val="60000"/>
+                                      </w14:schemeClr>
+                                    </w14:shadow>
+                                  </w:rPr>
+                                  <w:t> </w:t>
+                                </w:r>
+                              </w:p>
+                            </w:txbxContent>
+                          </wps:txbx>
+                          <wps:bodyPr rot="0" spcFirstLastPara="0" vert="horz" wrap="square" lIns="0" tIns="36000" rIns="0" bIns="36000" numCol="1" spcCol="0" rtlCol="0" fromWordArt="0" anchor="ctr" anchorCtr="0" forceAA="0" compatLnSpc="1">
+                            <a:prstTxWarp prst="textNoShape">
+                              <a:avLst/>
+                            </a:prstTxWarp>
+                            <a:noAutofit/>
+                          </wps:bodyPr>
+                        </wps:wsp>
+                        <wps:wsp>
+                          <wps:cNvPr id="67803268" name="Zone de texte 1"/>
+                          <wps:cNvSpPr txBox="1"/>
+                          <wps:spPr>
+                            <a:xfrm>
+                              <a:off x="1557599" y="678102"/>
+                              <a:ext cx="107950" cy="107950"/>
+                            </a:xfrm>
+                            <a:prstGeom prst="rect">
+                              <a:avLst/>
+                            </a:prstGeom>
+                            <a:solidFill>
+                              <a:schemeClr val="lt1"/>
+                            </a:solidFill>
+                            <a:ln w="6350">
+                              <a:solidFill>
+                                <a:prstClr val="black"/>
+                              </a:solidFill>
+                            </a:ln>
+                          </wps:spPr>
+                          <wps:txbx>
+                            <w:txbxContent>
+                              <w:p>
+                                <w:pPr>
+                                  <w:spacing w:line="252" w:lineRule="auto"/>
+                                  <w:jc w:val="center"/>
+                                  <w:rPr>
+                                    <w:rFonts w:ascii="Calibri" w:eastAsia="Calibri" w:hAnsi="Calibri"/>
+                                    <w:b/>
+                                    <w:bCs/>
+                                    <w:shadow/>
+                                    <w:color w:val="000000"/>
+                                    <w14:shadow w14:blurRad="38100" w14:dist="19050" w14:dir="2700000" w14:sx="100000" w14:sy="100000" w14:kx="0" w14:ky="0" w14:algn="tl">
+                                      <w14:schemeClr w14:val="dk1">
+                                        <w14:alpha w14:val="60000"/>
+                                      </w14:schemeClr>
+                                    </w14:shadow>
+                                    <w14:ligatures w14:val="none"/>
+                                  </w:rPr>
+                                </w:pPr>
+                                <w:r>
+                                  <w:rPr>
+                                    <w:rFonts w:ascii="Calibri" w:eastAsia="Calibri" w:hAnsi="Calibri"/>
+                                    <w:b/>
+                                    <w:bCs/>
+                                    <w:shadow/>
+                                    <w:color w:val="000000"/>
+                                    <w14:shadow w14:blurRad="38100" w14:dist="19050" w14:dir="2700000" w14:sx="100000" w14:sy="100000" w14:kx="0" w14:ky="0" w14:algn="tl">
+                                      <w14:schemeClr w14:val="dk1">
+                                        <w14:alpha w14:val="60000"/>
+                                      </w14:schemeClr>
+                                    </w14:shadow>
+                                  </w:rPr>
+                                  <w:t> </w:t>
+                                </w:r>
+                              </w:p>
+                            </w:txbxContent>
+                          </wps:txbx>
+                          <wps:bodyPr rot="0" spcFirstLastPara="0" vert="horz" wrap="square" lIns="0" tIns="36000" rIns="0" bIns="36000" numCol="1" spcCol="0" rtlCol="0" fromWordArt="0" anchor="ctr" anchorCtr="0" forceAA="0" compatLnSpc="1">
+                            <a:prstTxWarp prst="textNoShape">
+                              <a:avLst/>
+                            </a:prstTxWarp>
+                            <a:noAutofit/>
+                          </wps:bodyPr>
+                        </wps:wsp>
+                        <wps:wsp>
+                          <wps:cNvPr id="1376096027" name="Connecteur droit avec flèche 1376096027"/>
+                          <wps:cNvCnPr/>
+                          <wps:spPr>
+                            <a:xfrm flipH="1" flipV="1">
+                              <a:off x="651933" y="730814"/>
+                              <a:ext cx="112889" cy="2823"/>
+                            </a:xfrm>
+                            <a:prstGeom prst="straightConnector1">
+                              <a:avLst/>
+                            </a:prstGeom>
+                            <a:ln>
+                              <a:tailEnd type="triangle"/>
+                            </a:ln>
+                          </wps:spPr>
+                          <wps:style>
+                            <a:lnRef idx="1">
+                              <a:schemeClr val="dk1"/>
+                            </a:lnRef>
+                            <a:fillRef idx="0">
+                              <a:schemeClr val="dk1"/>
+                            </a:fillRef>
+                            <a:effectRef idx="0">
+                              <a:schemeClr val="dk1"/>
+                            </a:effectRef>
+                            <a:fontRef idx="minor">
+                              <a:schemeClr val="tx1"/>
+                            </a:fontRef>
+                          </wps:style>
+                          <wps:bodyPr/>
+                        </wps:wsp>
+                        <wps:wsp>
+                          <wps:cNvPr id="1065861623" name="Zone de texte 1"/>
+                          <wps:cNvSpPr txBox="1"/>
+                          <wps:spPr>
+                            <a:xfrm>
+                              <a:off x="524311" y="658508"/>
+                              <a:ext cx="164311" cy="175600"/>
+                            </a:xfrm>
+                            <a:prstGeom prst="rect">
+                              <a:avLst/>
+                            </a:prstGeom>
+                            <a:noFill/>
+                            <a:ln w="6350">
+                              <a:noFill/>
+                            </a:ln>
+                          </wps:spPr>
+                          <wps:txbx>
+                            <w:txbxContent>
+                              <w:p>
+                                <w:pPr>
+                                  <w:spacing w:line="254" w:lineRule="auto"/>
+                                  <w:jc w:val="center"/>
+                                  <w:rPr>
+                                    <w:rFonts w:ascii="Calibri" w:eastAsia="Calibri" w:hAnsi="Calibri"/>
+                                    <w:b/>
+                                    <w:bCs/>
+                                    <w:shadow/>
+                                    <w:color w:val="000000"/>
+                                    <w:sz w:val="16"/>
+                                    <w:szCs w:val="16"/>
+                                    <w14:shadow w14:blurRad="38100" w14:dist="19050" w14:dir="2700000" w14:sx="100000" w14:sy="100000" w14:kx="0" w14:ky="0" w14:algn="tl">
+                                      <w14:schemeClr w14:val="dk1">
+                                        <w14:alpha w14:val="60000"/>
+                                      </w14:schemeClr>
+                                    </w14:shadow>
+                                    <w14:ligatures w14:val="none"/>
+                                  </w:rPr>
+                                </w:pPr>
+                                <w:r>
+                                  <w:rPr>
+                                    <w:rFonts w:ascii="Calibri" w:eastAsia="Calibri" w:hAnsi="Calibri"/>
+                                    <w:b/>
+                                    <w:bCs/>
+                                    <w:shadow/>
+                                    <w:color w:val="000000"/>
+                                    <w:sz w:val="16"/>
+                                    <w:szCs w:val="16"/>
+                                    <w14:shadow w14:blurRad="38100" w14:dist="19050" w14:dir="2700000" w14:sx="100000" w14:sy="100000" w14:kx="0" w14:ky="0" w14:algn="tl">
+                                      <w14:schemeClr w14:val="dk1">
+                                        <w14:alpha w14:val="60000"/>
+                                      </w14:schemeClr>
+                                    </w14:shadow>
+                                  </w:rPr>
+                                  <w:t>C</w:t>
+                                </w:r>
+                              </w:p>
+                            </w:txbxContent>
+                          </wps:txbx>
+                          <wps:bodyPr rot="0" spcFirstLastPara="0" vert="horz" wrap="square" lIns="0" tIns="0" rIns="0" bIns="0" numCol="1" spcCol="0" rtlCol="0" fromWordArt="0" anchor="ctr" anchorCtr="0" forceAA="0" compatLnSpc="1">
+                            <a:prstTxWarp prst="textNoShape">
+                              <a:avLst/>
+                            </a:prstTxWarp>
+                            <a:noAutofit/>
+                          </wps:bodyPr>
+                        </wps:wsp>
+                        <wps:wsp>
+                          <wps:cNvPr id="1024577516" name="Connecteur droit avec flèche 1024577516"/>
+                          <wps:cNvCnPr/>
+                          <wps:spPr>
+                            <a:xfrm flipH="1" flipV="1">
+                              <a:off x="1701672" y="730333"/>
+                              <a:ext cx="112395" cy="2540"/>
+                            </a:xfrm>
+                            <a:prstGeom prst="straightConnector1">
+                              <a:avLst/>
+                            </a:prstGeom>
+                            <a:ln>
+                              <a:tailEnd type="triangle"/>
+                            </a:ln>
+                          </wps:spPr>
+                          <wps:style>
+                            <a:lnRef idx="1">
+                              <a:schemeClr val="dk1"/>
+                            </a:lnRef>
+                            <a:fillRef idx="0">
+                              <a:schemeClr val="dk1"/>
+                            </a:fillRef>
+                            <a:effectRef idx="0">
+                              <a:schemeClr val="dk1"/>
+                            </a:effectRef>
+                            <a:fontRef idx="minor">
+                              <a:schemeClr val="tx1"/>
+                            </a:fontRef>
+                          </wps:style>
+                          <wps:bodyPr/>
+                        </wps:wsp>
+                        <wps:wsp>
+                          <wps:cNvPr id="504300172" name="Zone de texte 1"/>
+                          <wps:cNvSpPr txBox="1"/>
+                          <wps:spPr>
+                            <a:xfrm>
+                              <a:off x="1780203" y="661046"/>
+                              <a:ext cx="163830" cy="175260"/>
+                            </a:xfrm>
+                            <a:prstGeom prst="rect">
+                              <a:avLst/>
+                            </a:prstGeom>
+                            <a:noFill/>
+                            <a:ln w="6350">
+                              <a:noFill/>
+                            </a:ln>
+                          </wps:spPr>
+                          <wps:txbx>
+                            <w:txbxContent>
+                              <w:p>
+                                <w:pPr>
+                                  <w:spacing w:line="252" w:lineRule="auto"/>
+                                  <w:jc w:val="center"/>
+                                  <w:rPr>
+                                    <w:rFonts w:ascii="Calibri" w:eastAsia="Calibri" w:hAnsi="Calibri"/>
+                                    <w:b/>
+                                    <w:bCs/>
+                                    <w:shadow/>
+                                    <w:color w:val="000000"/>
+                                    <w:sz w:val="16"/>
+                                    <w:szCs w:val="16"/>
+                                    <w14:shadow w14:blurRad="38100" w14:dist="19050" w14:dir="2700000" w14:sx="100000" w14:sy="100000" w14:kx="0" w14:ky="0" w14:algn="tl">
+                                      <w14:schemeClr w14:val="dk1">
+                                        <w14:alpha w14:val="60000"/>
+                                      </w14:schemeClr>
+                                    </w14:shadow>
+                                    <w14:ligatures w14:val="none"/>
+                                  </w:rPr>
+                                </w:pPr>
+                                <w:r>
+                                  <w:rPr>
+                                    <w:rFonts w:ascii="Calibri" w:eastAsia="Calibri" w:hAnsi="Calibri"/>
+                                    <w:b/>
+                                    <w:bCs/>
+                                    <w:shadow/>
+                                    <w:color w:val="000000"/>
+                                    <w:sz w:val="16"/>
+                                    <w:szCs w:val="16"/>
+                                    <w14:shadow w14:blurRad="38100" w14:dist="19050" w14:dir="2700000" w14:sx="100000" w14:sy="100000" w14:kx="0" w14:ky="0" w14:algn="tl">
+                                      <w14:schemeClr w14:val="dk1">
+                                        <w14:alpha w14:val="60000"/>
+                                      </w14:schemeClr>
+                                    </w14:shadow>
+                                  </w:rPr>
+                                  <w:t>0</w:t>
+                                </w:r>
+                              </w:p>
+                            </w:txbxContent>
+                          </wps:txbx>
+                          <wps:bodyPr rot="0" spcFirstLastPara="0" vert="horz" wrap="square" lIns="0" tIns="0" rIns="0" bIns="0" numCol="1" spcCol="0" rtlCol="0" fromWordArt="0" anchor="ctr" anchorCtr="0" forceAA="0" compatLnSpc="1">
+                            <a:prstTxWarp prst="textNoShape">
+                              <a:avLst/>
+                            </a:prstTxWarp>
+                            <a:noAutofit/>
+                          </wps:bodyPr>
+                        </wps:wsp>
+                        <wps:wsp>
+                          <wps:cNvPr id="1680434512" name="Connecteur droit avec flèche 1680434512"/>
+                          <wps:cNvCnPr/>
+                          <wps:spPr>
+                            <a:xfrm flipH="1">
+                              <a:off x="958934" y="854511"/>
+                              <a:ext cx="542488" cy="0"/>
+                            </a:xfrm>
+                            <a:prstGeom prst="straightConnector1">
+                              <a:avLst/>
+                            </a:prstGeom>
+                            <a:ln>
+                              <a:tailEnd type="triangle"/>
+                            </a:ln>
+                          </wps:spPr>
+                          <wps:style>
+                            <a:lnRef idx="1">
+                              <a:schemeClr val="dk1"/>
+                            </a:lnRef>
+                            <a:fillRef idx="0">
+                              <a:schemeClr val="dk1"/>
+                            </a:fillRef>
+                            <a:effectRef idx="0">
+                              <a:schemeClr val="dk1"/>
+                            </a:effectRef>
+                            <a:fontRef idx="minor">
+                              <a:schemeClr val="tx1"/>
+                            </a:fontRef>
+                          </wps:style>
+                          <wps:bodyPr/>
+                        </wps:wsp>
+                        <wps:wsp>
+                          <wps:cNvPr id="217025551" name="Zone de texte 1"/>
+                          <wps:cNvSpPr txBox="1"/>
+                          <wps:spPr>
+                            <a:xfrm>
+                              <a:off x="778932" y="778311"/>
+                              <a:ext cx="163830" cy="175260"/>
+                            </a:xfrm>
+                            <a:prstGeom prst="rect">
+                              <a:avLst/>
+                            </a:prstGeom>
+                            <a:noFill/>
+                            <a:ln w="6350">
+                              <a:noFill/>
+                            </a:ln>
+                          </wps:spPr>
+                          <wps:txbx>
+                            <w:txbxContent>
+                              <w:p>
+                                <w:pPr>
+                                  <w:spacing w:line="252" w:lineRule="auto"/>
+                                  <w:jc w:val="center"/>
+                                  <w:rPr>
+                                    <w:rFonts w:ascii="Calibri" w:eastAsia="Calibri" w:hAnsi="Calibri"/>
+                                    <w:shadow/>
+                                    <w:noProof/>
+                                    <w:color w:val="000000"/>
+                                    <w:sz w:val="16"/>
+                                    <w:szCs w:val="16"/>
+                                    <w14:shadow w14:blurRad="38100" w14:dist="19050" w14:dir="2700000" w14:sx="100000" w14:sy="100000" w14:kx="0" w14:ky="0" w14:algn="tl">
+                                      <w14:schemeClr w14:val="dk1">
+                                        <w14:alpha w14:val="60000"/>
+                                      </w14:schemeClr>
+                                    </w14:shadow>
+                                    <w14:ligatures w14:val="none"/>
+                                  </w:rPr>
+                                </w:pPr>
+                                <w:r>
+                                  <w:rPr>
+                                    <w:rFonts w:ascii="Calibri" w:eastAsia="Calibri" w:hAnsi="Calibri"/>
+                                    <w:shadow/>
+                                    <w:noProof/>
+                                    <w:color w:val="000000"/>
+                                    <w:sz w:val="16"/>
+                                    <w:szCs w:val="16"/>
+                                    <w14:shadow w14:blurRad="38100" w14:dist="19050" w14:dir="2700000" w14:sx="100000" w14:sy="100000" w14:kx="0" w14:ky="0" w14:algn="tl">
+                                      <w14:schemeClr w14:val="dk1">
+                                        <w14:alpha w14:val="60000"/>
+                                      </w14:schemeClr>
+                                    </w14:shadow>
+                                  </w:rPr>
+                                  <w:t>b</w:t>
+                                </w:r>
+                                <w:r>
+                                  <w:rPr>
+                                    <w:rFonts w:ascii="Calibri" w:eastAsia="Calibri" w:hAnsi="Calibri"/>
+                                    <w:shadow/>
+                                    <w:noProof/>
+                                    <w:color w:val="000000"/>
+                                    <w:sz w:val="16"/>
+                                    <w:szCs w:val="16"/>
+                                    <w14:shadow w14:blurRad="38100" w14:dist="19050" w14:dir="2700000" w14:sx="100000" w14:sy="100000" w14:kx="0" w14:ky="0" w14:algn="tl">
+                                      <w14:schemeClr w14:val="dk1">
+                                        <w14:alpha w14:val="60000"/>
+                                      </w14:schemeClr>
+                                    </w14:shadow>
+                                  </w:rPr>
+                                  <w:t>7</w:t>
+                                </w:r>
+                              </w:p>
+                            </w:txbxContent>
+                          </wps:txbx>
+                          <wps:bodyPr rot="0" spcFirstLastPara="0" vert="horz" wrap="square" lIns="0" tIns="0" rIns="0" bIns="0" numCol="1" spcCol="0" rtlCol="0" fromWordArt="0" anchor="ctr" anchorCtr="0" forceAA="0" compatLnSpc="1">
+                            <a:prstTxWarp prst="textNoShape">
+                              <a:avLst/>
+                            </a:prstTxWarp>
+                            <a:noAutofit/>
+                          </wps:bodyPr>
+                        </wps:wsp>
+                        <wps:wsp>
+                          <wps:cNvPr id="324746690" name="Zone de texte 1"/>
+                          <wps:cNvSpPr txBox="1"/>
+                          <wps:spPr>
+                            <a:xfrm>
+                              <a:off x="1537486" y="772667"/>
+                              <a:ext cx="163830" cy="175260"/>
+                            </a:xfrm>
+                            <a:prstGeom prst="rect">
+                              <a:avLst/>
+                            </a:prstGeom>
+                            <a:noFill/>
+                            <a:ln w="6350">
+                              <a:noFill/>
+                            </a:ln>
+                          </wps:spPr>
+                          <wps:txbx>
+                            <w:txbxContent>
+                              <w:p>
+                                <w:pPr>
+                                  <w:spacing w:line="252" w:lineRule="auto"/>
+                                  <w:jc w:val="center"/>
+                                  <w:rPr>
+                                    <w:rFonts w:ascii="Calibri" w:eastAsia="Calibri" w:hAnsi="Calibri"/>
+                                    <w:shadow/>
+                                    <w:noProof/>
+                                    <w:color w:val="000000"/>
+                                    <w:sz w:val="16"/>
+                                    <w:szCs w:val="16"/>
+                                    <w14:shadow w14:blurRad="38100" w14:dist="19050" w14:dir="2700000" w14:sx="100000" w14:sy="100000" w14:kx="0" w14:ky="0" w14:algn="tl">
+                                      <w14:schemeClr w14:val="dk1">
+                                        <w14:alpha w14:val="60000"/>
+                                      </w14:schemeClr>
+                                    </w14:shadow>
+                                    <w14:ligatures w14:val="none"/>
+                                  </w:rPr>
+                                </w:pPr>
+                                <w:r>
+                                  <w:rPr>
+                                    <w:rFonts w:ascii="Calibri" w:eastAsia="Calibri" w:hAnsi="Calibri"/>
+                                    <w:shadow/>
+                                    <w:noProof/>
+                                    <w:color w:val="000000"/>
+                                    <w:sz w:val="16"/>
+                                    <w:szCs w:val="16"/>
+                                    <w14:shadow w14:blurRad="38100" w14:dist="19050" w14:dir="2700000" w14:sx="100000" w14:sy="100000" w14:kx="0" w14:ky="0" w14:algn="tl">
+                                      <w14:schemeClr w14:val="dk1">
+                                        <w14:alpha w14:val="60000"/>
+                                      </w14:schemeClr>
+                                    </w14:shadow>
+                                  </w:rPr>
+                                  <w:t>b0</w:t>
+                                </w:r>
+                              </w:p>
+                            </w:txbxContent>
+                          </wps:txbx>
+                          <wps:bodyPr rot="0" spcFirstLastPara="0" vert="horz" wrap="square" lIns="0" tIns="0" rIns="0" bIns="0" numCol="1" spcCol="0" rtlCol="0" fromWordArt="0" anchor="ctr" anchorCtr="0" forceAA="0" compatLnSpc="1">
+                            <a:prstTxWarp prst="textNoShape">
+                              <a:avLst/>
+                            </a:prstTxWarp>
+                            <a:noAutofit/>
+                          </wps:bodyPr>
+                        </wps:wsp>
+                      </wpg:wgp>
                       <wps:wsp>
-                        <wps:cNvPr id="1799380544" name="Zone de texte 1"/>
+                        <wps:cNvPr id="1949385125" name="Zone de texte 1"/>
                         <wps:cNvSpPr txBox="1"/>
                         <wps:spPr>
                           <a:xfrm>
-                            <a:off x="154602" y="180000"/>
-                            <a:ext cx="269875" cy="269875"/>
+                            <a:off x="826642" y="1172716"/>
+                            <a:ext cx="107950" cy="107950"/>
                           </a:xfrm>
                           <a:prstGeom prst="rect">
                             <a:avLst/>
@@ -50,275 +1487,7 @@
                           <w:txbxContent>
                             <w:p>
                               <w:pPr>
-                                <w:spacing w:line="256" w:lineRule="auto"/>
-                                <w:jc w:val="center"/>
-                                <w:rPr>
-                                  <w:rFonts w:ascii="Calibri" w:eastAsia="Calibri" w:hAnsi="Calibri"/>
-                                  <w:b/>
-                                  <w:bCs/>
-                                  <w:shadow/>
-                                  <w:color w:val="000000"/>
-                                  <w:sz w:val="24"/>
-                                  <w:szCs w:val="24"/>
-                                  <w14:shadow w14:blurRad="38100" w14:dist="19050" w14:dir="2700000" w14:sx="100000" w14:sy="100000" w14:kx="0" w14:ky="0" w14:algn="tl">
-                                    <w14:schemeClr w14:val="dk1">
-                                      <w14:alpha w14:val="60000"/>
-                                    </w14:schemeClr>
-                                  </w14:shadow>
-                                  <w14:ligatures w14:val="none"/>
-                                </w:rPr>
-                              </w:pPr>
-                              <w:r>
-                                <w:rPr>
-                                  <w:rFonts w:ascii="Calibri" w:eastAsia="Calibri" w:hAnsi="Calibri"/>
-                                  <w:b/>
-                                  <w:bCs/>
-                                  <w:shadow/>
-                                  <w:color w:val="000000"/>
-                                  <w14:shadow w14:blurRad="38100" w14:dist="19050" w14:dir="2700000" w14:sx="100000" w14:sy="100000" w14:kx="0" w14:ky="0" w14:algn="tl">
-                                    <w14:schemeClr w14:val="dk1">
-                                      <w14:alpha w14:val="60000"/>
-                                    </w14:schemeClr>
-                                  </w14:shadow>
-                                </w:rPr>
-                                <w:t>E</w:t>
-                              </w:r>
-                            </w:p>
-                          </w:txbxContent>
-                        </wps:txbx>
-                        <wps:bodyPr rot="0" spcFirstLastPara="0" vert="horz" wrap="square" lIns="0" tIns="36000" rIns="0" bIns="36000" numCol="1" spcCol="0" rtlCol="0" fromWordArt="0" anchor="ctr" anchorCtr="0" forceAA="0" compatLnSpc="1">
-                          <a:prstTxWarp prst="textNoShape">
-                            <a:avLst/>
-                          </a:prstTxWarp>
-                          <a:noAutofit/>
-                        </wps:bodyPr>
-                      </wps:wsp>
-                      <wps:wsp>
-                        <wps:cNvPr id="1177841251" name="Zone de texte 1"/>
-                        <wps:cNvSpPr txBox="1"/>
-                        <wps:spPr>
-                          <a:xfrm>
-                            <a:off x="424477" y="180000"/>
-                            <a:ext cx="269875" cy="269875"/>
-                          </a:xfrm>
-                          <a:prstGeom prst="rect">
-                            <a:avLst/>
-                          </a:prstGeom>
-                          <a:solidFill>
-                            <a:schemeClr val="lt1"/>
-                          </a:solidFill>
-                          <a:ln w="6350">
-                            <a:solidFill>
-                              <a:prstClr val="black"/>
-                            </a:solidFill>
-                          </a:ln>
-                        </wps:spPr>
-                        <wps:txbx>
-                          <w:txbxContent>
-                            <w:p>
-                              <w:pPr>
-                                <w:spacing w:line="256" w:lineRule="auto"/>
-                                <w:jc w:val="center"/>
-                                <w:rPr>
-                                  <w:rFonts w:ascii="Calibri" w:eastAsia="Calibri" w:hAnsi="Calibri"/>
-                                  <w:b/>
-                                  <w:bCs/>
-                                  <w:shadow/>
-                                  <w:color w:val="000000"/>
-                                  <w:sz w:val="24"/>
-                                  <w:szCs w:val="24"/>
-                                  <w14:shadow w14:blurRad="38100" w14:dist="19050" w14:dir="2700000" w14:sx="100000" w14:sy="100000" w14:kx="0" w14:ky="0" w14:algn="tl">
-                                    <w14:schemeClr w14:val="dk1">
-                                      <w14:alpha w14:val="60000"/>
-                                    </w14:schemeClr>
-                                  </w14:shadow>
-                                  <w14:ligatures w14:val="none"/>
-                                </w:rPr>
-                              </w:pPr>
-                              <w:r>
-                                <w:rPr>
-                                  <w:rFonts w:ascii="Calibri" w:eastAsia="Calibri" w:hAnsi="Calibri"/>
-                                  <w:b/>
-                                  <w:bCs/>
-                                  <w:shadow/>
-                                  <w:color w:val="000000"/>
-                                  <w14:shadow w14:blurRad="38100" w14:dist="19050" w14:dir="2700000" w14:sx="100000" w14:sy="100000" w14:kx="0" w14:ky="0" w14:algn="tl">
-                                    <w14:schemeClr w14:val="dk1">
-                                      <w14:alpha w14:val="60000"/>
-                                    </w14:schemeClr>
-                                  </w14:shadow>
-                                </w:rPr>
-                                <w:t>F</w:t>
-                              </w:r>
-                            </w:p>
-                          </w:txbxContent>
-                        </wps:txbx>
-                        <wps:bodyPr rot="0" spcFirstLastPara="0" vert="horz" wrap="square" lIns="0" tIns="36000" rIns="0" bIns="36000" numCol="1" spcCol="0" rtlCol="0" fromWordArt="0" anchor="ctr" anchorCtr="0" forceAA="0" compatLnSpc="1">
-                          <a:prstTxWarp prst="textNoShape">
-                            <a:avLst/>
-                          </a:prstTxWarp>
-                          <a:noAutofit/>
-                        </wps:bodyPr>
-                      </wps:wsp>
-                      <wps:wsp>
-                        <wps:cNvPr id="45725504" name="Zone de texte 1"/>
-                        <wps:cNvSpPr txBox="1"/>
-                        <wps:spPr>
-                          <a:xfrm>
-                            <a:off x="694563" y="180000"/>
-                            <a:ext cx="269875" cy="269875"/>
-                          </a:xfrm>
-                          <a:prstGeom prst="rect">
-                            <a:avLst/>
-                          </a:prstGeom>
-                          <a:solidFill>
-                            <a:schemeClr val="lt1"/>
-                          </a:solidFill>
-                          <a:ln w="6350">
-                            <a:solidFill>
-                              <a:prstClr val="black"/>
-                            </a:solidFill>
-                          </a:ln>
-                        </wps:spPr>
-                        <wps:txbx>
-                          <w:txbxContent>
-                            <w:p>
-                              <w:pPr>
-                                <w:spacing w:line="256" w:lineRule="auto"/>
-                                <w:jc w:val="center"/>
-                                <w:rPr>
-                                  <w:rFonts w:ascii="Calibri" w:eastAsia="Calibri" w:hAnsi="Calibri"/>
-                                  <w:b/>
-                                  <w:bCs/>
-                                  <w:shadow/>
-                                  <w:color w:val="000000"/>
-                                  <w:sz w:val="24"/>
-                                  <w:szCs w:val="24"/>
-                                  <w14:shadow w14:blurRad="38100" w14:dist="19050" w14:dir="2700000" w14:sx="100000" w14:sy="100000" w14:kx="0" w14:ky="0" w14:algn="tl">
-                                    <w14:schemeClr w14:val="dk1">
-                                      <w14:alpha w14:val="60000"/>
-                                    </w14:schemeClr>
-                                  </w14:shadow>
-                                  <w14:ligatures w14:val="none"/>
-                                </w:rPr>
-                              </w:pPr>
-                              <w:r>
-                                <w:rPr>
-                                  <w:rFonts w:ascii="Calibri" w:eastAsia="Calibri" w:hAnsi="Calibri"/>
-                                  <w:b/>
-                                  <w:bCs/>
-                                  <w:shadow/>
-                                  <w:color w:val="000000"/>
-                                  <w14:shadow w14:blurRad="38100" w14:dist="19050" w14:dir="2700000" w14:sx="100000" w14:sy="100000" w14:kx="0" w14:ky="0" w14:algn="tl">
-                                    <w14:schemeClr w14:val="dk1">
-                                      <w14:alpha w14:val="60000"/>
-                                    </w14:schemeClr>
-                                  </w14:shadow>
-                                </w:rPr>
-                                <w:t>H</w:t>
-                              </w:r>
-                            </w:p>
-                          </w:txbxContent>
-                        </wps:txbx>
-                        <wps:bodyPr rot="0" spcFirstLastPara="0" vert="horz" wrap="square" lIns="0" tIns="36000" rIns="0" bIns="36000" numCol="1" spcCol="0" rtlCol="0" fromWordArt="0" anchor="ctr" anchorCtr="0" forceAA="0" compatLnSpc="1">
-                          <a:prstTxWarp prst="textNoShape">
-                            <a:avLst/>
-                          </a:prstTxWarp>
-                          <a:noAutofit/>
-                        </wps:bodyPr>
-                      </wps:wsp>
-                      <wps:wsp>
-                        <wps:cNvPr id="1529639184" name="Zone de texte 1"/>
-                        <wps:cNvSpPr txBox="1"/>
-                        <wps:spPr>
-                          <a:xfrm>
-                            <a:off x="965495" y="180000"/>
-                            <a:ext cx="269875" cy="269875"/>
-                          </a:xfrm>
-                          <a:prstGeom prst="rect">
-                            <a:avLst/>
-                          </a:prstGeom>
-                          <a:solidFill>
-                            <a:schemeClr val="lt1"/>
-                          </a:solidFill>
-                          <a:ln w="6350">
-                            <a:solidFill>
-                              <a:prstClr val="black"/>
-                            </a:solidFill>
-                          </a:ln>
-                        </wps:spPr>
-                        <wps:txbx>
-                          <w:txbxContent>
-                            <w:p>
-                              <w:pPr>
-                                <w:spacing w:line="256" w:lineRule="auto"/>
-                                <w:jc w:val="center"/>
-                                <w:rPr>
-                                  <w:rFonts w:ascii="Calibri" w:eastAsia="Calibri" w:hAnsi="Calibri"/>
-                                  <w:b/>
-                                  <w:bCs/>
-                                  <w:shadow/>
-                                  <w:color w:val="000000"/>
-                                  <w:sz w:val="24"/>
-                                  <w:szCs w:val="24"/>
-                                  <w14:shadow w14:blurRad="38100" w14:dist="19050" w14:dir="2700000" w14:sx="100000" w14:sy="100000" w14:kx="0" w14:ky="0" w14:algn="tl">
-                                    <w14:schemeClr w14:val="dk1">
-                                      <w14:alpha w14:val="60000"/>
-                                    </w14:schemeClr>
-                                  </w14:shadow>
-                                  <w14:ligatures w14:val="none"/>
-                                </w:rPr>
-                              </w:pPr>
-                              <w:r>
-                                <w:rPr>
-                                  <w:rFonts w:ascii="Calibri" w:eastAsia="Calibri" w:hAnsi="Calibri"/>
-                                  <w:b/>
-                                  <w:bCs/>
-                                  <w:shadow/>
-                                  <w:color w:val="000000"/>
-                                  <w14:shadow w14:blurRad="38100" w14:dist="19050" w14:dir="2700000" w14:sx="100000" w14:sy="100000" w14:kx="0" w14:ky="0" w14:algn="tl">
-                                    <w14:schemeClr w14:val="dk1">
-                                      <w14:alpha w14:val="60000"/>
-                                    </w14:schemeClr>
-                                  </w14:shadow>
-                                </w:rPr>
-                                <w:t>I</w:t>
-                              </w:r>
-                            </w:p>
-                          </w:txbxContent>
-                        </wps:txbx>
-                        <wps:bodyPr rot="0" spcFirstLastPara="0" vert="horz" wrap="square" lIns="0" tIns="36000" rIns="0" bIns="36000" numCol="1" spcCol="0" rtlCol="0" fromWordArt="0" anchor="ctr" anchorCtr="0" forceAA="0" compatLnSpc="1">
-                          <a:prstTxWarp prst="textNoShape">
-                            <a:avLst/>
-                          </a:prstTxWarp>
-                          <a:noAutofit/>
-                        </wps:bodyPr>
-                      </wps:wsp>
-                      <wps:wsp>
-                        <wps:cNvPr id="649166968" name="Zone de texte 1"/>
-                        <wps:cNvSpPr txBox="1"/>
-                        <wps:spPr>
-                          <a:xfrm>
-                            <a:off x="1235370" y="180001"/>
-                            <a:ext cx="269875" cy="269875"/>
-                          </a:xfrm>
-                          <a:prstGeom prst="rect">
-                            <a:avLst/>
-                          </a:prstGeom>
-                          <a:solidFill>
-                            <a:schemeClr val="lt1"/>
-                          </a:solidFill>
-                          <a:ln w="6350">
-                            <a:solidFill>
-                              <a:prstClr val="black"/>
-                            </a:solidFill>
-                          </a:ln>
-                        </wps:spPr>
-                        <wps:txbx>
-                          <w:txbxContent>
-                            <w:p>
-                              <w:pPr>
-                                <w:spacing w:line="254" w:lineRule="auto"/>
+                                <w:spacing w:line="252" w:lineRule="auto"/>
                                 <w:jc w:val="center"/>
                                 <w:rPr>
                                   <w:rFonts w:ascii="Calibri" w:eastAsia="Calibri" w:hAnsi="Calibri"/>
@@ -347,22 +1516,7 @@
                                     </w14:schemeClr>
                                   </w14:shadow>
                                 </w:rPr>
-                                <w:t>N</w:t>
-                              </w:r>
-                              <w:r>
-                                <w:rPr>
-                                  <w:rFonts w:ascii="Calibri" w:eastAsia="Calibri" w:hAnsi="Calibri"/>
-                                  <w:b/>
-                                  <w:bCs/>
-                                  <w:shadow/>
-                                  <w:color w:val="000000"/>
-                                  <w14:shadow w14:blurRad="38100" w14:dist="19050" w14:dir="2700000" w14:sx="100000" w14:sy="100000" w14:kx="0" w14:ky="0" w14:algn="tl">
-                                    <w14:schemeClr w14:val="dk1">
-                                      <w14:alpha w14:val="60000"/>
-                                    </w14:schemeClr>
-                                  </w14:shadow>
-                                </w:rPr>
-                                <w:tab/>
+                                <w:t> </w:t>
                               </w:r>
                             </w:p>
                           </w:txbxContent>
@@ -375,12 +1529,12 @@
                         </wps:bodyPr>
                       </wps:wsp>
                       <wps:wsp>
-                        <wps:cNvPr id="2080910329" name="Zone de texte 1"/>
+                        <wps:cNvPr id="223820583" name="Zone de texte 1"/>
                         <wps:cNvSpPr txBox="1"/>
                         <wps:spPr>
                           <a:xfrm>
-                            <a:off x="1505245" y="180001"/>
-                            <a:ext cx="269875" cy="269875"/>
+                            <a:off x="933957" y="1172716"/>
+                            <a:ext cx="107950" cy="107950"/>
                           </a:xfrm>
                           <a:prstGeom prst="rect">
                             <a:avLst/>
@@ -398,7 +1552,7 @@
                           <w:txbxContent>
                             <w:p>
                               <w:pPr>
-                                <w:spacing w:line="254" w:lineRule="auto"/>
+                                <w:spacing w:line="252" w:lineRule="auto"/>
                                 <w:jc w:val="center"/>
                                 <w:rPr>
                                   <w:rFonts w:ascii="Calibri" w:eastAsia="Calibri" w:hAnsi="Calibri"/>
@@ -427,7 +1581,7 @@
                                     </w14:schemeClr>
                                   </w14:shadow>
                                 </w:rPr>
-                                <w:t>Z</w:t>
+                                <w:t> </w:t>
                               </w:r>
                             </w:p>
                           </w:txbxContent>
@@ -440,12 +1594,12 @@
                         </wps:bodyPr>
                       </wps:wsp>
                       <wps:wsp>
-                        <wps:cNvPr id="518342506" name="Zone de texte 1"/>
+                        <wps:cNvPr id="1656774457" name="Zone de texte 1"/>
                         <wps:cNvSpPr txBox="1"/>
                         <wps:spPr>
                           <a:xfrm>
-                            <a:off x="1775331" y="180001"/>
-                            <a:ext cx="269875" cy="269875"/>
+                            <a:off x="1040637" y="1172716"/>
+                            <a:ext cx="107950" cy="107950"/>
                           </a:xfrm>
                           <a:prstGeom prst="rect">
                             <a:avLst/>
@@ -463,7 +1617,7 @@
                           <w:txbxContent>
                             <w:p>
                               <w:pPr>
-                                <w:spacing w:line="254" w:lineRule="auto"/>
+                                <w:spacing w:line="252" w:lineRule="auto"/>
                                 <w:jc w:val="center"/>
                                 <w:rPr>
                                   <w:rFonts w:ascii="Calibri" w:eastAsia="Calibri" w:hAnsi="Calibri"/>
@@ -492,7 +1646,7 @@
                                     </w14:schemeClr>
                                   </w14:shadow>
                                 </w:rPr>
-                                <w:t>V</w:t>
+                                <w:t> </w:t>
                               </w:r>
                             </w:p>
                           </w:txbxContent>
@@ -505,12 +1659,12 @@
                         </wps:bodyPr>
                       </wps:wsp>
                       <wps:wsp>
-                        <wps:cNvPr id="1776268854" name="Zone de texte 1"/>
+                        <wps:cNvPr id="1555701361" name="Zone de texte 1"/>
                         <wps:cNvSpPr txBox="1"/>
                         <wps:spPr>
                           <a:xfrm>
-                            <a:off x="2046263" y="180001"/>
-                            <a:ext cx="269875" cy="269875"/>
+                            <a:off x="1147952" y="1172716"/>
+                            <a:ext cx="107950" cy="107950"/>
                           </a:xfrm>
                           <a:prstGeom prst="rect">
                             <a:avLst/>
@@ -528,7 +1682,7 @@
                           <w:txbxContent>
                             <w:p>
                               <w:pPr>
-                                <w:spacing w:line="254" w:lineRule="auto"/>
+                                <w:spacing w:line="252" w:lineRule="auto"/>
                                 <w:jc w:val="center"/>
                                 <w:rPr>
                                   <w:rFonts w:ascii="Calibri" w:eastAsia="Calibri" w:hAnsi="Calibri"/>
@@ -557,7 +1711,7 @@
                                     </w14:schemeClr>
                                   </w14:shadow>
                                 </w:rPr>
-                                <w:t>C</w:t>
+                                <w:t> </w:t>
                               </w:r>
                             </w:p>
                           </w:txbxContent>
@@ -569,6 +1723,638 @@
                           <a:noAutofit/>
                         </wps:bodyPr>
                       </wps:wsp>
+                      <wps:wsp>
+                        <wps:cNvPr id="1098735502" name="Zone de texte 1"/>
+                        <wps:cNvSpPr txBox="1"/>
+                        <wps:spPr>
+                          <a:xfrm>
+                            <a:off x="1255902" y="1172716"/>
+                            <a:ext cx="107950" cy="107950"/>
+                          </a:xfrm>
+                          <a:prstGeom prst="rect">
+                            <a:avLst/>
+                          </a:prstGeom>
+                          <a:solidFill>
+                            <a:schemeClr val="lt1"/>
+                          </a:solidFill>
+                          <a:ln w="6350">
+                            <a:solidFill>
+                              <a:prstClr val="black"/>
+                            </a:solidFill>
+                          </a:ln>
+                        </wps:spPr>
+                        <wps:txbx>
+                          <w:txbxContent>
+                            <w:p>
+                              <w:pPr>
+                                <w:spacing w:line="252" w:lineRule="auto"/>
+                                <w:jc w:val="center"/>
+                                <w:rPr>
+                                  <w:rFonts w:ascii="Calibri" w:eastAsia="Calibri" w:hAnsi="Calibri"/>
+                                  <w:b/>
+                                  <w:bCs/>
+                                  <w:shadow/>
+                                  <w:color w:val="000000"/>
+                                  <w14:shadow w14:blurRad="38100" w14:dist="19050" w14:dir="2700000" w14:sx="100000" w14:sy="100000" w14:kx="0" w14:ky="0" w14:algn="tl">
+                                    <w14:schemeClr w14:val="dk1">
+                                      <w14:alpha w14:val="60000"/>
+                                    </w14:schemeClr>
+                                  </w14:shadow>
+                                  <w14:ligatures w14:val="none"/>
+                                </w:rPr>
+                              </w:pPr>
+                              <w:r>
+                                <w:rPr>
+                                  <w:rFonts w:ascii="Calibri" w:eastAsia="Calibri" w:hAnsi="Calibri"/>
+                                  <w:b/>
+                                  <w:bCs/>
+                                  <w:shadow/>
+                                  <w:color w:val="000000"/>
+                                  <w14:shadow w14:blurRad="38100" w14:dist="19050" w14:dir="2700000" w14:sx="100000" w14:sy="100000" w14:kx="0" w14:ky="0" w14:algn="tl">
+                                    <w14:schemeClr w14:val="dk1">
+                                      <w14:alpha w14:val="60000"/>
+                                    </w14:schemeClr>
+                                  </w14:shadow>
+                                </w:rPr>
+                                <w:t> </w:t>
+                              </w:r>
+                            </w:p>
+                          </w:txbxContent>
+                        </wps:txbx>
+                        <wps:bodyPr rot="0" spcFirstLastPara="0" vert="horz" wrap="square" lIns="0" tIns="36000" rIns="0" bIns="36000" numCol="1" spcCol="0" rtlCol="0" fromWordArt="0" anchor="ctr" anchorCtr="0" forceAA="0" compatLnSpc="1">
+                          <a:prstTxWarp prst="textNoShape">
+                            <a:avLst/>
+                          </a:prstTxWarp>
+                          <a:noAutofit/>
+                        </wps:bodyPr>
+                      </wps:wsp>
+                      <wps:wsp>
+                        <wps:cNvPr id="487321131" name="Zone de texte 1"/>
+                        <wps:cNvSpPr txBox="1"/>
+                        <wps:spPr>
+                          <a:xfrm>
+                            <a:off x="1363217" y="1172716"/>
+                            <a:ext cx="107950" cy="107950"/>
+                          </a:xfrm>
+                          <a:prstGeom prst="rect">
+                            <a:avLst/>
+                          </a:prstGeom>
+                          <a:solidFill>
+                            <a:schemeClr val="lt1"/>
+                          </a:solidFill>
+                          <a:ln w="6350">
+                            <a:solidFill>
+                              <a:prstClr val="black"/>
+                            </a:solidFill>
+                          </a:ln>
+                        </wps:spPr>
+                        <wps:txbx>
+                          <w:txbxContent>
+                            <w:p>
+                              <w:pPr>
+                                <w:spacing w:line="252" w:lineRule="auto"/>
+                                <w:jc w:val="center"/>
+                                <w:rPr>
+                                  <w:rFonts w:ascii="Calibri" w:eastAsia="Calibri" w:hAnsi="Calibri"/>
+                                  <w:b/>
+                                  <w:bCs/>
+                                  <w:shadow/>
+                                  <w:color w:val="000000"/>
+                                  <w14:shadow w14:blurRad="38100" w14:dist="19050" w14:dir="2700000" w14:sx="100000" w14:sy="100000" w14:kx="0" w14:ky="0" w14:algn="tl">
+                                    <w14:schemeClr w14:val="dk1">
+                                      <w14:alpha w14:val="60000"/>
+                                    </w14:schemeClr>
+                                  </w14:shadow>
+                                  <w14:ligatures w14:val="none"/>
+                                </w:rPr>
+                              </w:pPr>
+                              <w:r>
+                                <w:rPr>
+                                  <w:rFonts w:ascii="Calibri" w:eastAsia="Calibri" w:hAnsi="Calibri"/>
+                                  <w:b/>
+                                  <w:bCs/>
+                                  <w:shadow/>
+                                  <w:color w:val="000000"/>
+                                  <w14:shadow w14:blurRad="38100" w14:dist="19050" w14:dir="2700000" w14:sx="100000" w14:sy="100000" w14:kx="0" w14:ky="0" w14:algn="tl">
+                                    <w14:schemeClr w14:val="dk1">
+                                      <w14:alpha w14:val="60000"/>
+                                    </w14:schemeClr>
+                                  </w14:shadow>
+                                </w:rPr>
+                                <w:t> </w:t>
+                              </w:r>
+                            </w:p>
+                          </w:txbxContent>
+                        </wps:txbx>
+                        <wps:bodyPr rot="0" spcFirstLastPara="0" vert="horz" wrap="square" lIns="0" tIns="36000" rIns="0" bIns="36000" numCol="1" spcCol="0" rtlCol="0" fromWordArt="0" anchor="ctr" anchorCtr="0" forceAA="0" compatLnSpc="1">
+                          <a:prstTxWarp prst="textNoShape">
+                            <a:avLst/>
+                          </a:prstTxWarp>
+                          <a:noAutofit/>
+                        </wps:bodyPr>
+                      </wps:wsp>
+                      <wps:wsp>
+                        <wps:cNvPr id="205439925" name="Zone de texte 1"/>
+                        <wps:cNvSpPr txBox="1"/>
+                        <wps:spPr>
+                          <a:xfrm>
+                            <a:off x="1469897" y="1172716"/>
+                            <a:ext cx="107950" cy="107950"/>
+                          </a:xfrm>
+                          <a:prstGeom prst="rect">
+                            <a:avLst/>
+                          </a:prstGeom>
+                          <a:solidFill>
+                            <a:schemeClr val="lt1"/>
+                          </a:solidFill>
+                          <a:ln w="6350">
+                            <a:solidFill>
+                              <a:prstClr val="black"/>
+                            </a:solidFill>
+                          </a:ln>
+                        </wps:spPr>
+                        <wps:txbx>
+                          <w:txbxContent>
+                            <w:p>
+                              <w:pPr>
+                                <w:spacing w:line="252" w:lineRule="auto"/>
+                                <w:jc w:val="center"/>
+                                <w:rPr>
+                                  <w:rFonts w:ascii="Calibri" w:eastAsia="Calibri" w:hAnsi="Calibri"/>
+                                  <w:b/>
+                                  <w:bCs/>
+                                  <w:shadow/>
+                                  <w:color w:val="000000"/>
+                                  <w14:shadow w14:blurRad="38100" w14:dist="19050" w14:dir="2700000" w14:sx="100000" w14:sy="100000" w14:kx="0" w14:ky="0" w14:algn="tl">
+                                    <w14:schemeClr w14:val="dk1">
+                                      <w14:alpha w14:val="60000"/>
+                                    </w14:schemeClr>
+                                  </w14:shadow>
+                                  <w14:ligatures w14:val="none"/>
+                                </w:rPr>
+                              </w:pPr>
+                              <w:r>
+                                <w:rPr>
+                                  <w:rFonts w:ascii="Calibri" w:eastAsia="Calibri" w:hAnsi="Calibri"/>
+                                  <w:b/>
+                                  <w:bCs/>
+                                  <w:shadow/>
+                                  <w:color w:val="000000"/>
+                                  <w14:shadow w14:blurRad="38100" w14:dist="19050" w14:dir="2700000" w14:sx="100000" w14:sy="100000" w14:kx="0" w14:ky="0" w14:algn="tl">
+                                    <w14:schemeClr w14:val="dk1">
+                                      <w14:alpha w14:val="60000"/>
+                                    </w14:schemeClr>
+                                  </w14:shadow>
+                                </w:rPr>
+                                <w:t> </w:t>
+                              </w:r>
+                            </w:p>
+                          </w:txbxContent>
+                        </wps:txbx>
+                        <wps:bodyPr rot="0" spcFirstLastPara="0" vert="horz" wrap="square" lIns="0" tIns="36000" rIns="0" bIns="36000" numCol="1" spcCol="0" rtlCol="0" fromWordArt="0" anchor="ctr" anchorCtr="0" forceAA="0" compatLnSpc="1">
+                          <a:prstTxWarp prst="textNoShape">
+                            <a:avLst/>
+                          </a:prstTxWarp>
+                          <a:noAutofit/>
+                        </wps:bodyPr>
+                      </wps:wsp>
+                      <wps:wsp>
+                        <wps:cNvPr id="444020800" name="Zone de texte 1"/>
+                        <wps:cNvSpPr txBox="1"/>
+                        <wps:spPr>
+                          <a:xfrm>
+                            <a:off x="1577212" y="1172716"/>
+                            <a:ext cx="107950" cy="107950"/>
+                          </a:xfrm>
+                          <a:prstGeom prst="rect">
+                            <a:avLst/>
+                          </a:prstGeom>
+                          <a:solidFill>
+                            <a:schemeClr val="lt1"/>
+                          </a:solidFill>
+                          <a:ln w="6350">
+                            <a:solidFill>
+                              <a:prstClr val="black"/>
+                            </a:solidFill>
+                          </a:ln>
+                        </wps:spPr>
+                        <wps:txbx>
+                          <w:txbxContent>
+                            <w:p>
+                              <w:pPr>
+                                <w:spacing w:line="252" w:lineRule="auto"/>
+                                <w:jc w:val="center"/>
+                                <w:rPr>
+                                  <w:rFonts w:ascii="Calibri" w:eastAsia="Calibri" w:hAnsi="Calibri"/>
+                                  <w:b/>
+                                  <w:bCs/>
+                                  <w:shadow/>
+                                  <w:color w:val="000000"/>
+                                  <w14:shadow w14:blurRad="38100" w14:dist="19050" w14:dir="2700000" w14:sx="100000" w14:sy="100000" w14:kx="0" w14:ky="0" w14:algn="tl">
+                                    <w14:schemeClr w14:val="dk1">
+                                      <w14:alpha w14:val="60000"/>
+                                    </w14:schemeClr>
+                                  </w14:shadow>
+                                  <w14:ligatures w14:val="none"/>
+                                </w:rPr>
+                              </w:pPr>
+                              <w:r>
+                                <w:rPr>
+                                  <w:rFonts w:ascii="Calibri" w:eastAsia="Calibri" w:hAnsi="Calibri"/>
+                                  <w:b/>
+                                  <w:bCs/>
+                                  <w:shadow/>
+                                  <w:color w:val="000000"/>
+                                  <w14:shadow w14:blurRad="38100" w14:dist="19050" w14:dir="2700000" w14:sx="100000" w14:sy="100000" w14:kx="0" w14:ky="0" w14:algn="tl">
+                                    <w14:schemeClr w14:val="dk1">
+                                      <w14:alpha w14:val="60000"/>
+                                    </w14:schemeClr>
+                                  </w14:shadow>
+                                </w:rPr>
+                                <w:t> </w:t>
+                              </w:r>
+                            </w:p>
+                          </w:txbxContent>
+                        </wps:txbx>
+                        <wps:bodyPr rot="0" spcFirstLastPara="0" vert="horz" wrap="square" lIns="0" tIns="36000" rIns="0" bIns="36000" numCol="1" spcCol="0" rtlCol="0" fromWordArt="0" anchor="ctr" anchorCtr="0" forceAA="0" compatLnSpc="1">
+                          <a:prstTxWarp prst="textNoShape">
+                            <a:avLst/>
+                          </a:prstTxWarp>
+                          <a:noAutofit/>
+                        </wps:bodyPr>
+                      </wps:wsp>
+                      <wps:wsp>
+                        <wps:cNvPr id="1136035169" name="Connecteur droit avec flèche 1136035169"/>
+                        <wps:cNvCnPr/>
+                        <wps:spPr>
+                          <a:xfrm flipH="1" flipV="1">
+                            <a:off x="1721357" y="1225421"/>
+                            <a:ext cx="112395" cy="2540"/>
+                          </a:xfrm>
+                          <a:prstGeom prst="straightConnector1">
+                            <a:avLst/>
+                          </a:prstGeom>
+                          <a:ln>
+                            <a:headEnd type="triangle"/>
+                            <a:tailEnd type="none"/>
+                          </a:ln>
+                        </wps:spPr>
+                        <wps:style>
+                          <a:lnRef idx="1">
+                            <a:schemeClr val="dk1"/>
+                          </a:lnRef>
+                          <a:fillRef idx="0">
+                            <a:schemeClr val="dk1"/>
+                          </a:fillRef>
+                          <a:effectRef idx="0">
+                            <a:schemeClr val="dk1"/>
+                          </a:effectRef>
+                          <a:fontRef idx="minor">
+                            <a:schemeClr val="tx1"/>
+                          </a:fontRef>
+                        </wps:style>
+                        <wps:bodyPr/>
+                      </wps:wsp>
+                      <wps:wsp>
+                        <wps:cNvPr id="1035937351" name="Zone de texte 1"/>
+                        <wps:cNvSpPr txBox="1"/>
+                        <wps:spPr>
+                          <a:xfrm>
+                            <a:off x="1800097" y="1156206"/>
+                            <a:ext cx="163830" cy="175260"/>
+                          </a:xfrm>
+                          <a:prstGeom prst="rect">
+                            <a:avLst/>
+                          </a:prstGeom>
+                          <a:noFill/>
+                          <a:ln w="6350">
+                            <a:noFill/>
+                          </a:ln>
+                        </wps:spPr>
+                        <wps:txbx>
+                          <w:txbxContent>
+                            <w:p>
+                              <w:pPr>
+                                <w:spacing w:line="252" w:lineRule="auto"/>
+                                <w:jc w:val="center"/>
+                                <w:rPr>
+                                  <w:rFonts w:ascii="Calibri" w:eastAsia="Calibri" w:hAnsi="Calibri"/>
+                                  <w:b/>
+                                  <w:bCs/>
+                                  <w:shadow/>
+                                  <w:color w:val="000000"/>
+                                  <w:sz w:val="16"/>
+                                  <w:szCs w:val="16"/>
+                                  <w14:shadow w14:blurRad="38100" w14:dist="19050" w14:dir="2700000" w14:sx="100000" w14:sy="100000" w14:kx="0" w14:ky="0" w14:algn="tl">
+                                    <w14:schemeClr w14:val="dk1">
+                                      <w14:alpha w14:val="60000"/>
+                                    </w14:schemeClr>
+                                  </w14:shadow>
+                                  <w14:ligatures w14:val="none"/>
+                                </w:rPr>
+                              </w:pPr>
+                              <w:r>
+                                <w:rPr>
+                                  <w:rFonts w:ascii="Calibri" w:eastAsia="Calibri" w:hAnsi="Calibri"/>
+                                  <w:b/>
+                                  <w:bCs/>
+                                  <w:shadow/>
+                                  <w:color w:val="000000"/>
+                                  <w:sz w:val="16"/>
+                                  <w:szCs w:val="16"/>
+                                  <w14:shadow w14:blurRad="38100" w14:dist="19050" w14:dir="2700000" w14:sx="100000" w14:sy="100000" w14:kx="0" w14:ky="0" w14:algn="tl">
+                                    <w14:schemeClr w14:val="dk1">
+                                      <w14:alpha w14:val="60000"/>
+                                    </w14:schemeClr>
+                                  </w14:shadow>
+                                </w:rPr>
+                                <w:t>C</w:t>
+                              </w:r>
+                            </w:p>
+                          </w:txbxContent>
+                        </wps:txbx>
+                        <wps:bodyPr rot="0" spcFirstLastPara="0" vert="horz" wrap="square" lIns="0" tIns="0" rIns="0" bIns="0" numCol="1" spcCol="0" rtlCol="0" fromWordArt="0" anchor="ctr" anchorCtr="0" forceAA="0" compatLnSpc="1">
+                          <a:prstTxWarp prst="textNoShape">
+                            <a:avLst/>
+                          </a:prstTxWarp>
+                          <a:noAutofit/>
+                        </wps:bodyPr>
+                      </wps:wsp>
+                      <wps:wsp>
+                        <wps:cNvPr id="224844745" name="Connecteur droit avec flèche 224844745"/>
+                        <wps:cNvCnPr/>
+                        <wps:spPr>
+                          <a:xfrm flipH="1">
+                            <a:off x="979042" y="1349246"/>
+                            <a:ext cx="542290" cy="0"/>
+                          </a:xfrm>
+                          <a:prstGeom prst="straightConnector1">
+                            <a:avLst/>
+                          </a:prstGeom>
+                          <a:ln>
+                            <a:headEnd type="triangle"/>
+                            <a:tailEnd type="none"/>
+                          </a:ln>
+                        </wps:spPr>
+                        <wps:style>
+                          <a:lnRef idx="1">
+                            <a:schemeClr val="dk1"/>
+                          </a:lnRef>
+                          <a:fillRef idx="0">
+                            <a:schemeClr val="dk1"/>
+                          </a:fillRef>
+                          <a:effectRef idx="0">
+                            <a:schemeClr val="dk1"/>
+                          </a:effectRef>
+                          <a:fontRef idx="minor">
+                            <a:schemeClr val="tx1"/>
+                          </a:fontRef>
+                        </wps:style>
+                        <wps:bodyPr/>
+                      </wps:wsp>
+                      <wps:wsp>
+                        <wps:cNvPr id="2112828664" name="Zone de texte 1"/>
+                        <wps:cNvSpPr txBox="1"/>
+                        <wps:spPr>
+                          <a:xfrm>
+                            <a:off x="798702" y="1273046"/>
+                            <a:ext cx="163830" cy="175260"/>
+                          </a:xfrm>
+                          <a:prstGeom prst="rect">
+                            <a:avLst/>
+                          </a:prstGeom>
+                          <a:noFill/>
+                          <a:ln w="6350">
+                            <a:noFill/>
+                          </a:ln>
+                        </wps:spPr>
+                        <wps:txbx>
+                          <w:txbxContent>
+                            <w:p>
+                              <w:pPr>
+                                <w:spacing w:line="252" w:lineRule="auto"/>
+                                <w:jc w:val="center"/>
+                                <w:rPr>
+                                  <w:rFonts w:ascii="Calibri" w:eastAsia="Calibri" w:hAnsi="Calibri"/>
+                                  <w:shadow/>
+                                  <w:noProof/>
+                                  <w:color w:val="000000"/>
+                                  <w:sz w:val="16"/>
+                                  <w:szCs w:val="16"/>
+                                  <w14:shadow w14:blurRad="38100" w14:dist="19050" w14:dir="2700000" w14:sx="100000" w14:sy="100000" w14:kx="0" w14:ky="0" w14:algn="tl">
+                                    <w14:schemeClr w14:val="dk1">
+                                      <w14:alpha w14:val="60000"/>
+                                    </w14:schemeClr>
+                                  </w14:shadow>
+                                  <w14:ligatures w14:val="none"/>
+                                </w:rPr>
+                              </w:pPr>
+                              <w:r>
+                                <w:rPr>
+                                  <w:rFonts w:ascii="Calibri" w:eastAsia="Calibri" w:hAnsi="Calibri"/>
+                                  <w:shadow/>
+                                  <w:noProof/>
+                                  <w:color w:val="000000"/>
+                                  <w:sz w:val="16"/>
+                                  <w:szCs w:val="16"/>
+                                  <w14:shadow w14:blurRad="38100" w14:dist="19050" w14:dir="2700000" w14:sx="100000" w14:sy="100000" w14:kx="0" w14:ky="0" w14:algn="tl">
+                                    <w14:schemeClr w14:val="dk1">
+                                      <w14:alpha w14:val="60000"/>
+                                    </w14:schemeClr>
+                                  </w14:shadow>
+                                </w:rPr>
+                                <w:t>b7</w:t>
+                              </w:r>
+                            </w:p>
+                          </w:txbxContent>
+                        </wps:txbx>
+                        <wps:bodyPr rot="0" spcFirstLastPara="0" vert="horz" wrap="square" lIns="0" tIns="0" rIns="0" bIns="0" numCol="1" spcCol="0" rtlCol="0" fromWordArt="0" anchor="ctr" anchorCtr="0" forceAA="0" compatLnSpc="1">
+                          <a:prstTxWarp prst="textNoShape">
+                            <a:avLst/>
+                          </a:prstTxWarp>
+                          <a:noAutofit/>
+                        </wps:bodyPr>
+                      </wps:wsp>
+                      <wps:wsp>
+                        <wps:cNvPr id="1910088929" name="Zone de texte 1"/>
+                        <wps:cNvSpPr txBox="1"/>
+                        <wps:spPr>
+                          <a:xfrm>
+                            <a:off x="1557527" y="1267331"/>
+                            <a:ext cx="163830" cy="175260"/>
+                          </a:xfrm>
+                          <a:prstGeom prst="rect">
+                            <a:avLst/>
+                          </a:prstGeom>
+                          <a:noFill/>
+                          <a:ln w="6350">
+                            <a:noFill/>
+                          </a:ln>
+                        </wps:spPr>
+                        <wps:txbx>
+                          <w:txbxContent>
+                            <w:p>
+                              <w:pPr>
+                                <w:spacing w:line="252" w:lineRule="auto"/>
+                                <w:jc w:val="center"/>
+                                <w:rPr>
+                                  <w:rFonts w:ascii="Calibri" w:eastAsia="Calibri" w:hAnsi="Calibri"/>
+                                  <w:shadow/>
+                                  <w:noProof/>
+                                  <w:color w:val="000000"/>
+                                  <w:sz w:val="16"/>
+                                  <w:szCs w:val="16"/>
+                                  <w14:shadow w14:blurRad="38100" w14:dist="19050" w14:dir="2700000" w14:sx="100000" w14:sy="100000" w14:kx="0" w14:ky="0" w14:algn="tl">
+                                    <w14:schemeClr w14:val="dk1">
+                                      <w14:alpha w14:val="60000"/>
+                                    </w14:schemeClr>
+                                  </w14:shadow>
+                                  <w14:ligatures w14:val="none"/>
+                                </w:rPr>
+                              </w:pPr>
+                              <w:r>
+                                <w:rPr>
+                                  <w:rFonts w:ascii="Calibri" w:eastAsia="Calibri" w:hAnsi="Calibri"/>
+                                  <w:shadow/>
+                                  <w:noProof/>
+                                  <w:color w:val="000000"/>
+                                  <w:sz w:val="16"/>
+                                  <w:szCs w:val="16"/>
+                                  <w14:shadow w14:blurRad="38100" w14:dist="19050" w14:dir="2700000" w14:sx="100000" w14:sy="100000" w14:kx="0" w14:ky="0" w14:algn="tl">
+                                    <w14:schemeClr w14:val="dk1">
+                                      <w14:alpha w14:val="60000"/>
+                                    </w14:schemeClr>
+                                  </w14:shadow>
+                                </w:rPr>
+                                <w:t>b0</w:t>
+                              </w:r>
+                            </w:p>
+                          </w:txbxContent>
+                        </wps:txbx>
+                        <wps:bodyPr rot="0" spcFirstLastPara="0" vert="horz" wrap="square" lIns="0" tIns="0" rIns="0" bIns="0" numCol="1" spcCol="0" rtlCol="0" fromWordArt="0" anchor="ctr" anchorCtr="0" forceAA="0" compatLnSpc="1">
+                          <a:prstTxWarp prst="textNoShape">
+                            <a:avLst/>
+                          </a:prstTxWarp>
+                          <a:noAutofit/>
+                        </wps:bodyPr>
+                      </wps:wsp>
+                      <wps:wsp>
+                        <wps:cNvPr id="2100805422" name="Connecteur droit 2100805422"/>
+                        <wps:cNvCnPr/>
+                        <wps:spPr>
+                          <a:xfrm flipV="1">
+                            <a:off x="889000" y="1114778"/>
+                            <a:ext cx="0" cy="53622"/>
+                          </a:xfrm>
+                          <a:prstGeom prst="line">
+                            <a:avLst/>
+                          </a:prstGeom>
+                        </wps:spPr>
+                        <wps:style>
+                          <a:lnRef idx="1">
+                            <a:schemeClr val="dk1"/>
+                          </a:lnRef>
+                          <a:fillRef idx="0">
+                            <a:schemeClr val="dk1"/>
+                          </a:fillRef>
+                          <a:effectRef idx="0">
+                            <a:schemeClr val="dk1"/>
+                          </a:effectRef>
+                          <a:fontRef idx="minor">
+                            <a:schemeClr val="tx1"/>
+                          </a:fontRef>
+                        </wps:style>
+                        <wps:bodyPr/>
+                      </wps:wsp>
+                      <wps:wsp>
+                        <wps:cNvPr id="160613122" name="Connecteur droit avec flèche 160613122"/>
+                        <wps:cNvCnPr>
+                          <a:endCxn id="1949385125" idx="1"/>
+                        </wps:cNvCnPr>
+                        <wps:spPr>
+                          <a:xfrm>
+                            <a:off x="722489" y="1225421"/>
+                            <a:ext cx="104153" cy="1270"/>
+                          </a:xfrm>
+                          <a:prstGeom prst="straightConnector1">
+                            <a:avLst/>
+                          </a:prstGeom>
+                          <a:ln>
+                            <a:tailEnd type="triangle"/>
+                          </a:ln>
+                        </wps:spPr>
+                        <wps:style>
+                          <a:lnRef idx="1">
+                            <a:schemeClr val="dk1"/>
+                          </a:lnRef>
+                          <a:fillRef idx="0">
+                            <a:schemeClr val="dk1"/>
+                          </a:fillRef>
+                          <a:effectRef idx="0">
+                            <a:schemeClr val="dk1"/>
+                          </a:effectRef>
+                          <a:fontRef idx="minor">
+                            <a:schemeClr val="tx1"/>
+                          </a:fontRef>
+                        </wps:style>
+                        <wps:bodyPr/>
+                      </wps:wsp>
+                      <wps:wsp>
+                        <wps:cNvPr id="1192835813" name="Connecteur droit 1192835813"/>
+                        <wps:cNvCnPr/>
+                        <wps:spPr>
+                          <a:xfrm flipV="1">
+                            <a:off x="719667" y="1114778"/>
+                            <a:ext cx="0" cy="113183"/>
+                          </a:xfrm>
+                          <a:prstGeom prst="line">
+                            <a:avLst/>
+                          </a:prstGeom>
+                        </wps:spPr>
+                        <wps:style>
+                          <a:lnRef idx="1">
+                            <a:schemeClr val="dk1"/>
+                          </a:lnRef>
+                          <a:fillRef idx="0">
+                            <a:schemeClr val="dk1"/>
+                          </a:fillRef>
+                          <a:effectRef idx="0">
+                            <a:schemeClr val="dk1"/>
+                          </a:effectRef>
+                          <a:fontRef idx="minor">
+                            <a:schemeClr val="tx1"/>
+                          </a:fontRef>
+                        </wps:style>
+                        <wps:bodyPr/>
+                      </wps:wsp>
+                      <wps:wsp>
+                        <wps:cNvPr id="1710137557" name="Connecteur droit 1710137557"/>
+                        <wps:cNvCnPr/>
+                        <wps:spPr>
+                          <a:xfrm>
+                            <a:off x="719667" y="1114778"/>
+                            <a:ext cx="172155" cy="0"/>
+                          </a:xfrm>
+                          <a:prstGeom prst="line">
+                            <a:avLst/>
+                          </a:prstGeom>
+                        </wps:spPr>
+                        <wps:style>
+                          <a:lnRef idx="1">
+                            <a:schemeClr val="dk1"/>
+                          </a:lnRef>
+                          <a:fillRef idx="0">
+                            <a:schemeClr val="dk1"/>
+                          </a:fillRef>
+                          <a:effectRef idx="0">
+                            <a:schemeClr val="dk1"/>
+                          </a:effectRef>
+                          <a:fontRef idx="minor">
+                            <a:schemeClr val="tx1"/>
+                          </a:fontRef>
+                        </wps:style>
+                        <wps:bodyPr/>
+                      </wps:wsp>
                     </wpc:wpc>
                   </a:graphicData>
                 </a:graphic>
@@ -577,7 +2363,7 @@
           </mc:Choice>
           <mc:Fallback>
             <w:pict>
-              <v:group w14:anchorId="1D31CDC9" id="Zone de dessin 2" o:spid="_x0000_s1026" editas="canvas" style="width:6in;height:252pt;mso-position-horizontal-relative:char;mso-position-vertical-relative:line" coordsize="54864,32004" o:gfxdata="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">
+              <v:group w14:anchorId="1D31CDC9" id="Zone de dessin 2" o:spid="_x0000_s1026" editas="canvas" style="width:6in;height:252pt;mso-position-horizontal-relative:char;mso-position-vertical-relative:line" coordsize="54864,32004" o:gfxdata="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">
                 <v:shapetype id="_x0000_t75" coordsize="21600,21600" o:spt="75" o:preferrelative="t" path="m@4@5l@4@11@9@11@9@5xe" filled="f" stroked="f">
                   <v:stroke joinstyle="miter"/>
                   <v:formulas>
@@ -601,184 +2387,869 @@
                   <v:fill o:detectmouseclick="t"/>
                   <v:path o:connecttype="none"/>
                 </v:shape>
-                <v:shapetype id="_x0000_t202" coordsize="21600,21600" o:spt="202" path="m,l,21600r21600,l21600,xe">
-                  <v:stroke joinstyle="miter"/>
-                  <v:path gradientshapeok="t" o:connecttype="rect"/>
-                </v:shapetype>
-                <v:shape id="Zone de texte 1" o:spid="_x0000_s1028" type="#_x0000_t202" style="position:absolute;left:1546;top:1800;width:2698;height:2698;visibility:visible;mso-wrap-style:square;v-text-anchor:middle" o:gfxdata="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" fillcolor="white [3201]" strokeweight=".5pt">
+                <v:group id="Groupe 1030791877" o:spid="_x0000_s1028" style="position:absolute;left:1546;top:1800;width:21615;height:2698" coordorigin="1546,1800" coordsize="21615,2698" o:gfxdata="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">
+                  <v:shapetype id="_x0000_t202" coordsize="21600,21600" o:spt="202" path="m,l,21600r21600,l21600,xe">
+                    <v:stroke joinstyle="miter"/>
+                    <v:path gradientshapeok="t" o:connecttype="rect"/>
+                  </v:shapetype>
+                  <v:shape id="Zone de texte 1" o:spid="_x0000_s1029" type="#_x0000_t202" style="position:absolute;left:1546;top:1800;width:2698;height:2698;visibility:visible;mso-wrap-style:square;v-text-anchor:middle" o:gfxdata="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" fillcolor="white [3201]" strokeweight=".5pt">
+                    <v:textbox inset="0,1mm,0,1mm">
+                      <w:txbxContent>
+                        <w:p>
+                          <w:pPr>
+                            <w:spacing w:line="256" w:lineRule="auto"/>
+                            <w:jc w:val="center"/>
+                            <w:rPr>
+                              <w:rFonts w:ascii="Calibri" w:eastAsia="Calibri" w:hAnsi="Calibri"/>
+                              <w:b/>
+                              <w:bCs/>
+                              <w:shadow/>
+                              <w:color w:val="000000"/>
+                              <w:sz w:val="24"/>
+                              <w:szCs w:val="24"/>
+                              <w14:shadow w14:blurRad="38100" w14:dist="19050" w14:dir="2700000" w14:sx="100000" w14:sy="100000" w14:kx="0" w14:ky="0" w14:algn="tl">
+                                <w14:schemeClr w14:val="dk1">
+                                  <w14:alpha w14:val="60000"/>
+                                </w14:schemeClr>
+                              </w14:shadow>
+                              <w14:ligatures w14:val="none"/>
+                            </w:rPr>
+                          </w:pPr>
+                          <w:r>
+                            <w:rPr>
+                              <w:rFonts w:ascii="Calibri" w:eastAsia="Calibri" w:hAnsi="Calibri"/>
+                              <w:b/>
+                              <w:bCs/>
+                              <w:shadow/>
+                              <w:color w:val="000000"/>
+                              <w14:shadow w14:blurRad="38100" w14:dist="19050" w14:dir="2700000" w14:sx="100000" w14:sy="100000" w14:kx="0" w14:ky="0" w14:algn="tl">
+                                <w14:schemeClr w14:val="dk1">
+                                  <w14:alpha w14:val="60000"/>
+                                </w14:schemeClr>
+                              </w14:shadow>
+                            </w:rPr>
+                            <w:t>E</w:t>
+                          </w:r>
+                        </w:p>
+                      </w:txbxContent>
+                    </v:textbox>
+                  </v:shape>
+                  <v:shape id="Zone de texte 1" o:spid="_x0000_s1030" type="#_x0000_t202" style="position:absolute;left:4244;top:1800;width:2699;height:2698;visibility:visible;mso-wrap-style:square;v-text-anchor:middle" o:gfxdata="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" fillcolor="white [3201]" strokeweight=".5pt">
+                    <v:textbox inset="0,1mm,0,1mm">
+                      <w:txbxContent>
+                        <w:p>
+                          <w:pPr>
+                            <w:spacing w:line="256" w:lineRule="auto"/>
+                            <w:jc w:val="center"/>
+                            <w:rPr>
+                              <w:rFonts w:ascii="Calibri" w:eastAsia="Calibri" w:hAnsi="Calibri"/>
+                              <w:b/>
+                              <w:bCs/>
+                              <w:shadow/>
+                              <w:color w:val="000000"/>
+                              <w:sz w:val="24"/>
+                              <w:szCs w:val="24"/>
+                              <w14:shadow w14:blurRad="38100" w14:dist="19050" w14:dir="2700000" w14:sx="100000" w14:sy="100000" w14:kx="0" w14:ky="0" w14:algn="tl">
+                                <w14:schemeClr w14:val="dk1">
+                                  <w14:alpha w14:val="60000"/>
+                                </w14:schemeClr>
+                              </w14:shadow>
+                              <w14:ligatures w14:val="none"/>
+                            </w:rPr>
+                          </w:pPr>
+                          <w:r>
+                            <w:rPr>
+                              <w:rFonts w:ascii="Calibri" w:eastAsia="Calibri" w:hAnsi="Calibri"/>
+                              <w:b/>
+                              <w:bCs/>
+                              <w:shadow/>
+                              <w:color w:val="000000"/>
+                              <w14:shadow w14:blurRad="38100" w14:dist="19050" w14:dir="2700000" w14:sx="100000" w14:sy="100000" w14:kx="0" w14:ky="0" w14:algn="tl">
+                                <w14:schemeClr w14:val="dk1">
+                                  <w14:alpha w14:val="60000"/>
+                                </w14:schemeClr>
+                              </w14:shadow>
+                            </w:rPr>
+                            <w:t>F</w:t>
+                          </w:r>
+                        </w:p>
+                      </w:txbxContent>
+                    </v:textbox>
+                  </v:shape>
+                  <v:shape id="Zone de texte 1" o:spid="_x0000_s1031" type="#_x0000_t202" style="position:absolute;left:6945;top:1800;width:2699;height:2698;visibility:visible;mso-wrap-style:square;v-text-anchor:middle" o:gfxdata="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" fillcolor="white [3201]" strokeweight=".5pt">
+                    <v:textbox inset="0,1mm,0,1mm">
+                      <w:txbxContent>
+                        <w:p>
+                          <w:pPr>
+                            <w:spacing w:line="256" w:lineRule="auto"/>
+                            <w:jc w:val="center"/>
+                            <w:rPr>
+                              <w:rFonts w:ascii="Calibri" w:eastAsia="Calibri" w:hAnsi="Calibri"/>
+                              <w:b/>
+                              <w:bCs/>
+                              <w:shadow/>
+                              <w:color w:val="000000"/>
+                              <w:sz w:val="24"/>
+                              <w:szCs w:val="24"/>
+                              <w14:shadow w14:blurRad="38100" w14:dist="19050" w14:dir="2700000" w14:sx="100000" w14:sy="100000" w14:kx="0" w14:ky="0" w14:algn="tl">
+                                <w14:schemeClr w14:val="dk1">
+                                  <w14:alpha w14:val="60000"/>
+                                </w14:schemeClr>
+                              </w14:shadow>
+                              <w14:ligatures w14:val="none"/>
+                            </w:rPr>
+                          </w:pPr>
+                          <w:r>
+                            <w:rPr>
+                              <w:rFonts w:ascii="Calibri" w:eastAsia="Calibri" w:hAnsi="Calibri"/>
+                              <w:b/>
+                              <w:bCs/>
+                              <w:shadow/>
+                              <w:color w:val="000000"/>
+                              <w14:shadow w14:blurRad="38100" w14:dist="19050" w14:dir="2700000" w14:sx="100000" w14:sy="100000" w14:kx="0" w14:ky="0" w14:algn="tl">
+                                <w14:schemeClr w14:val="dk1">
+                                  <w14:alpha w14:val="60000"/>
+                                </w14:schemeClr>
+                              </w14:shadow>
+                            </w:rPr>
+                            <w:t>H</w:t>
+                          </w:r>
+                        </w:p>
+                      </w:txbxContent>
+                    </v:textbox>
+                  </v:shape>
+                  <v:shape id="Zone de texte 1" o:spid="_x0000_s1032" type="#_x0000_t202" style="position:absolute;left:9654;top:1800;width:2699;height:2698;visibility:visible;mso-wrap-style:square;v-text-anchor:middle" o:gfxdata="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" fillcolor="white [3201]" strokeweight=".5pt">
+                    <v:textbox inset="0,1mm,0,1mm">
+                      <w:txbxContent>
+                        <w:p>
+                          <w:pPr>
+                            <w:spacing w:line="256" w:lineRule="auto"/>
+                            <w:jc w:val="center"/>
+                            <w:rPr>
+                              <w:rFonts w:ascii="Calibri" w:eastAsia="Calibri" w:hAnsi="Calibri"/>
+                              <w:b/>
+                              <w:bCs/>
+                              <w:shadow/>
+                              <w:color w:val="000000"/>
+                              <w:sz w:val="24"/>
+                              <w:szCs w:val="24"/>
+                              <w14:shadow w14:blurRad="38100" w14:dist="19050" w14:dir="2700000" w14:sx="100000" w14:sy="100000" w14:kx="0" w14:ky="0" w14:algn="tl">
+                                <w14:schemeClr w14:val="dk1">
+                                  <w14:alpha w14:val="60000"/>
+                                </w14:schemeClr>
+                              </w14:shadow>
+                              <w14:ligatures w14:val="none"/>
+                            </w:rPr>
+                          </w:pPr>
+                          <w:r>
+                            <w:rPr>
+                              <w:rFonts w:ascii="Calibri" w:eastAsia="Calibri" w:hAnsi="Calibri"/>
+                              <w:b/>
+                              <w:bCs/>
+                              <w:shadow/>
+                              <w:color w:val="000000"/>
+                              <w14:shadow w14:blurRad="38100" w14:dist="19050" w14:dir="2700000" w14:sx="100000" w14:sy="100000" w14:kx="0" w14:ky="0" w14:algn="tl">
+                                <w14:schemeClr w14:val="dk1">
+                                  <w14:alpha w14:val="60000"/>
+                                </w14:schemeClr>
+                              </w14:shadow>
+                            </w:rPr>
+                            <w:t>I</w:t>
+                          </w:r>
+                        </w:p>
+                      </w:txbxContent>
+                    </v:textbox>
+                  </v:shape>
+                  <v:shape id="Zone de texte 1" o:spid="_x0000_s1033" type="#_x0000_t202" style="position:absolute;left:12353;top:1800;width:2699;height:2698;visibility:visible;mso-wrap-style:square;v-text-anchor:middle" o:gfxdata="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" fillcolor="white [3201]" strokeweight=".5pt">
+                    <v:textbox inset="0,1mm,0,1mm">
+                      <w:txbxContent>
+                        <w:p>
+                          <w:pPr>
+                            <w:spacing w:line="254" w:lineRule="auto"/>
+                            <w:jc w:val="center"/>
+                            <w:rPr>
+                              <w:rFonts w:ascii="Calibri" w:eastAsia="Calibri" w:hAnsi="Calibri"/>
+                              <w:b/>
+                              <w:bCs/>
+                              <w:shadow/>
+                              <w:color w:val="000000"/>
+                              <w14:shadow w14:blurRad="38100" w14:dist="19050" w14:dir="2700000" w14:sx="100000" w14:sy="100000" w14:kx="0" w14:ky="0" w14:algn="tl">
+                                <w14:schemeClr w14:val="dk1">
+                                  <w14:alpha w14:val="60000"/>
+                                </w14:schemeClr>
+                              </w14:shadow>
+                              <w14:ligatures w14:val="none"/>
+                            </w:rPr>
+                          </w:pPr>
+                          <w:r>
+                            <w:rPr>
+                              <w:rFonts w:ascii="Calibri" w:eastAsia="Calibri" w:hAnsi="Calibri"/>
+                              <w:b/>
+                              <w:bCs/>
+                              <w:shadow/>
+                              <w:color w:val="000000"/>
+                              <w14:shadow w14:blurRad="38100" w14:dist="19050" w14:dir="2700000" w14:sx="100000" w14:sy="100000" w14:kx="0" w14:ky="0" w14:algn="tl">
+                                <w14:schemeClr w14:val="dk1">
+                                  <w14:alpha w14:val="60000"/>
+                                </w14:schemeClr>
+                              </w14:shadow>
+                            </w:rPr>
+                            <w:t>N</w:t>
+                          </w:r>
+                          <w:r>
+                            <w:rPr>
+                              <w:rFonts w:ascii="Calibri" w:eastAsia="Calibri" w:hAnsi="Calibri"/>
+                              <w:b/>
+                              <w:bCs/>
+                              <w:shadow/>
+                              <w:color w:val="000000"/>
+                              <w14:shadow w14:blurRad="38100" w14:dist="19050" w14:dir="2700000" w14:sx="100000" w14:sy="100000" w14:kx="0" w14:ky="0" w14:algn="tl">
+                                <w14:schemeClr w14:val="dk1">
+                                  <w14:alpha w14:val="60000"/>
+                                </w14:schemeClr>
+                              </w14:shadow>
+                            </w:rPr>
+                            <w:tab/>
+                          </w:r>
+                        </w:p>
+                      </w:txbxContent>
+                    </v:textbox>
+                  </v:shape>
+                  <v:shape id="Zone de texte 1" o:spid="_x0000_s1034" type="#_x0000_t202" style="position:absolute;left:15052;top:1800;width:2699;height:2698;visibility:visible;mso-wrap-style:square;v-text-anchor:middle" o:gfxdata="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" fillcolor="white [3201]" strokeweight=".5pt">
+                    <v:textbox inset="0,1mm,0,1mm">
+                      <w:txbxContent>
+                        <w:p>
+                          <w:pPr>
+                            <w:spacing w:line="254" w:lineRule="auto"/>
+                            <w:jc w:val="center"/>
+                            <w:rPr>
+                              <w:rFonts w:ascii="Calibri" w:eastAsia="Calibri" w:hAnsi="Calibri"/>
+                              <w:b/>
+                              <w:bCs/>
+                              <w:shadow/>
+                              <w:color w:val="000000"/>
+                              <w14:shadow w14:blurRad="38100" w14:dist="19050" w14:dir="2700000" w14:sx="100000" w14:sy="100000" w14:kx="0" w14:ky="0" w14:algn="tl">
+                                <w14:schemeClr w14:val="dk1">
+                                  <w14:alpha w14:val="60000"/>
+                                </w14:schemeClr>
+                              </w14:shadow>
+                              <w14:ligatures w14:val="none"/>
+                            </w:rPr>
+                          </w:pPr>
+                          <w:r>
+                            <w:rPr>
+                              <w:rFonts w:ascii="Calibri" w:eastAsia="Calibri" w:hAnsi="Calibri"/>
+                              <w:b/>
+                              <w:bCs/>
+                              <w:shadow/>
+                              <w:color w:val="000000"/>
+                              <w14:shadow w14:blurRad="38100" w14:dist="19050" w14:dir="2700000" w14:sx="100000" w14:sy="100000" w14:kx="0" w14:ky="0" w14:algn="tl">
+                                <w14:schemeClr w14:val="dk1">
+                                  <w14:alpha w14:val="60000"/>
+                                </w14:schemeClr>
+                              </w14:shadow>
+                            </w:rPr>
+                            <w:t>Z</w:t>
+                          </w:r>
+                        </w:p>
+                      </w:txbxContent>
+                    </v:textbox>
+                  </v:shape>
+                  <v:shape id="Zone de texte 1" o:spid="_x0000_s1035" type="#_x0000_t202" style="position:absolute;left:17753;top:1800;width:2699;height:2698;visibility:visible;mso-wrap-style:square;v-text-anchor:middle" o:gfxdata="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" fillcolor="white [3201]" strokeweight=".5pt">
+                    <v:textbox inset="0,1mm,0,1mm">
+                      <w:txbxContent>
+                        <w:p>
+                          <w:pPr>
+                            <w:spacing w:line="254" w:lineRule="auto"/>
+                            <w:jc w:val="center"/>
+                            <w:rPr>
+                              <w:rFonts w:ascii="Calibri" w:eastAsia="Calibri" w:hAnsi="Calibri"/>
+                              <w:b/>
+                              <w:bCs/>
+                              <w:shadow/>
+                              <w:color w:val="000000"/>
+                              <w14:shadow w14:blurRad="38100" w14:dist="19050" w14:dir="2700000" w14:sx="100000" w14:sy="100000" w14:kx="0" w14:ky="0" w14:algn="tl">
+                                <w14:schemeClr w14:val="dk1">
+                                  <w14:alpha w14:val="60000"/>
+                                </w14:schemeClr>
+                              </w14:shadow>
+                              <w14:ligatures w14:val="none"/>
+                            </w:rPr>
+                          </w:pPr>
+                          <w:r>
+                            <w:rPr>
+                              <w:rFonts w:ascii="Calibri" w:eastAsia="Calibri" w:hAnsi="Calibri"/>
+                              <w:b/>
+                              <w:bCs/>
+                              <w:shadow/>
+                              <w:color w:val="000000"/>
+                              <w14:shadow w14:blurRad="38100" w14:dist="19050" w14:dir="2700000" w14:sx="100000" w14:sy="100000" w14:kx="0" w14:ky="0" w14:algn="tl">
+                                <w14:schemeClr w14:val="dk1">
+                                  <w14:alpha w14:val="60000"/>
+                                </w14:schemeClr>
+                              </w14:shadow>
+                            </w:rPr>
+                            <w:t>V</w:t>
+                          </w:r>
+                        </w:p>
+                      </w:txbxContent>
+                    </v:textbox>
+                  </v:shape>
+                  <v:shape id="Zone de texte 1" o:spid="_x0000_s1036" type="#_x0000_t202" style="position:absolute;left:20462;top:1800;width:2699;height:2698;visibility:visible;mso-wrap-style:square;v-text-anchor:middle" o:gfxdata="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" fillcolor="white [3201]" strokeweight=".5pt">
+                    <v:textbox inset="0,1mm,0,1mm">
+                      <w:txbxContent>
+                        <w:p>
+                          <w:pPr>
+                            <w:spacing w:line="254" w:lineRule="auto"/>
+                            <w:jc w:val="center"/>
+                            <w:rPr>
+                              <w:rFonts w:ascii="Calibri" w:eastAsia="Calibri" w:hAnsi="Calibri"/>
+                              <w:b/>
+                              <w:bCs/>
+                              <w:shadow/>
+                              <w:color w:val="000000"/>
+                              <w14:shadow w14:blurRad="38100" w14:dist="19050" w14:dir="2700000" w14:sx="100000" w14:sy="100000" w14:kx="0" w14:ky="0" w14:algn="tl">
+                                <w14:schemeClr w14:val="dk1">
+                                  <w14:alpha w14:val="60000"/>
+                                </w14:schemeClr>
+                              </w14:shadow>
+                              <w14:ligatures w14:val="none"/>
+                            </w:rPr>
+                          </w:pPr>
+                          <w:r>
+                            <w:rPr>
+                              <w:rFonts w:ascii="Calibri" w:eastAsia="Calibri" w:hAnsi="Calibri"/>
+                              <w:b/>
+                              <w:bCs/>
+                              <w:shadow/>
+                              <w:color w:val="000000"/>
+                              <w14:shadow w14:blurRad="38100" w14:dist="19050" w14:dir="2700000" w14:sx="100000" w14:sy="100000" w14:kx="0" w14:ky="0" w14:algn="tl">
+                                <w14:schemeClr w14:val="dk1">
+                                  <w14:alpha w14:val="60000"/>
+                                </w14:schemeClr>
+                              </w14:shadow>
+                            </w:rPr>
+                            <w:t>C</w:t>
+                          </w:r>
+                        </w:p>
+                      </w:txbxContent>
+                    </v:textbox>
+                  </v:shape>
+                </v:group>
+                <v:group id="Groupe 1557103073" o:spid="_x0000_s1037" style="position:absolute;left:5243;top:6585;width:14197;height:2950" coordorigin="5243,6585" coordsize="14197,2950" o:gfxdata="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">
+                  <v:shape id="Zone de texte 1" o:spid="_x0000_s1038" type="#_x0000_t202" style="position:absolute;left:8065;top:6780;width:1080;height:1080;visibility:visible;mso-wrap-style:square;v-text-anchor:middle" o:gfxdata="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" fillcolor="white [3201]" strokeweight=".5pt">
+                    <v:textbox inset="0,1mm,0,1mm">
+                      <w:txbxContent>
+                        <w:p>
+                          <w:pPr>
+                            <w:spacing w:line="254" w:lineRule="auto"/>
+                            <w:jc w:val="center"/>
+                            <w:rPr>
+                              <w:rFonts w:ascii="Calibri" w:eastAsia="Calibri" w:hAnsi="Calibri"/>
+                              <w:b/>
+                              <w:bCs/>
+                              <w:shadow/>
+                              <w:color w:val="000000"/>
+                              <w14:shadow w14:blurRad="38100" w14:dist="19050" w14:dir="2700000" w14:sx="100000" w14:sy="100000" w14:kx="0" w14:ky="0" w14:algn="tl">
+                                <w14:schemeClr w14:val="dk1">
+                                  <w14:alpha w14:val="60000"/>
+                                </w14:schemeClr>
+                              </w14:shadow>
+                              <w14:ligatures w14:val="none"/>
+                            </w:rPr>
+                          </w:pPr>
+                        </w:p>
+                      </w:txbxContent>
+                    </v:textbox>
+                  </v:shape>
+                  <v:shape id="Zone de texte 1" o:spid="_x0000_s1039" type="#_x0000_t202" style="position:absolute;left:9137;top:6780;width:1080;height:1080;visibility:visible;mso-wrap-style:square;v-text-anchor:middle" o:gfxdata="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" fillcolor="white [3201]" strokeweight=".5pt">
+                    <v:textbox inset="0,1mm,0,1mm">
+                      <w:txbxContent>
+                        <w:p>
+                          <w:pPr>
+                            <w:spacing w:line="252" w:lineRule="auto"/>
+                            <w:jc w:val="center"/>
+                            <w:rPr>
+                              <w:rFonts w:ascii="Calibri" w:eastAsia="Calibri" w:hAnsi="Calibri"/>
+                              <w:b/>
+                              <w:bCs/>
+                              <w:shadow/>
+                              <w:color w:val="000000"/>
+                              <w14:shadow w14:blurRad="38100" w14:dist="19050" w14:dir="2700000" w14:sx="100000" w14:sy="100000" w14:kx="0" w14:ky="0" w14:algn="tl">
+                                <w14:schemeClr w14:val="dk1">
+                                  <w14:alpha w14:val="60000"/>
+                                </w14:schemeClr>
+                              </w14:shadow>
+                              <w14:ligatures w14:val="none"/>
+                            </w:rPr>
+                          </w:pPr>
+                          <w:r>
+                            <w:rPr>
+                              <w:rFonts w:ascii="Calibri" w:eastAsia="Calibri" w:hAnsi="Calibri"/>
+                              <w:b/>
+                              <w:bCs/>
+                              <w:shadow/>
+                              <w:color w:val="000000"/>
+                              <w14:shadow w14:blurRad="38100" w14:dist="19050" w14:dir="2700000" w14:sx="100000" w14:sy="100000" w14:kx="0" w14:ky="0" w14:algn="tl">
+                                <w14:schemeClr w14:val="dk1">
+                                  <w14:alpha w14:val="60000"/>
+                                </w14:schemeClr>
+                              </w14:shadow>
+                            </w:rPr>
+                            <w:t> </w:t>
+                          </w:r>
+                        </w:p>
+                      </w:txbxContent>
+                    </v:textbox>
+                  </v:shape>
+                  <v:shape id="Zone de texte 1" o:spid="_x0000_s1040" type="#_x0000_t202" style="position:absolute;left:10210;top:6780;width:1079;height:1080;visibility:visible;mso-wrap-style:square;v-text-anchor:middle" o:gfxdata="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" fillcolor="white [3201]" strokeweight=".5pt">
+                    <v:textbox inset="0,1mm,0,1mm">
+                      <w:txbxContent>
+                        <w:p>
+                          <w:pPr>
+                            <w:spacing w:line="252" w:lineRule="auto"/>
+                            <w:jc w:val="center"/>
+                            <w:rPr>
+                              <w:rFonts w:ascii="Calibri" w:eastAsia="Calibri" w:hAnsi="Calibri"/>
+                              <w:b/>
+                              <w:bCs/>
+                              <w:shadow/>
+                              <w:color w:val="000000"/>
+                              <w14:shadow w14:blurRad="38100" w14:dist="19050" w14:dir="2700000" w14:sx="100000" w14:sy="100000" w14:kx="0" w14:ky="0" w14:algn="tl">
+                                <w14:schemeClr w14:val="dk1">
+                                  <w14:alpha w14:val="60000"/>
+                                </w14:schemeClr>
+                              </w14:shadow>
+                              <w14:ligatures w14:val="none"/>
+                            </w:rPr>
+                          </w:pPr>
+                          <w:r>
+                            <w:rPr>
+                              <w:rFonts w:ascii="Calibri" w:eastAsia="Calibri" w:hAnsi="Calibri"/>
+                              <w:b/>
+                              <w:bCs/>
+                              <w:shadow/>
+                              <w:color w:val="000000"/>
+                              <w14:shadow w14:blurRad="38100" w14:dist="19050" w14:dir="2700000" w14:sx="100000" w14:sy="100000" w14:kx="0" w14:ky="0" w14:algn="tl">
+                                <w14:schemeClr w14:val="dk1">
+                                  <w14:alpha w14:val="60000"/>
+                                </w14:schemeClr>
+                              </w14:shadow>
+                            </w:rPr>
+                            <w:t> </w:t>
+                          </w:r>
+                        </w:p>
+                      </w:txbxContent>
+                    </v:textbox>
+                  </v:shape>
+                  <v:shape id="Zone de texte 1" o:spid="_x0000_s1041" type="#_x0000_t202" style="position:absolute;left:11283;top:6780;width:1079;height:1080;visibility:visible;mso-wrap-style:square;v-text-anchor:middle" o:gfxdata="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" fillcolor="white [3201]" strokeweight=".5pt">
+                    <v:textbox inset="0,1mm,0,1mm">
+                      <w:txbxContent>
+                        <w:p>
+                          <w:pPr>
+                            <w:spacing w:line="252" w:lineRule="auto"/>
+                            <w:jc w:val="center"/>
+                            <w:rPr>
+                              <w:rFonts w:ascii="Calibri" w:eastAsia="Calibri" w:hAnsi="Calibri"/>
+                              <w:b/>
+                              <w:bCs/>
+                              <w:shadow/>
+                              <w:color w:val="000000"/>
+                              <w14:shadow w14:blurRad="38100" w14:dist="19050" w14:dir="2700000" w14:sx="100000" w14:sy="100000" w14:kx="0" w14:ky="0" w14:algn="tl">
+                                <w14:schemeClr w14:val="dk1">
+                                  <w14:alpha w14:val="60000"/>
+                                </w14:schemeClr>
+                              </w14:shadow>
+                              <w14:ligatures w14:val="none"/>
+                            </w:rPr>
+                          </w:pPr>
+                          <w:r>
+                            <w:rPr>
+                              <w:rFonts w:ascii="Calibri" w:eastAsia="Calibri" w:hAnsi="Calibri"/>
+                              <w:b/>
+                              <w:bCs/>
+                              <w:shadow/>
+                              <w:color w:val="000000"/>
+                              <w14:shadow w14:blurRad="38100" w14:dist="19050" w14:dir="2700000" w14:sx="100000" w14:sy="100000" w14:kx="0" w14:ky="0" w14:algn="tl">
+                                <w14:schemeClr w14:val="dk1">
+                                  <w14:alpha w14:val="60000"/>
+                                </w14:schemeClr>
+                              </w14:shadow>
+                            </w:rPr>
+                            <w:t> </w:t>
+                          </w:r>
+                        </w:p>
+                      </w:txbxContent>
+                    </v:textbox>
+                  </v:shape>
+                  <v:shape id="Zone de texte 1" o:spid="_x0000_s1042" type="#_x0000_t202" style="position:absolute;left:12362;top:6781;width:1080;height:1079;visibility:visible;mso-wrap-style:square;v-text-anchor:middle" o:gfxdata="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" fillcolor="white [3201]" strokeweight=".5pt">
+                    <v:textbox inset="0,1mm,0,1mm">
+                      <w:txbxContent>
+                        <w:p>
+                          <w:pPr>
+                            <w:spacing w:line="252" w:lineRule="auto"/>
+                            <w:jc w:val="center"/>
+                            <w:rPr>
+                              <w:rFonts w:ascii="Calibri" w:eastAsia="Calibri" w:hAnsi="Calibri"/>
+                              <w:b/>
+                              <w:bCs/>
+                              <w:shadow/>
+                              <w:color w:val="000000"/>
+                              <w14:shadow w14:blurRad="38100" w14:dist="19050" w14:dir="2700000" w14:sx="100000" w14:sy="100000" w14:kx="0" w14:ky="0" w14:algn="tl">
+                                <w14:schemeClr w14:val="dk1">
+                                  <w14:alpha w14:val="60000"/>
+                                </w14:schemeClr>
+                              </w14:shadow>
+                              <w14:ligatures w14:val="none"/>
+                            </w:rPr>
+                          </w:pPr>
+                          <w:r>
+                            <w:rPr>
+                              <w:rFonts w:ascii="Calibri" w:eastAsia="Calibri" w:hAnsi="Calibri"/>
+                              <w:b/>
+                              <w:bCs/>
+                              <w:shadow/>
+                              <w:color w:val="000000"/>
+                              <w14:shadow w14:blurRad="38100" w14:dist="19050" w14:dir="2700000" w14:sx="100000" w14:sy="100000" w14:kx="0" w14:ky="0" w14:algn="tl">
+                                <w14:schemeClr w14:val="dk1">
+                                  <w14:alpha w14:val="60000"/>
+                                </w14:schemeClr>
+                              </w14:shadow>
+                            </w:rPr>
+                            <w:t> </w:t>
+                          </w:r>
+                        </w:p>
+                      </w:txbxContent>
+                    </v:textbox>
+                  </v:shape>
+                  <v:shape id="Zone de texte 1" o:spid="_x0000_s1043" type="#_x0000_t202" style="position:absolute;left:13436;top:6781;width:1079;height:1079;visibility:visible;mso-wrap-style:square;v-text-anchor:middle" o:gfxdata="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" fillcolor="white [3201]" strokeweight=".5pt">
+                    <v:textbox inset="0,1mm,0,1mm">
+                      <w:txbxContent>
+                        <w:p>
+                          <w:pPr>
+                            <w:spacing w:line="252" w:lineRule="auto"/>
+                            <w:jc w:val="center"/>
+                            <w:rPr>
+                              <w:rFonts w:ascii="Calibri" w:eastAsia="Calibri" w:hAnsi="Calibri"/>
+                              <w:b/>
+                              <w:bCs/>
+                              <w:shadow/>
+                              <w:color w:val="000000"/>
+                              <w14:shadow w14:blurRad="38100" w14:dist="19050" w14:dir="2700000" w14:sx="100000" w14:sy="100000" w14:kx="0" w14:ky="0" w14:algn="tl">
+                                <w14:schemeClr w14:val="dk1">
+                                  <w14:alpha w14:val="60000"/>
+                                </w14:schemeClr>
+                              </w14:shadow>
+                              <w14:ligatures w14:val="none"/>
+                            </w:rPr>
+                          </w:pPr>
+                          <w:r>
+                            <w:rPr>
+                              <w:rFonts w:ascii="Calibri" w:eastAsia="Calibri" w:hAnsi="Calibri"/>
+                              <w:b/>
+                              <w:bCs/>
+                              <w:shadow/>
+                              <w:color w:val="000000"/>
+                              <w14:shadow w14:blurRad="38100" w14:dist="19050" w14:dir="2700000" w14:sx="100000" w14:sy="100000" w14:kx="0" w14:ky="0" w14:algn="tl">
+                                <w14:schemeClr w14:val="dk1">
+                                  <w14:alpha w14:val="60000"/>
+                                </w14:schemeClr>
+                              </w14:shadow>
+                            </w:rPr>
+                            <w:t> </w:t>
+                          </w:r>
+                        </w:p>
+                      </w:txbxContent>
+                    </v:textbox>
+                  </v:shape>
+                  <v:shape id="Zone de texte 1" o:spid="_x0000_s1044" type="#_x0000_t202" style="position:absolute;left:14502;top:6781;width:1080;height:1079;visibility:visible;mso-wrap-style:square;v-text-anchor:middle" o:gfxdata="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" fillcolor="white [3201]" strokeweight=".5pt">
+                    <v:textbox inset="0,1mm,0,1mm">
+                      <w:txbxContent>
+                        <w:p>
+                          <w:pPr>
+                            <w:spacing w:line="252" w:lineRule="auto"/>
+                            <w:jc w:val="center"/>
+                            <w:rPr>
+                              <w:rFonts w:ascii="Calibri" w:eastAsia="Calibri" w:hAnsi="Calibri"/>
+                              <w:b/>
+                              <w:bCs/>
+                              <w:shadow/>
+                              <w:color w:val="000000"/>
+                              <w14:shadow w14:blurRad="38100" w14:dist="19050" w14:dir="2700000" w14:sx="100000" w14:sy="100000" w14:kx="0" w14:ky="0" w14:algn="tl">
+                                <w14:schemeClr w14:val="dk1">
+                                  <w14:alpha w14:val="60000"/>
+                                </w14:schemeClr>
+                              </w14:shadow>
+                              <w14:ligatures w14:val="none"/>
+                            </w:rPr>
+                          </w:pPr>
+                          <w:r>
+                            <w:rPr>
+                              <w:rFonts w:ascii="Calibri" w:eastAsia="Calibri" w:hAnsi="Calibri"/>
+                              <w:b/>
+                              <w:bCs/>
+                              <w:shadow/>
+                              <w:color w:val="000000"/>
+                              <w14:shadow w14:blurRad="38100" w14:dist="19050" w14:dir="2700000" w14:sx="100000" w14:sy="100000" w14:kx="0" w14:ky="0" w14:algn="tl">
+                                <w14:schemeClr w14:val="dk1">
+                                  <w14:alpha w14:val="60000"/>
+                                </w14:schemeClr>
+                              </w14:shadow>
+                            </w:rPr>
+                            <w:t> </w:t>
+                          </w:r>
+                        </w:p>
+                      </w:txbxContent>
+                    </v:textbox>
+                  </v:shape>
+                  <v:shape id="Zone de texte 1" o:spid="_x0000_s1045" type="#_x0000_t202" style="position:absolute;left:15575;top:6781;width:1080;height:1079;visibility:visible;mso-wrap-style:square;v-text-anchor:middle" o:gfxdata="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" fillcolor="white [3201]" strokeweight=".5pt">
+                    <v:textbox inset="0,1mm,0,1mm">
+                      <w:txbxContent>
+                        <w:p>
+                          <w:pPr>
+                            <w:spacing w:line="252" w:lineRule="auto"/>
+                            <w:jc w:val="center"/>
+                            <w:rPr>
+                              <w:rFonts w:ascii="Calibri" w:eastAsia="Calibri" w:hAnsi="Calibri"/>
+                              <w:b/>
+                              <w:bCs/>
+                              <w:shadow/>
+                              <w:color w:val="000000"/>
+                              <w14:shadow w14:blurRad="38100" w14:dist="19050" w14:dir="2700000" w14:sx="100000" w14:sy="100000" w14:kx="0" w14:ky="0" w14:algn="tl">
+                                <w14:schemeClr w14:val="dk1">
+                                  <w14:alpha w14:val="60000"/>
+                                </w14:schemeClr>
+                              </w14:shadow>
+                              <w14:ligatures w14:val="none"/>
+                            </w:rPr>
+                          </w:pPr>
+                          <w:r>
+                            <w:rPr>
+                              <w:rFonts w:ascii="Calibri" w:eastAsia="Calibri" w:hAnsi="Calibri"/>
+                              <w:b/>
+                              <w:bCs/>
+                              <w:shadow/>
+                              <w:color w:val="000000"/>
+                              <w14:shadow w14:blurRad="38100" w14:dist="19050" w14:dir="2700000" w14:sx="100000" w14:sy="100000" w14:kx="0" w14:ky="0" w14:algn="tl">
+                                <w14:schemeClr w14:val="dk1">
+                                  <w14:alpha w14:val="60000"/>
+                                </w14:schemeClr>
+                              </w14:shadow>
+                            </w:rPr>
+                            <w:t> </w:t>
+                          </w:r>
+                        </w:p>
+                      </w:txbxContent>
+                    </v:textbox>
+                  </v:shape>
+                  <v:shapetype id="_x0000_t32" coordsize="21600,21600" o:spt="32" o:oned="t" path="m,l21600,21600e" filled="f">
+                    <v:path arrowok="t" fillok="f" o:connecttype="none"/>
+                    <o:lock v:ext="edit" shapetype="t"/>
+                  </v:shapetype>
+                  <v:shape id="Connecteur droit avec flèche 1376096027" o:spid="_x0000_s1046" type="#_x0000_t32" style="position:absolute;left:6519;top:7308;width:1129;height:28;flip:x y;visibility:visible;mso-wrap-style:square" o:connectortype="straight" o:gfxdata="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" strokecolor="black [3200]" strokeweight=".5pt">
+                    <v:stroke endarrow="block" joinstyle="miter"/>
+                  </v:shape>
+                  <v:shape id="Zone de texte 1" o:spid="_x0000_s1047" type="#_x0000_t202" style="position:absolute;left:5243;top:6585;width:1643;height:1756;visibility:visible;mso-wrap-style:square;v-text-anchor:middle" o:gfxdata="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" filled="f" stroked="f" strokeweight=".5pt">
+                    <v:textbox inset="0,0,0,0">
+                      <w:txbxContent>
+                        <w:p>
+                          <w:pPr>
+                            <w:spacing w:line="254" w:lineRule="auto"/>
+                            <w:jc w:val="center"/>
+                            <w:rPr>
+                              <w:rFonts w:ascii="Calibri" w:eastAsia="Calibri" w:hAnsi="Calibri"/>
+                              <w:b/>
+                              <w:bCs/>
+                              <w:shadow/>
+                              <w:color w:val="000000"/>
+                              <w:sz w:val="16"/>
+                              <w:szCs w:val="16"/>
+                              <w14:shadow w14:blurRad="38100" w14:dist="19050" w14:dir="2700000" w14:sx="100000" w14:sy="100000" w14:kx="0" w14:ky="0" w14:algn="tl">
+                                <w14:schemeClr w14:val="dk1">
+                                  <w14:alpha w14:val="60000"/>
+                                </w14:schemeClr>
+                              </w14:shadow>
+                              <w14:ligatures w14:val="none"/>
+                            </w:rPr>
+                          </w:pPr>
+                          <w:r>
+                            <w:rPr>
+                              <w:rFonts w:ascii="Calibri" w:eastAsia="Calibri" w:hAnsi="Calibri"/>
+                              <w:b/>
+                              <w:bCs/>
+                              <w:shadow/>
+                              <w:color w:val="000000"/>
+                              <w:sz w:val="16"/>
+                              <w:szCs w:val="16"/>
+                              <w14:shadow w14:blurRad="38100" w14:dist="19050" w14:dir="2700000" w14:sx="100000" w14:sy="100000" w14:kx="0" w14:ky="0" w14:algn="tl">
+                                <w14:schemeClr w14:val="dk1">
+                                  <w14:alpha w14:val="60000"/>
+                                </w14:schemeClr>
+                              </w14:shadow>
+                            </w:rPr>
+                            <w:t>C</w:t>
+                          </w:r>
+                        </w:p>
+                      </w:txbxContent>
+                    </v:textbox>
+                  </v:shape>
+                  <v:shape id="Connecteur droit avec flèche 1024577516" o:spid="_x0000_s1048" type="#_x0000_t32" style="position:absolute;left:17016;top:7303;width:1124;height:25;flip:x y;visibility:visible;mso-wrap-style:square" o:connectortype="straight" o:gfxdata="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" strokecolor="black [3200]" strokeweight=".5pt">
+                    <v:stroke endarrow="block" joinstyle="miter"/>
+                  </v:shape>
+                  <v:shape id="Zone de texte 1" o:spid="_x0000_s1049" type="#_x0000_t202" style="position:absolute;left:17802;top:6610;width:1638;height:1753;visibility:visible;mso-wrap-style:square;v-text-anchor:middle" o:gfxdata="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" filled="f" stroked="f" strokeweight=".5pt">
+                    <v:textbox inset="0,0,0,0">
+                      <w:txbxContent>
+                        <w:p>
+                          <w:pPr>
+                            <w:spacing w:line="252" w:lineRule="auto"/>
+                            <w:jc w:val="center"/>
+                            <w:rPr>
+                              <w:rFonts w:ascii="Calibri" w:eastAsia="Calibri" w:hAnsi="Calibri"/>
+                              <w:b/>
+                              <w:bCs/>
+                              <w:shadow/>
+                              <w:color w:val="000000"/>
+                              <w:sz w:val="16"/>
+                              <w:szCs w:val="16"/>
+                              <w14:shadow w14:blurRad="38100" w14:dist="19050" w14:dir="2700000" w14:sx="100000" w14:sy="100000" w14:kx="0" w14:ky="0" w14:algn="tl">
+                                <w14:schemeClr w14:val="dk1">
+                                  <w14:alpha w14:val="60000"/>
+                                </w14:schemeClr>
+                              </w14:shadow>
+                              <w14:ligatures w14:val="none"/>
+                            </w:rPr>
+                          </w:pPr>
+                          <w:r>
+                            <w:rPr>
+                              <w:rFonts w:ascii="Calibri" w:eastAsia="Calibri" w:hAnsi="Calibri"/>
+                              <w:b/>
+                              <w:bCs/>
+                              <w:shadow/>
+                              <w:color w:val="000000"/>
+                              <w:sz w:val="16"/>
+                              <w:szCs w:val="16"/>
+                              <w14:shadow w14:blurRad="38100" w14:dist="19050" w14:dir="2700000" w14:sx="100000" w14:sy="100000" w14:kx="0" w14:ky="0" w14:algn="tl">
+                                <w14:schemeClr w14:val="dk1">
+                                  <w14:alpha w14:val="60000"/>
+                                </w14:schemeClr>
+                              </w14:shadow>
+                            </w:rPr>
+                            <w:t>0</w:t>
+                          </w:r>
+                        </w:p>
+                      </w:txbxContent>
+                    </v:textbox>
+                  </v:shape>
+                  <v:shape id="Connecteur droit avec flèche 1680434512" o:spid="_x0000_s1050" type="#_x0000_t32" style="position:absolute;left:9589;top:8545;width:5425;height:0;flip:x;visibility:visible;mso-wrap-style:square" o:connectortype="straight" o:gfxdata="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" strokecolor="black [3200]" strokeweight=".5pt">
+                    <v:stroke endarrow="block" joinstyle="miter"/>
+                  </v:shape>
+                  <v:shape id="Zone de texte 1" o:spid="_x0000_s1051" type="#_x0000_t202" style="position:absolute;left:7789;top:7783;width:1638;height:1752;visibility:visible;mso-wrap-style:square;v-text-anchor:middle" o:gfxdata="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" filled="f" stroked="f" strokeweight=".5pt">
+                    <v:textbox inset="0,0,0,0">
+                      <w:txbxContent>
+                        <w:p>
+                          <w:pPr>
+                            <w:spacing w:line="252" w:lineRule="auto"/>
+                            <w:jc w:val="center"/>
+                            <w:rPr>
+                              <w:rFonts w:ascii="Calibri" w:eastAsia="Calibri" w:hAnsi="Calibri"/>
+                              <w:shadow/>
+                              <w:noProof/>
+                              <w:color w:val="000000"/>
+                              <w:sz w:val="16"/>
+                              <w:szCs w:val="16"/>
+                              <w14:shadow w14:blurRad="38100" w14:dist="19050" w14:dir="2700000" w14:sx="100000" w14:sy="100000" w14:kx="0" w14:ky="0" w14:algn="tl">
+                                <w14:schemeClr w14:val="dk1">
+                                  <w14:alpha w14:val="60000"/>
+                                </w14:schemeClr>
+                              </w14:shadow>
+                              <w14:ligatures w14:val="none"/>
+                            </w:rPr>
+                          </w:pPr>
+                          <w:r>
+                            <w:rPr>
+                              <w:rFonts w:ascii="Calibri" w:eastAsia="Calibri" w:hAnsi="Calibri"/>
+                              <w:shadow/>
+                              <w:noProof/>
+                              <w:color w:val="000000"/>
+                              <w:sz w:val="16"/>
+                              <w:szCs w:val="16"/>
+                              <w14:shadow w14:blurRad="38100" w14:dist="19050" w14:dir="2700000" w14:sx="100000" w14:sy="100000" w14:kx="0" w14:ky="0" w14:algn="tl">
+                                <w14:schemeClr w14:val="dk1">
+                                  <w14:alpha w14:val="60000"/>
+                                </w14:schemeClr>
+                              </w14:shadow>
+                            </w:rPr>
+                            <w:t>b</w:t>
+                          </w:r>
+                          <w:r>
+                            <w:rPr>
+                              <w:rFonts w:ascii="Calibri" w:eastAsia="Calibri" w:hAnsi="Calibri"/>
+                              <w:shadow/>
+                              <w:noProof/>
+                              <w:color w:val="000000"/>
+                              <w:sz w:val="16"/>
+                              <w:szCs w:val="16"/>
+                              <w14:shadow w14:blurRad="38100" w14:dist="19050" w14:dir="2700000" w14:sx="100000" w14:sy="100000" w14:kx="0" w14:ky="0" w14:algn="tl">
+                                <w14:schemeClr w14:val="dk1">
+                                  <w14:alpha w14:val="60000"/>
+                                </w14:schemeClr>
+                              </w14:shadow>
+                            </w:rPr>
+                            <w:t>7</w:t>
+                          </w:r>
+                        </w:p>
+                      </w:txbxContent>
+                    </v:textbox>
+                  </v:shape>
+                  <v:shape id="Zone de texte 1" o:spid="_x0000_s1052" type="#_x0000_t202" style="position:absolute;left:15374;top:7726;width:1639;height:1753;visibility:visible;mso-wrap-style:square;v-text-anchor:middle" o:gfxdata="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" filled="f" stroked="f" strokeweight=".5pt">
+                    <v:textbox inset="0,0,0,0">
+                      <w:txbxContent>
+                        <w:p>
+                          <w:pPr>
+                            <w:spacing w:line="252" w:lineRule="auto"/>
+                            <w:jc w:val="center"/>
+                            <w:rPr>
+                              <w:rFonts w:ascii="Calibri" w:eastAsia="Calibri" w:hAnsi="Calibri"/>
+                              <w:shadow/>
+                              <w:noProof/>
+                              <w:color w:val="000000"/>
+                              <w:sz w:val="16"/>
+                              <w:szCs w:val="16"/>
+                              <w14:shadow w14:blurRad="38100" w14:dist="19050" w14:dir="2700000" w14:sx="100000" w14:sy="100000" w14:kx="0" w14:ky="0" w14:algn="tl">
+                                <w14:schemeClr w14:val="dk1">
+                                  <w14:alpha w14:val="60000"/>
+                                </w14:schemeClr>
+                              </w14:shadow>
+                              <w14:ligatures w14:val="none"/>
+                            </w:rPr>
+                          </w:pPr>
+                          <w:r>
+                            <w:rPr>
+                              <w:rFonts w:ascii="Calibri" w:eastAsia="Calibri" w:hAnsi="Calibri"/>
+                              <w:shadow/>
+                              <w:noProof/>
+                              <w:color w:val="000000"/>
+                              <w:sz w:val="16"/>
+                              <w:szCs w:val="16"/>
+                              <w14:shadow w14:blurRad="38100" w14:dist="19050" w14:dir="2700000" w14:sx="100000" w14:sy="100000" w14:kx="0" w14:ky="0" w14:algn="tl">
+                                <w14:schemeClr w14:val="dk1">
+                                  <w14:alpha w14:val="60000"/>
+                                </w14:schemeClr>
+                              </w14:shadow>
+                            </w:rPr>
+                            <w:t>b0</w:t>
+                          </w:r>
+                        </w:p>
+                      </w:txbxContent>
+                    </v:textbox>
+                  </v:shape>
+                </v:group>
+                <v:shape id="Zone de texte 1" o:spid="_x0000_s1053" type="#_x0000_t202" style="position:absolute;left:8266;top:11727;width:1079;height:1079;visibility:visible;mso-wrap-style:square;v-text-anchor:middle" o:gfxdata="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" fillcolor="white [3201]" strokeweight=".5pt">
                   <v:textbox inset="0,1mm,0,1mm">
                     <w:txbxContent>
                       <w:p>
                         <w:pPr>
-                          <w:spacing w:line="256" w:lineRule="auto"/>
-                          <w:jc w:val="center"/>
-                          <w:rPr>
-                            <w:rFonts w:ascii="Calibri" w:eastAsia="Calibri" w:hAnsi="Calibri"/>
-                            <w:b/>
-                            <w:bCs/>
-                            <w:shadow/>
-                            <w:color w:val="000000"/>
-                            <w:sz w:val="24"/>
-                            <w:szCs w:val="24"/>
-                            <w14:shadow w14:blurRad="38100" w14:dist="19050" w14:dir="2700000" w14:sx="100000" w14:sy="100000" w14:kx="0" w14:ky="0" w14:algn="tl">
-                              <w14:schemeClr w14:val="dk1">
-                                <w14:alpha w14:val="60000"/>
-                              </w14:schemeClr>
-                            </w14:shadow>
-                            <w14:ligatures w14:val="none"/>
-                          </w:rPr>
-                        </w:pPr>
-                        <w:r>
-                          <w:rPr>
-                            <w:rFonts w:ascii="Calibri" w:eastAsia="Calibri" w:hAnsi="Calibri"/>
-                            <w:b/>
-                            <w:bCs/>
-                            <w:shadow/>
-                            <w:color w:val="000000"/>
-                            <w14:shadow w14:blurRad="38100" w14:dist="19050" w14:dir="2700000" w14:sx="100000" w14:sy="100000" w14:kx="0" w14:ky="0" w14:algn="tl">
-                              <w14:schemeClr w14:val="dk1">
-                                <w14:alpha w14:val="60000"/>
-                              </w14:schemeClr>
-                            </w14:shadow>
-                          </w:rPr>
-                          <w:t>E</w:t>
-                        </w:r>
-                      </w:p>
-                    </w:txbxContent>
-                  </v:textbox>
-                </v:shape>
-                <v:shape id="Zone de texte 1" o:spid="_x0000_s1029" type="#_x0000_t202" style="position:absolute;left:4244;top:1800;width:2699;height:2698;visibility:visible;mso-wrap-style:square;v-text-anchor:middle" o:gfxdata="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" fillcolor="white [3201]" strokeweight=".5pt">
-                  <v:textbox inset="0,1mm,0,1mm">
-                    <w:txbxContent>
-                      <w:p>
-                        <w:pPr>
-                          <w:spacing w:line="256" w:lineRule="auto"/>
-                          <w:jc w:val="center"/>
-                          <w:rPr>
-                            <w:rFonts w:ascii="Calibri" w:eastAsia="Calibri" w:hAnsi="Calibri"/>
-                            <w:b/>
-                            <w:bCs/>
-                            <w:shadow/>
-                            <w:color w:val="000000"/>
-                            <w:sz w:val="24"/>
-                            <w:szCs w:val="24"/>
-                            <w14:shadow w14:blurRad="38100" w14:dist="19050" w14:dir="2700000" w14:sx="100000" w14:sy="100000" w14:kx="0" w14:ky="0" w14:algn="tl">
-                              <w14:schemeClr w14:val="dk1">
-                                <w14:alpha w14:val="60000"/>
-                              </w14:schemeClr>
-                            </w14:shadow>
-                            <w14:ligatures w14:val="none"/>
-                          </w:rPr>
-                        </w:pPr>
-                        <w:r>
-                          <w:rPr>
-                            <w:rFonts w:ascii="Calibri" w:eastAsia="Calibri" w:hAnsi="Calibri"/>
-                            <w:b/>
-                            <w:bCs/>
-                            <w:shadow/>
-                            <w:color w:val="000000"/>
-                            <w14:shadow w14:blurRad="38100" w14:dist="19050" w14:dir="2700000" w14:sx="100000" w14:sy="100000" w14:kx="0" w14:ky="0" w14:algn="tl">
-                              <w14:schemeClr w14:val="dk1">
-                                <w14:alpha w14:val="60000"/>
-                              </w14:schemeClr>
-                            </w14:shadow>
-                          </w:rPr>
-                          <w:t>F</w:t>
-                        </w:r>
-                      </w:p>
-                    </w:txbxContent>
-                  </v:textbox>
-                </v:shape>
-                <v:shape id="Zone de texte 1" o:spid="_x0000_s1030" type="#_x0000_t202" style="position:absolute;left:6945;top:1800;width:2699;height:2698;visibility:visible;mso-wrap-style:square;v-text-anchor:middle" o:gfxdata="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" fillcolor="white [3201]" strokeweight=".5pt">
-                  <v:textbox inset="0,1mm,0,1mm">
-                    <w:txbxContent>
-                      <w:p>
-                        <w:pPr>
-                          <w:spacing w:line="256" w:lineRule="auto"/>
-                          <w:jc w:val="center"/>
-                          <w:rPr>
-                            <w:rFonts w:ascii="Calibri" w:eastAsia="Calibri" w:hAnsi="Calibri"/>
-                            <w:b/>
-                            <w:bCs/>
-                            <w:shadow/>
-                            <w:color w:val="000000"/>
-                            <w:sz w:val="24"/>
-                            <w:szCs w:val="24"/>
-                            <w14:shadow w14:blurRad="38100" w14:dist="19050" w14:dir="2700000" w14:sx="100000" w14:sy="100000" w14:kx="0" w14:ky="0" w14:algn="tl">
-                              <w14:schemeClr w14:val="dk1">
-                                <w14:alpha w14:val="60000"/>
-                              </w14:schemeClr>
-                            </w14:shadow>
-                            <w14:ligatures w14:val="none"/>
-                          </w:rPr>
-                        </w:pPr>
-                        <w:r>
-                          <w:rPr>
-                            <w:rFonts w:ascii="Calibri" w:eastAsia="Calibri" w:hAnsi="Calibri"/>
-                            <w:b/>
-                            <w:bCs/>
-                            <w:shadow/>
-                            <w:color w:val="000000"/>
-                            <w14:shadow w14:blurRad="38100" w14:dist="19050" w14:dir="2700000" w14:sx="100000" w14:sy="100000" w14:kx="0" w14:ky="0" w14:algn="tl">
-                              <w14:schemeClr w14:val="dk1">
-                                <w14:alpha w14:val="60000"/>
-                              </w14:schemeClr>
-                            </w14:shadow>
-                          </w:rPr>
-                          <w:t>H</w:t>
-                        </w:r>
-                      </w:p>
-                    </w:txbxContent>
-                  </v:textbox>
-                </v:shape>
-                <v:shape id="Zone de texte 1" o:spid="_x0000_s1031" type="#_x0000_t202" style="position:absolute;left:9654;top:1800;width:2699;height:2698;visibility:visible;mso-wrap-style:square;v-text-anchor:middle" o:gfxdata="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" fillcolor="white [3201]" strokeweight=".5pt">
-                  <v:textbox inset="0,1mm,0,1mm">
-                    <w:txbxContent>
-                      <w:p>
-                        <w:pPr>
-                          <w:spacing w:line="256" w:lineRule="auto"/>
-                          <w:jc w:val="center"/>
-                          <w:rPr>
-                            <w:rFonts w:ascii="Calibri" w:eastAsia="Calibri" w:hAnsi="Calibri"/>
-                            <w:b/>
-                            <w:bCs/>
-                            <w:shadow/>
-                            <w:color w:val="000000"/>
-                            <w:sz w:val="24"/>
-                            <w:szCs w:val="24"/>
-                            <w14:shadow w14:blurRad="38100" w14:dist="19050" w14:dir="2700000" w14:sx="100000" w14:sy="100000" w14:kx="0" w14:ky="0" w14:algn="tl">
-                              <w14:schemeClr w14:val="dk1">
-                                <w14:alpha w14:val="60000"/>
-                              </w14:schemeClr>
-                            </w14:shadow>
-                            <w14:ligatures w14:val="none"/>
-                          </w:rPr>
-                        </w:pPr>
-                        <w:r>
-                          <w:rPr>
-                            <w:rFonts w:ascii="Calibri" w:eastAsia="Calibri" w:hAnsi="Calibri"/>
-                            <w:b/>
-                            <w:bCs/>
-                            <w:shadow/>
-                            <w:color w:val="000000"/>
-                            <w14:shadow w14:blurRad="38100" w14:dist="19050" w14:dir="2700000" w14:sx="100000" w14:sy="100000" w14:kx="0" w14:ky="0" w14:algn="tl">
-                              <w14:schemeClr w14:val="dk1">
-                                <w14:alpha w14:val="60000"/>
-                              </w14:schemeClr>
-                            </w14:shadow>
-                          </w:rPr>
-                          <w:t>I</w:t>
-                        </w:r>
-                      </w:p>
-                    </w:txbxContent>
-                  </v:textbox>
-                </v:shape>
-                <v:shape id="Zone de texte 1" o:spid="_x0000_s1032" type="#_x0000_t202" style="position:absolute;left:12353;top:1800;width:2699;height:2698;visibility:visible;mso-wrap-style:square;v-text-anchor:middle" o:gfxdata="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" fillcolor="white [3201]" strokeweight=".5pt">
-                  <v:textbox inset="0,1mm,0,1mm">
-                    <w:txbxContent>
-                      <w:p>
-                        <w:pPr>
-                          <w:spacing w:line="254" w:lineRule="auto"/>
+                          <w:spacing w:line="252" w:lineRule="auto"/>
                           <w:jc w:val="center"/>
                           <w:rPr>
                             <w:rFonts w:ascii="Calibri" w:eastAsia="Calibri" w:hAnsi="Calibri"/>
@@ -807,33 +3278,18 @@
                               </w14:schemeClr>
                             </w14:shadow>
                           </w:rPr>
-                          <w:t>N</w:t>
-                        </w:r>
-                        <w:r>
-                          <w:rPr>
-                            <w:rFonts w:ascii="Calibri" w:eastAsia="Calibri" w:hAnsi="Calibri"/>
-                            <w:b/>
-                            <w:bCs/>
-                            <w:shadow/>
-                            <w:color w:val="000000"/>
-                            <w14:shadow w14:blurRad="38100" w14:dist="19050" w14:dir="2700000" w14:sx="100000" w14:sy="100000" w14:kx="0" w14:ky="0" w14:algn="tl">
-                              <w14:schemeClr w14:val="dk1">
-                                <w14:alpha w14:val="60000"/>
-                              </w14:schemeClr>
-                            </w14:shadow>
-                          </w:rPr>
-                          <w:tab/>
+                          <w:t> </w:t>
                         </w:r>
                       </w:p>
                     </w:txbxContent>
                   </v:textbox>
                 </v:shape>
-                <v:shape id="Zone de texte 1" o:spid="_x0000_s1033" type="#_x0000_t202" style="position:absolute;left:15052;top:1800;width:2699;height:2698;visibility:visible;mso-wrap-style:square;v-text-anchor:middle" o:gfxdata="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" fillcolor="white [3201]" strokeweight=".5pt">
+                <v:shape id="Zone de texte 1" o:spid="_x0000_s1054" type="#_x0000_t202" style="position:absolute;left:9339;top:11727;width:1080;height:1079;visibility:visible;mso-wrap-style:square;v-text-anchor:middle" o:gfxdata="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" fillcolor="white [3201]" strokeweight=".5pt">
                   <v:textbox inset="0,1mm,0,1mm">
                     <w:txbxContent>
                       <w:p>
                         <w:pPr>
-                          <w:spacing w:line="254" w:lineRule="auto"/>
+                          <w:spacing w:line="252" w:lineRule="auto"/>
                           <w:jc w:val="center"/>
                           <w:rPr>
                             <w:rFonts w:ascii="Calibri" w:eastAsia="Calibri" w:hAnsi="Calibri"/>
@@ -862,18 +3318,18 @@
                               </w14:schemeClr>
                             </w14:shadow>
                           </w:rPr>
-                          <w:t>Z</w:t>
+                          <w:t> </w:t>
                         </w:r>
                       </w:p>
                     </w:txbxContent>
                   </v:textbox>
                 </v:shape>
-                <v:shape id="Zone de texte 1" o:spid="_x0000_s1034" type="#_x0000_t202" style="position:absolute;left:17753;top:1800;width:2699;height:2698;visibility:visible;mso-wrap-style:square;v-text-anchor:middle" o:gfxdata="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" fillcolor="white [3201]" strokeweight=".5pt">
+                <v:shape id="Zone de texte 1" o:spid="_x0000_s1055" type="#_x0000_t202" style="position:absolute;left:10406;top:11727;width:1079;height:1079;visibility:visible;mso-wrap-style:square;v-text-anchor:middle" o:gfxdata="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" fillcolor="white [3201]" strokeweight=".5pt">
                   <v:textbox inset="0,1mm,0,1mm">
                     <w:txbxContent>
                       <w:p>
                         <w:pPr>
-                          <w:spacing w:line="254" w:lineRule="auto"/>
+                          <w:spacing w:line="252" w:lineRule="auto"/>
                           <w:jc w:val="center"/>
                           <w:rPr>
                             <w:rFonts w:ascii="Calibri" w:eastAsia="Calibri" w:hAnsi="Calibri"/>
@@ -902,18 +3358,18 @@
                               </w14:schemeClr>
                             </w14:shadow>
                           </w:rPr>
-                          <w:t>V</w:t>
+                          <w:t> </w:t>
                         </w:r>
                       </w:p>
                     </w:txbxContent>
                   </v:textbox>
                 </v:shape>
-                <v:shape id="Zone de texte 1" o:spid="_x0000_s1035" type="#_x0000_t202" style="position:absolute;left:20462;top:1800;width:2699;height:2698;visibility:visible;mso-wrap-style:square;v-text-anchor:middle" o:gfxdata="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" fillcolor="white [3201]" strokeweight=".5pt">
+                <v:shape id="Zone de texte 1" o:spid="_x0000_s1056" type="#_x0000_t202" style="position:absolute;left:11479;top:11727;width:1080;height:1079;visibility:visible;mso-wrap-style:square;v-text-anchor:middle" o:gfxdata="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" fillcolor="white [3201]" strokeweight=".5pt">
                   <v:textbox inset="0,1mm,0,1mm">
                     <w:txbxContent>
                       <w:p>
                         <w:pPr>
-                          <w:spacing w:line="254" w:lineRule="auto"/>
+                          <w:spacing w:line="252" w:lineRule="auto"/>
                           <w:jc w:val="center"/>
                           <w:rPr>
                             <w:rFonts w:ascii="Calibri" w:eastAsia="Calibri" w:hAnsi="Calibri"/>
@@ -942,12 +3398,318 @@
                               </w14:schemeClr>
                             </w14:shadow>
                           </w:rPr>
+                          <w:t> </w:t>
+                        </w:r>
+                      </w:p>
+                    </w:txbxContent>
+                  </v:textbox>
+                </v:shape>
+                <v:shape id="Zone de texte 1" o:spid="_x0000_s1057" type="#_x0000_t202" style="position:absolute;left:12559;top:11727;width:1079;height:1079;visibility:visible;mso-wrap-style:square;v-text-anchor:middle" o:gfxdata="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" fillcolor="white [3201]" strokeweight=".5pt">
+                  <v:textbox inset="0,1mm,0,1mm">
+                    <w:txbxContent>
+                      <w:p>
+                        <w:pPr>
+                          <w:spacing w:line="252" w:lineRule="auto"/>
+                          <w:jc w:val="center"/>
+                          <w:rPr>
+                            <w:rFonts w:ascii="Calibri" w:eastAsia="Calibri" w:hAnsi="Calibri"/>
+                            <w:b/>
+                            <w:bCs/>
+                            <w:shadow/>
+                            <w:color w:val="000000"/>
+                            <w14:shadow w14:blurRad="38100" w14:dist="19050" w14:dir="2700000" w14:sx="100000" w14:sy="100000" w14:kx="0" w14:ky="0" w14:algn="tl">
+                              <w14:schemeClr w14:val="dk1">
+                                <w14:alpha w14:val="60000"/>
+                              </w14:schemeClr>
+                            </w14:shadow>
+                            <w14:ligatures w14:val="none"/>
+                          </w:rPr>
+                        </w:pPr>
+                        <w:r>
+                          <w:rPr>
+                            <w:rFonts w:ascii="Calibri" w:eastAsia="Calibri" w:hAnsi="Calibri"/>
+                            <w:b/>
+                            <w:bCs/>
+                            <w:shadow/>
+                            <w:color w:val="000000"/>
+                            <w14:shadow w14:blurRad="38100" w14:dist="19050" w14:dir="2700000" w14:sx="100000" w14:sy="100000" w14:kx="0" w14:ky="0" w14:algn="tl">
+                              <w14:schemeClr w14:val="dk1">
+                                <w14:alpha w14:val="60000"/>
+                              </w14:schemeClr>
+                            </w14:shadow>
+                          </w:rPr>
+                          <w:t> </w:t>
+                        </w:r>
+                      </w:p>
+                    </w:txbxContent>
+                  </v:textbox>
+                </v:shape>
+                <v:shape id="Zone de texte 1" o:spid="_x0000_s1058" type="#_x0000_t202" style="position:absolute;left:13632;top:11727;width:1079;height:1079;visibility:visible;mso-wrap-style:square;v-text-anchor:middle" o:gfxdata="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" fillcolor="white [3201]" strokeweight=".5pt">
+                  <v:textbox inset="0,1mm,0,1mm">
+                    <w:txbxContent>
+                      <w:p>
+                        <w:pPr>
+                          <w:spacing w:line="252" w:lineRule="auto"/>
+                          <w:jc w:val="center"/>
+                          <w:rPr>
+                            <w:rFonts w:ascii="Calibri" w:eastAsia="Calibri" w:hAnsi="Calibri"/>
+                            <w:b/>
+                            <w:bCs/>
+                            <w:shadow/>
+                            <w:color w:val="000000"/>
+                            <w14:shadow w14:blurRad="38100" w14:dist="19050" w14:dir="2700000" w14:sx="100000" w14:sy="100000" w14:kx="0" w14:ky="0" w14:algn="tl">
+                              <w14:schemeClr w14:val="dk1">
+                                <w14:alpha w14:val="60000"/>
+                              </w14:schemeClr>
+                            </w14:shadow>
+                            <w14:ligatures w14:val="none"/>
+                          </w:rPr>
+                        </w:pPr>
+                        <w:r>
+                          <w:rPr>
+                            <w:rFonts w:ascii="Calibri" w:eastAsia="Calibri" w:hAnsi="Calibri"/>
+                            <w:b/>
+                            <w:bCs/>
+                            <w:shadow/>
+                            <w:color w:val="000000"/>
+                            <w14:shadow w14:blurRad="38100" w14:dist="19050" w14:dir="2700000" w14:sx="100000" w14:sy="100000" w14:kx="0" w14:ky="0" w14:algn="tl">
+                              <w14:schemeClr w14:val="dk1">
+                                <w14:alpha w14:val="60000"/>
+                              </w14:schemeClr>
+                            </w14:shadow>
+                          </w:rPr>
+                          <w:t> </w:t>
+                        </w:r>
+                      </w:p>
+                    </w:txbxContent>
+                  </v:textbox>
+                </v:shape>
+                <v:shape id="Zone de texte 1" o:spid="_x0000_s1059" type="#_x0000_t202" style="position:absolute;left:14698;top:11727;width:1080;height:1079;visibility:visible;mso-wrap-style:square;v-text-anchor:middle" o:gfxdata="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" fillcolor="white [3201]" strokeweight=".5pt">
+                  <v:textbox inset="0,1mm,0,1mm">
+                    <w:txbxContent>
+                      <w:p>
+                        <w:pPr>
+                          <w:spacing w:line="252" w:lineRule="auto"/>
+                          <w:jc w:val="center"/>
+                          <w:rPr>
+                            <w:rFonts w:ascii="Calibri" w:eastAsia="Calibri" w:hAnsi="Calibri"/>
+                            <w:b/>
+                            <w:bCs/>
+                            <w:shadow/>
+                            <w:color w:val="000000"/>
+                            <w14:shadow w14:blurRad="38100" w14:dist="19050" w14:dir="2700000" w14:sx="100000" w14:sy="100000" w14:kx="0" w14:ky="0" w14:algn="tl">
+                              <w14:schemeClr w14:val="dk1">
+                                <w14:alpha w14:val="60000"/>
+                              </w14:schemeClr>
+                            </w14:shadow>
+                            <w14:ligatures w14:val="none"/>
+                          </w:rPr>
+                        </w:pPr>
+                        <w:r>
+                          <w:rPr>
+                            <w:rFonts w:ascii="Calibri" w:eastAsia="Calibri" w:hAnsi="Calibri"/>
+                            <w:b/>
+                            <w:bCs/>
+                            <w:shadow/>
+                            <w:color w:val="000000"/>
+                            <w14:shadow w14:blurRad="38100" w14:dist="19050" w14:dir="2700000" w14:sx="100000" w14:sy="100000" w14:kx="0" w14:ky="0" w14:algn="tl">
+                              <w14:schemeClr w14:val="dk1">
+                                <w14:alpha w14:val="60000"/>
+                              </w14:schemeClr>
+                            </w14:shadow>
+                          </w:rPr>
+                          <w:t> </w:t>
+                        </w:r>
+                      </w:p>
+                    </w:txbxContent>
+                  </v:textbox>
+                </v:shape>
+                <v:shape id="Zone de texte 1" o:spid="_x0000_s1060" type="#_x0000_t202" style="position:absolute;left:15772;top:11727;width:1079;height:1079;visibility:visible;mso-wrap-style:square;v-text-anchor:middle" o:gfxdata="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" fillcolor="white [3201]" strokeweight=".5pt">
+                  <v:textbox inset="0,1mm,0,1mm">
+                    <w:txbxContent>
+                      <w:p>
+                        <w:pPr>
+                          <w:spacing w:line="252" w:lineRule="auto"/>
+                          <w:jc w:val="center"/>
+                          <w:rPr>
+                            <w:rFonts w:ascii="Calibri" w:eastAsia="Calibri" w:hAnsi="Calibri"/>
+                            <w:b/>
+                            <w:bCs/>
+                            <w:shadow/>
+                            <w:color w:val="000000"/>
+                            <w14:shadow w14:blurRad="38100" w14:dist="19050" w14:dir="2700000" w14:sx="100000" w14:sy="100000" w14:kx="0" w14:ky="0" w14:algn="tl">
+                              <w14:schemeClr w14:val="dk1">
+                                <w14:alpha w14:val="60000"/>
+                              </w14:schemeClr>
+                            </w14:shadow>
+                            <w14:ligatures w14:val="none"/>
+                          </w:rPr>
+                        </w:pPr>
+                        <w:r>
+                          <w:rPr>
+                            <w:rFonts w:ascii="Calibri" w:eastAsia="Calibri" w:hAnsi="Calibri"/>
+                            <w:b/>
+                            <w:bCs/>
+                            <w:shadow/>
+                            <w:color w:val="000000"/>
+                            <w14:shadow w14:blurRad="38100" w14:dist="19050" w14:dir="2700000" w14:sx="100000" w14:sy="100000" w14:kx="0" w14:ky="0" w14:algn="tl">
+                              <w14:schemeClr w14:val="dk1">
+                                <w14:alpha w14:val="60000"/>
+                              </w14:schemeClr>
+                            </w14:shadow>
+                          </w:rPr>
+                          <w:t> </w:t>
+                        </w:r>
+                      </w:p>
+                    </w:txbxContent>
+                  </v:textbox>
+                </v:shape>
+                <v:shape id="Connecteur droit avec flèche 1136035169" o:spid="_x0000_s1061" type="#_x0000_t32" style="position:absolute;left:17213;top:12254;width:1124;height:25;flip:x y;visibility:visible;mso-wrap-style:square" o:connectortype="straight" o:gfxdata="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" strokecolor="black [3200]" strokeweight=".5pt">
+                  <v:stroke startarrow="block" joinstyle="miter"/>
+                </v:shape>
+                <v:shape id="Zone de texte 1" o:spid="_x0000_s1062" type="#_x0000_t202" style="position:absolute;left:18000;top:11562;width:1639;height:1752;visibility:visible;mso-wrap-style:square;v-text-anchor:middle" o:gfxdata="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" filled="f" stroked="f" strokeweight=".5pt">
+                  <v:textbox inset="0,0,0,0">
+                    <w:txbxContent>
+                      <w:p>
+                        <w:pPr>
+                          <w:spacing w:line="252" w:lineRule="auto"/>
+                          <w:jc w:val="center"/>
+                          <w:rPr>
+                            <w:rFonts w:ascii="Calibri" w:eastAsia="Calibri" w:hAnsi="Calibri"/>
+                            <w:b/>
+                            <w:bCs/>
+                            <w:shadow/>
+                            <w:color w:val="000000"/>
+                            <w:sz w:val="16"/>
+                            <w:szCs w:val="16"/>
+                            <w14:shadow w14:blurRad="38100" w14:dist="19050" w14:dir="2700000" w14:sx="100000" w14:sy="100000" w14:kx="0" w14:ky="0" w14:algn="tl">
+                              <w14:schemeClr w14:val="dk1">
+                                <w14:alpha w14:val="60000"/>
+                              </w14:schemeClr>
+                            </w14:shadow>
+                            <w14:ligatures w14:val="none"/>
+                          </w:rPr>
+                        </w:pPr>
+                        <w:r>
+                          <w:rPr>
+                            <w:rFonts w:ascii="Calibri" w:eastAsia="Calibri" w:hAnsi="Calibri"/>
+                            <w:b/>
+                            <w:bCs/>
+                            <w:shadow/>
+                            <w:color w:val="000000"/>
+                            <w:sz w:val="16"/>
+                            <w:szCs w:val="16"/>
+                            <w14:shadow w14:blurRad="38100" w14:dist="19050" w14:dir="2700000" w14:sx="100000" w14:sy="100000" w14:kx="0" w14:ky="0" w14:algn="tl">
+                              <w14:schemeClr w14:val="dk1">
+                                <w14:alpha w14:val="60000"/>
+                              </w14:schemeClr>
+                            </w14:shadow>
+                          </w:rPr>
                           <w:t>C</w:t>
                         </w:r>
                       </w:p>
                     </w:txbxContent>
                   </v:textbox>
                 </v:shape>
+                <v:shape id="Connecteur droit avec flèche 224844745" o:spid="_x0000_s1063" type="#_x0000_t32" style="position:absolute;left:9790;top:13492;width:5423;height:0;flip:x;visibility:visible;mso-wrap-style:square" o:connectortype="straight" o:gfxdata="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" strokecolor="black [3200]" strokeweight=".5pt">
+                  <v:stroke startarrow="block" joinstyle="miter"/>
+                </v:shape>
+                <v:shape id="Zone de texte 1" o:spid="_x0000_s1064" type="#_x0000_t202" style="position:absolute;left:7987;top:12730;width:1638;height:1753;visibility:visible;mso-wrap-style:square;v-text-anchor:middle" o:gfxdata="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" filled="f" stroked="f" strokeweight=".5pt">
+                  <v:textbox inset="0,0,0,0">
+                    <w:txbxContent>
+                      <w:p>
+                        <w:pPr>
+                          <w:spacing w:line="252" w:lineRule="auto"/>
+                          <w:jc w:val="center"/>
+                          <w:rPr>
+                            <w:rFonts w:ascii="Calibri" w:eastAsia="Calibri" w:hAnsi="Calibri"/>
+                            <w:shadow/>
+                            <w:noProof/>
+                            <w:color w:val="000000"/>
+                            <w:sz w:val="16"/>
+                            <w:szCs w:val="16"/>
+                            <w14:shadow w14:blurRad="38100" w14:dist="19050" w14:dir="2700000" w14:sx="100000" w14:sy="100000" w14:kx="0" w14:ky="0" w14:algn="tl">
+                              <w14:schemeClr w14:val="dk1">
+                                <w14:alpha w14:val="60000"/>
+                              </w14:schemeClr>
+                            </w14:shadow>
+                            <w14:ligatures w14:val="none"/>
+                          </w:rPr>
+                        </w:pPr>
+                        <w:r>
+                          <w:rPr>
+                            <w:rFonts w:ascii="Calibri" w:eastAsia="Calibri" w:hAnsi="Calibri"/>
+                            <w:shadow/>
+                            <w:noProof/>
+                            <w:color w:val="000000"/>
+                            <w:sz w:val="16"/>
+                            <w:szCs w:val="16"/>
+                            <w14:shadow w14:blurRad="38100" w14:dist="19050" w14:dir="2700000" w14:sx="100000" w14:sy="100000" w14:kx="0" w14:ky="0" w14:algn="tl">
+                              <w14:schemeClr w14:val="dk1">
+                                <w14:alpha w14:val="60000"/>
+                              </w14:schemeClr>
+                            </w14:shadow>
+                          </w:rPr>
+                          <w:t>b7</w:t>
+                        </w:r>
+                      </w:p>
+                    </w:txbxContent>
+                  </v:textbox>
+                </v:shape>
+                <v:shape id="Zone de texte 1" o:spid="_x0000_s1065" type="#_x0000_t202" style="position:absolute;left:15575;top:12673;width:1638;height:1752;visibility:visible;mso-wrap-style:square;v-text-anchor:middle" o:gfxdata="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" filled="f" stroked="f" strokeweight=".5pt">
+                  <v:textbox inset="0,0,0,0">
+                    <w:txbxContent>
+                      <w:p>
+                        <w:pPr>
+                          <w:spacing w:line="252" w:lineRule="auto"/>
+                          <w:jc w:val="center"/>
+                          <w:rPr>
+                            <w:rFonts w:ascii="Calibri" w:eastAsia="Calibri" w:hAnsi="Calibri"/>
+                            <w:shadow/>
+                            <w:noProof/>
+                            <w:color w:val="000000"/>
+                            <w:sz w:val="16"/>
+                            <w:szCs w:val="16"/>
+                            <w14:shadow w14:blurRad="38100" w14:dist="19050" w14:dir="2700000" w14:sx="100000" w14:sy="100000" w14:kx="0" w14:ky="0" w14:algn="tl">
+                              <w14:schemeClr w14:val="dk1">
+                                <w14:alpha w14:val="60000"/>
+                              </w14:schemeClr>
+                            </w14:shadow>
+                            <w14:ligatures w14:val="none"/>
+                          </w:rPr>
+                        </w:pPr>
+                        <w:r>
+                          <w:rPr>
+                            <w:rFonts w:ascii="Calibri" w:eastAsia="Calibri" w:hAnsi="Calibri"/>
+                            <w:shadow/>
+                            <w:noProof/>
+                            <w:color w:val="000000"/>
+                            <w:sz w:val="16"/>
+                            <w:szCs w:val="16"/>
+                            <w14:shadow w14:blurRad="38100" w14:dist="19050" w14:dir="2700000" w14:sx="100000" w14:sy="100000" w14:kx="0" w14:ky="0" w14:algn="tl">
+                              <w14:schemeClr w14:val="dk1">
+                                <w14:alpha w14:val="60000"/>
+                              </w14:schemeClr>
+                            </w14:shadow>
+                          </w:rPr>
+                          <w:t>b0</w:t>
+                        </w:r>
+                      </w:p>
+                    </w:txbxContent>
+                  </v:textbox>
+                </v:shape>
+                <v:line id="Connecteur droit 2100805422" o:spid="_x0000_s1066" style="position:absolute;flip:y;visibility:visible;mso-wrap-style:square" from="8890,11147" to="8890,11684" o:connectortype="straight" o:gfxdata="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" strokecolor="black [3200]" strokeweight=".5pt">
+                  <v:stroke joinstyle="miter"/>
+                </v:line>
+                <v:shape id="Connecteur droit avec flèche 160613122" o:spid="_x0000_s1067" type="#_x0000_t32" style="position:absolute;left:7224;top:12254;width:1042;height:12;visibility:visible;mso-wrap-style:square" o:connectortype="straight" o:gfxdata="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" strokecolor="black [3200]" strokeweight=".5pt">
+                  <v:stroke endarrow="block" joinstyle="miter"/>
+                </v:shape>
+                <v:line id="Connecteur droit 1192835813" o:spid="_x0000_s1068" style="position:absolute;flip:y;visibility:visible;mso-wrap-style:square" from="7196,11147" to="7196,12279" o:connectortype="straight" o:gfxdata="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" strokecolor="black [3200]" strokeweight=".5pt">
+                  <v:stroke joinstyle="miter"/>
+                </v:line>
+                <v:line id="Connecteur droit 1710137557" o:spid="_x0000_s1069" style="position:absolute;visibility:visible;mso-wrap-style:square" from="7196,11147" to="8918,11147" o:connectortype="straight" o:gfxdata="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" strokecolor="black [3200]" strokeweight=".5pt">
+                  <v:stroke joinstyle="miter"/>
+                </v:line>
                 <w10:anchorlock/>
               </v:group>
             </w:pict>

--- a/org.bpy.electronics.mc6809.help/html/hover/utils/Pictures.docx
+++ b/org.bpy.electronics.mc6809.help/html/hover/utils/Pictures.docx
@@ -4,13 +4,10 @@
   <w:body>
     <w:p>
       <w:r>
-        <w:rPr>
-          <w:noProof/>
-        </w:rPr>
         <mc:AlternateContent>
           <mc:Choice Requires="wpc">
             <w:drawing>
-              <wp:inline distT="0" distB="0" distL="0" distR="0" wp14:anchorId="1D31CDC9" wp14:editId="5D1CFF4E">
+              <wp:inline distT="0" distB="0" distL="0" distR="0" wp14:anchorId="1D31CDC9" wp14:editId="7E0F4F08">
                 <wp:extent cx="5486400" cy="3200400"/>
                 <wp:effectExtent l="0" t="0" r="0" b="0"/>
                 <wp:docPr id="1124187988" name="Zone de dessin 2"/>
@@ -1345,7 +1342,6 @@
                                   <w:rPr>
                                     <w:rFonts w:ascii="Calibri" w:eastAsia="Calibri" w:hAnsi="Calibri"/>
                                     <w:shadow/>
-                                    <w:noProof/>
                                     <w:color w:val="000000"/>
                                     <w:sz w:val="16"/>
                                     <w:szCs w:val="16"/>
@@ -1361,7 +1357,6 @@
                                   <w:rPr>
                                     <w:rFonts w:ascii="Calibri" w:eastAsia="Calibri" w:hAnsi="Calibri"/>
                                     <w:shadow/>
-                                    <w:noProof/>
                                     <w:color w:val="000000"/>
                                     <w:sz w:val="16"/>
                                     <w:szCs w:val="16"/>
@@ -1371,23 +1366,7 @@
                                       </w14:schemeClr>
                                     </w14:shadow>
                                   </w:rPr>
-                                  <w:t>b</w:t>
-                                </w:r>
-                                <w:r>
-                                  <w:rPr>
-                                    <w:rFonts w:ascii="Calibri" w:eastAsia="Calibri" w:hAnsi="Calibri"/>
-                                    <w:shadow/>
-                                    <w:noProof/>
-                                    <w:color w:val="000000"/>
-                                    <w:sz w:val="16"/>
-                                    <w:szCs w:val="16"/>
-                                    <w14:shadow w14:blurRad="38100" w14:dist="19050" w14:dir="2700000" w14:sx="100000" w14:sy="100000" w14:kx="0" w14:ky="0" w14:algn="tl">
-                                      <w14:schemeClr w14:val="dk1">
-                                        <w14:alpha w14:val="60000"/>
-                                      </w14:schemeClr>
-                                    </w14:shadow>
-                                  </w:rPr>
-                                  <w:t>7</w:t>
+                                  <w:t>b7</w:t>
                                 </w:r>
                               </w:p>
                             </w:txbxContent>
@@ -1424,7 +1403,6 @@
                                   <w:rPr>
                                     <w:rFonts w:ascii="Calibri" w:eastAsia="Calibri" w:hAnsi="Calibri"/>
                                     <w:shadow/>
-                                    <w:noProof/>
                                     <w:color w:val="000000"/>
                                     <w:sz w:val="16"/>
                                     <w:szCs w:val="16"/>
@@ -1440,7 +1418,6 @@
                                   <w:rPr>
                                     <w:rFonts w:ascii="Calibri" w:eastAsia="Calibri" w:hAnsi="Calibri"/>
                                     <w:shadow/>
-                                    <w:noProof/>
                                     <w:color w:val="000000"/>
                                     <w:sz w:val="16"/>
                                     <w:szCs w:val="16"/>
@@ -2137,7 +2114,6 @@
                                 <w:rPr>
                                   <w:rFonts w:ascii="Calibri" w:eastAsia="Calibri" w:hAnsi="Calibri"/>
                                   <w:shadow/>
-                                  <w:noProof/>
                                   <w:color w:val="000000"/>
                                   <w:sz w:val="16"/>
                                   <w:szCs w:val="16"/>
@@ -2153,7 +2129,6 @@
                                 <w:rPr>
                                   <w:rFonts w:ascii="Calibri" w:eastAsia="Calibri" w:hAnsi="Calibri"/>
                                   <w:shadow/>
-                                  <w:noProof/>
                                   <w:color w:val="000000"/>
                                   <w:sz w:val="16"/>
                                   <w:szCs w:val="16"/>
@@ -2164,69 +2139,6 @@
                                   </w14:shadow>
                                 </w:rPr>
                                 <w:t>b7</w:t>
-                              </w:r>
-                            </w:p>
-                          </w:txbxContent>
-                        </wps:txbx>
-                        <wps:bodyPr rot="0" spcFirstLastPara="0" vert="horz" wrap="square" lIns="0" tIns="0" rIns="0" bIns="0" numCol="1" spcCol="0" rtlCol="0" fromWordArt="0" anchor="ctr" anchorCtr="0" forceAA="0" compatLnSpc="1">
-                          <a:prstTxWarp prst="textNoShape">
-                            <a:avLst/>
-                          </a:prstTxWarp>
-                          <a:noAutofit/>
-                        </wps:bodyPr>
-                      </wps:wsp>
-                      <wps:wsp>
-                        <wps:cNvPr id="1910088929" name="Zone de texte 1"/>
-                        <wps:cNvSpPr txBox="1"/>
-                        <wps:spPr>
-                          <a:xfrm>
-                            <a:off x="1557527" y="1267331"/>
-                            <a:ext cx="163830" cy="175260"/>
-                          </a:xfrm>
-                          <a:prstGeom prst="rect">
-                            <a:avLst/>
-                          </a:prstGeom>
-                          <a:noFill/>
-                          <a:ln w="6350">
-                            <a:noFill/>
-                          </a:ln>
-                        </wps:spPr>
-                        <wps:txbx>
-                          <w:txbxContent>
-                            <w:p>
-                              <w:pPr>
-                                <w:spacing w:line="252" w:lineRule="auto"/>
-                                <w:jc w:val="center"/>
-                                <w:rPr>
-                                  <w:rFonts w:ascii="Calibri" w:eastAsia="Calibri" w:hAnsi="Calibri"/>
-                                  <w:shadow/>
-                                  <w:noProof/>
-                                  <w:color w:val="000000"/>
-                                  <w:sz w:val="16"/>
-                                  <w:szCs w:val="16"/>
-                                  <w14:shadow w14:blurRad="38100" w14:dist="19050" w14:dir="2700000" w14:sx="100000" w14:sy="100000" w14:kx="0" w14:ky="0" w14:algn="tl">
-                                    <w14:schemeClr w14:val="dk1">
-                                      <w14:alpha w14:val="60000"/>
-                                    </w14:schemeClr>
-                                  </w14:shadow>
-                                  <w14:ligatures w14:val="none"/>
-                                </w:rPr>
-                              </w:pPr>
-                              <w:r>
-                                <w:rPr>
-                                  <w:rFonts w:ascii="Calibri" w:eastAsia="Calibri" w:hAnsi="Calibri"/>
-                                  <w:shadow/>
-                                  <w:noProof/>
-                                  <w:color w:val="000000"/>
-                                  <w:sz w:val="16"/>
-                                  <w:szCs w:val="16"/>
-                                  <w14:shadow w14:blurRad="38100" w14:dist="19050" w14:dir="2700000" w14:sx="100000" w14:sy="100000" w14:kx="0" w14:ky="0" w14:algn="tl">
-                                    <w14:schemeClr w14:val="dk1">
-                                      <w14:alpha w14:val="60000"/>
-                                    </w14:schemeClr>
-                                  </w14:shadow>
-                                </w:rPr>
-                                <w:t>b0</w:t>
                               </w:r>
                             </w:p>
                           </w:txbxContent>
@@ -2355,6 +2267,5505 @@
                         </wps:style>
                         <wps:bodyPr/>
                       </wps:wsp>
+                      <wpg:wgp>
+                        <wpg:cNvPr id="325150840" name="Groupe 325150840"/>
+                        <wpg:cNvGrpSpPr/>
+                        <wpg:grpSpPr>
+                          <a:xfrm>
+                            <a:off x="2530912" y="653230"/>
+                            <a:ext cx="1374069" cy="292721"/>
+                            <a:chOff x="2530912" y="653230"/>
+                            <a:chExt cx="1374069" cy="292721"/>
+                          </a:xfrm>
+                        </wpg:grpSpPr>
+                        <wps:wsp>
+                          <wps:cNvPr id="1414164459" name="Zone de texte 1"/>
+                          <wps:cNvSpPr txBox="1"/>
+                          <wps:spPr>
+                            <a:xfrm>
+                              <a:off x="2767696" y="670361"/>
+                              <a:ext cx="107950" cy="107950"/>
+                            </a:xfrm>
+                            <a:prstGeom prst="rect">
+                              <a:avLst/>
+                            </a:prstGeom>
+                            <a:solidFill>
+                              <a:schemeClr val="lt1"/>
+                            </a:solidFill>
+                            <a:ln w="6350">
+                              <a:solidFill>
+                                <a:prstClr val="black"/>
+                              </a:solidFill>
+                            </a:ln>
+                          </wps:spPr>
+                          <wps:txbx>
+                            <w:txbxContent>
+                              <w:p>
+                                <w:pPr>
+                                  <w:spacing w:line="252" w:lineRule="auto"/>
+                                  <w:jc w:val="center"/>
+                                  <w:rPr>
+                                    <w:rFonts w:ascii="Calibri" w:eastAsia="Calibri" w:hAnsi="Calibri"/>
+                                    <w:b/>
+                                    <w:bCs/>
+                                    <w:shadow/>
+                                    <w:color w:val="000000"/>
+                                    <w14:shadow w14:blurRad="38100" w14:dist="19050" w14:dir="2700000" w14:sx="100000" w14:sy="100000" w14:kx="0" w14:ky="0" w14:algn="tl">
+                                      <w14:schemeClr w14:val="dk1">
+                                        <w14:alpha w14:val="60000"/>
+                                      </w14:schemeClr>
+                                    </w14:shadow>
+                                    <w14:ligatures w14:val="none"/>
+                                  </w:rPr>
+                                </w:pPr>
+                                <w:r>
+                                  <w:rPr>
+                                    <w:rFonts w:ascii="Calibri" w:eastAsia="Calibri" w:hAnsi="Calibri"/>
+                                    <w:b/>
+                                    <w:bCs/>
+                                    <w:shadow/>
+                                    <w:color w:val="000000"/>
+                                    <w14:shadow w14:blurRad="38100" w14:dist="19050" w14:dir="2700000" w14:sx="100000" w14:sy="100000" w14:kx="0" w14:ky="0" w14:algn="tl">
+                                      <w14:schemeClr w14:val="dk1">
+                                        <w14:alpha w14:val="60000"/>
+                                      </w14:schemeClr>
+                                    </w14:shadow>
+                                  </w:rPr>
+                                  <w:t> </w:t>
+                                </w:r>
+                              </w:p>
+                            </w:txbxContent>
+                          </wps:txbx>
+                          <wps:bodyPr rot="0" spcFirstLastPara="0" vert="horz" wrap="square" lIns="0" tIns="36000" rIns="0" bIns="36000" numCol="1" spcCol="0" rtlCol="0" fromWordArt="0" anchor="ctr" anchorCtr="0" forceAA="0" compatLnSpc="1">
+                            <a:prstTxWarp prst="textNoShape">
+                              <a:avLst/>
+                            </a:prstTxWarp>
+                            <a:noAutofit/>
+                          </wps:bodyPr>
+                        </wps:wsp>
+                        <wps:wsp>
+                          <wps:cNvPr id="980306677" name="Zone de texte 1"/>
+                          <wps:cNvSpPr txBox="1"/>
+                          <wps:spPr>
+                            <a:xfrm>
+                              <a:off x="2875011" y="670361"/>
+                              <a:ext cx="107950" cy="107950"/>
+                            </a:xfrm>
+                            <a:prstGeom prst="rect">
+                              <a:avLst/>
+                            </a:prstGeom>
+                            <a:solidFill>
+                              <a:schemeClr val="lt1"/>
+                            </a:solidFill>
+                            <a:ln w="6350">
+                              <a:solidFill>
+                                <a:prstClr val="black"/>
+                              </a:solidFill>
+                            </a:ln>
+                          </wps:spPr>
+                          <wps:txbx>
+                            <w:txbxContent>
+                              <w:p>
+                                <w:pPr>
+                                  <w:spacing w:line="252" w:lineRule="auto"/>
+                                  <w:jc w:val="center"/>
+                                  <w:rPr>
+                                    <w:rFonts w:ascii="Calibri" w:eastAsia="Calibri" w:hAnsi="Calibri"/>
+                                    <w:b/>
+                                    <w:bCs/>
+                                    <w:shadow/>
+                                    <w:color w:val="000000"/>
+                                    <w14:shadow w14:blurRad="38100" w14:dist="19050" w14:dir="2700000" w14:sx="100000" w14:sy="100000" w14:kx="0" w14:ky="0" w14:algn="tl">
+                                      <w14:schemeClr w14:val="dk1">
+                                        <w14:alpha w14:val="60000"/>
+                                      </w14:schemeClr>
+                                    </w14:shadow>
+                                    <w14:ligatures w14:val="none"/>
+                                  </w:rPr>
+                                </w:pPr>
+                                <w:r>
+                                  <w:rPr>
+                                    <w:rFonts w:ascii="Calibri" w:eastAsia="Calibri" w:hAnsi="Calibri"/>
+                                    <w:b/>
+                                    <w:bCs/>
+                                    <w:shadow/>
+                                    <w:color w:val="000000"/>
+                                    <w14:shadow w14:blurRad="38100" w14:dist="19050" w14:dir="2700000" w14:sx="100000" w14:sy="100000" w14:kx="0" w14:ky="0" w14:algn="tl">
+                                      <w14:schemeClr w14:val="dk1">
+                                        <w14:alpha w14:val="60000"/>
+                                      </w14:schemeClr>
+                                    </w14:shadow>
+                                  </w:rPr>
+                                  <w:t> </w:t>
+                                </w:r>
+                              </w:p>
+                            </w:txbxContent>
+                          </wps:txbx>
+                          <wps:bodyPr rot="0" spcFirstLastPara="0" vert="horz" wrap="square" lIns="0" tIns="36000" rIns="0" bIns="36000" numCol="1" spcCol="0" rtlCol="0" fromWordArt="0" anchor="ctr" anchorCtr="0" forceAA="0" compatLnSpc="1">
+                            <a:prstTxWarp prst="textNoShape">
+                              <a:avLst/>
+                            </a:prstTxWarp>
+                            <a:noAutofit/>
+                          </wps:bodyPr>
+                        </wps:wsp>
+                        <wps:wsp>
+                          <wps:cNvPr id="1612295954" name="Zone de texte 1"/>
+                          <wps:cNvSpPr txBox="1"/>
+                          <wps:spPr>
+                            <a:xfrm>
+                              <a:off x="2981691" y="670361"/>
+                              <a:ext cx="107950" cy="107950"/>
+                            </a:xfrm>
+                            <a:prstGeom prst="rect">
+                              <a:avLst/>
+                            </a:prstGeom>
+                            <a:solidFill>
+                              <a:schemeClr val="lt1"/>
+                            </a:solidFill>
+                            <a:ln w="6350">
+                              <a:solidFill>
+                                <a:prstClr val="black"/>
+                              </a:solidFill>
+                            </a:ln>
+                          </wps:spPr>
+                          <wps:txbx>
+                            <w:txbxContent>
+                              <w:p>
+                                <w:pPr>
+                                  <w:spacing w:line="252" w:lineRule="auto"/>
+                                  <w:jc w:val="center"/>
+                                  <w:rPr>
+                                    <w:rFonts w:ascii="Calibri" w:eastAsia="Calibri" w:hAnsi="Calibri"/>
+                                    <w:b/>
+                                    <w:bCs/>
+                                    <w:shadow/>
+                                    <w:color w:val="000000"/>
+                                    <w14:shadow w14:blurRad="38100" w14:dist="19050" w14:dir="2700000" w14:sx="100000" w14:sy="100000" w14:kx="0" w14:ky="0" w14:algn="tl">
+                                      <w14:schemeClr w14:val="dk1">
+                                        <w14:alpha w14:val="60000"/>
+                                      </w14:schemeClr>
+                                    </w14:shadow>
+                                    <w14:ligatures w14:val="none"/>
+                                  </w:rPr>
+                                </w:pPr>
+                                <w:r>
+                                  <w:rPr>
+                                    <w:rFonts w:ascii="Calibri" w:eastAsia="Calibri" w:hAnsi="Calibri"/>
+                                    <w:b/>
+                                    <w:bCs/>
+                                    <w:shadow/>
+                                    <w:color w:val="000000"/>
+                                    <w14:shadow w14:blurRad="38100" w14:dist="19050" w14:dir="2700000" w14:sx="100000" w14:sy="100000" w14:kx="0" w14:ky="0" w14:algn="tl">
+                                      <w14:schemeClr w14:val="dk1">
+                                        <w14:alpha w14:val="60000"/>
+                                      </w14:schemeClr>
+                                    </w14:shadow>
+                                  </w:rPr>
+                                  <w:t> </w:t>
+                                </w:r>
+                              </w:p>
+                            </w:txbxContent>
+                          </wps:txbx>
+                          <wps:bodyPr rot="0" spcFirstLastPara="0" vert="horz" wrap="square" lIns="0" tIns="36000" rIns="0" bIns="36000" numCol="1" spcCol="0" rtlCol="0" fromWordArt="0" anchor="ctr" anchorCtr="0" forceAA="0" compatLnSpc="1">
+                            <a:prstTxWarp prst="textNoShape">
+                              <a:avLst/>
+                            </a:prstTxWarp>
+                            <a:noAutofit/>
+                          </wps:bodyPr>
+                        </wps:wsp>
+                        <wps:wsp>
+                          <wps:cNvPr id="1770695621" name="Zone de texte 1"/>
+                          <wps:cNvSpPr txBox="1"/>
+                          <wps:spPr>
+                            <a:xfrm>
+                              <a:off x="3089006" y="670361"/>
+                              <a:ext cx="107950" cy="107950"/>
+                            </a:xfrm>
+                            <a:prstGeom prst="rect">
+                              <a:avLst/>
+                            </a:prstGeom>
+                            <a:solidFill>
+                              <a:schemeClr val="lt1"/>
+                            </a:solidFill>
+                            <a:ln w="6350">
+                              <a:solidFill>
+                                <a:prstClr val="black"/>
+                              </a:solidFill>
+                            </a:ln>
+                          </wps:spPr>
+                          <wps:txbx>
+                            <w:txbxContent>
+                              <w:p>
+                                <w:pPr>
+                                  <w:spacing w:line="252" w:lineRule="auto"/>
+                                  <w:jc w:val="center"/>
+                                  <w:rPr>
+                                    <w:rFonts w:ascii="Calibri" w:eastAsia="Calibri" w:hAnsi="Calibri"/>
+                                    <w:b/>
+                                    <w:bCs/>
+                                    <w:shadow/>
+                                    <w:color w:val="000000"/>
+                                    <w14:shadow w14:blurRad="38100" w14:dist="19050" w14:dir="2700000" w14:sx="100000" w14:sy="100000" w14:kx="0" w14:ky="0" w14:algn="tl">
+                                      <w14:schemeClr w14:val="dk1">
+                                        <w14:alpha w14:val="60000"/>
+                                      </w14:schemeClr>
+                                    </w14:shadow>
+                                    <w14:ligatures w14:val="none"/>
+                                  </w:rPr>
+                                </w:pPr>
+                                <w:r>
+                                  <w:rPr>
+                                    <w:rFonts w:ascii="Calibri" w:eastAsia="Calibri" w:hAnsi="Calibri"/>
+                                    <w:b/>
+                                    <w:bCs/>
+                                    <w:shadow/>
+                                    <w:color w:val="000000"/>
+                                    <w14:shadow w14:blurRad="38100" w14:dist="19050" w14:dir="2700000" w14:sx="100000" w14:sy="100000" w14:kx="0" w14:ky="0" w14:algn="tl">
+                                      <w14:schemeClr w14:val="dk1">
+                                        <w14:alpha w14:val="60000"/>
+                                      </w14:schemeClr>
+                                    </w14:shadow>
+                                  </w:rPr>
+                                  <w:t> </w:t>
+                                </w:r>
+                              </w:p>
+                            </w:txbxContent>
+                          </wps:txbx>
+                          <wps:bodyPr rot="0" spcFirstLastPara="0" vert="horz" wrap="square" lIns="0" tIns="36000" rIns="0" bIns="36000" numCol="1" spcCol="0" rtlCol="0" fromWordArt="0" anchor="ctr" anchorCtr="0" forceAA="0" compatLnSpc="1">
+                            <a:prstTxWarp prst="textNoShape">
+                              <a:avLst/>
+                            </a:prstTxWarp>
+                            <a:noAutofit/>
+                          </wps:bodyPr>
+                        </wps:wsp>
+                        <wps:wsp>
+                          <wps:cNvPr id="1390865197" name="Zone de texte 1"/>
+                          <wps:cNvSpPr txBox="1"/>
+                          <wps:spPr>
+                            <a:xfrm>
+                              <a:off x="3196956" y="670361"/>
+                              <a:ext cx="107950" cy="107950"/>
+                            </a:xfrm>
+                            <a:prstGeom prst="rect">
+                              <a:avLst/>
+                            </a:prstGeom>
+                            <a:solidFill>
+                              <a:schemeClr val="lt1"/>
+                            </a:solidFill>
+                            <a:ln w="6350">
+                              <a:solidFill>
+                                <a:prstClr val="black"/>
+                              </a:solidFill>
+                            </a:ln>
+                          </wps:spPr>
+                          <wps:txbx>
+                            <w:txbxContent>
+                              <w:p>
+                                <w:pPr>
+                                  <w:spacing w:line="252" w:lineRule="auto"/>
+                                  <w:jc w:val="center"/>
+                                  <w:rPr>
+                                    <w:rFonts w:ascii="Calibri" w:eastAsia="Calibri" w:hAnsi="Calibri"/>
+                                    <w:b/>
+                                    <w:bCs/>
+                                    <w:shadow/>
+                                    <w:color w:val="000000"/>
+                                    <w14:shadow w14:blurRad="38100" w14:dist="19050" w14:dir="2700000" w14:sx="100000" w14:sy="100000" w14:kx="0" w14:ky="0" w14:algn="tl">
+                                      <w14:schemeClr w14:val="dk1">
+                                        <w14:alpha w14:val="60000"/>
+                                      </w14:schemeClr>
+                                    </w14:shadow>
+                                    <w14:ligatures w14:val="none"/>
+                                  </w:rPr>
+                                </w:pPr>
+                                <w:r>
+                                  <w:rPr>
+                                    <w:rFonts w:ascii="Calibri" w:eastAsia="Calibri" w:hAnsi="Calibri"/>
+                                    <w:b/>
+                                    <w:bCs/>
+                                    <w:shadow/>
+                                    <w:color w:val="000000"/>
+                                    <w14:shadow w14:blurRad="38100" w14:dist="19050" w14:dir="2700000" w14:sx="100000" w14:sy="100000" w14:kx="0" w14:ky="0" w14:algn="tl">
+                                      <w14:schemeClr w14:val="dk1">
+                                        <w14:alpha w14:val="60000"/>
+                                      </w14:schemeClr>
+                                    </w14:shadow>
+                                  </w:rPr>
+                                  <w:t> </w:t>
+                                </w:r>
+                              </w:p>
+                            </w:txbxContent>
+                          </wps:txbx>
+                          <wps:bodyPr rot="0" spcFirstLastPara="0" vert="horz" wrap="square" lIns="0" tIns="36000" rIns="0" bIns="36000" numCol="1" spcCol="0" rtlCol="0" fromWordArt="0" anchor="ctr" anchorCtr="0" forceAA="0" compatLnSpc="1">
+                            <a:prstTxWarp prst="textNoShape">
+                              <a:avLst/>
+                            </a:prstTxWarp>
+                            <a:noAutofit/>
+                          </wps:bodyPr>
+                        </wps:wsp>
+                        <wps:wsp>
+                          <wps:cNvPr id="154108261" name="Zone de texte 1"/>
+                          <wps:cNvSpPr txBox="1"/>
+                          <wps:spPr>
+                            <a:xfrm>
+                              <a:off x="3304271" y="670361"/>
+                              <a:ext cx="107950" cy="107950"/>
+                            </a:xfrm>
+                            <a:prstGeom prst="rect">
+                              <a:avLst/>
+                            </a:prstGeom>
+                            <a:solidFill>
+                              <a:schemeClr val="lt1"/>
+                            </a:solidFill>
+                            <a:ln w="6350">
+                              <a:solidFill>
+                                <a:prstClr val="black"/>
+                              </a:solidFill>
+                            </a:ln>
+                          </wps:spPr>
+                          <wps:txbx>
+                            <w:txbxContent>
+                              <w:p>
+                                <w:pPr>
+                                  <w:spacing w:line="252" w:lineRule="auto"/>
+                                  <w:jc w:val="center"/>
+                                  <w:rPr>
+                                    <w:rFonts w:ascii="Calibri" w:eastAsia="Calibri" w:hAnsi="Calibri"/>
+                                    <w:b/>
+                                    <w:bCs/>
+                                    <w:shadow/>
+                                    <w:color w:val="000000"/>
+                                    <w14:shadow w14:blurRad="38100" w14:dist="19050" w14:dir="2700000" w14:sx="100000" w14:sy="100000" w14:kx="0" w14:ky="0" w14:algn="tl">
+                                      <w14:schemeClr w14:val="dk1">
+                                        <w14:alpha w14:val="60000"/>
+                                      </w14:schemeClr>
+                                    </w14:shadow>
+                                    <w14:ligatures w14:val="none"/>
+                                  </w:rPr>
+                                </w:pPr>
+                                <w:r>
+                                  <w:rPr>
+                                    <w:rFonts w:ascii="Calibri" w:eastAsia="Calibri" w:hAnsi="Calibri"/>
+                                    <w:b/>
+                                    <w:bCs/>
+                                    <w:shadow/>
+                                    <w:color w:val="000000"/>
+                                    <w14:shadow w14:blurRad="38100" w14:dist="19050" w14:dir="2700000" w14:sx="100000" w14:sy="100000" w14:kx="0" w14:ky="0" w14:algn="tl">
+                                      <w14:schemeClr w14:val="dk1">
+                                        <w14:alpha w14:val="60000"/>
+                                      </w14:schemeClr>
+                                    </w14:shadow>
+                                  </w:rPr>
+                                  <w:t> </w:t>
+                                </w:r>
+                              </w:p>
+                            </w:txbxContent>
+                          </wps:txbx>
+                          <wps:bodyPr rot="0" spcFirstLastPara="0" vert="horz" wrap="square" lIns="0" tIns="36000" rIns="0" bIns="36000" numCol="1" spcCol="0" rtlCol="0" fromWordArt="0" anchor="ctr" anchorCtr="0" forceAA="0" compatLnSpc="1">
+                            <a:prstTxWarp prst="textNoShape">
+                              <a:avLst/>
+                            </a:prstTxWarp>
+                            <a:noAutofit/>
+                          </wps:bodyPr>
+                        </wps:wsp>
+                        <wps:wsp>
+                          <wps:cNvPr id="1743492971" name="Zone de texte 1"/>
+                          <wps:cNvSpPr txBox="1"/>
+                          <wps:spPr>
+                            <a:xfrm>
+                              <a:off x="3410951" y="670361"/>
+                              <a:ext cx="107950" cy="107950"/>
+                            </a:xfrm>
+                            <a:prstGeom prst="rect">
+                              <a:avLst/>
+                            </a:prstGeom>
+                            <a:solidFill>
+                              <a:schemeClr val="lt1"/>
+                            </a:solidFill>
+                            <a:ln w="6350">
+                              <a:solidFill>
+                                <a:prstClr val="black"/>
+                              </a:solidFill>
+                            </a:ln>
+                          </wps:spPr>
+                          <wps:txbx>
+                            <w:txbxContent>
+                              <w:p>
+                                <w:pPr>
+                                  <w:spacing w:line="252" w:lineRule="auto"/>
+                                  <w:jc w:val="center"/>
+                                  <w:rPr>
+                                    <w:rFonts w:ascii="Calibri" w:eastAsia="Calibri" w:hAnsi="Calibri"/>
+                                    <w:b/>
+                                    <w:bCs/>
+                                    <w:shadow/>
+                                    <w:color w:val="000000"/>
+                                    <w14:shadow w14:blurRad="38100" w14:dist="19050" w14:dir="2700000" w14:sx="100000" w14:sy="100000" w14:kx="0" w14:ky="0" w14:algn="tl">
+                                      <w14:schemeClr w14:val="dk1">
+                                        <w14:alpha w14:val="60000"/>
+                                      </w14:schemeClr>
+                                    </w14:shadow>
+                                    <w14:ligatures w14:val="none"/>
+                                  </w:rPr>
+                                </w:pPr>
+                                <w:r>
+                                  <w:rPr>
+                                    <w:rFonts w:ascii="Calibri" w:eastAsia="Calibri" w:hAnsi="Calibri"/>
+                                    <w:b/>
+                                    <w:bCs/>
+                                    <w:shadow/>
+                                    <w:color w:val="000000"/>
+                                    <w14:shadow w14:blurRad="38100" w14:dist="19050" w14:dir="2700000" w14:sx="100000" w14:sy="100000" w14:kx="0" w14:ky="0" w14:algn="tl">
+                                      <w14:schemeClr w14:val="dk1">
+                                        <w14:alpha w14:val="60000"/>
+                                      </w14:schemeClr>
+                                    </w14:shadow>
+                                  </w:rPr>
+                                  <w:t> </w:t>
+                                </w:r>
+                              </w:p>
+                            </w:txbxContent>
+                          </wps:txbx>
+                          <wps:bodyPr rot="0" spcFirstLastPara="0" vert="horz" wrap="square" lIns="0" tIns="36000" rIns="0" bIns="36000" numCol="1" spcCol="0" rtlCol="0" fromWordArt="0" anchor="ctr" anchorCtr="0" forceAA="0" compatLnSpc="1">
+                            <a:prstTxWarp prst="textNoShape">
+                              <a:avLst/>
+                            </a:prstTxWarp>
+                            <a:noAutofit/>
+                          </wps:bodyPr>
+                        </wps:wsp>
+                        <wps:wsp>
+                          <wps:cNvPr id="357460628" name="Zone de texte 1"/>
+                          <wps:cNvSpPr txBox="1"/>
+                          <wps:spPr>
+                            <a:xfrm>
+                              <a:off x="3518266" y="670361"/>
+                              <a:ext cx="107950" cy="107950"/>
+                            </a:xfrm>
+                            <a:prstGeom prst="rect">
+                              <a:avLst/>
+                            </a:prstGeom>
+                            <a:solidFill>
+                              <a:schemeClr val="lt1"/>
+                            </a:solidFill>
+                            <a:ln w="6350">
+                              <a:solidFill>
+                                <a:prstClr val="black"/>
+                              </a:solidFill>
+                            </a:ln>
+                          </wps:spPr>
+                          <wps:txbx>
+                            <w:txbxContent>
+                              <w:p>
+                                <w:pPr>
+                                  <w:spacing w:line="252" w:lineRule="auto"/>
+                                  <w:jc w:val="center"/>
+                                  <w:rPr>
+                                    <w:rFonts w:ascii="Calibri" w:eastAsia="Calibri" w:hAnsi="Calibri"/>
+                                    <w:b/>
+                                    <w:bCs/>
+                                    <w:shadow/>
+                                    <w:color w:val="000000"/>
+                                    <w14:shadow w14:blurRad="38100" w14:dist="19050" w14:dir="2700000" w14:sx="100000" w14:sy="100000" w14:kx="0" w14:ky="0" w14:algn="tl">
+                                      <w14:schemeClr w14:val="dk1">
+                                        <w14:alpha w14:val="60000"/>
+                                      </w14:schemeClr>
+                                    </w14:shadow>
+                                    <w14:ligatures w14:val="none"/>
+                                  </w:rPr>
+                                </w:pPr>
+                                <w:r>
+                                  <w:rPr>
+                                    <w:rFonts w:ascii="Calibri" w:eastAsia="Calibri" w:hAnsi="Calibri"/>
+                                    <w:b/>
+                                    <w:bCs/>
+                                    <w:shadow/>
+                                    <w:color w:val="000000"/>
+                                    <w14:shadow w14:blurRad="38100" w14:dist="19050" w14:dir="2700000" w14:sx="100000" w14:sy="100000" w14:kx="0" w14:ky="0" w14:algn="tl">
+                                      <w14:schemeClr w14:val="dk1">
+                                        <w14:alpha w14:val="60000"/>
+                                      </w14:schemeClr>
+                                    </w14:shadow>
+                                  </w:rPr>
+                                  <w:t> </w:t>
+                                </w:r>
+                              </w:p>
+                            </w:txbxContent>
+                          </wps:txbx>
+                          <wps:bodyPr rot="0" spcFirstLastPara="0" vert="horz" wrap="square" lIns="0" tIns="36000" rIns="0" bIns="36000" numCol="1" spcCol="0" rtlCol="0" fromWordArt="0" anchor="ctr" anchorCtr="0" forceAA="0" compatLnSpc="1">
+                            <a:prstTxWarp prst="textNoShape">
+                              <a:avLst/>
+                            </a:prstTxWarp>
+                            <a:noAutofit/>
+                          </wps:bodyPr>
+                        </wps:wsp>
+                        <wps:wsp>
+                          <wps:cNvPr id="834589526" name="Connecteur droit avec flèche 834589526"/>
+                          <wps:cNvCnPr/>
+                          <wps:spPr>
+                            <a:xfrm flipH="1" flipV="1">
+                              <a:off x="3662411" y="723066"/>
+                              <a:ext cx="112395" cy="2540"/>
+                            </a:xfrm>
+                            <a:prstGeom prst="straightConnector1">
+                              <a:avLst/>
+                            </a:prstGeom>
+                            <a:ln>
+                              <a:headEnd type="triangle"/>
+                              <a:tailEnd type="none"/>
+                            </a:ln>
+                          </wps:spPr>
+                          <wps:style>
+                            <a:lnRef idx="1">
+                              <a:schemeClr val="dk1"/>
+                            </a:lnRef>
+                            <a:fillRef idx="0">
+                              <a:schemeClr val="dk1"/>
+                            </a:fillRef>
+                            <a:effectRef idx="0">
+                              <a:schemeClr val="dk1"/>
+                            </a:effectRef>
+                            <a:fontRef idx="minor">
+                              <a:schemeClr val="tx1"/>
+                            </a:fontRef>
+                          </wps:style>
+                          <wps:bodyPr/>
+                        </wps:wsp>
+                        <wps:wsp>
+                          <wps:cNvPr id="933420867" name="Zone de texte 1"/>
+                          <wps:cNvSpPr txBox="1"/>
+                          <wps:spPr>
+                            <a:xfrm>
+                              <a:off x="3741151" y="653851"/>
+                              <a:ext cx="163830" cy="175260"/>
+                            </a:xfrm>
+                            <a:prstGeom prst="rect">
+                              <a:avLst/>
+                            </a:prstGeom>
+                            <a:noFill/>
+                            <a:ln w="6350">
+                              <a:noFill/>
+                            </a:ln>
+                          </wps:spPr>
+                          <wps:txbx>
+                            <w:txbxContent>
+                              <w:p>
+                                <w:pPr>
+                                  <w:spacing w:line="252" w:lineRule="auto"/>
+                                  <w:jc w:val="center"/>
+                                  <w:rPr>
+                                    <w:rFonts w:ascii="Calibri" w:eastAsia="Calibri" w:hAnsi="Calibri"/>
+                                    <w:b/>
+                                    <w:bCs/>
+                                    <w:shadow/>
+                                    <w:color w:val="000000"/>
+                                    <w:sz w:val="16"/>
+                                    <w:szCs w:val="16"/>
+                                    <w14:shadow w14:blurRad="38100" w14:dist="19050" w14:dir="2700000" w14:sx="100000" w14:sy="100000" w14:kx="0" w14:ky="0" w14:algn="tl">
+                                      <w14:schemeClr w14:val="dk1">
+                                        <w14:alpha w14:val="60000"/>
+                                      </w14:schemeClr>
+                                    </w14:shadow>
+                                    <w14:ligatures w14:val="none"/>
+                                  </w:rPr>
+                                </w:pPr>
+                                <w:r>
+                                  <w:rPr>
+                                    <w:rFonts w:ascii="Calibri" w:eastAsia="Calibri" w:hAnsi="Calibri"/>
+                                    <w:b/>
+                                    <w:bCs/>
+                                    <w:shadow/>
+                                    <w:color w:val="000000"/>
+                                    <w:sz w:val="16"/>
+                                    <w:szCs w:val="16"/>
+                                    <w14:shadow w14:blurRad="38100" w14:dist="19050" w14:dir="2700000" w14:sx="100000" w14:sy="100000" w14:kx="0" w14:ky="0" w14:algn="tl">
+                                      <w14:schemeClr w14:val="dk1">
+                                        <w14:alpha w14:val="60000"/>
+                                      </w14:schemeClr>
+                                    </w14:shadow>
+                                  </w:rPr>
+                                  <w:t>C</w:t>
+                                </w:r>
+                              </w:p>
+                            </w:txbxContent>
+                          </wps:txbx>
+                          <wps:bodyPr rot="0" spcFirstLastPara="0" vert="horz" wrap="square" lIns="0" tIns="0" rIns="0" bIns="0" numCol="1" spcCol="0" rtlCol="0" fromWordArt="0" anchor="ctr" anchorCtr="0" forceAA="0" compatLnSpc="1">
+                            <a:prstTxWarp prst="textNoShape">
+                              <a:avLst/>
+                            </a:prstTxWarp>
+                            <a:noAutofit/>
+                          </wps:bodyPr>
+                        </wps:wsp>
+                        <wps:wsp>
+                          <wps:cNvPr id="2035149870" name="Connecteur droit avec flèche 2035149870"/>
+                          <wps:cNvCnPr/>
+                          <wps:spPr>
+                            <a:xfrm flipH="1">
+                              <a:off x="2920096" y="846891"/>
+                              <a:ext cx="542290" cy="0"/>
+                            </a:xfrm>
+                            <a:prstGeom prst="straightConnector1">
+                              <a:avLst/>
+                            </a:prstGeom>
+                            <a:ln>
+                              <a:headEnd type="triangle"/>
+                              <a:tailEnd type="none"/>
+                            </a:ln>
+                          </wps:spPr>
+                          <wps:style>
+                            <a:lnRef idx="1">
+                              <a:schemeClr val="dk1"/>
+                            </a:lnRef>
+                            <a:fillRef idx="0">
+                              <a:schemeClr val="dk1"/>
+                            </a:fillRef>
+                            <a:effectRef idx="0">
+                              <a:schemeClr val="dk1"/>
+                            </a:effectRef>
+                            <a:fontRef idx="minor">
+                              <a:schemeClr val="tx1"/>
+                            </a:fontRef>
+                          </wps:style>
+                          <wps:bodyPr/>
+                        </wps:wsp>
+                        <wps:wsp>
+                          <wps:cNvPr id="1659035544" name="Zone de texte 1"/>
+                          <wps:cNvSpPr txBox="1"/>
+                          <wps:spPr>
+                            <a:xfrm>
+                              <a:off x="2739756" y="770691"/>
+                              <a:ext cx="163830" cy="175260"/>
+                            </a:xfrm>
+                            <a:prstGeom prst="rect">
+                              <a:avLst/>
+                            </a:prstGeom>
+                            <a:noFill/>
+                            <a:ln w="6350">
+                              <a:noFill/>
+                            </a:ln>
+                          </wps:spPr>
+                          <wps:txbx>
+                            <w:txbxContent>
+                              <w:p>
+                                <w:pPr>
+                                  <w:spacing w:line="252" w:lineRule="auto"/>
+                                  <w:jc w:val="center"/>
+                                  <w:rPr>
+                                    <w:rFonts w:ascii="Calibri" w:eastAsia="Calibri" w:hAnsi="Calibri"/>
+                                    <w:shadow/>
+                                    <w:color w:val="000000"/>
+                                    <w:sz w:val="16"/>
+                                    <w:szCs w:val="16"/>
+                                    <w14:shadow w14:blurRad="38100" w14:dist="19050" w14:dir="2700000" w14:sx="100000" w14:sy="100000" w14:kx="0" w14:ky="0" w14:algn="tl">
+                                      <w14:schemeClr w14:val="dk1">
+                                        <w14:alpha w14:val="60000"/>
+                                      </w14:schemeClr>
+                                    </w14:shadow>
+                                    <w14:ligatures w14:val="none"/>
+                                  </w:rPr>
+                                </w:pPr>
+                                <w:r>
+                                  <w:rPr>
+                                    <w:rFonts w:ascii="Calibri" w:eastAsia="Calibri" w:hAnsi="Calibri"/>
+                                    <w:shadow/>
+                                    <w:color w:val="000000"/>
+                                    <w:sz w:val="16"/>
+                                    <w:szCs w:val="16"/>
+                                    <w14:shadow w14:blurRad="38100" w14:dist="19050" w14:dir="2700000" w14:sx="100000" w14:sy="100000" w14:kx="0" w14:ky="0" w14:algn="tl">
+                                      <w14:schemeClr w14:val="dk1">
+                                        <w14:alpha w14:val="60000"/>
+                                      </w14:schemeClr>
+                                    </w14:shadow>
+                                  </w:rPr>
+                                  <w:t>b7</w:t>
+                                </w:r>
+                              </w:p>
+                            </w:txbxContent>
+                          </wps:txbx>
+                          <wps:bodyPr rot="0" spcFirstLastPara="0" vert="horz" wrap="square" lIns="0" tIns="0" rIns="0" bIns="0" numCol="1" spcCol="0" rtlCol="0" fromWordArt="0" anchor="ctr" anchorCtr="0" forceAA="0" compatLnSpc="1">
+                            <a:prstTxWarp prst="textNoShape">
+                              <a:avLst/>
+                            </a:prstTxWarp>
+                            <a:noAutofit/>
+                          </wps:bodyPr>
+                        </wps:wsp>
+                        <wps:wsp>
+                          <wps:cNvPr id="1756046385" name="Zone de texte 1"/>
+                          <wps:cNvSpPr txBox="1"/>
+                          <wps:spPr>
+                            <a:xfrm>
+                              <a:off x="3498581" y="764976"/>
+                              <a:ext cx="163830" cy="175260"/>
+                            </a:xfrm>
+                            <a:prstGeom prst="rect">
+                              <a:avLst/>
+                            </a:prstGeom>
+                            <a:noFill/>
+                            <a:ln w="6350">
+                              <a:noFill/>
+                            </a:ln>
+                          </wps:spPr>
+                          <wps:txbx>
+                            <w:txbxContent>
+                              <w:p>
+                                <w:pPr>
+                                  <w:spacing w:line="252" w:lineRule="auto"/>
+                                  <w:jc w:val="center"/>
+                                  <w:rPr>
+                                    <w:rFonts w:ascii="Calibri" w:eastAsia="Calibri" w:hAnsi="Calibri"/>
+                                    <w:shadow/>
+                                    <w:color w:val="000000"/>
+                                    <w:sz w:val="16"/>
+                                    <w:szCs w:val="16"/>
+                                    <w14:shadow w14:blurRad="38100" w14:dist="19050" w14:dir="2700000" w14:sx="100000" w14:sy="100000" w14:kx="0" w14:ky="0" w14:algn="tl">
+                                      <w14:schemeClr w14:val="dk1">
+                                        <w14:alpha w14:val="60000"/>
+                                      </w14:schemeClr>
+                                    </w14:shadow>
+                                    <w14:ligatures w14:val="none"/>
+                                  </w:rPr>
+                                </w:pPr>
+                                <w:r>
+                                  <w:rPr>
+                                    <w:rFonts w:ascii="Calibri" w:eastAsia="Calibri" w:hAnsi="Calibri"/>
+                                    <w:shadow/>
+                                    <w:color w:val="000000"/>
+                                    <w:sz w:val="16"/>
+                                    <w:szCs w:val="16"/>
+                                    <w14:shadow w14:blurRad="38100" w14:dist="19050" w14:dir="2700000" w14:sx="100000" w14:sy="100000" w14:kx="0" w14:ky="0" w14:algn="tl">
+                                      <w14:schemeClr w14:val="dk1">
+                                        <w14:alpha w14:val="60000"/>
+                                      </w14:schemeClr>
+                                    </w14:shadow>
+                                  </w:rPr>
+                                  <w:t>b0</w:t>
+                                </w:r>
+                              </w:p>
+                            </w:txbxContent>
+                          </wps:txbx>
+                          <wps:bodyPr rot="0" spcFirstLastPara="0" vert="horz" wrap="square" lIns="0" tIns="0" rIns="0" bIns="0" numCol="1" spcCol="0" rtlCol="0" fromWordArt="0" anchor="ctr" anchorCtr="0" forceAA="0" compatLnSpc="1">
+                            <a:prstTxWarp prst="textNoShape">
+                              <a:avLst/>
+                            </a:prstTxWarp>
+                            <a:noAutofit/>
+                          </wps:bodyPr>
+                        </wps:wsp>
+                        <wps:wsp>
+                          <wps:cNvPr id="1568167947" name="Connecteur droit avec flèche 1568167947"/>
+                          <wps:cNvCnPr/>
+                          <wps:spPr>
+                            <a:xfrm>
+                              <a:off x="2663556" y="723066"/>
+                              <a:ext cx="104140" cy="1270"/>
+                            </a:xfrm>
+                            <a:prstGeom prst="straightConnector1">
+                              <a:avLst/>
+                            </a:prstGeom>
+                            <a:ln>
+                              <a:tailEnd type="triangle"/>
+                            </a:ln>
+                          </wps:spPr>
+                          <wps:style>
+                            <a:lnRef idx="1">
+                              <a:schemeClr val="dk1"/>
+                            </a:lnRef>
+                            <a:fillRef idx="0">
+                              <a:schemeClr val="dk1"/>
+                            </a:fillRef>
+                            <a:effectRef idx="0">
+                              <a:schemeClr val="dk1"/>
+                            </a:effectRef>
+                            <a:fontRef idx="minor">
+                              <a:schemeClr val="tx1"/>
+                            </a:fontRef>
+                          </wps:style>
+                          <wps:bodyPr/>
+                        </wps:wsp>
+                        <wps:wsp>
+                          <wps:cNvPr id="1346323445" name="Zone de texte 1"/>
+                          <wps:cNvSpPr txBox="1"/>
+                          <wps:spPr>
+                            <a:xfrm>
+                              <a:off x="2530912" y="653230"/>
+                              <a:ext cx="163830" cy="175260"/>
+                            </a:xfrm>
+                            <a:prstGeom prst="rect">
+                              <a:avLst/>
+                            </a:prstGeom>
+                            <a:noFill/>
+                            <a:ln w="6350">
+                              <a:noFill/>
+                            </a:ln>
+                          </wps:spPr>
+                          <wps:txbx>
+                            <w:txbxContent>
+                              <w:p>
+                                <w:pPr>
+                                  <w:spacing w:line="252" w:lineRule="auto"/>
+                                  <w:jc w:val="center"/>
+                                  <w:rPr>
+                                    <w:rFonts w:ascii="Calibri" w:eastAsia="Calibri" w:hAnsi="Calibri"/>
+                                    <w:b/>
+                                    <w:bCs/>
+                                    <w:shadow/>
+                                    <w:color w:val="000000"/>
+                                    <w:sz w:val="16"/>
+                                    <w:szCs w:val="16"/>
+                                    <w14:shadow w14:blurRad="38100" w14:dist="19050" w14:dir="2700000" w14:sx="100000" w14:sy="100000" w14:kx="0" w14:ky="0" w14:algn="tl">
+                                      <w14:schemeClr w14:val="dk1">
+                                        <w14:alpha w14:val="60000"/>
+                                      </w14:schemeClr>
+                                    </w14:shadow>
+                                    <w14:ligatures w14:val="none"/>
+                                  </w:rPr>
+                                </w:pPr>
+                                <w:r>
+                                  <w:rPr>
+                                    <w:rFonts w:ascii="Calibri" w:eastAsia="Calibri" w:hAnsi="Calibri"/>
+                                    <w:b/>
+                                    <w:bCs/>
+                                    <w:shadow/>
+                                    <w:color w:val="000000"/>
+                                    <w:sz w:val="16"/>
+                                    <w:szCs w:val="16"/>
+                                    <w14:shadow w14:blurRad="38100" w14:dist="19050" w14:dir="2700000" w14:sx="100000" w14:sy="100000" w14:kx="0" w14:ky="0" w14:algn="tl">
+                                      <w14:schemeClr w14:val="dk1">
+                                        <w14:alpha w14:val="60000"/>
+                                      </w14:schemeClr>
+                                    </w14:shadow>
+                                  </w:rPr>
+                                  <w:t>0</w:t>
+                                </w:r>
+                              </w:p>
+                            </w:txbxContent>
+                          </wps:txbx>
+                          <wps:bodyPr rot="0" spcFirstLastPara="0" vert="horz" wrap="square" lIns="0" tIns="0" rIns="0" bIns="0" numCol="1" spcCol="0" rtlCol="0" fromWordArt="0" anchor="ctr" anchorCtr="0" forceAA="0" compatLnSpc="1">
+                            <a:prstTxWarp prst="textNoShape">
+                              <a:avLst/>
+                            </a:prstTxWarp>
+                            <a:noAutofit/>
+                          </wps:bodyPr>
+                        </wps:wsp>
+                      </wpg:wgp>
+                      <wpg:wgp>
+                        <wpg:cNvPr id="1050571536" name="Groupe 1050571536"/>
+                        <wpg:cNvGrpSpPr/>
+                        <wpg:grpSpPr>
+                          <a:xfrm>
+                            <a:off x="161604" y="1551434"/>
+                            <a:ext cx="2160904" cy="576956"/>
+                            <a:chOff x="1241155" y="1667740"/>
+                            <a:chExt cx="2160904" cy="576956"/>
+                          </a:xfrm>
+                        </wpg:grpSpPr>
+                        <wps:wsp>
+                          <wps:cNvPr id="1910088929" name="Zone de texte 1"/>
+                          <wps:cNvSpPr txBox="1"/>
+                          <wps:spPr>
+                            <a:xfrm>
+                              <a:off x="1521332" y="2069436"/>
+                              <a:ext cx="950746" cy="175260"/>
+                            </a:xfrm>
+                            <a:prstGeom prst="rect">
+                              <a:avLst/>
+                            </a:prstGeom>
+                            <a:noFill/>
+                            <a:ln w="6350">
+                              <a:noFill/>
+                            </a:ln>
+                          </wps:spPr>
+                          <wps:txbx>
+                            <w:txbxContent>
+                              <w:p>
+                                <w:pPr>
+                                  <w:spacing w:line="252" w:lineRule="auto"/>
+                                  <w:jc w:val="center"/>
+                                  <w:rPr>
+                                    <w:rFonts w:ascii="Calibri" w:eastAsia="Calibri" w:hAnsi="Calibri"/>
+                                    <w:shadow/>
+                                    <w:color w:val="000000"/>
+                                    <w:sz w:val="16"/>
+                                    <w:szCs w:val="16"/>
+                                    <w14:shadow w14:blurRad="38100" w14:dist="19050" w14:dir="2700000" w14:sx="100000" w14:sy="100000" w14:kx="0" w14:ky="0" w14:algn="tl">
+                                      <w14:schemeClr w14:val="dk1">
+                                        <w14:alpha w14:val="60000"/>
+                                      </w14:schemeClr>
+                                    </w14:shadow>
+                                    <w14:ligatures w14:val="none"/>
+                                  </w:rPr>
+                                </w:pPr>
+                                <w:r>
+                                  <w:rPr>
+                                    <w:rFonts w:ascii="Calibri" w:eastAsia="Calibri" w:hAnsi="Calibri"/>
+                                    <w:shadow/>
+                                    <w:color w:val="000000"/>
+                                    <w:sz w:val="16"/>
+                                    <w:szCs w:val="16"/>
+                                    <w14:shadow w14:blurRad="38100" w14:dist="19050" w14:dir="2700000" w14:sx="100000" w14:sy="100000" w14:kx="0" w14:ky="0" w14:algn="tl">
+                                      <w14:schemeClr w14:val="dk1">
+                                        <w14:alpha w14:val="60000"/>
+                                      </w14:schemeClr>
+                                    </w14:shadow>
+                                  </w:rPr>
+                                  <w:t>Push order</w:t>
+                                </w:r>
+                              </w:p>
+                            </w:txbxContent>
+                          </wps:txbx>
+                          <wps:bodyPr rot="0" spcFirstLastPara="0" vert="horz" wrap="square" lIns="0" tIns="0" rIns="0" bIns="0" numCol="1" spcCol="0" rtlCol="0" fromWordArt="0" anchor="ctr" anchorCtr="0" forceAA="0" compatLnSpc="1">
+                            <a:prstTxWarp prst="textNoShape">
+                              <a:avLst/>
+                            </a:prstTxWarp>
+                            <a:noAutofit/>
+                          </wps:bodyPr>
+                        </wps:wsp>
+                        <wpg:grpSp>
+                          <wpg:cNvPr id="475563089" name="Groupe 475563089"/>
+                          <wpg:cNvGrpSpPr/>
+                          <wpg:grpSpPr>
+                            <a:xfrm>
+                              <a:off x="1241155" y="1788667"/>
+                              <a:ext cx="2160904" cy="269875"/>
+                              <a:chOff x="0" y="0"/>
+                              <a:chExt cx="2161536" cy="269876"/>
+                            </a:xfrm>
+                          </wpg:grpSpPr>
+                          <wps:wsp>
+                            <wps:cNvPr id="1722612646" name="Zone de texte 1"/>
+                            <wps:cNvSpPr txBox="1"/>
+                            <wps:spPr>
+                              <a:xfrm>
+                                <a:off x="0" y="0"/>
+                                <a:ext cx="269875" cy="269875"/>
+                              </a:xfrm>
+                              <a:prstGeom prst="rect">
+                                <a:avLst/>
+                              </a:prstGeom>
+                              <a:solidFill>
+                                <a:schemeClr val="lt1"/>
+                              </a:solidFill>
+                              <a:ln w="6350">
+                                <a:solidFill>
+                                  <a:prstClr val="black"/>
+                                </a:solidFill>
+                              </a:ln>
+                            </wps:spPr>
+                            <wps:txbx>
+                              <w:txbxContent>
+                                <w:p>
+                                  <w:pPr>
+                                    <w:spacing w:line="254" w:lineRule="auto"/>
+                                    <w:jc w:val="center"/>
+                                    <w:rPr>
+                                      <w:rFonts w:ascii="Calibri" w:eastAsia="Calibri" w:hAnsi="Calibri"/>
+                                      <w:b/>
+                                      <w:bCs/>
+                                      <w:shadow/>
+                                      <w:color w:val="000000"/>
+                                      <w14:shadow w14:blurRad="38100" w14:dist="19050" w14:dir="2700000" w14:sx="100000" w14:sy="100000" w14:kx="0" w14:ky="0" w14:algn="tl">
+                                        <w14:schemeClr w14:val="dk1">
+                                          <w14:alpha w14:val="60000"/>
+                                        </w14:schemeClr>
+                                      </w14:shadow>
+                                      <w14:ligatures w14:val="none"/>
+                                    </w:rPr>
+                                  </w:pPr>
+                                  <w:r>
+                                    <w:rPr>
+                                      <w:rFonts w:ascii="Calibri" w:eastAsia="Calibri" w:hAnsi="Calibri"/>
+                                      <w:b/>
+                                      <w:bCs/>
+                                      <w:shadow/>
+                                      <w:color w:val="000000"/>
+                                      <w14:shadow w14:blurRad="38100" w14:dist="19050" w14:dir="2700000" w14:sx="100000" w14:sy="100000" w14:kx="0" w14:ky="0" w14:algn="tl">
+                                        <w14:schemeClr w14:val="dk1">
+                                          <w14:alpha w14:val="60000"/>
+                                        </w14:schemeClr>
+                                      </w14:shadow>
+                                    </w:rPr>
+                                    <w:t>PC</w:t>
+                                  </w:r>
+                                  <w:r>
+                                    <w:rPr>
+                                      <w:rFonts w:ascii="Calibri" w:eastAsia="Calibri" w:hAnsi="Calibri"/>
+                                      <w:b/>
+                                      <w:bCs/>
+                                      <w:shadow/>
+                                      <w:color w:val="000000"/>
+                                      <w14:shadow w14:blurRad="38100" w14:dist="19050" w14:dir="2700000" w14:sx="100000" w14:sy="100000" w14:kx="0" w14:ky="0" w14:algn="tl">
+                                        <w14:schemeClr w14:val="dk1">
+                                          <w14:alpha w14:val="60000"/>
+                                        </w14:schemeClr>
+                                      </w14:shadow>
+                                    </w:rPr>
+                                    <w:tab/>
+                                  </w:r>
+                                </w:p>
+                              </w:txbxContent>
+                            </wps:txbx>
+                            <wps:bodyPr rot="0" spcFirstLastPara="0" vert="horz" wrap="square" lIns="0" tIns="36000" rIns="0" bIns="36000" numCol="1" spcCol="0" rtlCol="0" fromWordArt="0" anchor="ctr" anchorCtr="0" forceAA="0" compatLnSpc="1">
+                              <a:prstTxWarp prst="textNoShape">
+                                <a:avLst/>
+                              </a:prstTxWarp>
+                              <a:noAutofit/>
+                            </wps:bodyPr>
+                          </wps:wsp>
+                          <wps:wsp>
+                            <wps:cNvPr id="125545469" name="Zone de texte 1"/>
+                            <wps:cNvSpPr txBox="1"/>
+                            <wps:spPr>
+                              <a:xfrm>
+                                <a:off x="269875" y="0"/>
+                                <a:ext cx="269875" cy="269875"/>
+                              </a:xfrm>
+                              <a:prstGeom prst="rect">
+                                <a:avLst/>
+                              </a:prstGeom>
+                              <a:solidFill>
+                                <a:schemeClr val="lt1"/>
+                              </a:solidFill>
+                              <a:ln w="6350">
+                                <a:solidFill>
+                                  <a:prstClr val="black"/>
+                                </a:solidFill>
+                              </a:ln>
+                            </wps:spPr>
+                            <wps:txbx>
+                              <w:txbxContent>
+                                <w:p>
+                                  <w:pPr>
+                                    <w:spacing w:line="254" w:lineRule="auto"/>
+                                    <w:jc w:val="center"/>
+                                    <w:rPr>
+                                      <w:rFonts w:ascii="Calibri" w:eastAsia="Calibri" w:hAnsi="Calibri"/>
+                                      <w:b/>
+                                      <w:bCs/>
+                                      <w:shadow/>
+                                      <w:color w:val="000000"/>
+                                      <w14:shadow w14:blurRad="38100" w14:dist="19050" w14:dir="2700000" w14:sx="100000" w14:sy="100000" w14:kx="0" w14:ky="0" w14:algn="tl">
+                                        <w14:schemeClr w14:val="dk1">
+                                          <w14:alpha w14:val="60000"/>
+                                        </w14:schemeClr>
+                                      </w14:shadow>
+                                      <w14:ligatures w14:val="none"/>
+                                    </w:rPr>
+                                  </w:pPr>
+                                  <w:r>
+                                    <w:rPr>
+                                      <w:rFonts w:ascii="Calibri" w:eastAsia="Calibri" w:hAnsi="Calibri"/>
+                                      <w:b/>
+                                      <w:bCs/>
+                                      <w:shadow/>
+                                      <w:color w:val="000000"/>
+                                      <w14:shadow w14:blurRad="38100" w14:dist="19050" w14:dir="2700000" w14:sx="100000" w14:sy="100000" w14:kx="0" w14:ky="0" w14:algn="tl">
+                                        <w14:schemeClr w14:val="dk1">
+                                          <w14:alpha w14:val="60000"/>
+                                        </w14:schemeClr>
+                                      </w14:shadow>
+                                    </w:rPr>
+                                    <w:t>U</w:t>
+                                  </w:r>
+                                </w:p>
+                              </w:txbxContent>
+                            </wps:txbx>
+                            <wps:bodyPr rot="0" spcFirstLastPara="0" vert="horz" wrap="square" lIns="0" tIns="36000" rIns="0" bIns="36000" numCol="1" spcCol="0" rtlCol="0" fromWordArt="0" anchor="ctr" anchorCtr="0" forceAA="0" compatLnSpc="1">
+                              <a:prstTxWarp prst="textNoShape">
+                                <a:avLst/>
+                              </a:prstTxWarp>
+                              <a:noAutofit/>
+                            </wps:bodyPr>
+                          </wps:wsp>
+                          <wps:wsp>
+                            <wps:cNvPr id="1019446097" name="Zone de texte 1"/>
+                            <wps:cNvSpPr txBox="1"/>
+                            <wps:spPr>
+                              <a:xfrm>
+                                <a:off x="539961" y="0"/>
+                                <a:ext cx="269875" cy="269875"/>
+                              </a:xfrm>
+                              <a:prstGeom prst="rect">
+                                <a:avLst/>
+                              </a:prstGeom>
+                              <a:solidFill>
+                                <a:schemeClr val="lt1"/>
+                              </a:solidFill>
+                              <a:ln w="6350">
+                                <a:solidFill>
+                                  <a:prstClr val="black"/>
+                                </a:solidFill>
+                              </a:ln>
+                            </wps:spPr>
+                            <wps:txbx>
+                              <w:txbxContent>
+                                <w:p>
+                                  <w:pPr>
+                                    <w:spacing w:line="254" w:lineRule="auto"/>
+                                    <w:jc w:val="center"/>
+                                    <w:rPr>
+                                      <w:rFonts w:ascii="Calibri" w:eastAsia="Calibri" w:hAnsi="Calibri"/>
+                                      <w:b/>
+                                      <w:bCs/>
+                                      <w:shadow/>
+                                      <w:color w:val="000000"/>
+                                      <w14:shadow w14:blurRad="38100" w14:dist="19050" w14:dir="2700000" w14:sx="100000" w14:sy="100000" w14:kx="0" w14:ky="0" w14:algn="tl">
+                                        <w14:schemeClr w14:val="dk1">
+                                          <w14:alpha w14:val="60000"/>
+                                        </w14:schemeClr>
+                                      </w14:shadow>
+                                      <w14:ligatures w14:val="none"/>
+                                    </w:rPr>
+                                  </w:pPr>
+                                  <w:r>
+                                    <w:rPr>
+                                      <w:rFonts w:ascii="Calibri" w:eastAsia="Calibri" w:hAnsi="Calibri"/>
+                                      <w:b/>
+                                      <w:bCs/>
+                                      <w:shadow/>
+                                      <w:color w:val="000000"/>
+                                      <w14:shadow w14:blurRad="38100" w14:dist="19050" w14:dir="2700000" w14:sx="100000" w14:sy="100000" w14:kx="0" w14:ky="0" w14:algn="tl">
+                                        <w14:schemeClr w14:val="dk1">
+                                          <w14:alpha w14:val="60000"/>
+                                        </w14:schemeClr>
+                                      </w14:shadow>
+                                    </w:rPr>
+                                    <w:t>Y</w:t>
+                                  </w:r>
+                                </w:p>
+                              </w:txbxContent>
+                            </wps:txbx>
+                            <wps:bodyPr rot="0" spcFirstLastPara="0" vert="horz" wrap="square" lIns="0" tIns="36000" rIns="0" bIns="36000" numCol="1" spcCol="0" rtlCol="0" fromWordArt="0" anchor="ctr" anchorCtr="0" forceAA="0" compatLnSpc="1">
+                              <a:prstTxWarp prst="textNoShape">
+                                <a:avLst/>
+                              </a:prstTxWarp>
+                              <a:noAutofit/>
+                            </wps:bodyPr>
+                          </wps:wsp>
+                          <wps:wsp>
+                            <wps:cNvPr id="1952811246" name="Zone de texte 1"/>
+                            <wps:cNvSpPr txBox="1"/>
+                            <wps:spPr>
+                              <a:xfrm>
+                                <a:off x="810893" y="0"/>
+                                <a:ext cx="269875" cy="269875"/>
+                              </a:xfrm>
+                              <a:prstGeom prst="rect">
+                                <a:avLst/>
+                              </a:prstGeom>
+                              <a:solidFill>
+                                <a:schemeClr val="lt1"/>
+                              </a:solidFill>
+                              <a:ln w="6350">
+                                <a:solidFill>
+                                  <a:prstClr val="black"/>
+                                </a:solidFill>
+                              </a:ln>
+                            </wps:spPr>
+                            <wps:txbx>
+                              <w:txbxContent>
+                                <w:p>
+                                  <w:pPr>
+                                    <w:spacing w:line="254" w:lineRule="auto"/>
+                                    <w:jc w:val="center"/>
+                                    <w:rPr>
+                                      <w:rFonts w:ascii="Calibri" w:eastAsia="Calibri" w:hAnsi="Calibri"/>
+                                      <w:b/>
+                                      <w:bCs/>
+                                      <w:shadow/>
+                                      <w:color w:val="000000"/>
+                                      <w14:shadow w14:blurRad="38100" w14:dist="19050" w14:dir="2700000" w14:sx="100000" w14:sy="100000" w14:kx="0" w14:ky="0" w14:algn="tl">
+                                        <w14:schemeClr w14:val="dk1">
+                                          <w14:alpha w14:val="60000"/>
+                                        </w14:schemeClr>
+                                      </w14:shadow>
+                                      <w14:ligatures w14:val="none"/>
+                                    </w:rPr>
+                                  </w:pPr>
+                                  <w:r>
+                                    <w:rPr>
+                                      <w:rFonts w:ascii="Calibri" w:eastAsia="Calibri" w:hAnsi="Calibri"/>
+                                      <w:b/>
+                                      <w:bCs/>
+                                      <w:shadow/>
+                                      <w:color w:val="000000"/>
+                                      <w14:shadow w14:blurRad="38100" w14:dist="19050" w14:dir="2700000" w14:sx="100000" w14:sy="100000" w14:kx="0" w14:ky="0" w14:algn="tl">
+                                        <w14:schemeClr w14:val="dk1">
+                                          <w14:alpha w14:val="60000"/>
+                                        </w14:schemeClr>
+                                      </w14:shadow>
+                                    </w:rPr>
+                                    <w:t>X</w:t>
+                                  </w:r>
+                                </w:p>
+                              </w:txbxContent>
+                            </wps:txbx>
+                            <wps:bodyPr rot="0" spcFirstLastPara="0" vert="horz" wrap="square" lIns="0" tIns="36000" rIns="0" bIns="36000" numCol="1" spcCol="0" rtlCol="0" fromWordArt="0" anchor="ctr" anchorCtr="0" forceAA="0" compatLnSpc="1">
+                              <a:prstTxWarp prst="textNoShape">
+                                <a:avLst/>
+                              </a:prstTxWarp>
+                              <a:noAutofit/>
+                            </wps:bodyPr>
+                          </wps:wsp>
+                          <wps:wsp>
+                            <wps:cNvPr id="291179559" name="Zone de texte 1"/>
+                            <wps:cNvSpPr txBox="1"/>
+                            <wps:spPr>
+                              <a:xfrm>
+                                <a:off x="1080768" y="1"/>
+                                <a:ext cx="269875" cy="269875"/>
+                              </a:xfrm>
+                              <a:prstGeom prst="rect">
+                                <a:avLst/>
+                              </a:prstGeom>
+                              <a:solidFill>
+                                <a:schemeClr val="lt1"/>
+                              </a:solidFill>
+                              <a:ln w="6350">
+                                <a:solidFill>
+                                  <a:prstClr val="black"/>
+                                </a:solidFill>
+                              </a:ln>
+                            </wps:spPr>
+                            <wps:txbx>
+                              <w:txbxContent>
+                                <w:p>
+                                  <w:pPr>
+                                    <w:spacing w:line="252" w:lineRule="auto"/>
+                                    <w:jc w:val="center"/>
+                                    <w:rPr>
+                                      <w:rFonts w:ascii="Calibri" w:eastAsia="Calibri" w:hAnsi="Calibri"/>
+                                      <w:b/>
+                                      <w:bCs/>
+                                      <w:shadow/>
+                                      <w:color w:val="000000"/>
+                                      <w14:shadow w14:blurRad="38100" w14:dist="19050" w14:dir="2700000" w14:sx="100000" w14:sy="100000" w14:kx="0" w14:ky="0" w14:algn="tl">
+                                        <w14:schemeClr w14:val="dk1">
+                                          <w14:alpha w14:val="60000"/>
+                                        </w14:schemeClr>
+                                      </w14:shadow>
+                                      <w14:ligatures w14:val="none"/>
+                                    </w:rPr>
+                                  </w:pPr>
+                                  <w:r>
+                                    <w:rPr>
+                                      <w:rFonts w:ascii="Calibri" w:eastAsia="Calibri" w:hAnsi="Calibri"/>
+                                      <w:b/>
+                                      <w:bCs/>
+                                      <w:shadow/>
+                                      <w:color w:val="000000"/>
+                                      <w14:shadow w14:blurRad="38100" w14:dist="19050" w14:dir="2700000" w14:sx="100000" w14:sy="100000" w14:kx="0" w14:ky="0" w14:algn="tl">
+                                        <w14:schemeClr w14:val="dk1">
+                                          <w14:alpha w14:val="60000"/>
+                                        </w14:schemeClr>
+                                      </w14:shadow>
+                                    </w:rPr>
+                                    <w:t>DP</w:t>
+                                  </w:r>
+                                  <w:r>
+                                    <w:rPr>
+                                      <w:rFonts w:ascii="Calibri" w:eastAsia="Calibri" w:hAnsi="Calibri"/>
+                                      <w:b/>
+                                      <w:bCs/>
+                                      <w:shadow/>
+                                      <w:color w:val="000000"/>
+                                      <w14:shadow w14:blurRad="38100" w14:dist="19050" w14:dir="2700000" w14:sx="100000" w14:sy="100000" w14:kx="0" w14:ky="0" w14:algn="tl">
+                                        <w14:schemeClr w14:val="dk1">
+                                          <w14:alpha w14:val="60000"/>
+                                        </w14:schemeClr>
+                                      </w14:shadow>
+                                    </w:rPr>
+                                    <w:tab/>
+                                  </w:r>
+                                </w:p>
+                              </w:txbxContent>
+                            </wps:txbx>
+                            <wps:bodyPr rot="0" spcFirstLastPara="0" vert="horz" wrap="square" lIns="0" tIns="36000" rIns="0" bIns="36000" numCol="1" spcCol="0" rtlCol="0" fromWordArt="0" anchor="ctr" anchorCtr="0" forceAA="0" compatLnSpc="1">
+                              <a:prstTxWarp prst="textNoShape">
+                                <a:avLst/>
+                              </a:prstTxWarp>
+                              <a:noAutofit/>
+                            </wps:bodyPr>
+                          </wps:wsp>
+                          <wps:wsp>
+                            <wps:cNvPr id="1282510745" name="Zone de texte 1"/>
+                            <wps:cNvSpPr txBox="1"/>
+                            <wps:spPr>
+                              <a:xfrm>
+                                <a:off x="1350643" y="1"/>
+                                <a:ext cx="269875" cy="269875"/>
+                              </a:xfrm>
+                              <a:prstGeom prst="rect">
+                                <a:avLst/>
+                              </a:prstGeom>
+                              <a:solidFill>
+                                <a:schemeClr val="lt1"/>
+                              </a:solidFill>
+                              <a:ln w="6350">
+                                <a:solidFill>
+                                  <a:prstClr val="black"/>
+                                </a:solidFill>
+                              </a:ln>
+                            </wps:spPr>
+                            <wps:txbx>
+                              <w:txbxContent>
+                                <w:p>
+                                  <w:pPr>
+                                    <w:spacing w:line="252" w:lineRule="auto"/>
+                                    <w:jc w:val="center"/>
+                                    <w:rPr>
+                                      <w:rFonts w:ascii="Calibri" w:eastAsia="Calibri" w:hAnsi="Calibri"/>
+                                      <w:b/>
+                                      <w:bCs/>
+                                      <w:shadow/>
+                                      <w:color w:val="000000"/>
+                                      <w14:shadow w14:blurRad="38100" w14:dist="19050" w14:dir="2700000" w14:sx="100000" w14:sy="100000" w14:kx="0" w14:ky="0" w14:algn="tl">
+                                        <w14:schemeClr w14:val="dk1">
+                                          <w14:alpha w14:val="60000"/>
+                                        </w14:schemeClr>
+                                      </w14:shadow>
+                                      <w14:ligatures w14:val="none"/>
+                                    </w:rPr>
+                                  </w:pPr>
+                                  <w:r>
+                                    <w:rPr>
+                                      <w:rFonts w:ascii="Calibri" w:eastAsia="Calibri" w:hAnsi="Calibri"/>
+                                      <w:b/>
+                                      <w:bCs/>
+                                      <w:shadow/>
+                                      <w:color w:val="000000"/>
+                                      <w14:shadow w14:blurRad="38100" w14:dist="19050" w14:dir="2700000" w14:sx="100000" w14:sy="100000" w14:kx="0" w14:ky="0" w14:algn="tl">
+                                        <w14:schemeClr w14:val="dk1">
+                                          <w14:alpha w14:val="60000"/>
+                                        </w14:schemeClr>
+                                      </w14:shadow>
+                                    </w:rPr>
+                                    <w:t>B</w:t>
+                                  </w:r>
+                                </w:p>
+                              </w:txbxContent>
+                            </wps:txbx>
+                            <wps:bodyPr rot="0" spcFirstLastPara="0" vert="horz" wrap="square" lIns="0" tIns="36000" rIns="0" bIns="36000" numCol="1" spcCol="0" rtlCol="0" fromWordArt="0" anchor="ctr" anchorCtr="0" forceAA="0" compatLnSpc="1">
+                              <a:prstTxWarp prst="textNoShape">
+                                <a:avLst/>
+                              </a:prstTxWarp>
+                              <a:noAutofit/>
+                            </wps:bodyPr>
+                          </wps:wsp>
+                          <wps:wsp>
+                            <wps:cNvPr id="1259251488" name="Zone de texte 1"/>
+                            <wps:cNvSpPr txBox="1"/>
+                            <wps:spPr>
+                              <a:xfrm>
+                                <a:off x="1620729" y="1"/>
+                                <a:ext cx="269875" cy="269875"/>
+                              </a:xfrm>
+                              <a:prstGeom prst="rect">
+                                <a:avLst/>
+                              </a:prstGeom>
+                              <a:solidFill>
+                                <a:schemeClr val="lt1"/>
+                              </a:solidFill>
+                              <a:ln w="6350">
+                                <a:solidFill>
+                                  <a:prstClr val="black"/>
+                                </a:solidFill>
+                              </a:ln>
+                            </wps:spPr>
+                            <wps:txbx>
+                              <w:txbxContent>
+                                <w:p>
+                                  <w:pPr>
+                                    <w:spacing w:line="252" w:lineRule="auto"/>
+                                    <w:jc w:val="center"/>
+                                    <w:rPr>
+                                      <w:rFonts w:ascii="Calibri" w:eastAsia="Calibri" w:hAnsi="Calibri"/>
+                                      <w:b/>
+                                      <w:bCs/>
+                                      <w:shadow/>
+                                      <w:color w:val="000000"/>
+                                      <w14:shadow w14:blurRad="38100" w14:dist="19050" w14:dir="2700000" w14:sx="100000" w14:sy="100000" w14:kx="0" w14:ky="0" w14:algn="tl">
+                                        <w14:schemeClr w14:val="dk1">
+                                          <w14:alpha w14:val="60000"/>
+                                        </w14:schemeClr>
+                                      </w14:shadow>
+                                      <w14:ligatures w14:val="none"/>
+                                    </w:rPr>
+                                  </w:pPr>
+                                  <w:r>
+                                    <w:rPr>
+                                      <w:rFonts w:ascii="Calibri" w:eastAsia="Calibri" w:hAnsi="Calibri"/>
+                                      <w:b/>
+                                      <w:bCs/>
+                                      <w:shadow/>
+                                      <w:color w:val="000000"/>
+                                      <w14:shadow w14:blurRad="38100" w14:dist="19050" w14:dir="2700000" w14:sx="100000" w14:sy="100000" w14:kx="0" w14:ky="0" w14:algn="tl">
+                                        <w14:schemeClr w14:val="dk1">
+                                          <w14:alpha w14:val="60000"/>
+                                        </w14:schemeClr>
+                                      </w14:shadow>
+                                    </w:rPr>
+                                    <w:t>A</w:t>
+                                  </w:r>
+                                </w:p>
+                              </w:txbxContent>
+                            </wps:txbx>
+                            <wps:bodyPr rot="0" spcFirstLastPara="0" vert="horz" wrap="square" lIns="0" tIns="36000" rIns="0" bIns="36000" numCol="1" spcCol="0" rtlCol="0" fromWordArt="0" anchor="ctr" anchorCtr="0" forceAA="0" compatLnSpc="1">
+                              <a:prstTxWarp prst="textNoShape">
+                                <a:avLst/>
+                              </a:prstTxWarp>
+                              <a:noAutofit/>
+                            </wps:bodyPr>
+                          </wps:wsp>
+                          <wps:wsp>
+                            <wps:cNvPr id="2052641683" name="Zone de texte 1"/>
+                            <wps:cNvSpPr txBox="1"/>
+                            <wps:spPr>
+                              <a:xfrm>
+                                <a:off x="1891661" y="1"/>
+                                <a:ext cx="269875" cy="269875"/>
+                              </a:xfrm>
+                              <a:prstGeom prst="rect">
+                                <a:avLst/>
+                              </a:prstGeom>
+                              <a:solidFill>
+                                <a:schemeClr val="lt1"/>
+                              </a:solidFill>
+                              <a:ln w="6350">
+                                <a:solidFill>
+                                  <a:prstClr val="black"/>
+                                </a:solidFill>
+                              </a:ln>
+                            </wps:spPr>
+                            <wps:txbx>
+                              <w:txbxContent>
+                                <w:p>
+                                  <w:pPr>
+                                    <w:spacing w:line="252" w:lineRule="auto"/>
+                                    <w:jc w:val="center"/>
+                                    <w:rPr>
+                                      <w:rFonts w:ascii="Calibri" w:eastAsia="Calibri" w:hAnsi="Calibri"/>
+                                      <w:b/>
+                                      <w:bCs/>
+                                      <w:shadow/>
+                                      <w:color w:val="000000"/>
+                                      <w14:shadow w14:blurRad="38100" w14:dist="19050" w14:dir="2700000" w14:sx="100000" w14:sy="100000" w14:kx="0" w14:ky="0" w14:algn="tl">
+                                        <w14:schemeClr w14:val="dk1">
+                                          <w14:alpha w14:val="60000"/>
+                                        </w14:schemeClr>
+                                      </w14:shadow>
+                                      <w14:ligatures w14:val="none"/>
+                                    </w:rPr>
+                                  </w:pPr>
+                                  <w:r>
+                                    <w:rPr>
+                                      <w:rFonts w:ascii="Calibri" w:eastAsia="Calibri" w:hAnsi="Calibri"/>
+                                      <w:b/>
+                                      <w:bCs/>
+                                      <w:shadow/>
+                                      <w:color w:val="000000"/>
+                                      <w14:shadow w14:blurRad="38100" w14:dist="19050" w14:dir="2700000" w14:sx="100000" w14:sy="100000" w14:kx="0" w14:ky="0" w14:algn="tl">
+                                        <w14:schemeClr w14:val="dk1">
+                                          <w14:alpha w14:val="60000"/>
+                                        </w14:schemeClr>
+                                      </w14:shadow>
+                                    </w:rPr>
+                                    <w:t>CC</w:t>
+                                  </w:r>
+                                </w:p>
+                              </w:txbxContent>
+                            </wps:txbx>
+                            <wps:bodyPr rot="0" spcFirstLastPara="0" vert="horz" wrap="square" lIns="0" tIns="36000" rIns="0" bIns="36000" numCol="1" spcCol="0" rtlCol="0" fromWordArt="0" anchor="ctr" anchorCtr="0" forceAA="0" compatLnSpc="1">
+                              <a:prstTxWarp prst="textNoShape">
+                                <a:avLst/>
+                              </a:prstTxWarp>
+                              <a:noAutofit/>
+                            </wps:bodyPr>
+                          </wps:wsp>
+                        </wpg:grpSp>
+                        <wps:wsp>
+                          <wps:cNvPr id="79826333" name="Zone de texte 1"/>
+                          <wps:cNvSpPr txBox="1"/>
+                          <wps:spPr>
+                            <a:xfrm>
+                              <a:off x="3183885" y="1667907"/>
+                              <a:ext cx="163830" cy="175260"/>
+                            </a:xfrm>
+                            <a:prstGeom prst="rect">
+                              <a:avLst/>
+                            </a:prstGeom>
+                            <a:noFill/>
+                            <a:ln w="6350">
+                              <a:noFill/>
+                            </a:ln>
+                          </wps:spPr>
+                          <wps:txbx>
+                            <w:txbxContent>
+                              <w:p>
+                                <w:pPr>
+                                  <w:spacing w:line="252" w:lineRule="auto"/>
+                                  <w:jc w:val="center"/>
+                                  <w:rPr>
+                                    <w:rFonts w:ascii="Calibri" w:eastAsia="Calibri" w:hAnsi="Calibri"/>
+                                    <w:shadow/>
+                                    <w:color w:val="000000"/>
+                                    <w:sz w:val="16"/>
+                                    <w:szCs w:val="16"/>
+                                    <w14:shadow w14:blurRad="38100" w14:dist="19050" w14:dir="2700000" w14:sx="100000" w14:sy="100000" w14:kx="0" w14:ky="0" w14:algn="tl">
+                                      <w14:schemeClr w14:val="dk1">
+                                        <w14:alpha w14:val="60000"/>
+                                      </w14:schemeClr>
+                                    </w14:shadow>
+                                    <w14:ligatures w14:val="none"/>
+                                  </w:rPr>
+                                </w:pPr>
+                                <w:r>
+                                  <w:rPr>
+                                    <w:rFonts w:ascii="Calibri" w:eastAsia="Calibri" w:hAnsi="Calibri"/>
+                                    <w:shadow/>
+                                    <w:color w:val="000000"/>
+                                    <w:sz w:val="16"/>
+                                    <w:szCs w:val="16"/>
+                                    <w14:shadow w14:blurRad="38100" w14:dist="19050" w14:dir="2700000" w14:sx="100000" w14:sy="100000" w14:kx="0" w14:ky="0" w14:algn="tl">
+                                      <w14:schemeClr w14:val="dk1">
+                                        <w14:alpha w14:val="60000"/>
+                                      </w14:schemeClr>
+                                    </w14:shadow>
+                                  </w:rPr>
+                                  <w:t>b0</w:t>
+                                </w:r>
+                              </w:p>
+                            </w:txbxContent>
+                          </wps:txbx>
+                          <wps:bodyPr rot="0" spcFirstLastPara="0" vert="horz" wrap="square" lIns="0" tIns="0" rIns="0" bIns="0" numCol="1" spcCol="0" rtlCol="0" fromWordArt="0" anchor="ctr" anchorCtr="0" forceAA="0" compatLnSpc="1">
+                            <a:prstTxWarp prst="textNoShape">
+                              <a:avLst/>
+                            </a:prstTxWarp>
+                            <a:noAutofit/>
+                          </wps:bodyPr>
+                        </wps:wsp>
+                        <wps:wsp>
+                          <wps:cNvPr id="1549084322" name="Zone de texte 1"/>
+                          <wps:cNvSpPr txBox="1"/>
+                          <wps:spPr>
+                            <a:xfrm>
+                              <a:off x="2925176" y="1667740"/>
+                              <a:ext cx="163830" cy="175260"/>
+                            </a:xfrm>
+                            <a:prstGeom prst="rect">
+                              <a:avLst/>
+                            </a:prstGeom>
+                            <a:noFill/>
+                            <a:ln w="6350">
+                              <a:noFill/>
+                            </a:ln>
+                          </wps:spPr>
+                          <wps:txbx>
+                            <w:txbxContent>
+                              <w:p>
+                                <w:pPr>
+                                  <w:spacing w:line="252" w:lineRule="auto"/>
+                                  <w:jc w:val="center"/>
+                                  <w:rPr>
+                                    <w:rFonts w:ascii="Calibri" w:eastAsia="Calibri" w:hAnsi="Calibri"/>
+                                    <w:shadow/>
+                                    <w:color w:val="000000"/>
+                                    <w:sz w:val="16"/>
+                                    <w:szCs w:val="16"/>
+                                    <w14:shadow w14:blurRad="38100" w14:dist="19050" w14:dir="2700000" w14:sx="100000" w14:sy="100000" w14:kx="0" w14:ky="0" w14:algn="tl">
+                                      <w14:schemeClr w14:val="dk1">
+                                        <w14:alpha w14:val="60000"/>
+                                      </w14:schemeClr>
+                                    </w14:shadow>
+                                    <w14:ligatures w14:val="none"/>
+                                  </w:rPr>
+                                </w:pPr>
+                                <w:r>
+                                  <w:rPr>
+                                    <w:rFonts w:ascii="Calibri" w:eastAsia="Calibri" w:hAnsi="Calibri"/>
+                                    <w:shadow/>
+                                    <w:color w:val="000000"/>
+                                    <w:sz w:val="16"/>
+                                    <w:szCs w:val="16"/>
+                                    <w14:shadow w14:blurRad="38100" w14:dist="19050" w14:dir="2700000" w14:sx="100000" w14:sy="100000" w14:kx="0" w14:ky="0" w14:algn="tl">
+                                      <w14:schemeClr w14:val="dk1">
+                                        <w14:alpha w14:val="60000"/>
+                                      </w14:schemeClr>
+                                    </w14:shadow>
+                                  </w:rPr>
+                                  <w:t>b1</w:t>
+                                </w:r>
+                              </w:p>
+                            </w:txbxContent>
+                          </wps:txbx>
+                          <wps:bodyPr rot="0" spcFirstLastPara="0" vert="horz" wrap="square" lIns="0" tIns="0" rIns="0" bIns="0" numCol="1" spcCol="0" rtlCol="0" fromWordArt="0" anchor="ctr" anchorCtr="0" forceAA="0" compatLnSpc="1">
+                            <a:prstTxWarp prst="textNoShape">
+                              <a:avLst/>
+                            </a:prstTxWarp>
+                            <a:noAutofit/>
+                          </wps:bodyPr>
+                        </wps:wsp>
+                        <wps:wsp>
+                          <wps:cNvPr id="2143142713" name="Zone de texte 1"/>
+                          <wps:cNvSpPr txBox="1"/>
+                          <wps:spPr>
+                            <a:xfrm>
+                              <a:off x="2648245" y="1667907"/>
+                              <a:ext cx="163830" cy="175260"/>
+                            </a:xfrm>
+                            <a:prstGeom prst="rect">
+                              <a:avLst/>
+                            </a:prstGeom>
+                            <a:noFill/>
+                            <a:ln w="6350">
+                              <a:noFill/>
+                            </a:ln>
+                          </wps:spPr>
+                          <wps:txbx>
+                            <w:txbxContent>
+                              <w:p>
+                                <w:pPr>
+                                  <w:spacing w:line="252" w:lineRule="auto"/>
+                                  <w:jc w:val="center"/>
+                                  <w:rPr>
+                                    <w:rFonts w:ascii="Calibri" w:eastAsia="Calibri" w:hAnsi="Calibri"/>
+                                    <w:shadow/>
+                                    <w:color w:val="000000"/>
+                                    <w:sz w:val="16"/>
+                                    <w:szCs w:val="16"/>
+                                    <w14:shadow w14:blurRad="38100" w14:dist="19050" w14:dir="2700000" w14:sx="100000" w14:sy="100000" w14:kx="0" w14:ky="0" w14:algn="tl">
+                                      <w14:schemeClr w14:val="dk1">
+                                        <w14:alpha w14:val="60000"/>
+                                      </w14:schemeClr>
+                                    </w14:shadow>
+                                    <w14:ligatures w14:val="none"/>
+                                  </w:rPr>
+                                </w:pPr>
+                                <w:r>
+                                  <w:rPr>
+                                    <w:rFonts w:ascii="Calibri" w:eastAsia="Calibri" w:hAnsi="Calibri"/>
+                                    <w:shadow/>
+                                    <w:color w:val="000000"/>
+                                    <w:sz w:val="16"/>
+                                    <w:szCs w:val="16"/>
+                                    <w14:shadow w14:blurRad="38100" w14:dist="19050" w14:dir="2700000" w14:sx="100000" w14:sy="100000" w14:kx="0" w14:ky="0" w14:algn="tl">
+                                      <w14:schemeClr w14:val="dk1">
+                                        <w14:alpha w14:val="60000"/>
+                                      </w14:schemeClr>
+                                    </w14:shadow>
+                                  </w:rPr>
+                                  <w:t>b2</w:t>
+                                </w:r>
+                              </w:p>
+                            </w:txbxContent>
+                          </wps:txbx>
+                          <wps:bodyPr rot="0" spcFirstLastPara="0" vert="horz" wrap="square" lIns="0" tIns="0" rIns="0" bIns="0" numCol="1" spcCol="0" rtlCol="0" fromWordArt="0" anchor="ctr" anchorCtr="0" forceAA="0" compatLnSpc="1">
+                            <a:prstTxWarp prst="textNoShape">
+                              <a:avLst/>
+                            </a:prstTxWarp>
+                            <a:noAutofit/>
+                          </wps:bodyPr>
+                        </wps:wsp>
+                        <wps:wsp>
+                          <wps:cNvPr id="2126309520" name="Zone de texte 1"/>
+                          <wps:cNvSpPr txBox="1"/>
+                          <wps:spPr>
+                            <a:xfrm>
+                              <a:off x="2389800" y="1667907"/>
+                              <a:ext cx="163830" cy="175260"/>
+                            </a:xfrm>
+                            <a:prstGeom prst="rect">
+                              <a:avLst/>
+                            </a:prstGeom>
+                            <a:noFill/>
+                            <a:ln w="6350">
+                              <a:noFill/>
+                            </a:ln>
+                          </wps:spPr>
+                          <wps:txbx>
+                            <w:txbxContent>
+                              <w:p>
+                                <w:pPr>
+                                  <w:spacing w:line="252" w:lineRule="auto"/>
+                                  <w:jc w:val="center"/>
+                                  <w:rPr>
+                                    <w:rFonts w:ascii="Calibri" w:eastAsia="Calibri" w:hAnsi="Calibri"/>
+                                    <w:shadow/>
+                                    <w:color w:val="000000"/>
+                                    <w:sz w:val="16"/>
+                                    <w:szCs w:val="16"/>
+                                    <w14:shadow w14:blurRad="38100" w14:dist="19050" w14:dir="2700000" w14:sx="100000" w14:sy="100000" w14:kx="0" w14:ky="0" w14:algn="tl">
+                                      <w14:schemeClr w14:val="dk1">
+                                        <w14:alpha w14:val="60000"/>
+                                      </w14:schemeClr>
+                                    </w14:shadow>
+                                    <w14:ligatures w14:val="none"/>
+                                  </w:rPr>
+                                </w:pPr>
+                                <w:r>
+                                  <w:rPr>
+                                    <w:rFonts w:ascii="Calibri" w:eastAsia="Calibri" w:hAnsi="Calibri"/>
+                                    <w:shadow/>
+                                    <w:color w:val="000000"/>
+                                    <w:sz w:val="16"/>
+                                    <w:szCs w:val="16"/>
+                                    <w14:shadow w14:blurRad="38100" w14:dist="19050" w14:dir="2700000" w14:sx="100000" w14:sy="100000" w14:kx="0" w14:ky="0" w14:algn="tl">
+                                      <w14:schemeClr w14:val="dk1">
+                                        <w14:alpha w14:val="60000"/>
+                                      </w14:schemeClr>
+                                    </w14:shadow>
+                                  </w:rPr>
+                                  <w:t>b3</w:t>
+                                </w:r>
+                              </w:p>
+                            </w:txbxContent>
+                          </wps:txbx>
+                          <wps:bodyPr rot="0" spcFirstLastPara="0" vert="horz" wrap="square" lIns="0" tIns="0" rIns="0" bIns="0" numCol="1" spcCol="0" rtlCol="0" fromWordArt="0" anchor="ctr" anchorCtr="0" forceAA="0" compatLnSpc="1">
+                            <a:prstTxWarp prst="textNoShape">
+                              <a:avLst/>
+                            </a:prstTxWarp>
+                            <a:noAutofit/>
+                          </wps:bodyPr>
+                        </wps:wsp>
+                        <wps:wsp>
+                          <wps:cNvPr id="1996745801" name="Zone de texte 1"/>
+                          <wps:cNvSpPr txBox="1"/>
+                          <wps:spPr>
+                            <a:xfrm>
+                              <a:off x="2112739" y="1667905"/>
+                              <a:ext cx="163830" cy="175260"/>
+                            </a:xfrm>
+                            <a:prstGeom prst="rect">
+                              <a:avLst/>
+                            </a:prstGeom>
+                            <a:noFill/>
+                            <a:ln w="6350">
+                              <a:noFill/>
+                            </a:ln>
+                          </wps:spPr>
+                          <wps:txbx>
+                            <w:txbxContent>
+                              <w:p>
+                                <w:pPr>
+                                  <w:spacing w:line="252" w:lineRule="auto"/>
+                                  <w:jc w:val="center"/>
+                                  <w:rPr>
+                                    <w:rFonts w:ascii="Calibri" w:eastAsia="Calibri" w:hAnsi="Calibri"/>
+                                    <w:shadow/>
+                                    <w:color w:val="000000"/>
+                                    <w:sz w:val="16"/>
+                                    <w:szCs w:val="16"/>
+                                    <w14:shadow w14:blurRad="38100" w14:dist="19050" w14:dir="2700000" w14:sx="100000" w14:sy="100000" w14:kx="0" w14:ky="0" w14:algn="tl">
+                                      <w14:schemeClr w14:val="dk1">
+                                        <w14:alpha w14:val="60000"/>
+                                      </w14:schemeClr>
+                                    </w14:shadow>
+                                    <w14:ligatures w14:val="none"/>
+                                  </w:rPr>
+                                </w:pPr>
+                                <w:r>
+                                  <w:rPr>
+                                    <w:rFonts w:ascii="Calibri" w:eastAsia="Calibri" w:hAnsi="Calibri"/>
+                                    <w:shadow/>
+                                    <w:color w:val="000000"/>
+                                    <w:sz w:val="16"/>
+                                    <w:szCs w:val="16"/>
+                                    <w14:shadow w14:blurRad="38100" w14:dist="19050" w14:dir="2700000" w14:sx="100000" w14:sy="100000" w14:kx="0" w14:ky="0" w14:algn="tl">
+                                      <w14:schemeClr w14:val="dk1">
+                                        <w14:alpha w14:val="60000"/>
+                                      </w14:schemeClr>
+                                    </w14:shadow>
+                                  </w:rPr>
+                                  <w:t>b4</w:t>
+                                </w:r>
+                              </w:p>
+                            </w:txbxContent>
+                          </wps:txbx>
+                          <wps:bodyPr rot="0" spcFirstLastPara="0" vert="horz" wrap="square" lIns="0" tIns="0" rIns="0" bIns="0" numCol="1" spcCol="0" rtlCol="0" fromWordArt="0" anchor="ctr" anchorCtr="0" forceAA="0" compatLnSpc="1">
+                            <a:prstTxWarp prst="textNoShape">
+                              <a:avLst/>
+                            </a:prstTxWarp>
+                            <a:noAutofit/>
+                          </wps:bodyPr>
+                        </wps:wsp>
+                        <wps:wsp>
+                          <wps:cNvPr id="437593773" name="Zone de texte 1"/>
+                          <wps:cNvSpPr txBox="1"/>
+                          <wps:spPr>
+                            <a:xfrm>
+                              <a:off x="1854294" y="1667905"/>
+                              <a:ext cx="163830" cy="175260"/>
+                            </a:xfrm>
+                            <a:prstGeom prst="rect">
+                              <a:avLst/>
+                            </a:prstGeom>
+                            <a:noFill/>
+                            <a:ln w="6350">
+                              <a:noFill/>
+                            </a:ln>
+                          </wps:spPr>
+                          <wps:txbx>
+                            <w:txbxContent>
+                              <w:p>
+                                <w:pPr>
+                                  <w:spacing w:line="252" w:lineRule="auto"/>
+                                  <w:jc w:val="center"/>
+                                  <w:rPr>
+                                    <w:rFonts w:ascii="Calibri" w:eastAsia="Calibri" w:hAnsi="Calibri"/>
+                                    <w:shadow/>
+                                    <w:color w:val="000000"/>
+                                    <w:sz w:val="16"/>
+                                    <w:szCs w:val="16"/>
+                                    <w14:shadow w14:blurRad="38100" w14:dist="19050" w14:dir="2700000" w14:sx="100000" w14:sy="100000" w14:kx="0" w14:ky="0" w14:algn="tl">
+                                      <w14:schemeClr w14:val="dk1">
+                                        <w14:alpha w14:val="60000"/>
+                                      </w14:schemeClr>
+                                    </w14:shadow>
+                                    <w14:ligatures w14:val="none"/>
+                                  </w:rPr>
+                                </w:pPr>
+                                <w:r>
+                                  <w:rPr>
+                                    <w:rFonts w:ascii="Calibri" w:eastAsia="Calibri" w:hAnsi="Calibri"/>
+                                    <w:shadow/>
+                                    <w:color w:val="000000"/>
+                                    <w:sz w:val="16"/>
+                                    <w:szCs w:val="16"/>
+                                    <w14:shadow w14:blurRad="38100" w14:dist="19050" w14:dir="2700000" w14:sx="100000" w14:sy="100000" w14:kx="0" w14:ky="0" w14:algn="tl">
+                                      <w14:schemeClr w14:val="dk1">
+                                        <w14:alpha w14:val="60000"/>
+                                      </w14:schemeClr>
+                                    </w14:shadow>
+                                  </w:rPr>
+                                  <w:t>b5</w:t>
+                                </w:r>
+                              </w:p>
+                            </w:txbxContent>
+                          </wps:txbx>
+                          <wps:bodyPr rot="0" spcFirstLastPara="0" vert="horz" wrap="square" lIns="0" tIns="0" rIns="0" bIns="0" numCol="1" spcCol="0" rtlCol="0" fromWordArt="0" anchor="ctr" anchorCtr="0" forceAA="0" compatLnSpc="1">
+                            <a:prstTxWarp prst="textNoShape">
+                              <a:avLst/>
+                            </a:prstTxWarp>
+                            <a:noAutofit/>
+                          </wps:bodyPr>
+                        </wps:wsp>
+                        <wps:wsp>
+                          <wps:cNvPr id="1472598242" name="Zone de texte 1"/>
+                          <wps:cNvSpPr txBox="1"/>
+                          <wps:spPr>
+                            <a:xfrm>
+                              <a:off x="1569243" y="1667905"/>
+                              <a:ext cx="180213" cy="175260"/>
+                            </a:xfrm>
+                            <a:prstGeom prst="rect">
+                              <a:avLst/>
+                            </a:prstGeom>
+                            <a:noFill/>
+                            <a:ln w="6350">
+                              <a:noFill/>
+                            </a:ln>
+                          </wps:spPr>
+                          <wps:txbx>
+                            <w:txbxContent>
+                              <w:p>
+                                <w:pPr>
+                                  <w:spacing w:line="252" w:lineRule="auto"/>
+                                  <w:jc w:val="center"/>
+                                  <w:rPr>
+                                    <w:rFonts w:ascii="Calibri" w:eastAsia="Calibri" w:hAnsi="Calibri"/>
+                                    <w:shadow/>
+                                    <w:color w:val="000000"/>
+                                    <w:sz w:val="16"/>
+                                    <w:szCs w:val="16"/>
+                                    <w14:shadow w14:blurRad="38100" w14:dist="19050" w14:dir="2700000" w14:sx="100000" w14:sy="100000" w14:kx="0" w14:ky="0" w14:algn="tl">
+                                      <w14:schemeClr w14:val="dk1">
+                                        <w14:alpha w14:val="60000"/>
+                                      </w14:schemeClr>
+                                    </w14:shadow>
+                                    <w14:ligatures w14:val="none"/>
+                                  </w:rPr>
+                                </w:pPr>
+                                <w:r>
+                                  <w:rPr>
+                                    <w:rFonts w:ascii="Calibri" w:eastAsia="Calibri" w:hAnsi="Calibri"/>
+                                    <w:shadow/>
+                                    <w:color w:val="000000"/>
+                                    <w:sz w:val="16"/>
+                                    <w:szCs w:val="16"/>
+                                    <w14:shadow w14:blurRad="38100" w14:dist="19050" w14:dir="2700000" w14:sx="100000" w14:sy="100000" w14:kx="0" w14:ky="0" w14:algn="tl">
+                                      <w14:schemeClr w14:val="dk1">
+                                        <w14:alpha w14:val="60000"/>
+                                      </w14:schemeClr>
+                                    </w14:shadow>
+                                  </w:rPr>
+                                  <w:t>b6</w:t>
+                                </w:r>
+                              </w:p>
+                            </w:txbxContent>
+                          </wps:txbx>
+                          <wps:bodyPr rot="0" spcFirstLastPara="0" vert="horz" wrap="square" lIns="0" tIns="0" rIns="0" bIns="0" numCol="1" spcCol="0" rtlCol="0" fromWordArt="0" anchor="ctr" anchorCtr="0" forceAA="0" compatLnSpc="1">
+                            <a:prstTxWarp prst="textNoShape">
+                              <a:avLst/>
+                            </a:prstTxWarp>
+                            <a:noAutofit/>
+                          </wps:bodyPr>
+                        </wps:wsp>
+                        <wps:wsp>
+                          <wps:cNvPr id="712582739" name="Zone de texte 1"/>
+                          <wps:cNvSpPr txBox="1"/>
+                          <wps:spPr>
+                            <a:xfrm>
+                              <a:off x="1318989" y="1667905"/>
+                              <a:ext cx="163830" cy="175260"/>
+                            </a:xfrm>
+                            <a:prstGeom prst="rect">
+                              <a:avLst/>
+                            </a:prstGeom>
+                            <a:noFill/>
+                            <a:ln w="6350">
+                              <a:noFill/>
+                            </a:ln>
+                          </wps:spPr>
+                          <wps:txbx>
+                            <w:txbxContent>
+                              <w:p>
+                                <w:pPr>
+                                  <w:spacing w:line="252" w:lineRule="auto"/>
+                                  <w:jc w:val="center"/>
+                                  <w:rPr>
+                                    <w:rFonts w:ascii="Calibri" w:eastAsia="Calibri" w:hAnsi="Calibri"/>
+                                    <w:shadow/>
+                                    <w:color w:val="000000"/>
+                                    <w:sz w:val="16"/>
+                                    <w:szCs w:val="16"/>
+                                    <w14:shadow w14:blurRad="38100" w14:dist="19050" w14:dir="2700000" w14:sx="100000" w14:sy="100000" w14:kx="0" w14:ky="0" w14:algn="tl">
+                                      <w14:schemeClr w14:val="dk1">
+                                        <w14:alpha w14:val="60000"/>
+                                      </w14:schemeClr>
+                                    </w14:shadow>
+                                    <w14:ligatures w14:val="none"/>
+                                  </w:rPr>
+                                </w:pPr>
+                                <w:r>
+                                  <w:rPr>
+                                    <w:rFonts w:ascii="Calibri" w:eastAsia="Calibri" w:hAnsi="Calibri"/>
+                                    <w:shadow/>
+                                    <w:color w:val="000000"/>
+                                    <w:sz w:val="16"/>
+                                    <w:szCs w:val="16"/>
+                                    <w14:shadow w14:blurRad="38100" w14:dist="19050" w14:dir="2700000" w14:sx="100000" w14:sy="100000" w14:kx="0" w14:ky="0" w14:algn="tl">
+                                      <w14:schemeClr w14:val="dk1">
+                                        <w14:alpha w14:val="60000"/>
+                                      </w14:schemeClr>
+                                    </w14:shadow>
+                                  </w:rPr>
+                                  <w:t>b7</w:t>
+                                </w:r>
+                              </w:p>
+                            </w:txbxContent>
+                          </wps:txbx>
+                          <wps:bodyPr rot="0" spcFirstLastPara="0" vert="horz" wrap="square" lIns="0" tIns="0" rIns="0" bIns="0" numCol="1" spcCol="0" rtlCol="0" fromWordArt="0" anchor="ctr" anchorCtr="0" forceAA="0" compatLnSpc="1">
+                            <a:prstTxWarp prst="textNoShape">
+                              <a:avLst/>
+                            </a:prstTxWarp>
+                            <a:noAutofit/>
+                          </wps:bodyPr>
+                        </wps:wsp>
+                        <wps:wsp>
+                          <wps:cNvPr id="1665490120" name="Connecteur droit avec flèche 1665490120"/>
+                          <wps:cNvCnPr/>
+                          <wps:spPr>
+                            <a:xfrm flipH="1">
+                              <a:off x="2273624" y="2150372"/>
+                              <a:ext cx="542290" cy="0"/>
+                            </a:xfrm>
+                            <a:prstGeom prst="straightConnector1">
+                              <a:avLst/>
+                            </a:prstGeom>
+                            <a:ln>
+                              <a:headEnd type="triangle"/>
+                              <a:tailEnd type="none"/>
+                            </a:ln>
+                          </wps:spPr>
+                          <wps:style>
+                            <a:lnRef idx="1">
+                              <a:schemeClr val="dk1"/>
+                            </a:lnRef>
+                            <a:fillRef idx="0">
+                              <a:schemeClr val="dk1"/>
+                            </a:fillRef>
+                            <a:effectRef idx="0">
+                              <a:schemeClr val="dk1"/>
+                            </a:effectRef>
+                            <a:fontRef idx="minor">
+                              <a:schemeClr val="tx1"/>
+                            </a:fontRef>
+                          </wps:style>
+                          <wps:bodyPr/>
+                        </wps:wsp>
+                      </wpg:wgp>
+                      <wpg:wgp>
+                        <wpg:cNvPr id="2031336465" name="Groupe 2031336465"/>
+                        <wpg:cNvGrpSpPr/>
+                        <wpg:grpSpPr>
+                          <a:xfrm>
+                            <a:off x="2554232" y="1543580"/>
+                            <a:ext cx="2160270" cy="576580"/>
+                            <a:chOff x="0" y="0"/>
+                            <a:chExt cx="2160904" cy="576956"/>
+                          </a:xfrm>
+                        </wpg:grpSpPr>
+                        <wps:wsp>
+                          <wps:cNvPr id="952152475" name="Zone de texte 1"/>
+                          <wps:cNvSpPr txBox="1"/>
+                          <wps:spPr>
+                            <a:xfrm>
+                              <a:off x="280177" y="401696"/>
+                              <a:ext cx="950746" cy="175260"/>
+                            </a:xfrm>
+                            <a:prstGeom prst="rect">
+                              <a:avLst/>
+                            </a:prstGeom>
+                            <a:noFill/>
+                            <a:ln w="6350">
+                              <a:noFill/>
+                            </a:ln>
+                          </wps:spPr>
+                          <wps:txbx>
+                            <w:txbxContent>
+                              <w:p>
+                                <w:pPr>
+                                  <w:spacing w:line="252" w:lineRule="auto"/>
+                                  <w:jc w:val="center"/>
+                                  <w:rPr>
+                                    <w:rFonts w:ascii="Calibri" w:eastAsia="Calibri" w:hAnsi="Calibri"/>
+                                    <w:shadow/>
+                                    <w:color w:val="000000"/>
+                                    <w:sz w:val="16"/>
+                                    <w:szCs w:val="16"/>
+                                    <w14:shadow w14:blurRad="38100" w14:dist="19050" w14:dir="2700000" w14:sx="100000" w14:sy="100000" w14:kx="0" w14:ky="0" w14:algn="tl">
+                                      <w14:schemeClr w14:val="dk1">
+                                        <w14:alpha w14:val="60000"/>
+                                      </w14:schemeClr>
+                                    </w14:shadow>
+                                    <w14:ligatures w14:val="none"/>
+                                  </w:rPr>
+                                </w:pPr>
+                                <w:r>
+                                  <w:rPr>
+                                    <w:rFonts w:ascii="Calibri" w:eastAsia="Calibri" w:hAnsi="Calibri"/>
+                                    <w:shadow/>
+                                    <w:color w:val="000000"/>
+                                    <w:sz w:val="16"/>
+                                    <w:szCs w:val="16"/>
+                                    <w14:shadow w14:blurRad="38100" w14:dist="19050" w14:dir="2700000" w14:sx="100000" w14:sy="100000" w14:kx="0" w14:ky="0" w14:algn="tl">
+                                      <w14:schemeClr w14:val="dk1">
+                                        <w14:alpha w14:val="60000"/>
+                                      </w14:schemeClr>
+                                    </w14:shadow>
+                                  </w:rPr>
+                                  <w:t>Push order</w:t>
+                                </w:r>
+                              </w:p>
+                            </w:txbxContent>
+                          </wps:txbx>
+                          <wps:bodyPr rot="0" spcFirstLastPara="0" vert="horz" wrap="square" lIns="0" tIns="0" rIns="0" bIns="0" numCol="1" spcCol="0" rtlCol="0" fromWordArt="0" anchor="ctr" anchorCtr="0" forceAA="0" compatLnSpc="1">
+                            <a:prstTxWarp prst="textNoShape">
+                              <a:avLst/>
+                            </a:prstTxWarp>
+                            <a:noAutofit/>
+                          </wps:bodyPr>
+                        </wps:wsp>
+                        <wpg:grpSp>
+                          <wpg:cNvPr id="1837769798" name="Groupe 1837769798"/>
+                          <wpg:cNvGrpSpPr/>
+                          <wpg:grpSpPr>
+                            <a:xfrm>
+                              <a:off x="0" y="120927"/>
+                              <a:ext cx="2160904" cy="269875"/>
+                              <a:chOff x="0" y="120927"/>
+                              <a:chExt cx="2161536" cy="269876"/>
+                            </a:xfrm>
+                          </wpg:grpSpPr>
+                          <wps:wsp>
+                            <wps:cNvPr id="308486297" name="Zone de texte 1"/>
+                            <wps:cNvSpPr txBox="1"/>
+                            <wps:spPr>
+                              <a:xfrm>
+                                <a:off x="0" y="120927"/>
+                                <a:ext cx="269875" cy="269875"/>
+                              </a:xfrm>
+                              <a:prstGeom prst="rect">
+                                <a:avLst/>
+                              </a:prstGeom>
+                              <a:solidFill>
+                                <a:schemeClr val="lt1"/>
+                              </a:solidFill>
+                              <a:ln w="6350">
+                                <a:solidFill>
+                                  <a:prstClr val="black"/>
+                                </a:solidFill>
+                              </a:ln>
+                            </wps:spPr>
+                            <wps:txbx>
+                              <w:txbxContent>
+                                <w:p>
+                                  <w:pPr>
+                                    <w:spacing w:line="252" w:lineRule="auto"/>
+                                    <w:jc w:val="center"/>
+                                    <w:rPr>
+                                      <w:rFonts w:ascii="Calibri" w:eastAsia="Calibri" w:hAnsi="Calibri"/>
+                                      <w:b/>
+                                      <w:bCs/>
+                                      <w:shadow/>
+                                      <w:color w:val="000000"/>
+                                      <w14:shadow w14:blurRad="38100" w14:dist="19050" w14:dir="2700000" w14:sx="100000" w14:sy="100000" w14:kx="0" w14:ky="0" w14:algn="tl">
+                                        <w14:schemeClr w14:val="dk1">
+                                          <w14:alpha w14:val="60000"/>
+                                        </w14:schemeClr>
+                                      </w14:shadow>
+                                      <w14:ligatures w14:val="none"/>
+                                    </w:rPr>
+                                  </w:pPr>
+                                  <w:r>
+                                    <w:rPr>
+                                      <w:rFonts w:ascii="Calibri" w:eastAsia="Calibri" w:hAnsi="Calibri"/>
+                                      <w:b/>
+                                      <w:bCs/>
+                                      <w:shadow/>
+                                      <w:color w:val="000000"/>
+                                      <w14:shadow w14:blurRad="38100" w14:dist="19050" w14:dir="2700000" w14:sx="100000" w14:sy="100000" w14:kx="0" w14:ky="0" w14:algn="tl">
+                                        <w14:schemeClr w14:val="dk1">
+                                          <w14:alpha w14:val="60000"/>
+                                        </w14:schemeClr>
+                                      </w14:shadow>
+                                    </w:rPr>
+                                    <w:t>PC</w:t>
+                                  </w:r>
+                                  <w:r>
+                                    <w:rPr>
+                                      <w:rFonts w:ascii="Calibri" w:eastAsia="Calibri" w:hAnsi="Calibri"/>
+                                      <w:b/>
+                                      <w:bCs/>
+                                      <w:shadow/>
+                                      <w:color w:val="000000"/>
+                                      <w14:shadow w14:blurRad="38100" w14:dist="19050" w14:dir="2700000" w14:sx="100000" w14:sy="100000" w14:kx="0" w14:ky="0" w14:algn="tl">
+                                        <w14:schemeClr w14:val="dk1">
+                                          <w14:alpha w14:val="60000"/>
+                                        </w14:schemeClr>
+                                      </w14:shadow>
+                                    </w:rPr>
+                                    <w:tab/>
+                                  </w:r>
+                                </w:p>
+                              </w:txbxContent>
+                            </wps:txbx>
+                            <wps:bodyPr rot="0" spcFirstLastPara="0" vert="horz" wrap="square" lIns="0" tIns="36000" rIns="0" bIns="36000" numCol="1" spcCol="0" rtlCol="0" fromWordArt="0" anchor="ctr" anchorCtr="0" forceAA="0" compatLnSpc="1">
+                              <a:prstTxWarp prst="textNoShape">
+                                <a:avLst/>
+                              </a:prstTxWarp>
+                              <a:noAutofit/>
+                            </wps:bodyPr>
+                          </wps:wsp>
+                          <wps:wsp>
+                            <wps:cNvPr id="1471770796" name="Zone de texte 1"/>
+                            <wps:cNvSpPr txBox="1"/>
+                            <wps:spPr>
+                              <a:xfrm>
+                                <a:off x="269875" y="120927"/>
+                                <a:ext cx="269875" cy="269875"/>
+                              </a:xfrm>
+                              <a:prstGeom prst="rect">
+                                <a:avLst/>
+                              </a:prstGeom>
+                              <a:solidFill>
+                                <a:schemeClr val="lt1"/>
+                              </a:solidFill>
+                              <a:ln w="6350">
+                                <a:solidFill>
+                                  <a:prstClr val="black"/>
+                                </a:solidFill>
+                              </a:ln>
+                            </wps:spPr>
+                            <wps:txbx>
+                              <w:txbxContent>
+                                <w:p>
+                                  <w:pPr>
+                                    <w:spacing w:line="252" w:lineRule="auto"/>
+                                    <w:jc w:val="center"/>
+                                    <w:rPr>
+                                      <w:rFonts w:ascii="Calibri" w:eastAsia="Calibri" w:hAnsi="Calibri"/>
+                                      <w:b/>
+                                      <w:bCs/>
+                                      <w:shadow/>
+                                      <w:color w:val="000000"/>
+                                      <w14:shadow w14:blurRad="38100" w14:dist="19050" w14:dir="2700000" w14:sx="100000" w14:sy="100000" w14:kx="0" w14:ky="0" w14:algn="tl">
+                                        <w14:schemeClr w14:val="dk1">
+                                          <w14:alpha w14:val="60000"/>
+                                        </w14:schemeClr>
+                                      </w14:shadow>
+                                      <w14:ligatures w14:val="none"/>
+                                    </w:rPr>
+                                  </w:pPr>
+                                  <w:r>
+                                    <w:rPr>
+                                      <w:rFonts w:ascii="Calibri" w:eastAsia="Calibri" w:hAnsi="Calibri"/>
+                                      <w:b/>
+                                      <w:bCs/>
+                                      <w:shadow/>
+                                      <w:color w:val="000000"/>
+                                      <w14:shadow w14:blurRad="38100" w14:dist="19050" w14:dir="2700000" w14:sx="100000" w14:sy="100000" w14:kx="0" w14:ky="0" w14:algn="tl">
+                                        <w14:schemeClr w14:val="dk1">
+                                          <w14:alpha w14:val="60000"/>
+                                        </w14:schemeClr>
+                                      </w14:shadow>
+                                    </w:rPr>
+                                    <w:t>S</w:t>
+                                  </w:r>
+                                </w:p>
+                              </w:txbxContent>
+                            </wps:txbx>
+                            <wps:bodyPr rot="0" spcFirstLastPara="0" vert="horz" wrap="square" lIns="0" tIns="36000" rIns="0" bIns="36000" numCol="1" spcCol="0" rtlCol="0" fromWordArt="0" anchor="ctr" anchorCtr="0" forceAA="0" compatLnSpc="1">
+                              <a:prstTxWarp prst="textNoShape">
+                                <a:avLst/>
+                              </a:prstTxWarp>
+                              <a:noAutofit/>
+                            </wps:bodyPr>
+                          </wps:wsp>
+                          <wps:wsp>
+                            <wps:cNvPr id="792982938" name="Zone de texte 1"/>
+                            <wps:cNvSpPr txBox="1"/>
+                            <wps:spPr>
+                              <a:xfrm>
+                                <a:off x="539961" y="120927"/>
+                                <a:ext cx="269875" cy="269875"/>
+                              </a:xfrm>
+                              <a:prstGeom prst="rect">
+                                <a:avLst/>
+                              </a:prstGeom>
+                              <a:solidFill>
+                                <a:schemeClr val="lt1"/>
+                              </a:solidFill>
+                              <a:ln w="6350">
+                                <a:solidFill>
+                                  <a:prstClr val="black"/>
+                                </a:solidFill>
+                              </a:ln>
+                            </wps:spPr>
+                            <wps:txbx>
+                              <w:txbxContent>
+                                <w:p>
+                                  <w:pPr>
+                                    <w:spacing w:line="252" w:lineRule="auto"/>
+                                    <w:jc w:val="center"/>
+                                    <w:rPr>
+                                      <w:rFonts w:ascii="Calibri" w:eastAsia="Calibri" w:hAnsi="Calibri"/>
+                                      <w:b/>
+                                      <w:bCs/>
+                                      <w:shadow/>
+                                      <w:color w:val="000000"/>
+                                      <w14:shadow w14:blurRad="38100" w14:dist="19050" w14:dir="2700000" w14:sx="100000" w14:sy="100000" w14:kx="0" w14:ky="0" w14:algn="tl">
+                                        <w14:schemeClr w14:val="dk1">
+                                          <w14:alpha w14:val="60000"/>
+                                        </w14:schemeClr>
+                                      </w14:shadow>
+                                      <w14:ligatures w14:val="none"/>
+                                    </w:rPr>
+                                  </w:pPr>
+                                  <w:r>
+                                    <w:rPr>
+                                      <w:rFonts w:ascii="Calibri" w:eastAsia="Calibri" w:hAnsi="Calibri"/>
+                                      <w:b/>
+                                      <w:bCs/>
+                                      <w:shadow/>
+                                      <w:color w:val="000000"/>
+                                      <w14:shadow w14:blurRad="38100" w14:dist="19050" w14:dir="2700000" w14:sx="100000" w14:sy="100000" w14:kx="0" w14:ky="0" w14:algn="tl">
+                                        <w14:schemeClr w14:val="dk1">
+                                          <w14:alpha w14:val="60000"/>
+                                        </w14:schemeClr>
+                                      </w14:shadow>
+                                    </w:rPr>
+                                    <w:t>Y</w:t>
+                                  </w:r>
+                                </w:p>
+                              </w:txbxContent>
+                            </wps:txbx>
+                            <wps:bodyPr rot="0" spcFirstLastPara="0" vert="horz" wrap="square" lIns="0" tIns="36000" rIns="0" bIns="36000" numCol="1" spcCol="0" rtlCol="0" fromWordArt="0" anchor="ctr" anchorCtr="0" forceAA="0" compatLnSpc="1">
+                              <a:prstTxWarp prst="textNoShape">
+                                <a:avLst/>
+                              </a:prstTxWarp>
+                              <a:noAutofit/>
+                            </wps:bodyPr>
+                          </wps:wsp>
+                          <wps:wsp>
+                            <wps:cNvPr id="2118128264" name="Zone de texte 1"/>
+                            <wps:cNvSpPr txBox="1"/>
+                            <wps:spPr>
+                              <a:xfrm>
+                                <a:off x="810893" y="120927"/>
+                                <a:ext cx="269875" cy="269875"/>
+                              </a:xfrm>
+                              <a:prstGeom prst="rect">
+                                <a:avLst/>
+                              </a:prstGeom>
+                              <a:solidFill>
+                                <a:schemeClr val="lt1"/>
+                              </a:solidFill>
+                              <a:ln w="6350">
+                                <a:solidFill>
+                                  <a:prstClr val="black"/>
+                                </a:solidFill>
+                              </a:ln>
+                            </wps:spPr>
+                            <wps:txbx>
+                              <w:txbxContent>
+                                <w:p>
+                                  <w:pPr>
+                                    <w:spacing w:line="252" w:lineRule="auto"/>
+                                    <w:jc w:val="center"/>
+                                    <w:rPr>
+                                      <w:rFonts w:ascii="Calibri" w:eastAsia="Calibri" w:hAnsi="Calibri"/>
+                                      <w:b/>
+                                      <w:bCs/>
+                                      <w:shadow/>
+                                      <w:color w:val="000000"/>
+                                      <w14:shadow w14:blurRad="38100" w14:dist="19050" w14:dir="2700000" w14:sx="100000" w14:sy="100000" w14:kx="0" w14:ky="0" w14:algn="tl">
+                                        <w14:schemeClr w14:val="dk1">
+                                          <w14:alpha w14:val="60000"/>
+                                        </w14:schemeClr>
+                                      </w14:shadow>
+                                      <w14:ligatures w14:val="none"/>
+                                    </w:rPr>
+                                  </w:pPr>
+                                  <w:r>
+                                    <w:rPr>
+                                      <w:rFonts w:ascii="Calibri" w:eastAsia="Calibri" w:hAnsi="Calibri"/>
+                                      <w:b/>
+                                      <w:bCs/>
+                                      <w:shadow/>
+                                      <w:color w:val="000000"/>
+                                      <w14:shadow w14:blurRad="38100" w14:dist="19050" w14:dir="2700000" w14:sx="100000" w14:sy="100000" w14:kx="0" w14:ky="0" w14:algn="tl">
+                                        <w14:schemeClr w14:val="dk1">
+                                          <w14:alpha w14:val="60000"/>
+                                        </w14:schemeClr>
+                                      </w14:shadow>
+                                    </w:rPr>
+                                    <w:t>X</w:t>
+                                  </w:r>
+                                </w:p>
+                              </w:txbxContent>
+                            </wps:txbx>
+                            <wps:bodyPr rot="0" spcFirstLastPara="0" vert="horz" wrap="square" lIns="0" tIns="36000" rIns="0" bIns="36000" numCol="1" spcCol="0" rtlCol="0" fromWordArt="0" anchor="ctr" anchorCtr="0" forceAA="0" compatLnSpc="1">
+                              <a:prstTxWarp prst="textNoShape">
+                                <a:avLst/>
+                              </a:prstTxWarp>
+                              <a:noAutofit/>
+                            </wps:bodyPr>
+                          </wps:wsp>
+                          <wps:wsp>
+                            <wps:cNvPr id="1199358951" name="Zone de texte 1"/>
+                            <wps:cNvSpPr txBox="1"/>
+                            <wps:spPr>
+                              <a:xfrm>
+                                <a:off x="1080768" y="120928"/>
+                                <a:ext cx="269875" cy="269875"/>
+                              </a:xfrm>
+                              <a:prstGeom prst="rect">
+                                <a:avLst/>
+                              </a:prstGeom>
+                              <a:solidFill>
+                                <a:schemeClr val="lt1"/>
+                              </a:solidFill>
+                              <a:ln w="6350">
+                                <a:solidFill>
+                                  <a:prstClr val="black"/>
+                                </a:solidFill>
+                              </a:ln>
+                            </wps:spPr>
+                            <wps:txbx>
+                              <w:txbxContent>
+                                <w:p>
+                                  <w:pPr>
+                                    <w:spacing w:line="252" w:lineRule="auto"/>
+                                    <w:jc w:val="center"/>
+                                    <w:rPr>
+                                      <w:rFonts w:ascii="Calibri" w:eastAsia="Calibri" w:hAnsi="Calibri"/>
+                                      <w:b/>
+                                      <w:bCs/>
+                                      <w:shadow/>
+                                      <w:color w:val="000000"/>
+                                      <w14:shadow w14:blurRad="38100" w14:dist="19050" w14:dir="2700000" w14:sx="100000" w14:sy="100000" w14:kx="0" w14:ky="0" w14:algn="tl">
+                                        <w14:schemeClr w14:val="dk1">
+                                          <w14:alpha w14:val="60000"/>
+                                        </w14:schemeClr>
+                                      </w14:shadow>
+                                      <w14:ligatures w14:val="none"/>
+                                    </w:rPr>
+                                  </w:pPr>
+                                  <w:r>
+                                    <w:rPr>
+                                      <w:rFonts w:ascii="Calibri" w:eastAsia="Calibri" w:hAnsi="Calibri"/>
+                                      <w:b/>
+                                      <w:bCs/>
+                                      <w:shadow/>
+                                      <w:color w:val="000000"/>
+                                      <w14:shadow w14:blurRad="38100" w14:dist="19050" w14:dir="2700000" w14:sx="100000" w14:sy="100000" w14:kx="0" w14:ky="0" w14:algn="tl">
+                                        <w14:schemeClr w14:val="dk1">
+                                          <w14:alpha w14:val="60000"/>
+                                        </w14:schemeClr>
+                                      </w14:shadow>
+                                    </w:rPr>
+                                    <w:t>DP</w:t>
+                                  </w:r>
+                                  <w:r>
+                                    <w:rPr>
+                                      <w:rFonts w:ascii="Calibri" w:eastAsia="Calibri" w:hAnsi="Calibri"/>
+                                      <w:b/>
+                                      <w:bCs/>
+                                      <w:shadow/>
+                                      <w:color w:val="000000"/>
+                                      <w14:shadow w14:blurRad="38100" w14:dist="19050" w14:dir="2700000" w14:sx="100000" w14:sy="100000" w14:kx="0" w14:ky="0" w14:algn="tl">
+                                        <w14:schemeClr w14:val="dk1">
+                                          <w14:alpha w14:val="60000"/>
+                                        </w14:schemeClr>
+                                      </w14:shadow>
+                                    </w:rPr>
+                                    <w:tab/>
+                                  </w:r>
+                                </w:p>
+                              </w:txbxContent>
+                            </wps:txbx>
+                            <wps:bodyPr rot="0" spcFirstLastPara="0" vert="horz" wrap="square" lIns="0" tIns="36000" rIns="0" bIns="36000" numCol="1" spcCol="0" rtlCol="0" fromWordArt="0" anchor="ctr" anchorCtr="0" forceAA="0" compatLnSpc="1">
+                              <a:prstTxWarp prst="textNoShape">
+                                <a:avLst/>
+                              </a:prstTxWarp>
+                              <a:noAutofit/>
+                            </wps:bodyPr>
+                          </wps:wsp>
+                          <wps:wsp>
+                            <wps:cNvPr id="357013534" name="Zone de texte 1"/>
+                            <wps:cNvSpPr txBox="1"/>
+                            <wps:spPr>
+                              <a:xfrm>
+                                <a:off x="1350643" y="120928"/>
+                                <a:ext cx="269875" cy="269875"/>
+                              </a:xfrm>
+                              <a:prstGeom prst="rect">
+                                <a:avLst/>
+                              </a:prstGeom>
+                              <a:solidFill>
+                                <a:schemeClr val="lt1"/>
+                              </a:solidFill>
+                              <a:ln w="6350">
+                                <a:solidFill>
+                                  <a:prstClr val="black"/>
+                                </a:solidFill>
+                              </a:ln>
+                            </wps:spPr>
+                            <wps:txbx>
+                              <w:txbxContent>
+                                <w:p>
+                                  <w:pPr>
+                                    <w:spacing w:line="252" w:lineRule="auto"/>
+                                    <w:jc w:val="center"/>
+                                    <w:rPr>
+                                      <w:rFonts w:ascii="Calibri" w:eastAsia="Calibri" w:hAnsi="Calibri"/>
+                                      <w:b/>
+                                      <w:bCs/>
+                                      <w:shadow/>
+                                      <w:color w:val="000000"/>
+                                      <w14:shadow w14:blurRad="38100" w14:dist="19050" w14:dir="2700000" w14:sx="100000" w14:sy="100000" w14:kx="0" w14:ky="0" w14:algn="tl">
+                                        <w14:schemeClr w14:val="dk1">
+                                          <w14:alpha w14:val="60000"/>
+                                        </w14:schemeClr>
+                                      </w14:shadow>
+                                      <w14:ligatures w14:val="none"/>
+                                    </w:rPr>
+                                  </w:pPr>
+                                  <w:r>
+                                    <w:rPr>
+                                      <w:rFonts w:ascii="Calibri" w:eastAsia="Calibri" w:hAnsi="Calibri"/>
+                                      <w:b/>
+                                      <w:bCs/>
+                                      <w:shadow/>
+                                      <w:color w:val="000000"/>
+                                      <w14:shadow w14:blurRad="38100" w14:dist="19050" w14:dir="2700000" w14:sx="100000" w14:sy="100000" w14:kx="0" w14:ky="0" w14:algn="tl">
+                                        <w14:schemeClr w14:val="dk1">
+                                          <w14:alpha w14:val="60000"/>
+                                        </w14:schemeClr>
+                                      </w14:shadow>
+                                    </w:rPr>
+                                    <w:t>B</w:t>
+                                  </w:r>
+                                </w:p>
+                              </w:txbxContent>
+                            </wps:txbx>
+                            <wps:bodyPr rot="0" spcFirstLastPara="0" vert="horz" wrap="square" lIns="0" tIns="36000" rIns="0" bIns="36000" numCol="1" spcCol="0" rtlCol="0" fromWordArt="0" anchor="ctr" anchorCtr="0" forceAA="0" compatLnSpc="1">
+                              <a:prstTxWarp prst="textNoShape">
+                                <a:avLst/>
+                              </a:prstTxWarp>
+                              <a:noAutofit/>
+                            </wps:bodyPr>
+                          </wps:wsp>
+                          <wps:wsp>
+                            <wps:cNvPr id="1334484413" name="Zone de texte 1"/>
+                            <wps:cNvSpPr txBox="1"/>
+                            <wps:spPr>
+                              <a:xfrm>
+                                <a:off x="1620729" y="120928"/>
+                                <a:ext cx="269875" cy="269875"/>
+                              </a:xfrm>
+                              <a:prstGeom prst="rect">
+                                <a:avLst/>
+                              </a:prstGeom>
+                              <a:solidFill>
+                                <a:schemeClr val="lt1"/>
+                              </a:solidFill>
+                              <a:ln w="6350">
+                                <a:solidFill>
+                                  <a:prstClr val="black"/>
+                                </a:solidFill>
+                              </a:ln>
+                            </wps:spPr>
+                            <wps:txbx>
+                              <w:txbxContent>
+                                <w:p>
+                                  <w:pPr>
+                                    <w:spacing w:line="252" w:lineRule="auto"/>
+                                    <w:jc w:val="center"/>
+                                    <w:rPr>
+                                      <w:rFonts w:ascii="Calibri" w:eastAsia="Calibri" w:hAnsi="Calibri"/>
+                                      <w:b/>
+                                      <w:bCs/>
+                                      <w:shadow/>
+                                      <w:color w:val="000000"/>
+                                      <w14:shadow w14:blurRad="38100" w14:dist="19050" w14:dir="2700000" w14:sx="100000" w14:sy="100000" w14:kx="0" w14:ky="0" w14:algn="tl">
+                                        <w14:schemeClr w14:val="dk1">
+                                          <w14:alpha w14:val="60000"/>
+                                        </w14:schemeClr>
+                                      </w14:shadow>
+                                      <w14:ligatures w14:val="none"/>
+                                    </w:rPr>
+                                  </w:pPr>
+                                  <w:r>
+                                    <w:rPr>
+                                      <w:rFonts w:ascii="Calibri" w:eastAsia="Calibri" w:hAnsi="Calibri"/>
+                                      <w:b/>
+                                      <w:bCs/>
+                                      <w:shadow/>
+                                      <w:color w:val="000000"/>
+                                      <w14:shadow w14:blurRad="38100" w14:dist="19050" w14:dir="2700000" w14:sx="100000" w14:sy="100000" w14:kx="0" w14:ky="0" w14:algn="tl">
+                                        <w14:schemeClr w14:val="dk1">
+                                          <w14:alpha w14:val="60000"/>
+                                        </w14:schemeClr>
+                                      </w14:shadow>
+                                    </w:rPr>
+                                    <w:t>A</w:t>
+                                  </w:r>
+                                </w:p>
+                              </w:txbxContent>
+                            </wps:txbx>
+                            <wps:bodyPr rot="0" spcFirstLastPara="0" vert="horz" wrap="square" lIns="0" tIns="36000" rIns="0" bIns="36000" numCol="1" spcCol="0" rtlCol="0" fromWordArt="0" anchor="ctr" anchorCtr="0" forceAA="0" compatLnSpc="1">
+                              <a:prstTxWarp prst="textNoShape">
+                                <a:avLst/>
+                              </a:prstTxWarp>
+                              <a:noAutofit/>
+                            </wps:bodyPr>
+                          </wps:wsp>
+                          <wps:wsp>
+                            <wps:cNvPr id="138534032" name="Zone de texte 1"/>
+                            <wps:cNvSpPr txBox="1"/>
+                            <wps:spPr>
+                              <a:xfrm>
+                                <a:off x="1891661" y="120928"/>
+                                <a:ext cx="269875" cy="269875"/>
+                              </a:xfrm>
+                              <a:prstGeom prst="rect">
+                                <a:avLst/>
+                              </a:prstGeom>
+                              <a:solidFill>
+                                <a:schemeClr val="lt1"/>
+                              </a:solidFill>
+                              <a:ln w="6350">
+                                <a:solidFill>
+                                  <a:prstClr val="black"/>
+                                </a:solidFill>
+                              </a:ln>
+                            </wps:spPr>
+                            <wps:txbx>
+                              <w:txbxContent>
+                                <w:p>
+                                  <w:pPr>
+                                    <w:spacing w:line="252" w:lineRule="auto"/>
+                                    <w:jc w:val="center"/>
+                                    <w:rPr>
+                                      <w:rFonts w:ascii="Calibri" w:eastAsia="Calibri" w:hAnsi="Calibri"/>
+                                      <w:b/>
+                                      <w:bCs/>
+                                      <w:shadow/>
+                                      <w:color w:val="000000"/>
+                                      <w14:shadow w14:blurRad="38100" w14:dist="19050" w14:dir="2700000" w14:sx="100000" w14:sy="100000" w14:kx="0" w14:ky="0" w14:algn="tl">
+                                        <w14:schemeClr w14:val="dk1">
+                                          <w14:alpha w14:val="60000"/>
+                                        </w14:schemeClr>
+                                      </w14:shadow>
+                                      <w14:ligatures w14:val="none"/>
+                                    </w:rPr>
+                                  </w:pPr>
+                                  <w:r>
+                                    <w:rPr>
+                                      <w:rFonts w:ascii="Calibri" w:eastAsia="Calibri" w:hAnsi="Calibri"/>
+                                      <w:b/>
+                                      <w:bCs/>
+                                      <w:shadow/>
+                                      <w:color w:val="000000"/>
+                                      <w14:shadow w14:blurRad="38100" w14:dist="19050" w14:dir="2700000" w14:sx="100000" w14:sy="100000" w14:kx="0" w14:ky="0" w14:algn="tl">
+                                        <w14:schemeClr w14:val="dk1">
+                                          <w14:alpha w14:val="60000"/>
+                                        </w14:schemeClr>
+                                      </w14:shadow>
+                                    </w:rPr>
+                                    <w:t>CC</w:t>
+                                  </w:r>
+                                </w:p>
+                              </w:txbxContent>
+                            </wps:txbx>
+                            <wps:bodyPr rot="0" spcFirstLastPara="0" vert="horz" wrap="square" lIns="0" tIns="36000" rIns="0" bIns="36000" numCol="1" spcCol="0" rtlCol="0" fromWordArt="0" anchor="ctr" anchorCtr="0" forceAA="0" compatLnSpc="1">
+                              <a:prstTxWarp prst="textNoShape">
+                                <a:avLst/>
+                              </a:prstTxWarp>
+                              <a:noAutofit/>
+                            </wps:bodyPr>
+                          </wps:wsp>
+                        </wpg:grpSp>
+                        <wps:wsp>
+                          <wps:cNvPr id="1381044593" name="Zone de texte 1"/>
+                          <wps:cNvSpPr txBox="1"/>
+                          <wps:spPr>
+                            <a:xfrm>
+                              <a:off x="1942730" y="167"/>
+                              <a:ext cx="163830" cy="175260"/>
+                            </a:xfrm>
+                            <a:prstGeom prst="rect">
+                              <a:avLst/>
+                            </a:prstGeom>
+                            <a:noFill/>
+                            <a:ln w="6350">
+                              <a:noFill/>
+                            </a:ln>
+                          </wps:spPr>
+                          <wps:txbx>
+                            <w:txbxContent>
+                              <w:p>
+                                <w:pPr>
+                                  <w:spacing w:line="252" w:lineRule="auto"/>
+                                  <w:jc w:val="center"/>
+                                  <w:rPr>
+                                    <w:rFonts w:ascii="Calibri" w:eastAsia="Calibri" w:hAnsi="Calibri"/>
+                                    <w:shadow/>
+                                    <w:color w:val="000000"/>
+                                    <w:sz w:val="16"/>
+                                    <w:szCs w:val="16"/>
+                                    <w14:shadow w14:blurRad="38100" w14:dist="19050" w14:dir="2700000" w14:sx="100000" w14:sy="100000" w14:kx="0" w14:ky="0" w14:algn="tl">
+                                      <w14:schemeClr w14:val="dk1">
+                                        <w14:alpha w14:val="60000"/>
+                                      </w14:schemeClr>
+                                    </w14:shadow>
+                                    <w14:ligatures w14:val="none"/>
+                                  </w:rPr>
+                                </w:pPr>
+                                <w:r>
+                                  <w:rPr>
+                                    <w:rFonts w:ascii="Calibri" w:eastAsia="Calibri" w:hAnsi="Calibri"/>
+                                    <w:shadow/>
+                                    <w:color w:val="000000"/>
+                                    <w:sz w:val="16"/>
+                                    <w:szCs w:val="16"/>
+                                    <w14:shadow w14:blurRad="38100" w14:dist="19050" w14:dir="2700000" w14:sx="100000" w14:sy="100000" w14:kx="0" w14:ky="0" w14:algn="tl">
+                                      <w14:schemeClr w14:val="dk1">
+                                        <w14:alpha w14:val="60000"/>
+                                      </w14:schemeClr>
+                                    </w14:shadow>
+                                  </w:rPr>
+                                  <w:t>b0</w:t>
+                                </w:r>
+                              </w:p>
+                            </w:txbxContent>
+                          </wps:txbx>
+                          <wps:bodyPr rot="0" spcFirstLastPara="0" vert="horz" wrap="square" lIns="0" tIns="0" rIns="0" bIns="0" numCol="1" spcCol="0" rtlCol="0" fromWordArt="0" anchor="ctr" anchorCtr="0" forceAA="0" compatLnSpc="1">
+                            <a:prstTxWarp prst="textNoShape">
+                              <a:avLst/>
+                            </a:prstTxWarp>
+                            <a:noAutofit/>
+                          </wps:bodyPr>
+                        </wps:wsp>
+                        <wps:wsp>
+                          <wps:cNvPr id="343428209" name="Zone de texte 1"/>
+                          <wps:cNvSpPr txBox="1"/>
+                          <wps:spPr>
+                            <a:xfrm>
+                              <a:off x="1684021" y="0"/>
+                              <a:ext cx="163830" cy="175260"/>
+                            </a:xfrm>
+                            <a:prstGeom prst="rect">
+                              <a:avLst/>
+                            </a:prstGeom>
+                            <a:noFill/>
+                            <a:ln w="6350">
+                              <a:noFill/>
+                            </a:ln>
+                          </wps:spPr>
+                          <wps:txbx>
+                            <w:txbxContent>
+                              <w:p>
+                                <w:pPr>
+                                  <w:spacing w:line="252" w:lineRule="auto"/>
+                                  <w:jc w:val="center"/>
+                                  <w:rPr>
+                                    <w:rFonts w:ascii="Calibri" w:eastAsia="Calibri" w:hAnsi="Calibri"/>
+                                    <w:shadow/>
+                                    <w:color w:val="000000"/>
+                                    <w:sz w:val="16"/>
+                                    <w:szCs w:val="16"/>
+                                    <w14:shadow w14:blurRad="38100" w14:dist="19050" w14:dir="2700000" w14:sx="100000" w14:sy="100000" w14:kx="0" w14:ky="0" w14:algn="tl">
+                                      <w14:schemeClr w14:val="dk1">
+                                        <w14:alpha w14:val="60000"/>
+                                      </w14:schemeClr>
+                                    </w14:shadow>
+                                    <w14:ligatures w14:val="none"/>
+                                  </w:rPr>
+                                </w:pPr>
+                                <w:r>
+                                  <w:rPr>
+                                    <w:rFonts w:ascii="Calibri" w:eastAsia="Calibri" w:hAnsi="Calibri"/>
+                                    <w:shadow/>
+                                    <w:color w:val="000000"/>
+                                    <w:sz w:val="16"/>
+                                    <w:szCs w:val="16"/>
+                                    <w14:shadow w14:blurRad="38100" w14:dist="19050" w14:dir="2700000" w14:sx="100000" w14:sy="100000" w14:kx="0" w14:ky="0" w14:algn="tl">
+                                      <w14:schemeClr w14:val="dk1">
+                                        <w14:alpha w14:val="60000"/>
+                                      </w14:schemeClr>
+                                    </w14:shadow>
+                                  </w:rPr>
+                                  <w:t>b1</w:t>
+                                </w:r>
+                              </w:p>
+                            </w:txbxContent>
+                          </wps:txbx>
+                          <wps:bodyPr rot="0" spcFirstLastPara="0" vert="horz" wrap="square" lIns="0" tIns="0" rIns="0" bIns="0" numCol="1" spcCol="0" rtlCol="0" fromWordArt="0" anchor="ctr" anchorCtr="0" forceAA="0" compatLnSpc="1">
+                            <a:prstTxWarp prst="textNoShape">
+                              <a:avLst/>
+                            </a:prstTxWarp>
+                            <a:noAutofit/>
+                          </wps:bodyPr>
+                        </wps:wsp>
+                        <wps:wsp>
+                          <wps:cNvPr id="570995055" name="Zone de texte 1"/>
+                          <wps:cNvSpPr txBox="1"/>
+                          <wps:spPr>
+                            <a:xfrm>
+                              <a:off x="1407090" y="167"/>
+                              <a:ext cx="163830" cy="175260"/>
+                            </a:xfrm>
+                            <a:prstGeom prst="rect">
+                              <a:avLst/>
+                            </a:prstGeom>
+                            <a:noFill/>
+                            <a:ln w="6350">
+                              <a:noFill/>
+                            </a:ln>
+                          </wps:spPr>
+                          <wps:txbx>
+                            <w:txbxContent>
+                              <w:p>
+                                <w:pPr>
+                                  <w:spacing w:line="252" w:lineRule="auto"/>
+                                  <w:jc w:val="center"/>
+                                  <w:rPr>
+                                    <w:rFonts w:ascii="Calibri" w:eastAsia="Calibri" w:hAnsi="Calibri"/>
+                                    <w:shadow/>
+                                    <w:color w:val="000000"/>
+                                    <w:sz w:val="16"/>
+                                    <w:szCs w:val="16"/>
+                                    <w14:shadow w14:blurRad="38100" w14:dist="19050" w14:dir="2700000" w14:sx="100000" w14:sy="100000" w14:kx="0" w14:ky="0" w14:algn="tl">
+                                      <w14:schemeClr w14:val="dk1">
+                                        <w14:alpha w14:val="60000"/>
+                                      </w14:schemeClr>
+                                    </w14:shadow>
+                                    <w14:ligatures w14:val="none"/>
+                                  </w:rPr>
+                                </w:pPr>
+                                <w:r>
+                                  <w:rPr>
+                                    <w:rFonts w:ascii="Calibri" w:eastAsia="Calibri" w:hAnsi="Calibri"/>
+                                    <w:shadow/>
+                                    <w:color w:val="000000"/>
+                                    <w:sz w:val="16"/>
+                                    <w:szCs w:val="16"/>
+                                    <w14:shadow w14:blurRad="38100" w14:dist="19050" w14:dir="2700000" w14:sx="100000" w14:sy="100000" w14:kx="0" w14:ky="0" w14:algn="tl">
+                                      <w14:schemeClr w14:val="dk1">
+                                        <w14:alpha w14:val="60000"/>
+                                      </w14:schemeClr>
+                                    </w14:shadow>
+                                  </w:rPr>
+                                  <w:t>b2</w:t>
+                                </w:r>
+                              </w:p>
+                            </w:txbxContent>
+                          </wps:txbx>
+                          <wps:bodyPr rot="0" spcFirstLastPara="0" vert="horz" wrap="square" lIns="0" tIns="0" rIns="0" bIns="0" numCol="1" spcCol="0" rtlCol="0" fromWordArt="0" anchor="ctr" anchorCtr="0" forceAA="0" compatLnSpc="1">
+                            <a:prstTxWarp prst="textNoShape">
+                              <a:avLst/>
+                            </a:prstTxWarp>
+                            <a:noAutofit/>
+                          </wps:bodyPr>
+                        </wps:wsp>
+                        <wps:wsp>
+                          <wps:cNvPr id="1212915952" name="Zone de texte 1"/>
+                          <wps:cNvSpPr txBox="1"/>
+                          <wps:spPr>
+                            <a:xfrm>
+                              <a:off x="1148645" y="167"/>
+                              <a:ext cx="163830" cy="175260"/>
+                            </a:xfrm>
+                            <a:prstGeom prst="rect">
+                              <a:avLst/>
+                            </a:prstGeom>
+                            <a:noFill/>
+                            <a:ln w="6350">
+                              <a:noFill/>
+                            </a:ln>
+                          </wps:spPr>
+                          <wps:txbx>
+                            <w:txbxContent>
+                              <w:p>
+                                <w:pPr>
+                                  <w:spacing w:line="252" w:lineRule="auto"/>
+                                  <w:jc w:val="center"/>
+                                  <w:rPr>
+                                    <w:rFonts w:ascii="Calibri" w:eastAsia="Calibri" w:hAnsi="Calibri"/>
+                                    <w:shadow/>
+                                    <w:color w:val="000000"/>
+                                    <w:sz w:val="16"/>
+                                    <w:szCs w:val="16"/>
+                                    <w14:shadow w14:blurRad="38100" w14:dist="19050" w14:dir="2700000" w14:sx="100000" w14:sy="100000" w14:kx="0" w14:ky="0" w14:algn="tl">
+                                      <w14:schemeClr w14:val="dk1">
+                                        <w14:alpha w14:val="60000"/>
+                                      </w14:schemeClr>
+                                    </w14:shadow>
+                                    <w14:ligatures w14:val="none"/>
+                                  </w:rPr>
+                                </w:pPr>
+                                <w:r>
+                                  <w:rPr>
+                                    <w:rFonts w:ascii="Calibri" w:eastAsia="Calibri" w:hAnsi="Calibri"/>
+                                    <w:shadow/>
+                                    <w:color w:val="000000"/>
+                                    <w:sz w:val="16"/>
+                                    <w:szCs w:val="16"/>
+                                    <w14:shadow w14:blurRad="38100" w14:dist="19050" w14:dir="2700000" w14:sx="100000" w14:sy="100000" w14:kx="0" w14:ky="0" w14:algn="tl">
+                                      <w14:schemeClr w14:val="dk1">
+                                        <w14:alpha w14:val="60000"/>
+                                      </w14:schemeClr>
+                                    </w14:shadow>
+                                  </w:rPr>
+                                  <w:t>b3</w:t>
+                                </w:r>
+                              </w:p>
+                            </w:txbxContent>
+                          </wps:txbx>
+                          <wps:bodyPr rot="0" spcFirstLastPara="0" vert="horz" wrap="square" lIns="0" tIns="0" rIns="0" bIns="0" numCol="1" spcCol="0" rtlCol="0" fromWordArt="0" anchor="ctr" anchorCtr="0" forceAA="0" compatLnSpc="1">
+                            <a:prstTxWarp prst="textNoShape">
+                              <a:avLst/>
+                            </a:prstTxWarp>
+                            <a:noAutofit/>
+                          </wps:bodyPr>
+                        </wps:wsp>
+                        <wps:wsp>
+                          <wps:cNvPr id="1860616161" name="Zone de texte 1"/>
+                          <wps:cNvSpPr txBox="1"/>
+                          <wps:spPr>
+                            <a:xfrm>
+                              <a:off x="871584" y="165"/>
+                              <a:ext cx="163830" cy="175260"/>
+                            </a:xfrm>
+                            <a:prstGeom prst="rect">
+                              <a:avLst/>
+                            </a:prstGeom>
+                            <a:noFill/>
+                            <a:ln w="6350">
+                              <a:noFill/>
+                            </a:ln>
+                          </wps:spPr>
+                          <wps:txbx>
+                            <w:txbxContent>
+                              <w:p>
+                                <w:pPr>
+                                  <w:spacing w:line="252" w:lineRule="auto"/>
+                                  <w:jc w:val="center"/>
+                                  <w:rPr>
+                                    <w:rFonts w:ascii="Calibri" w:eastAsia="Calibri" w:hAnsi="Calibri"/>
+                                    <w:shadow/>
+                                    <w:color w:val="000000"/>
+                                    <w:sz w:val="16"/>
+                                    <w:szCs w:val="16"/>
+                                    <w14:shadow w14:blurRad="38100" w14:dist="19050" w14:dir="2700000" w14:sx="100000" w14:sy="100000" w14:kx="0" w14:ky="0" w14:algn="tl">
+                                      <w14:schemeClr w14:val="dk1">
+                                        <w14:alpha w14:val="60000"/>
+                                      </w14:schemeClr>
+                                    </w14:shadow>
+                                    <w14:ligatures w14:val="none"/>
+                                  </w:rPr>
+                                </w:pPr>
+                                <w:r>
+                                  <w:rPr>
+                                    <w:rFonts w:ascii="Calibri" w:eastAsia="Calibri" w:hAnsi="Calibri"/>
+                                    <w:shadow/>
+                                    <w:color w:val="000000"/>
+                                    <w:sz w:val="16"/>
+                                    <w:szCs w:val="16"/>
+                                    <w14:shadow w14:blurRad="38100" w14:dist="19050" w14:dir="2700000" w14:sx="100000" w14:sy="100000" w14:kx="0" w14:ky="0" w14:algn="tl">
+                                      <w14:schemeClr w14:val="dk1">
+                                        <w14:alpha w14:val="60000"/>
+                                      </w14:schemeClr>
+                                    </w14:shadow>
+                                  </w:rPr>
+                                  <w:t>b4</w:t>
+                                </w:r>
+                              </w:p>
+                            </w:txbxContent>
+                          </wps:txbx>
+                          <wps:bodyPr rot="0" spcFirstLastPara="0" vert="horz" wrap="square" lIns="0" tIns="0" rIns="0" bIns="0" numCol="1" spcCol="0" rtlCol="0" fromWordArt="0" anchor="ctr" anchorCtr="0" forceAA="0" compatLnSpc="1">
+                            <a:prstTxWarp prst="textNoShape">
+                              <a:avLst/>
+                            </a:prstTxWarp>
+                            <a:noAutofit/>
+                          </wps:bodyPr>
+                        </wps:wsp>
+                        <wps:wsp>
+                          <wps:cNvPr id="885680061" name="Zone de texte 1"/>
+                          <wps:cNvSpPr txBox="1"/>
+                          <wps:spPr>
+                            <a:xfrm>
+                              <a:off x="613139" y="165"/>
+                              <a:ext cx="163830" cy="175260"/>
+                            </a:xfrm>
+                            <a:prstGeom prst="rect">
+                              <a:avLst/>
+                            </a:prstGeom>
+                            <a:noFill/>
+                            <a:ln w="6350">
+                              <a:noFill/>
+                            </a:ln>
+                          </wps:spPr>
+                          <wps:txbx>
+                            <w:txbxContent>
+                              <w:p>
+                                <w:pPr>
+                                  <w:spacing w:line="252" w:lineRule="auto"/>
+                                  <w:jc w:val="center"/>
+                                  <w:rPr>
+                                    <w:rFonts w:ascii="Calibri" w:eastAsia="Calibri" w:hAnsi="Calibri"/>
+                                    <w:shadow/>
+                                    <w:color w:val="000000"/>
+                                    <w:sz w:val="16"/>
+                                    <w:szCs w:val="16"/>
+                                    <w14:shadow w14:blurRad="38100" w14:dist="19050" w14:dir="2700000" w14:sx="100000" w14:sy="100000" w14:kx="0" w14:ky="0" w14:algn="tl">
+                                      <w14:schemeClr w14:val="dk1">
+                                        <w14:alpha w14:val="60000"/>
+                                      </w14:schemeClr>
+                                    </w14:shadow>
+                                    <w14:ligatures w14:val="none"/>
+                                  </w:rPr>
+                                </w:pPr>
+                                <w:r>
+                                  <w:rPr>
+                                    <w:rFonts w:ascii="Calibri" w:eastAsia="Calibri" w:hAnsi="Calibri"/>
+                                    <w:shadow/>
+                                    <w:color w:val="000000"/>
+                                    <w:sz w:val="16"/>
+                                    <w:szCs w:val="16"/>
+                                    <w14:shadow w14:blurRad="38100" w14:dist="19050" w14:dir="2700000" w14:sx="100000" w14:sy="100000" w14:kx="0" w14:ky="0" w14:algn="tl">
+                                      <w14:schemeClr w14:val="dk1">
+                                        <w14:alpha w14:val="60000"/>
+                                      </w14:schemeClr>
+                                    </w14:shadow>
+                                  </w:rPr>
+                                  <w:t>b5</w:t>
+                                </w:r>
+                              </w:p>
+                            </w:txbxContent>
+                          </wps:txbx>
+                          <wps:bodyPr rot="0" spcFirstLastPara="0" vert="horz" wrap="square" lIns="0" tIns="0" rIns="0" bIns="0" numCol="1" spcCol="0" rtlCol="0" fromWordArt="0" anchor="ctr" anchorCtr="0" forceAA="0" compatLnSpc="1">
+                            <a:prstTxWarp prst="textNoShape">
+                              <a:avLst/>
+                            </a:prstTxWarp>
+                            <a:noAutofit/>
+                          </wps:bodyPr>
+                        </wps:wsp>
+                        <wps:wsp>
+                          <wps:cNvPr id="1852203417" name="Zone de texte 1"/>
+                          <wps:cNvSpPr txBox="1"/>
+                          <wps:spPr>
+                            <a:xfrm>
+                              <a:off x="328088" y="165"/>
+                              <a:ext cx="180213" cy="175260"/>
+                            </a:xfrm>
+                            <a:prstGeom prst="rect">
+                              <a:avLst/>
+                            </a:prstGeom>
+                            <a:noFill/>
+                            <a:ln w="6350">
+                              <a:noFill/>
+                            </a:ln>
+                          </wps:spPr>
+                          <wps:txbx>
+                            <w:txbxContent>
+                              <w:p>
+                                <w:pPr>
+                                  <w:spacing w:line="252" w:lineRule="auto"/>
+                                  <w:jc w:val="center"/>
+                                  <w:rPr>
+                                    <w:rFonts w:ascii="Calibri" w:eastAsia="Calibri" w:hAnsi="Calibri"/>
+                                    <w:shadow/>
+                                    <w:color w:val="000000"/>
+                                    <w:sz w:val="16"/>
+                                    <w:szCs w:val="16"/>
+                                    <w14:shadow w14:blurRad="38100" w14:dist="19050" w14:dir="2700000" w14:sx="100000" w14:sy="100000" w14:kx="0" w14:ky="0" w14:algn="tl">
+                                      <w14:schemeClr w14:val="dk1">
+                                        <w14:alpha w14:val="60000"/>
+                                      </w14:schemeClr>
+                                    </w14:shadow>
+                                    <w14:ligatures w14:val="none"/>
+                                  </w:rPr>
+                                </w:pPr>
+                                <w:r>
+                                  <w:rPr>
+                                    <w:rFonts w:ascii="Calibri" w:eastAsia="Calibri" w:hAnsi="Calibri"/>
+                                    <w:shadow/>
+                                    <w:color w:val="000000"/>
+                                    <w:sz w:val="16"/>
+                                    <w:szCs w:val="16"/>
+                                    <w14:shadow w14:blurRad="38100" w14:dist="19050" w14:dir="2700000" w14:sx="100000" w14:sy="100000" w14:kx="0" w14:ky="0" w14:algn="tl">
+                                      <w14:schemeClr w14:val="dk1">
+                                        <w14:alpha w14:val="60000"/>
+                                      </w14:schemeClr>
+                                    </w14:shadow>
+                                  </w:rPr>
+                                  <w:t>b6</w:t>
+                                </w:r>
+                              </w:p>
+                            </w:txbxContent>
+                          </wps:txbx>
+                          <wps:bodyPr rot="0" spcFirstLastPara="0" vert="horz" wrap="square" lIns="0" tIns="0" rIns="0" bIns="0" numCol="1" spcCol="0" rtlCol="0" fromWordArt="0" anchor="ctr" anchorCtr="0" forceAA="0" compatLnSpc="1">
+                            <a:prstTxWarp prst="textNoShape">
+                              <a:avLst/>
+                            </a:prstTxWarp>
+                            <a:noAutofit/>
+                          </wps:bodyPr>
+                        </wps:wsp>
+                        <wps:wsp>
+                          <wps:cNvPr id="2122839582" name="Zone de texte 1"/>
+                          <wps:cNvSpPr txBox="1"/>
+                          <wps:spPr>
+                            <a:xfrm>
+                              <a:off x="77834" y="165"/>
+                              <a:ext cx="163830" cy="175260"/>
+                            </a:xfrm>
+                            <a:prstGeom prst="rect">
+                              <a:avLst/>
+                            </a:prstGeom>
+                            <a:noFill/>
+                            <a:ln w="6350">
+                              <a:noFill/>
+                            </a:ln>
+                          </wps:spPr>
+                          <wps:txbx>
+                            <w:txbxContent>
+                              <w:p>
+                                <w:pPr>
+                                  <w:spacing w:line="252" w:lineRule="auto"/>
+                                  <w:jc w:val="center"/>
+                                  <w:rPr>
+                                    <w:rFonts w:ascii="Calibri" w:eastAsia="Calibri" w:hAnsi="Calibri"/>
+                                    <w:shadow/>
+                                    <w:color w:val="000000"/>
+                                    <w:sz w:val="16"/>
+                                    <w:szCs w:val="16"/>
+                                    <w14:shadow w14:blurRad="38100" w14:dist="19050" w14:dir="2700000" w14:sx="100000" w14:sy="100000" w14:kx="0" w14:ky="0" w14:algn="tl">
+                                      <w14:schemeClr w14:val="dk1">
+                                        <w14:alpha w14:val="60000"/>
+                                      </w14:schemeClr>
+                                    </w14:shadow>
+                                    <w14:ligatures w14:val="none"/>
+                                  </w:rPr>
+                                </w:pPr>
+                                <w:r>
+                                  <w:rPr>
+                                    <w:rFonts w:ascii="Calibri" w:eastAsia="Calibri" w:hAnsi="Calibri"/>
+                                    <w:shadow/>
+                                    <w:color w:val="000000"/>
+                                    <w:sz w:val="16"/>
+                                    <w:szCs w:val="16"/>
+                                    <w14:shadow w14:blurRad="38100" w14:dist="19050" w14:dir="2700000" w14:sx="100000" w14:sy="100000" w14:kx="0" w14:ky="0" w14:algn="tl">
+                                      <w14:schemeClr w14:val="dk1">
+                                        <w14:alpha w14:val="60000"/>
+                                      </w14:schemeClr>
+                                    </w14:shadow>
+                                  </w:rPr>
+                                  <w:t>b7</w:t>
+                                </w:r>
+                              </w:p>
+                            </w:txbxContent>
+                          </wps:txbx>
+                          <wps:bodyPr rot="0" spcFirstLastPara="0" vert="horz" wrap="square" lIns="0" tIns="0" rIns="0" bIns="0" numCol="1" spcCol="0" rtlCol="0" fromWordArt="0" anchor="ctr" anchorCtr="0" forceAA="0" compatLnSpc="1">
+                            <a:prstTxWarp prst="textNoShape">
+                              <a:avLst/>
+                            </a:prstTxWarp>
+                            <a:noAutofit/>
+                          </wps:bodyPr>
+                        </wps:wsp>
+                        <wps:wsp>
+                          <wps:cNvPr id="937098" name="Connecteur droit avec flèche 937098"/>
+                          <wps:cNvCnPr/>
+                          <wps:spPr>
+                            <a:xfrm flipH="1">
+                              <a:off x="1032469" y="482632"/>
+                              <a:ext cx="542290" cy="0"/>
+                            </a:xfrm>
+                            <a:prstGeom prst="straightConnector1">
+                              <a:avLst/>
+                            </a:prstGeom>
+                            <a:ln>
+                              <a:headEnd type="triangle"/>
+                              <a:tailEnd type="none"/>
+                            </a:ln>
+                          </wps:spPr>
+                          <wps:style>
+                            <a:lnRef idx="1">
+                              <a:schemeClr val="dk1"/>
+                            </a:lnRef>
+                            <a:fillRef idx="0">
+                              <a:schemeClr val="dk1"/>
+                            </a:fillRef>
+                            <a:effectRef idx="0">
+                              <a:schemeClr val="dk1"/>
+                            </a:effectRef>
+                            <a:fontRef idx="minor">
+                              <a:schemeClr val="tx1"/>
+                            </a:fontRef>
+                          </wps:style>
+                          <wps:bodyPr/>
+                        </wps:wsp>
+                      </wpg:wgp>
+                      <wpg:wgp>
+                        <wpg:cNvPr id="1009984376" name="Groupe 1009984376"/>
+                        <wpg:cNvGrpSpPr/>
+                        <wpg:grpSpPr>
+                          <a:xfrm>
+                            <a:off x="162304" y="2128390"/>
+                            <a:ext cx="2160270" cy="604507"/>
+                            <a:chOff x="0" y="0"/>
+                            <a:chExt cx="2160904" cy="604901"/>
+                          </a:xfrm>
+                        </wpg:grpSpPr>
+                        <wps:wsp>
+                          <wps:cNvPr id="1088796317" name="Zone de texte 1"/>
+                          <wps:cNvSpPr txBox="1"/>
+                          <wps:spPr>
+                            <a:xfrm>
+                              <a:off x="776969" y="429641"/>
+                              <a:ext cx="950746" cy="175260"/>
+                            </a:xfrm>
+                            <a:prstGeom prst="rect">
+                              <a:avLst/>
+                            </a:prstGeom>
+                            <a:noFill/>
+                            <a:ln w="6350">
+                              <a:noFill/>
+                            </a:ln>
+                          </wps:spPr>
+                          <wps:txbx>
+                            <w:txbxContent>
+                              <w:p>
+                                <w:pPr>
+                                  <w:spacing w:line="252" w:lineRule="auto"/>
+                                  <w:jc w:val="center"/>
+                                  <w:rPr>
+                                    <w:rFonts w:ascii="Calibri" w:eastAsia="Calibri" w:hAnsi="Calibri"/>
+                                    <w:shadow/>
+                                    <w:color w:val="000000"/>
+                                    <w:sz w:val="16"/>
+                                    <w:szCs w:val="16"/>
+                                    <w14:shadow w14:blurRad="38100" w14:dist="19050" w14:dir="2700000" w14:sx="100000" w14:sy="100000" w14:kx="0" w14:ky="0" w14:algn="tl">
+                                      <w14:schemeClr w14:val="dk1">
+                                        <w14:alpha w14:val="60000"/>
+                                      </w14:schemeClr>
+                                    </w14:shadow>
+                                    <w14:ligatures w14:val="none"/>
+                                  </w:rPr>
+                                </w:pPr>
+                                <w:r>
+                                  <w:rPr>
+                                    <w:rFonts w:ascii="Calibri" w:eastAsia="Calibri" w:hAnsi="Calibri"/>
+                                    <w:shadow/>
+                                    <w:color w:val="000000"/>
+                                    <w:sz w:val="16"/>
+                                    <w:szCs w:val="16"/>
+                                    <w14:shadow w14:blurRad="38100" w14:dist="19050" w14:dir="2700000" w14:sx="100000" w14:sy="100000" w14:kx="0" w14:ky="0" w14:algn="tl">
+                                      <w14:schemeClr w14:val="dk1">
+                                        <w14:alpha w14:val="60000"/>
+                                      </w14:schemeClr>
+                                    </w14:shadow>
+                                  </w:rPr>
+                                  <w:t>Pull order</w:t>
+                                </w:r>
+                              </w:p>
+                            </w:txbxContent>
+                          </wps:txbx>
+                          <wps:bodyPr rot="0" spcFirstLastPara="0" vert="horz" wrap="square" lIns="0" tIns="0" rIns="0" bIns="0" numCol="1" spcCol="0" rtlCol="0" fromWordArt="0" anchor="ctr" anchorCtr="0" forceAA="0" compatLnSpc="1">
+                            <a:prstTxWarp prst="textNoShape">
+                              <a:avLst/>
+                            </a:prstTxWarp>
+                            <a:noAutofit/>
+                          </wps:bodyPr>
+                        </wps:wsp>
+                        <wpg:grpSp>
+                          <wpg:cNvPr id="2065770100" name="Groupe 2065770100"/>
+                          <wpg:cNvGrpSpPr/>
+                          <wpg:grpSpPr>
+                            <a:xfrm>
+                              <a:off x="0" y="120927"/>
+                              <a:ext cx="2160904" cy="269875"/>
+                              <a:chOff x="0" y="120927"/>
+                              <a:chExt cx="2161536" cy="269876"/>
+                            </a:xfrm>
+                          </wpg:grpSpPr>
+                          <wps:wsp>
+                            <wps:cNvPr id="395498721" name="Zone de texte 1"/>
+                            <wps:cNvSpPr txBox="1"/>
+                            <wps:spPr>
+                              <a:xfrm>
+                                <a:off x="0" y="120927"/>
+                                <a:ext cx="269875" cy="269875"/>
+                              </a:xfrm>
+                              <a:prstGeom prst="rect">
+                                <a:avLst/>
+                              </a:prstGeom>
+                              <a:solidFill>
+                                <a:schemeClr val="lt1"/>
+                              </a:solidFill>
+                              <a:ln w="6350">
+                                <a:solidFill>
+                                  <a:prstClr val="black"/>
+                                </a:solidFill>
+                              </a:ln>
+                            </wps:spPr>
+                            <wps:txbx>
+                              <w:txbxContent>
+                                <w:p>
+                                  <w:pPr>
+                                    <w:spacing w:line="252" w:lineRule="auto"/>
+                                    <w:jc w:val="center"/>
+                                    <w:rPr>
+                                      <w:rFonts w:ascii="Calibri" w:eastAsia="Calibri" w:hAnsi="Calibri"/>
+                                      <w:b/>
+                                      <w:bCs/>
+                                      <w:shadow/>
+                                      <w:color w:val="000000"/>
+                                      <w14:shadow w14:blurRad="38100" w14:dist="19050" w14:dir="2700000" w14:sx="100000" w14:sy="100000" w14:kx="0" w14:ky="0" w14:algn="tl">
+                                        <w14:schemeClr w14:val="dk1">
+                                          <w14:alpha w14:val="60000"/>
+                                        </w14:schemeClr>
+                                      </w14:shadow>
+                                      <w14:ligatures w14:val="none"/>
+                                    </w:rPr>
+                                  </w:pPr>
+                                  <w:r>
+                                    <w:rPr>
+                                      <w:rFonts w:ascii="Calibri" w:eastAsia="Calibri" w:hAnsi="Calibri"/>
+                                      <w:b/>
+                                      <w:bCs/>
+                                      <w:shadow/>
+                                      <w:color w:val="000000"/>
+                                      <w14:shadow w14:blurRad="38100" w14:dist="19050" w14:dir="2700000" w14:sx="100000" w14:sy="100000" w14:kx="0" w14:ky="0" w14:algn="tl">
+                                        <w14:schemeClr w14:val="dk1">
+                                          <w14:alpha w14:val="60000"/>
+                                        </w14:schemeClr>
+                                      </w14:shadow>
+                                    </w:rPr>
+                                    <w:t>PC</w:t>
+                                  </w:r>
+                                  <w:r>
+                                    <w:rPr>
+                                      <w:rFonts w:ascii="Calibri" w:eastAsia="Calibri" w:hAnsi="Calibri"/>
+                                      <w:b/>
+                                      <w:bCs/>
+                                      <w:shadow/>
+                                      <w:color w:val="000000"/>
+                                      <w14:shadow w14:blurRad="38100" w14:dist="19050" w14:dir="2700000" w14:sx="100000" w14:sy="100000" w14:kx="0" w14:ky="0" w14:algn="tl">
+                                        <w14:schemeClr w14:val="dk1">
+                                          <w14:alpha w14:val="60000"/>
+                                        </w14:schemeClr>
+                                      </w14:shadow>
+                                    </w:rPr>
+                                    <w:tab/>
+                                  </w:r>
+                                </w:p>
+                              </w:txbxContent>
+                            </wps:txbx>
+                            <wps:bodyPr rot="0" spcFirstLastPara="0" vert="horz" wrap="square" lIns="0" tIns="36000" rIns="0" bIns="36000" numCol="1" spcCol="0" rtlCol="0" fromWordArt="0" anchor="ctr" anchorCtr="0" forceAA="0" compatLnSpc="1">
+                              <a:prstTxWarp prst="textNoShape">
+                                <a:avLst/>
+                              </a:prstTxWarp>
+                              <a:noAutofit/>
+                            </wps:bodyPr>
+                          </wps:wsp>
+                          <wps:wsp>
+                            <wps:cNvPr id="1605382870" name="Zone de texte 1"/>
+                            <wps:cNvSpPr txBox="1"/>
+                            <wps:spPr>
+                              <a:xfrm>
+                                <a:off x="269875" y="120927"/>
+                                <a:ext cx="269875" cy="269875"/>
+                              </a:xfrm>
+                              <a:prstGeom prst="rect">
+                                <a:avLst/>
+                              </a:prstGeom>
+                              <a:solidFill>
+                                <a:schemeClr val="lt1"/>
+                              </a:solidFill>
+                              <a:ln w="6350">
+                                <a:solidFill>
+                                  <a:prstClr val="black"/>
+                                </a:solidFill>
+                              </a:ln>
+                            </wps:spPr>
+                            <wps:txbx>
+                              <w:txbxContent>
+                                <w:p>
+                                  <w:pPr>
+                                    <w:spacing w:line="252" w:lineRule="auto"/>
+                                    <w:jc w:val="center"/>
+                                    <w:rPr>
+                                      <w:rFonts w:ascii="Calibri" w:eastAsia="Calibri" w:hAnsi="Calibri"/>
+                                      <w:b/>
+                                      <w:bCs/>
+                                      <w:shadow/>
+                                      <w:color w:val="000000"/>
+                                      <w14:shadow w14:blurRad="38100" w14:dist="19050" w14:dir="2700000" w14:sx="100000" w14:sy="100000" w14:kx="0" w14:ky="0" w14:algn="tl">
+                                        <w14:schemeClr w14:val="dk1">
+                                          <w14:alpha w14:val="60000"/>
+                                        </w14:schemeClr>
+                                      </w14:shadow>
+                                      <w14:ligatures w14:val="none"/>
+                                    </w:rPr>
+                                  </w:pPr>
+                                  <w:r>
+                                    <w:rPr>
+                                      <w:rFonts w:ascii="Calibri" w:eastAsia="Calibri" w:hAnsi="Calibri"/>
+                                      <w:b/>
+                                      <w:bCs/>
+                                      <w:shadow/>
+                                      <w:color w:val="000000"/>
+                                      <w14:shadow w14:blurRad="38100" w14:dist="19050" w14:dir="2700000" w14:sx="100000" w14:sy="100000" w14:kx="0" w14:ky="0" w14:algn="tl">
+                                        <w14:schemeClr w14:val="dk1">
+                                          <w14:alpha w14:val="60000"/>
+                                        </w14:schemeClr>
+                                      </w14:shadow>
+                                    </w:rPr>
+                                    <w:t>U</w:t>
+                                  </w:r>
+                                </w:p>
+                              </w:txbxContent>
+                            </wps:txbx>
+                            <wps:bodyPr rot="0" spcFirstLastPara="0" vert="horz" wrap="square" lIns="0" tIns="36000" rIns="0" bIns="36000" numCol="1" spcCol="0" rtlCol="0" fromWordArt="0" anchor="ctr" anchorCtr="0" forceAA="0" compatLnSpc="1">
+                              <a:prstTxWarp prst="textNoShape">
+                                <a:avLst/>
+                              </a:prstTxWarp>
+                              <a:noAutofit/>
+                            </wps:bodyPr>
+                          </wps:wsp>
+                          <wps:wsp>
+                            <wps:cNvPr id="427793372" name="Zone de texte 1"/>
+                            <wps:cNvSpPr txBox="1"/>
+                            <wps:spPr>
+                              <a:xfrm>
+                                <a:off x="539961" y="120927"/>
+                                <a:ext cx="269875" cy="269875"/>
+                              </a:xfrm>
+                              <a:prstGeom prst="rect">
+                                <a:avLst/>
+                              </a:prstGeom>
+                              <a:solidFill>
+                                <a:schemeClr val="lt1"/>
+                              </a:solidFill>
+                              <a:ln w="6350">
+                                <a:solidFill>
+                                  <a:prstClr val="black"/>
+                                </a:solidFill>
+                              </a:ln>
+                            </wps:spPr>
+                            <wps:txbx>
+                              <w:txbxContent>
+                                <w:p>
+                                  <w:pPr>
+                                    <w:spacing w:line="252" w:lineRule="auto"/>
+                                    <w:jc w:val="center"/>
+                                    <w:rPr>
+                                      <w:rFonts w:ascii="Calibri" w:eastAsia="Calibri" w:hAnsi="Calibri"/>
+                                      <w:b/>
+                                      <w:bCs/>
+                                      <w:shadow/>
+                                      <w:color w:val="000000"/>
+                                      <w14:shadow w14:blurRad="38100" w14:dist="19050" w14:dir="2700000" w14:sx="100000" w14:sy="100000" w14:kx="0" w14:ky="0" w14:algn="tl">
+                                        <w14:schemeClr w14:val="dk1">
+                                          <w14:alpha w14:val="60000"/>
+                                        </w14:schemeClr>
+                                      </w14:shadow>
+                                      <w14:ligatures w14:val="none"/>
+                                    </w:rPr>
+                                  </w:pPr>
+                                  <w:r>
+                                    <w:rPr>
+                                      <w:rFonts w:ascii="Calibri" w:eastAsia="Calibri" w:hAnsi="Calibri"/>
+                                      <w:b/>
+                                      <w:bCs/>
+                                      <w:shadow/>
+                                      <w:color w:val="000000"/>
+                                      <w14:shadow w14:blurRad="38100" w14:dist="19050" w14:dir="2700000" w14:sx="100000" w14:sy="100000" w14:kx="0" w14:ky="0" w14:algn="tl">
+                                        <w14:schemeClr w14:val="dk1">
+                                          <w14:alpha w14:val="60000"/>
+                                        </w14:schemeClr>
+                                      </w14:shadow>
+                                    </w:rPr>
+                                    <w:t>Y</w:t>
+                                  </w:r>
+                                </w:p>
+                              </w:txbxContent>
+                            </wps:txbx>
+                            <wps:bodyPr rot="0" spcFirstLastPara="0" vert="horz" wrap="square" lIns="0" tIns="36000" rIns="0" bIns="36000" numCol="1" spcCol="0" rtlCol="0" fromWordArt="0" anchor="ctr" anchorCtr="0" forceAA="0" compatLnSpc="1">
+                              <a:prstTxWarp prst="textNoShape">
+                                <a:avLst/>
+                              </a:prstTxWarp>
+                              <a:noAutofit/>
+                            </wps:bodyPr>
+                          </wps:wsp>
+                          <wps:wsp>
+                            <wps:cNvPr id="1502259755" name="Zone de texte 1"/>
+                            <wps:cNvSpPr txBox="1"/>
+                            <wps:spPr>
+                              <a:xfrm>
+                                <a:off x="810893" y="120927"/>
+                                <a:ext cx="269875" cy="269875"/>
+                              </a:xfrm>
+                              <a:prstGeom prst="rect">
+                                <a:avLst/>
+                              </a:prstGeom>
+                              <a:solidFill>
+                                <a:schemeClr val="lt1"/>
+                              </a:solidFill>
+                              <a:ln w="6350">
+                                <a:solidFill>
+                                  <a:prstClr val="black"/>
+                                </a:solidFill>
+                              </a:ln>
+                            </wps:spPr>
+                            <wps:txbx>
+                              <w:txbxContent>
+                                <w:p>
+                                  <w:pPr>
+                                    <w:spacing w:line="252" w:lineRule="auto"/>
+                                    <w:jc w:val="center"/>
+                                    <w:rPr>
+                                      <w:rFonts w:ascii="Calibri" w:eastAsia="Calibri" w:hAnsi="Calibri"/>
+                                      <w:b/>
+                                      <w:bCs/>
+                                      <w:shadow/>
+                                      <w:color w:val="000000"/>
+                                      <w14:shadow w14:blurRad="38100" w14:dist="19050" w14:dir="2700000" w14:sx="100000" w14:sy="100000" w14:kx="0" w14:ky="0" w14:algn="tl">
+                                        <w14:schemeClr w14:val="dk1">
+                                          <w14:alpha w14:val="60000"/>
+                                        </w14:schemeClr>
+                                      </w14:shadow>
+                                      <w14:ligatures w14:val="none"/>
+                                    </w:rPr>
+                                  </w:pPr>
+                                  <w:r>
+                                    <w:rPr>
+                                      <w:rFonts w:ascii="Calibri" w:eastAsia="Calibri" w:hAnsi="Calibri"/>
+                                      <w:b/>
+                                      <w:bCs/>
+                                      <w:shadow/>
+                                      <w:color w:val="000000"/>
+                                      <w14:shadow w14:blurRad="38100" w14:dist="19050" w14:dir="2700000" w14:sx="100000" w14:sy="100000" w14:kx="0" w14:ky="0" w14:algn="tl">
+                                        <w14:schemeClr w14:val="dk1">
+                                          <w14:alpha w14:val="60000"/>
+                                        </w14:schemeClr>
+                                      </w14:shadow>
+                                    </w:rPr>
+                                    <w:t>X</w:t>
+                                  </w:r>
+                                </w:p>
+                              </w:txbxContent>
+                            </wps:txbx>
+                            <wps:bodyPr rot="0" spcFirstLastPara="0" vert="horz" wrap="square" lIns="0" tIns="36000" rIns="0" bIns="36000" numCol="1" spcCol="0" rtlCol="0" fromWordArt="0" anchor="ctr" anchorCtr="0" forceAA="0" compatLnSpc="1">
+                              <a:prstTxWarp prst="textNoShape">
+                                <a:avLst/>
+                              </a:prstTxWarp>
+                              <a:noAutofit/>
+                            </wps:bodyPr>
+                          </wps:wsp>
+                          <wps:wsp>
+                            <wps:cNvPr id="622560440" name="Zone de texte 1"/>
+                            <wps:cNvSpPr txBox="1"/>
+                            <wps:spPr>
+                              <a:xfrm>
+                                <a:off x="1080768" y="120928"/>
+                                <a:ext cx="269875" cy="269875"/>
+                              </a:xfrm>
+                              <a:prstGeom prst="rect">
+                                <a:avLst/>
+                              </a:prstGeom>
+                              <a:solidFill>
+                                <a:schemeClr val="lt1"/>
+                              </a:solidFill>
+                              <a:ln w="6350">
+                                <a:solidFill>
+                                  <a:prstClr val="black"/>
+                                </a:solidFill>
+                              </a:ln>
+                            </wps:spPr>
+                            <wps:txbx>
+                              <w:txbxContent>
+                                <w:p>
+                                  <w:pPr>
+                                    <w:spacing w:line="252" w:lineRule="auto"/>
+                                    <w:jc w:val="center"/>
+                                    <w:rPr>
+                                      <w:rFonts w:ascii="Calibri" w:eastAsia="Calibri" w:hAnsi="Calibri"/>
+                                      <w:b/>
+                                      <w:bCs/>
+                                      <w:shadow/>
+                                      <w:color w:val="000000"/>
+                                      <w14:shadow w14:blurRad="38100" w14:dist="19050" w14:dir="2700000" w14:sx="100000" w14:sy="100000" w14:kx="0" w14:ky="0" w14:algn="tl">
+                                        <w14:schemeClr w14:val="dk1">
+                                          <w14:alpha w14:val="60000"/>
+                                        </w14:schemeClr>
+                                      </w14:shadow>
+                                      <w14:ligatures w14:val="none"/>
+                                    </w:rPr>
+                                  </w:pPr>
+                                  <w:r>
+                                    <w:rPr>
+                                      <w:rFonts w:ascii="Calibri" w:eastAsia="Calibri" w:hAnsi="Calibri"/>
+                                      <w:b/>
+                                      <w:bCs/>
+                                      <w:shadow/>
+                                      <w:color w:val="000000"/>
+                                      <w14:shadow w14:blurRad="38100" w14:dist="19050" w14:dir="2700000" w14:sx="100000" w14:sy="100000" w14:kx="0" w14:ky="0" w14:algn="tl">
+                                        <w14:schemeClr w14:val="dk1">
+                                          <w14:alpha w14:val="60000"/>
+                                        </w14:schemeClr>
+                                      </w14:shadow>
+                                    </w:rPr>
+                                    <w:t>DP</w:t>
+                                  </w:r>
+                                  <w:r>
+                                    <w:rPr>
+                                      <w:rFonts w:ascii="Calibri" w:eastAsia="Calibri" w:hAnsi="Calibri"/>
+                                      <w:b/>
+                                      <w:bCs/>
+                                      <w:shadow/>
+                                      <w:color w:val="000000"/>
+                                      <w14:shadow w14:blurRad="38100" w14:dist="19050" w14:dir="2700000" w14:sx="100000" w14:sy="100000" w14:kx="0" w14:ky="0" w14:algn="tl">
+                                        <w14:schemeClr w14:val="dk1">
+                                          <w14:alpha w14:val="60000"/>
+                                        </w14:schemeClr>
+                                      </w14:shadow>
+                                    </w:rPr>
+                                    <w:tab/>
+                                  </w:r>
+                                </w:p>
+                              </w:txbxContent>
+                            </wps:txbx>
+                            <wps:bodyPr rot="0" spcFirstLastPara="0" vert="horz" wrap="square" lIns="0" tIns="36000" rIns="0" bIns="36000" numCol="1" spcCol="0" rtlCol="0" fromWordArt="0" anchor="ctr" anchorCtr="0" forceAA="0" compatLnSpc="1">
+                              <a:prstTxWarp prst="textNoShape">
+                                <a:avLst/>
+                              </a:prstTxWarp>
+                              <a:noAutofit/>
+                            </wps:bodyPr>
+                          </wps:wsp>
+                          <wps:wsp>
+                            <wps:cNvPr id="1798785229" name="Zone de texte 1"/>
+                            <wps:cNvSpPr txBox="1"/>
+                            <wps:spPr>
+                              <a:xfrm>
+                                <a:off x="1350643" y="120928"/>
+                                <a:ext cx="269875" cy="269875"/>
+                              </a:xfrm>
+                              <a:prstGeom prst="rect">
+                                <a:avLst/>
+                              </a:prstGeom>
+                              <a:solidFill>
+                                <a:schemeClr val="lt1"/>
+                              </a:solidFill>
+                              <a:ln w="6350">
+                                <a:solidFill>
+                                  <a:prstClr val="black"/>
+                                </a:solidFill>
+                              </a:ln>
+                            </wps:spPr>
+                            <wps:txbx>
+                              <w:txbxContent>
+                                <w:p>
+                                  <w:pPr>
+                                    <w:spacing w:line="252" w:lineRule="auto"/>
+                                    <w:jc w:val="center"/>
+                                    <w:rPr>
+                                      <w:rFonts w:ascii="Calibri" w:eastAsia="Calibri" w:hAnsi="Calibri"/>
+                                      <w:b/>
+                                      <w:bCs/>
+                                      <w:shadow/>
+                                      <w:color w:val="000000"/>
+                                      <w14:shadow w14:blurRad="38100" w14:dist="19050" w14:dir="2700000" w14:sx="100000" w14:sy="100000" w14:kx="0" w14:ky="0" w14:algn="tl">
+                                        <w14:schemeClr w14:val="dk1">
+                                          <w14:alpha w14:val="60000"/>
+                                        </w14:schemeClr>
+                                      </w14:shadow>
+                                      <w14:ligatures w14:val="none"/>
+                                    </w:rPr>
+                                  </w:pPr>
+                                  <w:r>
+                                    <w:rPr>
+                                      <w:rFonts w:ascii="Calibri" w:eastAsia="Calibri" w:hAnsi="Calibri"/>
+                                      <w:b/>
+                                      <w:bCs/>
+                                      <w:shadow/>
+                                      <w:color w:val="000000"/>
+                                      <w14:shadow w14:blurRad="38100" w14:dist="19050" w14:dir="2700000" w14:sx="100000" w14:sy="100000" w14:kx="0" w14:ky="0" w14:algn="tl">
+                                        <w14:schemeClr w14:val="dk1">
+                                          <w14:alpha w14:val="60000"/>
+                                        </w14:schemeClr>
+                                      </w14:shadow>
+                                    </w:rPr>
+                                    <w:t>B</w:t>
+                                  </w:r>
+                                </w:p>
+                              </w:txbxContent>
+                            </wps:txbx>
+                            <wps:bodyPr rot="0" spcFirstLastPara="0" vert="horz" wrap="square" lIns="0" tIns="36000" rIns="0" bIns="36000" numCol="1" spcCol="0" rtlCol="0" fromWordArt="0" anchor="ctr" anchorCtr="0" forceAA="0" compatLnSpc="1">
+                              <a:prstTxWarp prst="textNoShape">
+                                <a:avLst/>
+                              </a:prstTxWarp>
+                              <a:noAutofit/>
+                            </wps:bodyPr>
+                          </wps:wsp>
+                          <wps:wsp>
+                            <wps:cNvPr id="1519962566" name="Zone de texte 1"/>
+                            <wps:cNvSpPr txBox="1"/>
+                            <wps:spPr>
+                              <a:xfrm>
+                                <a:off x="1620729" y="120928"/>
+                                <a:ext cx="269875" cy="269875"/>
+                              </a:xfrm>
+                              <a:prstGeom prst="rect">
+                                <a:avLst/>
+                              </a:prstGeom>
+                              <a:solidFill>
+                                <a:schemeClr val="lt1"/>
+                              </a:solidFill>
+                              <a:ln w="6350">
+                                <a:solidFill>
+                                  <a:prstClr val="black"/>
+                                </a:solidFill>
+                              </a:ln>
+                            </wps:spPr>
+                            <wps:txbx>
+                              <w:txbxContent>
+                                <w:p>
+                                  <w:pPr>
+                                    <w:spacing w:line="252" w:lineRule="auto"/>
+                                    <w:jc w:val="center"/>
+                                    <w:rPr>
+                                      <w:rFonts w:ascii="Calibri" w:eastAsia="Calibri" w:hAnsi="Calibri"/>
+                                      <w:b/>
+                                      <w:bCs/>
+                                      <w:shadow/>
+                                      <w:color w:val="000000"/>
+                                      <w14:shadow w14:blurRad="38100" w14:dist="19050" w14:dir="2700000" w14:sx="100000" w14:sy="100000" w14:kx="0" w14:ky="0" w14:algn="tl">
+                                        <w14:schemeClr w14:val="dk1">
+                                          <w14:alpha w14:val="60000"/>
+                                        </w14:schemeClr>
+                                      </w14:shadow>
+                                      <w14:ligatures w14:val="none"/>
+                                    </w:rPr>
+                                  </w:pPr>
+                                  <w:r>
+                                    <w:rPr>
+                                      <w:rFonts w:ascii="Calibri" w:eastAsia="Calibri" w:hAnsi="Calibri"/>
+                                      <w:b/>
+                                      <w:bCs/>
+                                      <w:shadow/>
+                                      <w:color w:val="000000"/>
+                                      <w14:shadow w14:blurRad="38100" w14:dist="19050" w14:dir="2700000" w14:sx="100000" w14:sy="100000" w14:kx="0" w14:ky="0" w14:algn="tl">
+                                        <w14:schemeClr w14:val="dk1">
+                                          <w14:alpha w14:val="60000"/>
+                                        </w14:schemeClr>
+                                      </w14:shadow>
+                                    </w:rPr>
+                                    <w:t>A</w:t>
+                                  </w:r>
+                                </w:p>
+                              </w:txbxContent>
+                            </wps:txbx>
+                            <wps:bodyPr rot="0" spcFirstLastPara="0" vert="horz" wrap="square" lIns="0" tIns="36000" rIns="0" bIns="36000" numCol="1" spcCol="0" rtlCol="0" fromWordArt="0" anchor="ctr" anchorCtr="0" forceAA="0" compatLnSpc="1">
+                              <a:prstTxWarp prst="textNoShape">
+                                <a:avLst/>
+                              </a:prstTxWarp>
+                              <a:noAutofit/>
+                            </wps:bodyPr>
+                          </wps:wsp>
+                          <wps:wsp>
+                            <wps:cNvPr id="1435178081" name="Zone de texte 1"/>
+                            <wps:cNvSpPr txBox="1"/>
+                            <wps:spPr>
+                              <a:xfrm>
+                                <a:off x="1891661" y="120928"/>
+                                <a:ext cx="269875" cy="269875"/>
+                              </a:xfrm>
+                              <a:prstGeom prst="rect">
+                                <a:avLst/>
+                              </a:prstGeom>
+                              <a:solidFill>
+                                <a:schemeClr val="lt1"/>
+                              </a:solidFill>
+                              <a:ln w="6350">
+                                <a:solidFill>
+                                  <a:prstClr val="black"/>
+                                </a:solidFill>
+                              </a:ln>
+                            </wps:spPr>
+                            <wps:txbx>
+                              <w:txbxContent>
+                                <w:p>
+                                  <w:pPr>
+                                    <w:spacing w:line="252" w:lineRule="auto"/>
+                                    <w:jc w:val="center"/>
+                                    <w:rPr>
+                                      <w:rFonts w:ascii="Calibri" w:eastAsia="Calibri" w:hAnsi="Calibri"/>
+                                      <w:b/>
+                                      <w:bCs/>
+                                      <w:shadow/>
+                                      <w:color w:val="000000"/>
+                                      <w14:shadow w14:blurRad="38100" w14:dist="19050" w14:dir="2700000" w14:sx="100000" w14:sy="100000" w14:kx="0" w14:ky="0" w14:algn="tl">
+                                        <w14:schemeClr w14:val="dk1">
+                                          <w14:alpha w14:val="60000"/>
+                                        </w14:schemeClr>
+                                      </w14:shadow>
+                                      <w14:ligatures w14:val="none"/>
+                                    </w:rPr>
+                                  </w:pPr>
+                                  <w:r>
+                                    <w:rPr>
+                                      <w:rFonts w:ascii="Calibri" w:eastAsia="Calibri" w:hAnsi="Calibri"/>
+                                      <w:b/>
+                                      <w:bCs/>
+                                      <w:shadow/>
+                                      <w:color w:val="000000"/>
+                                      <w14:shadow w14:blurRad="38100" w14:dist="19050" w14:dir="2700000" w14:sx="100000" w14:sy="100000" w14:kx="0" w14:ky="0" w14:algn="tl">
+                                        <w14:schemeClr w14:val="dk1">
+                                          <w14:alpha w14:val="60000"/>
+                                        </w14:schemeClr>
+                                      </w14:shadow>
+                                    </w:rPr>
+                                    <w:t>CC</w:t>
+                                  </w:r>
+                                </w:p>
+                              </w:txbxContent>
+                            </wps:txbx>
+                            <wps:bodyPr rot="0" spcFirstLastPara="0" vert="horz" wrap="square" lIns="0" tIns="36000" rIns="0" bIns="36000" numCol="1" spcCol="0" rtlCol="0" fromWordArt="0" anchor="ctr" anchorCtr="0" forceAA="0" compatLnSpc="1">
+                              <a:prstTxWarp prst="textNoShape">
+                                <a:avLst/>
+                              </a:prstTxWarp>
+                              <a:noAutofit/>
+                            </wps:bodyPr>
+                          </wps:wsp>
+                        </wpg:grpSp>
+                        <wps:wsp>
+                          <wps:cNvPr id="1651088174" name="Zone de texte 1"/>
+                          <wps:cNvSpPr txBox="1"/>
+                          <wps:spPr>
+                            <a:xfrm>
+                              <a:off x="1942730" y="167"/>
+                              <a:ext cx="163830" cy="175260"/>
+                            </a:xfrm>
+                            <a:prstGeom prst="rect">
+                              <a:avLst/>
+                            </a:prstGeom>
+                            <a:noFill/>
+                            <a:ln w="6350">
+                              <a:noFill/>
+                            </a:ln>
+                          </wps:spPr>
+                          <wps:txbx>
+                            <w:txbxContent>
+                              <w:p>
+                                <w:pPr>
+                                  <w:spacing w:line="252" w:lineRule="auto"/>
+                                  <w:jc w:val="center"/>
+                                  <w:rPr>
+                                    <w:rFonts w:ascii="Calibri" w:eastAsia="Calibri" w:hAnsi="Calibri"/>
+                                    <w:shadow/>
+                                    <w:color w:val="000000"/>
+                                    <w:sz w:val="16"/>
+                                    <w:szCs w:val="16"/>
+                                    <w14:shadow w14:blurRad="38100" w14:dist="19050" w14:dir="2700000" w14:sx="100000" w14:sy="100000" w14:kx="0" w14:ky="0" w14:algn="tl">
+                                      <w14:schemeClr w14:val="dk1">
+                                        <w14:alpha w14:val="60000"/>
+                                      </w14:schemeClr>
+                                    </w14:shadow>
+                                    <w14:ligatures w14:val="none"/>
+                                  </w:rPr>
+                                </w:pPr>
+                                <w:r>
+                                  <w:rPr>
+                                    <w:rFonts w:ascii="Calibri" w:eastAsia="Calibri" w:hAnsi="Calibri"/>
+                                    <w:shadow/>
+                                    <w:color w:val="000000"/>
+                                    <w:sz w:val="16"/>
+                                    <w:szCs w:val="16"/>
+                                    <w14:shadow w14:blurRad="38100" w14:dist="19050" w14:dir="2700000" w14:sx="100000" w14:sy="100000" w14:kx="0" w14:ky="0" w14:algn="tl">
+                                      <w14:schemeClr w14:val="dk1">
+                                        <w14:alpha w14:val="60000"/>
+                                      </w14:schemeClr>
+                                    </w14:shadow>
+                                  </w:rPr>
+                                  <w:t>b0</w:t>
+                                </w:r>
+                              </w:p>
+                            </w:txbxContent>
+                          </wps:txbx>
+                          <wps:bodyPr rot="0" spcFirstLastPara="0" vert="horz" wrap="square" lIns="0" tIns="0" rIns="0" bIns="0" numCol="1" spcCol="0" rtlCol="0" fromWordArt="0" anchor="ctr" anchorCtr="0" forceAA="0" compatLnSpc="1">
+                            <a:prstTxWarp prst="textNoShape">
+                              <a:avLst/>
+                            </a:prstTxWarp>
+                            <a:noAutofit/>
+                          </wps:bodyPr>
+                        </wps:wsp>
+                        <wps:wsp>
+                          <wps:cNvPr id="1785611663" name="Zone de texte 1"/>
+                          <wps:cNvSpPr txBox="1"/>
+                          <wps:spPr>
+                            <a:xfrm>
+                              <a:off x="1684021" y="0"/>
+                              <a:ext cx="163830" cy="175260"/>
+                            </a:xfrm>
+                            <a:prstGeom prst="rect">
+                              <a:avLst/>
+                            </a:prstGeom>
+                            <a:noFill/>
+                            <a:ln w="6350">
+                              <a:noFill/>
+                            </a:ln>
+                          </wps:spPr>
+                          <wps:txbx>
+                            <w:txbxContent>
+                              <w:p>
+                                <w:pPr>
+                                  <w:spacing w:line="252" w:lineRule="auto"/>
+                                  <w:jc w:val="center"/>
+                                  <w:rPr>
+                                    <w:rFonts w:ascii="Calibri" w:eastAsia="Calibri" w:hAnsi="Calibri"/>
+                                    <w:shadow/>
+                                    <w:color w:val="000000"/>
+                                    <w:sz w:val="16"/>
+                                    <w:szCs w:val="16"/>
+                                    <w14:shadow w14:blurRad="38100" w14:dist="19050" w14:dir="2700000" w14:sx="100000" w14:sy="100000" w14:kx="0" w14:ky="0" w14:algn="tl">
+                                      <w14:schemeClr w14:val="dk1">
+                                        <w14:alpha w14:val="60000"/>
+                                      </w14:schemeClr>
+                                    </w14:shadow>
+                                    <w14:ligatures w14:val="none"/>
+                                  </w:rPr>
+                                </w:pPr>
+                                <w:r>
+                                  <w:rPr>
+                                    <w:rFonts w:ascii="Calibri" w:eastAsia="Calibri" w:hAnsi="Calibri"/>
+                                    <w:shadow/>
+                                    <w:color w:val="000000"/>
+                                    <w:sz w:val="16"/>
+                                    <w:szCs w:val="16"/>
+                                    <w14:shadow w14:blurRad="38100" w14:dist="19050" w14:dir="2700000" w14:sx="100000" w14:sy="100000" w14:kx="0" w14:ky="0" w14:algn="tl">
+                                      <w14:schemeClr w14:val="dk1">
+                                        <w14:alpha w14:val="60000"/>
+                                      </w14:schemeClr>
+                                    </w14:shadow>
+                                  </w:rPr>
+                                  <w:t>b1</w:t>
+                                </w:r>
+                              </w:p>
+                            </w:txbxContent>
+                          </wps:txbx>
+                          <wps:bodyPr rot="0" spcFirstLastPara="0" vert="horz" wrap="square" lIns="0" tIns="0" rIns="0" bIns="0" numCol="1" spcCol="0" rtlCol="0" fromWordArt="0" anchor="ctr" anchorCtr="0" forceAA="0" compatLnSpc="1">
+                            <a:prstTxWarp prst="textNoShape">
+                              <a:avLst/>
+                            </a:prstTxWarp>
+                            <a:noAutofit/>
+                          </wps:bodyPr>
+                        </wps:wsp>
+                        <wps:wsp>
+                          <wps:cNvPr id="1339266412" name="Zone de texte 1"/>
+                          <wps:cNvSpPr txBox="1"/>
+                          <wps:spPr>
+                            <a:xfrm>
+                              <a:off x="1407090" y="167"/>
+                              <a:ext cx="163830" cy="175260"/>
+                            </a:xfrm>
+                            <a:prstGeom prst="rect">
+                              <a:avLst/>
+                            </a:prstGeom>
+                            <a:noFill/>
+                            <a:ln w="6350">
+                              <a:noFill/>
+                            </a:ln>
+                          </wps:spPr>
+                          <wps:txbx>
+                            <w:txbxContent>
+                              <w:p>
+                                <w:pPr>
+                                  <w:spacing w:line="252" w:lineRule="auto"/>
+                                  <w:jc w:val="center"/>
+                                  <w:rPr>
+                                    <w:rFonts w:ascii="Calibri" w:eastAsia="Calibri" w:hAnsi="Calibri"/>
+                                    <w:shadow/>
+                                    <w:color w:val="000000"/>
+                                    <w:sz w:val="16"/>
+                                    <w:szCs w:val="16"/>
+                                    <w14:shadow w14:blurRad="38100" w14:dist="19050" w14:dir="2700000" w14:sx="100000" w14:sy="100000" w14:kx="0" w14:ky="0" w14:algn="tl">
+                                      <w14:schemeClr w14:val="dk1">
+                                        <w14:alpha w14:val="60000"/>
+                                      </w14:schemeClr>
+                                    </w14:shadow>
+                                    <w14:ligatures w14:val="none"/>
+                                  </w:rPr>
+                                </w:pPr>
+                                <w:r>
+                                  <w:rPr>
+                                    <w:rFonts w:ascii="Calibri" w:eastAsia="Calibri" w:hAnsi="Calibri"/>
+                                    <w:shadow/>
+                                    <w:color w:val="000000"/>
+                                    <w:sz w:val="16"/>
+                                    <w:szCs w:val="16"/>
+                                    <w14:shadow w14:blurRad="38100" w14:dist="19050" w14:dir="2700000" w14:sx="100000" w14:sy="100000" w14:kx="0" w14:ky="0" w14:algn="tl">
+                                      <w14:schemeClr w14:val="dk1">
+                                        <w14:alpha w14:val="60000"/>
+                                      </w14:schemeClr>
+                                    </w14:shadow>
+                                  </w:rPr>
+                                  <w:t>b2</w:t>
+                                </w:r>
+                              </w:p>
+                            </w:txbxContent>
+                          </wps:txbx>
+                          <wps:bodyPr rot="0" spcFirstLastPara="0" vert="horz" wrap="square" lIns="0" tIns="0" rIns="0" bIns="0" numCol="1" spcCol="0" rtlCol="0" fromWordArt="0" anchor="ctr" anchorCtr="0" forceAA="0" compatLnSpc="1">
+                            <a:prstTxWarp prst="textNoShape">
+                              <a:avLst/>
+                            </a:prstTxWarp>
+                            <a:noAutofit/>
+                          </wps:bodyPr>
+                        </wps:wsp>
+                        <wps:wsp>
+                          <wps:cNvPr id="1345778767" name="Zone de texte 1"/>
+                          <wps:cNvSpPr txBox="1"/>
+                          <wps:spPr>
+                            <a:xfrm>
+                              <a:off x="1148645" y="167"/>
+                              <a:ext cx="163830" cy="175260"/>
+                            </a:xfrm>
+                            <a:prstGeom prst="rect">
+                              <a:avLst/>
+                            </a:prstGeom>
+                            <a:noFill/>
+                            <a:ln w="6350">
+                              <a:noFill/>
+                            </a:ln>
+                          </wps:spPr>
+                          <wps:txbx>
+                            <w:txbxContent>
+                              <w:p>
+                                <w:pPr>
+                                  <w:spacing w:line="252" w:lineRule="auto"/>
+                                  <w:jc w:val="center"/>
+                                  <w:rPr>
+                                    <w:rFonts w:ascii="Calibri" w:eastAsia="Calibri" w:hAnsi="Calibri"/>
+                                    <w:shadow/>
+                                    <w:color w:val="000000"/>
+                                    <w:sz w:val="16"/>
+                                    <w:szCs w:val="16"/>
+                                    <w14:shadow w14:blurRad="38100" w14:dist="19050" w14:dir="2700000" w14:sx="100000" w14:sy="100000" w14:kx="0" w14:ky="0" w14:algn="tl">
+                                      <w14:schemeClr w14:val="dk1">
+                                        <w14:alpha w14:val="60000"/>
+                                      </w14:schemeClr>
+                                    </w14:shadow>
+                                    <w14:ligatures w14:val="none"/>
+                                  </w:rPr>
+                                </w:pPr>
+                                <w:r>
+                                  <w:rPr>
+                                    <w:rFonts w:ascii="Calibri" w:eastAsia="Calibri" w:hAnsi="Calibri"/>
+                                    <w:shadow/>
+                                    <w:color w:val="000000"/>
+                                    <w:sz w:val="16"/>
+                                    <w:szCs w:val="16"/>
+                                    <w14:shadow w14:blurRad="38100" w14:dist="19050" w14:dir="2700000" w14:sx="100000" w14:sy="100000" w14:kx="0" w14:ky="0" w14:algn="tl">
+                                      <w14:schemeClr w14:val="dk1">
+                                        <w14:alpha w14:val="60000"/>
+                                      </w14:schemeClr>
+                                    </w14:shadow>
+                                  </w:rPr>
+                                  <w:t>b3</w:t>
+                                </w:r>
+                              </w:p>
+                            </w:txbxContent>
+                          </wps:txbx>
+                          <wps:bodyPr rot="0" spcFirstLastPara="0" vert="horz" wrap="square" lIns="0" tIns="0" rIns="0" bIns="0" numCol="1" spcCol="0" rtlCol="0" fromWordArt="0" anchor="ctr" anchorCtr="0" forceAA="0" compatLnSpc="1">
+                            <a:prstTxWarp prst="textNoShape">
+                              <a:avLst/>
+                            </a:prstTxWarp>
+                            <a:noAutofit/>
+                          </wps:bodyPr>
+                        </wps:wsp>
+                        <wps:wsp>
+                          <wps:cNvPr id="1291504816" name="Zone de texte 1"/>
+                          <wps:cNvSpPr txBox="1"/>
+                          <wps:spPr>
+                            <a:xfrm>
+                              <a:off x="871584" y="165"/>
+                              <a:ext cx="163830" cy="175260"/>
+                            </a:xfrm>
+                            <a:prstGeom prst="rect">
+                              <a:avLst/>
+                            </a:prstGeom>
+                            <a:noFill/>
+                            <a:ln w="6350">
+                              <a:noFill/>
+                            </a:ln>
+                          </wps:spPr>
+                          <wps:txbx>
+                            <w:txbxContent>
+                              <w:p>
+                                <w:pPr>
+                                  <w:spacing w:line="252" w:lineRule="auto"/>
+                                  <w:jc w:val="center"/>
+                                  <w:rPr>
+                                    <w:rFonts w:ascii="Calibri" w:eastAsia="Calibri" w:hAnsi="Calibri"/>
+                                    <w:shadow/>
+                                    <w:color w:val="000000"/>
+                                    <w:sz w:val="16"/>
+                                    <w:szCs w:val="16"/>
+                                    <w14:shadow w14:blurRad="38100" w14:dist="19050" w14:dir="2700000" w14:sx="100000" w14:sy="100000" w14:kx="0" w14:ky="0" w14:algn="tl">
+                                      <w14:schemeClr w14:val="dk1">
+                                        <w14:alpha w14:val="60000"/>
+                                      </w14:schemeClr>
+                                    </w14:shadow>
+                                    <w14:ligatures w14:val="none"/>
+                                  </w:rPr>
+                                </w:pPr>
+                                <w:r>
+                                  <w:rPr>
+                                    <w:rFonts w:ascii="Calibri" w:eastAsia="Calibri" w:hAnsi="Calibri"/>
+                                    <w:shadow/>
+                                    <w:color w:val="000000"/>
+                                    <w:sz w:val="16"/>
+                                    <w:szCs w:val="16"/>
+                                    <w14:shadow w14:blurRad="38100" w14:dist="19050" w14:dir="2700000" w14:sx="100000" w14:sy="100000" w14:kx="0" w14:ky="0" w14:algn="tl">
+                                      <w14:schemeClr w14:val="dk1">
+                                        <w14:alpha w14:val="60000"/>
+                                      </w14:schemeClr>
+                                    </w14:shadow>
+                                  </w:rPr>
+                                  <w:t>b4</w:t>
+                                </w:r>
+                              </w:p>
+                            </w:txbxContent>
+                          </wps:txbx>
+                          <wps:bodyPr rot="0" spcFirstLastPara="0" vert="horz" wrap="square" lIns="0" tIns="0" rIns="0" bIns="0" numCol="1" spcCol="0" rtlCol="0" fromWordArt="0" anchor="ctr" anchorCtr="0" forceAA="0" compatLnSpc="1">
+                            <a:prstTxWarp prst="textNoShape">
+                              <a:avLst/>
+                            </a:prstTxWarp>
+                            <a:noAutofit/>
+                          </wps:bodyPr>
+                        </wps:wsp>
+                        <wps:wsp>
+                          <wps:cNvPr id="960519220" name="Zone de texte 1"/>
+                          <wps:cNvSpPr txBox="1"/>
+                          <wps:spPr>
+                            <a:xfrm>
+                              <a:off x="613139" y="165"/>
+                              <a:ext cx="163830" cy="175260"/>
+                            </a:xfrm>
+                            <a:prstGeom prst="rect">
+                              <a:avLst/>
+                            </a:prstGeom>
+                            <a:noFill/>
+                            <a:ln w="6350">
+                              <a:noFill/>
+                            </a:ln>
+                          </wps:spPr>
+                          <wps:txbx>
+                            <w:txbxContent>
+                              <w:p>
+                                <w:pPr>
+                                  <w:spacing w:line="252" w:lineRule="auto"/>
+                                  <w:jc w:val="center"/>
+                                  <w:rPr>
+                                    <w:rFonts w:ascii="Calibri" w:eastAsia="Calibri" w:hAnsi="Calibri"/>
+                                    <w:shadow/>
+                                    <w:color w:val="000000"/>
+                                    <w:sz w:val="16"/>
+                                    <w:szCs w:val="16"/>
+                                    <w14:shadow w14:blurRad="38100" w14:dist="19050" w14:dir="2700000" w14:sx="100000" w14:sy="100000" w14:kx="0" w14:ky="0" w14:algn="tl">
+                                      <w14:schemeClr w14:val="dk1">
+                                        <w14:alpha w14:val="60000"/>
+                                      </w14:schemeClr>
+                                    </w14:shadow>
+                                    <w14:ligatures w14:val="none"/>
+                                  </w:rPr>
+                                </w:pPr>
+                                <w:r>
+                                  <w:rPr>
+                                    <w:rFonts w:ascii="Calibri" w:eastAsia="Calibri" w:hAnsi="Calibri"/>
+                                    <w:shadow/>
+                                    <w:color w:val="000000"/>
+                                    <w:sz w:val="16"/>
+                                    <w:szCs w:val="16"/>
+                                    <w14:shadow w14:blurRad="38100" w14:dist="19050" w14:dir="2700000" w14:sx="100000" w14:sy="100000" w14:kx="0" w14:ky="0" w14:algn="tl">
+                                      <w14:schemeClr w14:val="dk1">
+                                        <w14:alpha w14:val="60000"/>
+                                      </w14:schemeClr>
+                                    </w14:shadow>
+                                  </w:rPr>
+                                  <w:t>b5</w:t>
+                                </w:r>
+                              </w:p>
+                            </w:txbxContent>
+                          </wps:txbx>
+                          <wps:bodyPr rot="0" spcFirstLastPara="0" vert="horz" wrap="square" lIns="0" tIns="0" rIns="0" bIns="0" numCol="1" spcCol="0" rtlCol="0" fromWordArt="0" anchor="ctr" anchorCtr="0" forceAA="0" compatLnSpc="1">
+                            <a:prstTxWarp prst="textNoShape">
+                              <a:avLst/>
+                            </a:prstTxWarp>
+                            <a:noAutofit/>
+                          </wps:bodyPr>
+                        </wps:wsp>
+                        <wps:wsp>
+                          <wps:cNvPr id="249825415" name="Zone de texte 1"/>
+                          <wps:cNvSpPr txBox="1"/>
+                          <wps:spPr>
+                            <a:xfrm>
+                              <a:off x="328088" y="165"/>
+                              <a:ext cx="180213" cy="175260"/>
+                            </a:xfrm>
+                            <a:prstGeom prst="rect">
+                              <a:avLst/>
+                            </a:prstGeom>
+                            <a:noFill/>
+                            <a:ln w="6350">
+                              <a:noFill/>
+                            </a:ln>
+                          </wps:spPr>
+                          <wps:txbx>
+                            <w:txbxContent>
+                              <w:p>
+                                <w:pPr>
+                                  <w:spacing w:line="252" w:lineRule="auto"/>
+                                  <w:jc w:val="center"/>
+                                  <w:rPr>
+                                    <w:rFonts w:ascii="Calibri" w:eastAsia="Calibri" w:hAnsi="Calibri"/>
+                                    <w:shadow/>
+                                    <w:color w:val="000000"/>
+                                    <w:sz w:val="16"/>
+                                    <w:szCs w:val="16"/>
+                                    <w14:shadow w14:blurRad="38100" w14:dist="19050" w14:dir="2700000" w14:sx="100000" w14:sy="100000" w14:kx="0" w14:ky="0" w14:algn="tl">
+                                      <w14:schemeClr w14:val="dk1">
+                                        <w14:alpha w14:val="60000"/>
+                                      </w14:schemeClr>
+                                    </w14:shadow>
+                                    <w14:ligatures w14:val="none"/>
+                                  </w:rPr>
+                                </w:pPr>
+                                <w:r>
+                                  <w:rPr>
+                                    <w:rFonts w:ascii="Calibri" w:eastAsia="Calibri" w:hAnsi="Calibri"/>
+                                    <w:shadow/>
+                                    <w:color w:val="000000"/>
+                                    <w:sz w:val="16"/>
+                                    <w:szCs w:val="16"/>
+                                    <w14:shadow w14:blurRad="38100" w14:dist="19050" w14:dir="2700000" w14:sx="100000" w14:sy="100000" w14:kx="0" w14:ky="0" w14:algn="tl">
+                                      <w14:schemeClr w14:val="dk1">
+                                        <w14:alpha w14:val="60000"/>
+                                      </w14:schemeClr>
+                                    </w14:shadow>
+                                  </w:rPr>
+                                  <w:t>b6</w:t>
+                                </w:r>
+                              </w:p>
+                            </w:txbxContent>
+                          </wps:txbx>
+                          <wps:bodyPr rot="0" spcFirstLastPara="0" vert="horz" wrap="square" lIns="0" tIns="0" rIns="0" bIns="0" numCol="1" spcCol="0" rtlCol="0" fromWordArt="0" anchor="ctr" anchorCtr="0" forceAA="0" compatLnSpc="1">
+                            <a:prstTxWarp prst="textNoShape">
+                              <a:avLst/>
+                            </a:prstTxWarp>
+                            <a:noAutofit/>
+                          </wps:bodyPr>
+                        </wps:wsp>
+                        <wps:wsp>
+                          <wps:cNvPr id="63959271" name="Zone de texte 1"/>
+                          <wps:cNvSpPr txBox="1"/>
+                          <wps:spPr>
+                            <a:xfrm>
+                              <a:off x="77834" y="165"/>
+                              <a:ext cx="163830" cy="175260"/>
+                            </a:xfrm>
+                            <a:prstGeom prst="rect">
+                              <a:avLst/>
+                            </a:prstGeom>
+                            <a:noFill/>
+                            <a:ln w="6350">
+                              <a:noFill/>
+                            </a:ln>
+                          </wps:spPr>
+                          <wps:txbx>
+                            <w:txbxContent>
+                              <w:p>
+                                <w:pPr>
+                                  <w:spacing w:line="252" w:lineRule="auto"/>
+                                  <w:jc w:val="center"/>
+                                  <w:rPr>
+                                    <w:rFonts w:ascii="Calibri" w:eastAsia="Calibri" w:hAnsi="Calibri"/>
+                                    <w:shadow/>
+                                    <w:color w:val="000000"/>
+                                    <w:sz w:val="16"/>
+                                    <w:szCs w:val="16"/>
+                                    <w14:shadow w14:blurRad="38100" w14:dist="19050" w14:dir="2700000" w14:sx="100000" w14:sy="100000" w14:kx="0" w14:ky="0" w14:algn="tl">
+                                      <w14:schemeClr w14:val="dk1">
+                                        <w14:alpha w14:val="60000"/>
+                                      </w14:schemeClr>
+                                    </w14:shadow>
+                                    <w14:ligatures w14:val="none"/>
+                                  </w:rPr>
+                                </w:pPr>
+                                <w:r>
+                                  <w:rPr>
+                                    <w:rFonts w:ascii="Calibri" w:eastAsia="Calibri" w:hAnsi="Calibri"/>
+                                    <w:shadow/>
+                                    <w:color w:val="000000"/>
+                                    <w:sz w:val="16"/>
+                                    <w:szCs w:val="16"/>
+                                    <w14:shadow w14:blurRad="38100" w14:dist="19050" w14:dir="2700000" w14:sx="100000" w14:sy="100000" w14:kx="0" w14:ky="0" w14:algn="tl">
+                                      <w14:schemeClr w14:val="dk1">
+                                        <w14:alpha w14:val="60000"/>
+                                      </w14:schemeClr>
+                                    </w14:shadow>
+                                  </w:rPr>
+                                  <w:t>b7</w:t>
+                                </w:r>
+                              </w:p>
+                            </w:txbxContent>
+                          </wps:txbx>
+                          <wps:bodyPr rot="0" spcFirstLastPara="0" vert="horz" wrap="square" lIns="0" tIns="0" rIns="0" bIns="0" numCol="1" spcCol="0" rtlCol="0" fromWordArt="0" anchor="ctr" anchorCtr="0" forceAA="0" compatLnSpc="1">
+                            <a:prstTxWarp prst="textNoShape">
+                              <a:avLst/>
+                            </a:prstTxWarp>
+                            <a:noAutofit/>
+                          </wps:bodyPr>
+                        </wps:wsp>
+                        <wps:wsp>
+                          <wps:cNvPr id="140602494" name="Connecteur droit avec flèche 140602494"/>
+                          <wps:cNvCnPr/>
+                          <wps:spPr>
+                            <a:xfrm flipH="1">
+                              <a:off x="462807" y="506710"/>
+                              <a:ext cx="542290" cy="0"/>
+                            </a:xfrm>
+                            <a:prstGeom prst="straightConnector1">
+                              <a:avLst/>
+                            </a:prstGeom>
+                            <a:ln>
+                              <a:headEnd type="none"/>
+                              <a:tailEnd type="triangle"/>
+                            </a:ln>
+                          </wps:spPr>
+                          <wps:style>
+                            <a:lnRef idx="1">
+                              <a:schemeClr val="dk1"/>
+                            </a:lnRef>
+                            <a:fillRef idx="0">
+                              <a:schemeClr val="dk1"/>
+                            </a:fillRef>
+                            <a:effectRef idx="0">
+                              <a:schemeClr val="dk1"/>
+                            </a:effectRef>
+                            <a:fontRef idx="minor">
+                              <a:schemeClr val="tx1"/>
+                            </a:fontRef>
+                          </wps:style>
+                          <wps:bodyPr/>
+                        </wps:wsp>
+                      </wpg:wgp>
+                      <wpg:wgp>
+                        <wpg:cNvPr id="61907688" name="Groupe 61907688"/>
+                        <wpg:cNvGrpSpPr/>
+                        <wpg:grpSpPr>
+                          <a:xfrm>
+                            <a:off x="2554232" y="2137137"/>
+                            <a:ext cx="2160270" cy="603886"/>
+                            <a:chOff x="0" y="0"/>
+                            <a:chExt cx="2160904" cy="604901"/>
+                          </a:xfrm>
+                        </wpg:grpSpPr>
+                        <wps:wsp>
+                          <wps:cNvPr id="226178806" name="Zone de texte 1"/>
+                          <wps:cNvSpPr txBox="1"/>
+                          <wps:spPr>
+                            <a:xfrm>
+                              <a:off x="776969" y="429641"/>
+                              <a:ext cx="950746" cy="175260"/>
+                            </a:xfrm>
+                            <a:prstGeom prst="rect">
+                              <a:avLst/>
+                            </a:prstGeom>
+                            <a:noFill/>
+                            <a:ln w="6350">
+                              <a:noFill/>
+                            </a:ln>
+                          </wps:spPr>
+                          <wps:txbx>
+                            <w:txbxContent>
+                              <w:p>
+                                <w:pPr>
+                                  <w:spacing w:line="252" w:lineRule="auto"/>
+                                  <w:jc w:val="center"/>
+                                  <w:rPr>
+                                    <w:rFonts w:ascii="Calibri" w:eastAsia="Calibri" w:hAnsi="Calibri"/>
+                                    <w:shadow/>
+                                    <w:color w:val="000000"/>
+                                    <w:sz w:val="16"/>
+                                    <w:szCs w:val="16"/>
+                                    <w14:shadow w14:blurRad="38100" w14:dist="19050" w14:dir="2700000" w14:sx="100000" w14:sy="100000" w14:kx="0" w14:ky="0" w14:algn="tl">
+                                      <w14:schemeClr w14:val="dk1">
+                                        <w14:alpha w14:val="60000"/>
+                                      </w14:schemeClr>
+                                    </w14:shadow>
+                                    <w14:ligatures w14:val="none"/>
+                                  </w:rPr>
+                                </w:pPr>
+                                <w:r>
+                                  <w:rPr>
+                                    <w:rFonts w:ascii="Calibri" w:eastAsia="Calibri" w:hAnsi="Calibri"/>
+                                    <w:shadow/>
+                                    <w:color w:val="000000"/>
+                                    <w:sz w:val="16"/>
+                                    <w:szCs w:val="16"/>
+                                    <w14:shadow w14:blurRad="38100" w14:dist="19050" w14:dir="2700000" w14:sx="100000" w14:sy="100000" w14:kx="0" w14:ky="0" w14:algn="tl">
+                                      <w14:schemeClr w14:val="dk1">
+                                        <w14:alpha w14:val="60000"/>
+                                      </w14:schemeClr>
+                                    </w14:shadow>
+                                  </w:rPr>
+                                  <w:t>Pull order</w:t>
+                                </w:r>
+                              </w:p>
+                            </w:txbxContent>
+                          </wps:txbx>
+                          <wps:bodyPr rot="0" spcFirstLastPara="0" vert="horz" wrap="square" lIns="0" tIns="0" rIns="0" bIns="0" numCol="1" spcCol="0" rtlCol="0" fromWordArt="0" anchor="ctr" anchorCtr="0" forceAA="0" compatLnSpc="1">
+                            <a:prstTxWarp prst="textNoShape">
+                              <a:avLst/>
+                            </a:prstTxWarp>
+                            <a:noAutofit/>
+                          </wps:bodyPr>
+                        </wps:wsp>
+                        <wpg:grpSp>
+                          <wpg:cNvPr id="1671915013" name="Groupe 1671915013"/>
+                          <wpg:cNvGrpSpPr/>
+                          <wpg:grpSpPr>
+                            <a:xfrm>
+                              <a:off x="0" y="120927"/>
+                              <a:ext cx="2160904" cy="269875"/>
+                              <a:chOff x="0" y="120927"/>
+                              <a:chExt cx="2161536" cy="269876"/>
+                            </a:xfrm>
+                          </wpg:grpSpPr>
+                          <wps:wsp>
+                            <wps:cNvPr id="1677764721" name="Zone de texte 1"/>
+                            <wps:cNvSpPr txBox="1"/>
+                            <wps:spPr>
+                              <a:xfrm>
+                                <a:off x="0" y="120927"/>
+                                <a:ext cx="269875" cy="269875"/>
+                              </a:xfrm>
+                              <a:prstGeom prst="rect">
+                                <a:avLst/>
+                              </a:prstGeom>
+                              <a:solidFill>
+                                <a:schemeClr val="lt1"/>
+                              </a:solidFill>
+                              <a:ln w="6350">
+                                <a:solidFill>
+                                  <a:prstClr val="black"/>
+                                </a:solidFill>
+                              </a:ln>
+                            </wps:spPr>
+                            <wps:txbx>
+                              <w:txbxContent>
+                                <w:p>
+                                  <w:pPr>
+                                    <w:spacing w:line="252" w:lineRule="auto"/>
+                                    <w:jc w:val="center"/>
+                                    <w:rPr>
+                                      <w:rFonts w:ascii="Calibri" w:eastAsia="Calibri" w:hAnsi="Calibri"/>
+                                      <w:b/>
+                                      <w:bCs/>
+                                      <w:shadow/>
+                                      <w:color w:val="000000"/>
+                                      <w14:shadow w14:blurRad="38100" w14:dist="19050" w14:dir="2700000" w14:sx="100000" w14:sy="100000" w14:kx="0" w14:ky="0" w14:algn="tl">
+                                        <w14:schemeClr w14:val="dk1">
+                                          <w14:alpha w14:val="60000"/>
+                                        </w14:schemeClr>
+                                      </w14:shadow>
+                                      <w14:ligatures w14:val="none"/>
+                                    </w:rPr>
+                                  </w:pPr>
+                                  <w:r>
+                                    <w:rPr>
+                                      <w:rFonts w:ascii="Calibri" w:eastAsia="Calibri" w:hAnsi="Calibri"/>
+                                      <w:b/>
+                                      <w:bCs/>
+                                      <w:shadow/>
+                                      <w:color w:val="000000"/>
+                                      <w14:shadow w14:blurRad="38100" w14:dist="19050" w14:dir="2700000" w14:sx="100000" w14:sy="100000" w14:kx="0" w14:ky="0" w14:algn="tl">
+                                        <w14:schemeClr w14:val="dk1">
+                                          <w14:alpha w14:val="60000"/>
+                                        </w14:schemeClr>
+                                      </w14:shadow>
+                                    </w:rPr>
+                                    <w:t>PC</w:t>
+                                  </w:r>
+                                  <w:r>
+                                    <w:rPr>
+                                      <w:rFonts w:ascii="Calibri" w:eastAsia="Calibri" w:hAnsi="Calibri"/>
+                                      <w:b/>
+                                      <w:bCs/>
+                                      <w:shadow/>
+                                      <w:color w:val="000000"/>
+                                      <w14:shadow w14:blurRad="38100" w14:dist="19050" w14:dir="2700000" w14:sx="100000" w14:sy="100000" w14:kx="0" w14:ky="0" w14:algn="tl">
+                                        <w14:schemeClr w14:val="dk1">
+                                          <w14:alpha w14:val="60000"/>
+                                        </w14:schemeClr>
+                                      </w14:shadow>
+                                    </w:rPr>
+                                    <w:tab/>
+                                  </w:r>
+                                </w:p>
+                              </w:txbxContent>
+                            </wps:txbx>
+                            <wps:bodyPr rot="0" spcFirstLastPara="0" vert="horz" wrap="square" lIns="0" tIns="36000" rIns="0" bIns="36000" numCol="1" spcCol="0" rtlCol="0" fromWordArt="0" anchor="ctr" anchorCtr="0" forceAA="0" compatLnSpc="1">
+                              <a:prstTxWarp prst="textNoShape">
+                                <a:avLst/>
+                              </a:prstTxWarp>
+                              <a:noAutofit/>
+                            </wps:bodyPr>
+                          </wps:wsp>
+                          <wps:wsp>
+                            <wps:cNvPr id="762071988" name="Zone de texte 1"/>
+                            <wps:cNvSpPr txBox="1"/>
+                            <wps:spPr>
+                              <a:xfrm>
+                                <a:off x="269875" y="120927"/>
+                                <a:ext cx="269875" cy="269875"/>
+                              </a:xfrm>
+                              <a:prstGeom prst="rect">
+                                <a:avLst/>
+                              </a:prstGeom>
+                              <a:solidFill>
+                                <a:schemeClr val="lt1"/>
+                              </a:solidFill>
+                              <a:ln w="6350">
+                                <a:solidFill>
+                                  <a:prstClr val="black"/>
+                                </a:solidFill>
+                              </a:ln>
+                            </wps:spPr>
+                            <wps:txbx>
+                              <w:txbxContent>
+                                <w:p>
+                                  <w:pPr>
+                                    <w:spacing w:line="252" w:lineRule="auto"/>
+                                    <w:jc w:val="center"/>
+                                    <w:rPr>
+                                      <w:rFonts w:ascii="Calibri" w:eastAsia="Calibri" w:hAnsi="Calibri"/>
+                                      <w:b/>
+                                      <w:bCs/>
+                                      <w:shadow/>
+                                      <w:color w:val="000000"/>
+                                      <w14:shadow w14:blurRad="38100" w14:dist="19050" w14:dir="2700000" w14:sx="100000" w14:sy="100000" w14:kx="0" w14:ky="0" w14:algn="tl">
+                                        <w14:schemeClr w14:val="dk1">
+                                          <w14:alpha w14:val="60000"/>
+                                        </w14:schemeClr>
+                                      </w14:shadow>
+                                      <w14:ligatures w14:val="none"/>
+                                    </w:rPr>
+                                  </w:pPr>
+                                  <w:r>
+                                    <w:rPr>
+                                      <w:rFonts w:ascii="Calibri" w:eastAsia="Calibri" w:hAnsi="Calibri"/>
+                                      <w:b/>
+                                      <w:bCs/>
+                                      <w:shadow/>
+                                      <w:color w:val="000000"/>
+                                      <w14:shadow w14:blurRad="38100" w14:dist="19050" w14:dir="2700000" w14:sx="100000" w14:sy="100000" w14:kx="0" w14:ky="0" w14:algn="tl">
+                                        <w14:schemeClr w14:val="dk1">
+                                          <w14:alpha w14:val="60000"/>
+                                        </w14:schemeClr>
+                                      </w14:shadow>
+                                    </w:rPr>
+                                    <w:t>S</w:t>
+                                  </w:r>
+                                </w:p>
+                              </w:txbxContent>
+                            </wps:txbx>
+                            <wps:bodyPr rot="0" spcFirstLastPara="0" vert="horz" wrap="square" lIns="0" tIns="36000" rIns="0" bIns="36000" numCol="1" spcCol="0" rtlCol="0" fromWordArt="0" anchor="ctr" anchorCtr="0" forceAA="0" compatLnSpc="1">
+                              <a:prstTxWarp prst="textNoShape">
+                                <a:avLst/>
+                              </a:prstTxWarp>
+                              <a:noAutofit/>
+                            </wps:bodyPr>
+                          </wps:wsp>
+                          <wps:wsp>
+                            <wps:cNvPr id="768057128" name="Zone de texte 1"/>
+                            <wps:cNvSpPr txBox="1"/>
+                            <wps:spPr>
+                              <a:xfrm>
+                                <a:off x="539961" y="120927"/>
+                                <a:ext cx="269875" cy="269875"/>
+                              </a:xfrm>
+                              <a:prstGeom prst="rect">
+                                <a:avLst/>
+                              </a:prstGeom>
+                              <a:solidFill>
+                                <a:schemeClr val="lt1"/>
+                              </a:solidFill>
+                              <a:ln w="6350">
+                                <a:solidFill>
+                                  <a:prstClr val="black"/>
+                                </a:solidFill>
+                              </a:ln>
+                            </wps:spPr>
+                            <wps:txbx>
+                              <w:txbxContent>
+                                <w:p>
+                                  <w:pPr>
+                                    <w:spacing w:line="252" w:lineRule="auto"/>
+                                    <w:jc w:val="center"/>
+                                    <w:rPr>
+                                      <w:rFonts w:ascii="Calibri" w:eastAsia="Calibri" w:hAnsi="Calibri"/>
+                                      <w:b/>
+                                      <w:bCs/>
+                                      <w:shadow/>
+                                      <w:color w:val="000000"/>
+                                      <w14:shadow w14:blurRad="38100" w14:dist="19050" w14:dir="2700000" w14:sx="100000" w14:sy="100000" w14:kx="0" w14:ky="0" w14:algn="tl">
+                                        <w14:schemeClr w14:val="dk1">
+                                          <w14:alpha w14:val="60000"/>
+                                        </w14:schemeClr>
+                                      </w14:shadow>
+                                      <w14:ligatures w14:val="none"/>
+                                    </w:rPr>
+                                  </w:pPr>
+                                  <w:r>
+                                    <w:rPr>
+                                      <w:rFonts w:ascii="Calibri" w:eastAsia="Calibri" w:hAnsi="Calibri"/>
+                                      <w:b/>
+                                      <w:bCs/>
+                                      <w:shadow/>
+                                      <w:color w:val="000000"/>
+                                      <w14:shadow w14:blurRad="38100" w14:dist="19050" w14:dir="2700000" w14:sx="100000" w14:sy="100000" w14:kx="0" w14:ky="0" w14:algn="tl">
+                                        <w14:schemeClr w14:val="dk1">
+                                          <w14:alpha w14:val="60000"/>
+                                        </w14:schemeClr>
+                                      </w14:shadow>
+                                    </w:rPr>
+                                    <w:t>Y</w:t>
+                                  </w:r>
+                                </w:p>
+                              </w:txbxContent>
+                            </wps:txbx>
+                            <wps:bodyPr rot="0" spcFirstLastPara="0" vert="horz" wrap="square" lIns="0" tIns="36000" rIns="0" bIns="36000" numCol="1" spcCol="0" rtlCol="0" fromWordArt="0" anchor="ctr" anchorCtr="0" forceAA="0" compatLnSpc="1">
+                              <a:prstTxWarp prst="textNoShape">
+                                <a:avLst/>
+                              </a:prstTxWarp>
+                              <a:noAutofit/>
+                            </wps:bodyPr>
+                          </wps:wsp>
+                          <wps:wsp>
+                            <wps:cNvPr id="13138451" name="Zone de texte 1"/>
+                            <wps:cNvSpPr txBox="1"/>
+                            <wps:spPr>
+                              <a:xfrm>
+                                <a:off x="810893" y="120927"/>
+                                <a:ext cx="269875" cy="269875"/>
+                              </a:xfrm>
+                              <a:prstGeom prst="rect">
+                                <a:avLst/>
+                              </a:prstGeom>
+                              <a:solidFill>
+                                <a:schemeClr val="lt1"/>
+                              </a:solidFill>
+                              <a:ln w="6350">
+                                <a:solidFill>
+                                  <a:prstClr val="black"/>
+                                </a:solidFill>
+                              </a:ln>
+                            </wps:spPr>
+                            <wps:txbx>
+                              <w:txbxContent>
+                                <w:p>
+                                  <w:pPr>
+                                    <w:spacing w:line="252" w:lineRule="auto"/>
+                                    <w:jc w:val="center"/>
+                                    <w:rPr>
+                                      <w:rFonts w:ascii="Calibri" w:eastAsia="Calibri" w:hAnsi="Calibri"/>
+                                      <w:b/>
+                                      <w:bCs/>
+                                      <w:shadow/>
+                                      <w:color w:val="000000"/>
+                                      <w14:shadow w14:blurRad="38100" w14:dist="19050" w14:dir="2700000" w14:sx="100000" w14:sy="100000" w14:kx="0" w14:ky="0" w14:algn="tl">
+                                        <w14:schemeClr w14:val="dk1">
+                                          <w14:alpha w14:val="60000"/>
+                                        </w14:schemeClr>
+                                      </w14:shadow>
+                                      <w14:ligatures w14:val="none"/>
+                                    </w:rPr>
+                                  </w:pPr>
+                                  <w:r>
+                                    <w:rPr>
+                                      <w:rFonts w:ascii="Calibri" w:eastAsia="Calibri" w:hAnsi="Calibri"/>
+                                      <w:b/>
+                                      <w:bCs/>
+                                      <w:shadow/>
+                                      <w:color w:val="000000"/>
+                                      <w14:shadow w14:blurRad="38100" w14:dist="19050" w14:dir="2700000" w14:sx="100000" w14:sy="100000" w14:kx="0" w14:ky="0" w14:algn="tl">
+                                        <w14:schemeClr w14:val="dk1">
+                                          <w14:alpha w14:val="60000"/>
+                                        </w14:schemeClr>
+                                      </w14:shadow>
+                                    </w:rPr>
+                                    <w:t>X</w:t>
+                                  </w:r>
+                                </w:p>
+                              </w:txbxContent>
+                            </wps:txbx>
+                            <wps:bodyPr rot="0" spcFirstLastPara="0" vert="horz" wrap="square" lIns="0" tIns="36000" rIns="0" bIns="36000" numCol="1" spcCol="0" rtlCol="0" fromWordArt="0" anchor="ctr" anchorCtr="0" forceAA="0" compatLnSpc="1">
+                              <a:prstTxWarp prst="textNoShape">
+                                <a:avLst/>
+                              </a:prstTxWarp>
+                              <a:noAutofit/>
+                            </wps:bodyPr>
+                          </wps:wsp>
+                          <wps:wsp>
+                            <wps:cNvPr id="950791263" name="Zone de texte 1"/>
+                            <wps:cNvSpPr txBox="1"/>
+                            <wps:spPr>
+                              <a:xfrm>
+                                <a:off x="1080768" y="120928"/>
+                                <a:ext cx="269875" cy="269875"/>
+                              </a:xfrm>
+                              <a:prstGeom prst="rect">
+                                <a:avLst/>
+                              </a:prstGeom>
+                              <a:solidFill>
+                                <a:schemeClr val="lt1"/>
+                              </a:solidFill>
+                              <a:ln w="6350">
+                                <a:solidFill>
+                                  <a:prstClr val="black"/>
+                                </a:solidFill>
+                              </a:ln>
+                            </wps:spPr>
+                            <wps:txbx>
+                              <w:txbxContent>
+                                <w:p>
+                                  <w:pPr>
+                                    <w:spacing w:line="252" w:lineRule="auto"/>
+                                    <w:jc w:val="center"/>
+                                    <w:rPr>
+                                      <w:rFonts w:ascii="Calibri" w:eastAsia="Calibri" w:hAnsi="Calibri"/>
+                                      <w:b/>
+                                      <w:bCs/>
+                                      <w:shadow/>
+                                      <w:color w:val="000000"/>
+                                      <w14:shadow w14:blurRad="38100" w14:dist="19050" w14:dir="2700000" w14:sx="100000" w14:sy="100000" w14:kx="0" w14:ky="0" w14:algn="tl">
+                                        <w14:schemeClr w14:val="dk1">
+                                          <w14:alpha w14:val="60000"/>
+                                        </w14:schemeClr>
+                                      </w14:shadow>
+                                      <w14:ligatures w14:val="none"/>
+                                    </w:rPr>
+                                  </w:pPr>
+                                  <w:r>
+                                    <w:rPr>
+                                      <w:rFonts w:ascii="Calibri" w:eastAsia="Calibri" w:hAnsi="Calibri"/>
+                                      <w:b/>
+                                      <w:bCs/>
+                                      <w:shadow/>
+                                      <w:color w:val="000000"/>
+                                      <w14:shadow w14:blurRad="38100" w14:dist="19050" w14:dir="2700000" w14:sx="100000" w14:sy="100000" w14:kx="0" w14:ky="0" w14:algn="tl">
+                                        <w14:schemeClr w14:val="dk1">
+                                          <w14:alpha w14:val="60000"/>
+                                        </w14:schemeClr>
+                                      </w14:shadow>
+                                    </w:rPr>
+                                    <w:t>DP</w:t>
+                                  </w:r>
+                                  <w:r>
+                                    <w:rPr>
+                                      <w:rFonts w:ascii="Calibri" w:eastAsia="Calibri" w:hAnsi="Calibri"/>
+                                      <w:b/>
+                                      <w:bCs/>
+                                      <w:shadow/>
+                                      <w:color w:val="000000"/>
+                                      <w14:shadow w14:blurRad="38100" w14:dist="19050" w14:dir="2700000" w14:sx="100000" w14:sy="100000" w14:kx="0" w14:ky="0" w14:algn="tl">
+                                        <w14:schemeClr w14:val="dk1">
+                                          <w14:alpha w14:val="60000"/>
+                                        </w14:schemeClr>
+                                      </w14:shadow>
+                                    </w:rPr>
+                                    <w:tab/>
+                                  </w:r>
+                                </w:p>
+                              </w:txbxContent>
+                            </wps:txbx>
+                            <wps:bodyPr rot="0" spcFirstLastPara="0" vert="horz" wrap="square" lIns="0" tIns="36000" rIns="0" bIns="36000" numCol="1" spcCol="0" rtlCol="0" fromWordArt="0" anchor="ctr" anchorCtr="0" forceAA="0" compatLnSpc="1">
+                              <a:prstTxWarp prst="textNoShape">
+                                <a:avLst/>
+                              </a:prstTxWarp>
+                              <a:noAutofit/>
+                            </wps:bodyPr>
+                          </wps:wsp>
+                          <wps:wsp>
+                            <wps:cNvPr id="1988878084" name="Zone de texte 1"/>
+                            <wps:cNvSpPr txBox="1"/>
+                            <wps:spPr>
+                              <a:xfrm>
+                                <a:off x="1350643" y="120928"/>
+                                <a:ext cx="269875" cy="269875"/>
+                              </a:xfrm>
+                              <a:prstGeom prst="rect">
+                                <a:avLst/>
+                              </a:prstGeom>
+                              <a:solidFill>
+                                <a:schemeClr val="lt1"/>
+                              </a:solidFill>
+                              <a:ln w="6350">
+                                <a:solidFill>
+                                  <a:prstClr val="black"/>
+                                </a:solidFill>
+                              </a:ln>
+                            </wps:spPr>
+                            <wps:txbx>
+                              <w:txbxContent>
+                                <w:p>
+                                  <w:pPr>
+                                    <w:spacing w:line="252" w:lineRule="auto"/>
+                                    <w:jc w:val="center"/>
+                                    <w:rPr>
+                                      <w:rFonts w:ascii="Calibri" w:eastAsia="Calibri" w:hAnsi="Calibri"/>
+                                      <w:b/>
+                                      <w:bCs/>
+                                      <w:shadow/>
+                                      <w:color w:val="000000"/>
+                                      <w14:shadow w14:blurRad="38100" w14:dist="19050" w14:dir="2700000" w14:sx="100000" w14:sy="100000" w14:kx="0" w14:ky="0" w14:algn="tl">
+                                        <w14:schemeClr w14:val="dk1">
+                                          <w14:alpha w14:val="60000"/>
+                                        </w14:schemeClr>
+                                      </w14:shadow>
+                                      <w14:ligatures w14:val="none"/>
+                                    </w:rPr>
+                                  </w:pPr>
+                                  <w:r>
+                                    <w:rPr>
+                                      <w:rFonts w:ascii="Calibri" w:eastAsia="Calibri" w:hAnsi="Calibri"/>
+                                      <w:b/>
+                                      <w:bCs/>
+                                      <w:shadow/>
+                                      <w:color w:val="000000"/>
+                                      <w14:shadow w14:blurRad="38100" w14:dist="19050" w14:dir="2700000" w14:sx="100000" w14:sy="100000" w14:kx="0" w14:ky="0" w14:algn="tl">
+                                        <w14:schemeClr w14:val="dk1">
+                                          <w14:alpha w14:val="60000"/>
+                                        </w14:schemeClr>
+                                      </w14:shadow>
+                                    </w:rPr>
+                                    <w:t>B</w:t>
+                                  </w:r>
+                                </w:p>
+                              </w:txbxContent>
+                            </wps:txbx>
+                            <wps:bodyPr rot="0" spcFirstLastPara="0" vert="horz" wrap="square" lIns="0" tIns="36000" rIns="0" bIns="36000" numCol="1" spcCol="0" rtlCol="0" fromWordArt="0" anchor="ctr" anchorCtr="0" forceAA="0" compatLnSpc="1">
+                              <a:prstTxWarp prst="textNoShape">
+                                <a:avLst/>
+                              </a:prstTxWarp>
+                              <a:noAutofit/>
+                            </wps:bodyPr>
+                          </wps:wsp>
+                          <wps:wsp>
+                            <wps:cNvPr id="992930895" name="Zone de texte 1"/>
+                            <wps:cNvSpPr txBox="1"/>
+                            <wps:spPr>
+                              <a:xfrm>
+                                <a:off x="1620729" y="120928"/>
+                                <a:ext cx="269875" cy="269875"/>
+                              </a:xfrm>
+                              <a:prstGeom prst="rect">
+                                <a:avLst/>
+                              </a:prstGeom>
+                              <a:solidFill>
+                                <a:schemeClr val="lt1"/>
+                              </a:solidFill>
+                              <a:ln w="6350">
+                                <a:solidFill>
+                                  <a:prstClr val="black"/>
+                                </a:solidFill>
+                              </a:ln>
+                            </wps:spPr>
+                            <wps:txbx>
+                              <w:txbxContent>
+                                <w:p>
+                                  <w:pPr>
+                                    <w:spacing w:line="252" w:lineRule="auto"/>
+                                    <w:jc w:val="center"/>
+                                    <w:rPr>
+                                      <w:rFonts w:ascii="Calibri" w:eastAsia="Calibri" w:hAnsi="Calibri"/>
+                                      <w:b/>
+                                      <w:bCs/>
+                                      <w:shadow/>
+                                      <w:color w:val="000000"/>
+                                      <w14:shadow w14:blurRad="38100" w14:dist="19050" w14:dir="2700000" w14:sx="100000" w14:sy="100000" w14:kx="0" w14:ky="0" w14:algn="tl">
+                                        <w14:schemeClr w14:val="dk1">
+                                          <w14:alpha w14:val="60000"/>
+                                        </w14:schemeClr>
+                                      </w14:shadow>
+                                      <w14:ligatures w14:val="none"/>
+                                    </w:rPr>
+                                  </w:pPr>
+                                  <w:r>
+                                    <w:rPr>
+                                      <w:rFonts w:ascii="Calibri" w:eastAsia="Calibri" w:hAnsi="Calibri"/>
+                                      <w:b/>
+                                      <w:bCs/>
+                                      <w:shadow/>
+                                      <w:color w:val="000000"/>
+                                      <w14:shadow w14:blurRad="38100" w14:dist="19050" w14:dir="2700000" w14:sx="100000" w14:sy="100000" w14:kx="0" w14:ky="0" w14:algn="tl">
+                                        <w14:schemeClr w14:val="dk1">
+                                          <w14:alpha w14:val="60000"/>
+                                        </w14:schemeClr>
+                                      </w14:shadow>
+                                    </w:rPr>
+                                    <w:t>A</w:t>
+                                  </w:r>
+                                </w:p>
+                              </w:txbxContent>
+                            </wps:txbx>
+                            <wps:bodyPr rot="0" spcFirstLastPara="0" vert="horz" wrap="square" lIns="0" tIns="36000" rIns="0" bIns="36000" numCol="1" spcCol="0" rtlCol="0" fromWordArt="0" anchor="ctr" anchorCtr="0" forceAA="0" compatLnSpc="1">
+                              <a:prstTxWarp prst="textNoShape">
+                                <a:avLst/>
+                              </a:prstTxWarp>
+                              <a:noAutofit/>
+                            </wps:bodyPr>
+                          </wps:wsp>
+                          <wps:wsp>
+                            <wps:cNvPr id="68273378" name="Zone de texte 1"/>
+                            <wps:cNvSpPr txBox="1"/>
+                            <wps:spPr>
+                              <a:xfrm>
+                                <a:off x="1891661" y="120928"/>
+                                <a:ext cx="269875" cy="269875"/>
+                              </a:xfrm>
+                              <a:prstGeom prst="rect">
+                                <a:avLst/>
+                              </a:prstGeom>
+                              <a:solidFill>
+                                <a:schemeClr val="lt1"/>
+                              </a:solidFill>
+                              <a:ln w="6350">
+                                <a:solidFill>
+                                  <a:prstClr val="black"/>
+                                </a:solidFill>
+                              </a:ln>
+                            </wps:spPr>
+                            <wps:txbx>
+                              <w:txbxContent>
+                                <w:p>
+                                  <w:pPr>
+                                    <w:spacing w:line="252" w:lineRule="auto"/>
+                                    <w:jc w:val="center"/>
+                                    <w:rPr>
+                                      <w:rFonts w:ascii="Calibri" w:eastAsia="Calibri" w:hAnsi="Calibri"/>
+                                      <w:b/>
+                                      <w:bCs/>
+                                      <w:shadow/>
+                                      <w:color w:val="000000"/>
+                                      <w14:shadow w14:blurRad="38100" w14:dist="19050" w14:dir="2700000" w14:sx="100000" w14:sy="100000" w14:kx="0" w14:ky="0" w14:algn="tl">
+                                        <w14:schemeClr w14:val="dk1">
+                                          <w14:alpha w14:val="60000"/>
+                                        </w14:schemeClr>
+                                      </w14:shadow>
+                                      <w14:ligatures w14:val="none"/>
+                                    </w:rPr>
+                                  </w:pPr>
+                                  <w:r>
+                                    <w:rPr>
+                                      <w:rFonts w:ascii="Calibri" w:eastAsia="Calibri" w:hAnsi="Calibri"/>
+                                      <w:b/>
+                                      <w:bCs/>
+                                      <w:shadow/>
+                                      <w:color w:val="000000"/>
+                                      <w14:shadow w14:blurRad="38100" w14:dist="19050" w14:dir="2700000" w14:sx="100000" w14:sy="100000" w14:kx="0" w14:ky="0" w14:algn="tl">
+                                        <w14:schemeClr w14:val="dk1">
+                                          <w14:alpha w14:val="60000"/>
+                                        </w14:schemeClr>
+                                      </w14:shadow>
+                                    </w:rPr>
+                                    <w:t>CC</w:t>
+                                  </w:r>
+                                </w:p>
+                              </w:txbxContent>
+                            </wps:txbx>
+                            <wps:bodyPr rot="0" spcFirstLastPara="0" vert="horz" wrap="square" lIns="0" tIns="36000" rIns="0" bIns="36000" numCol="1" spcCol="0" rtlCol="0" fromWordArt="0" anchor="ctr" anchorCtr="0" forceAA="0" compatLnSpc="1">
+                              <a:prstTxWarp prst="textNoShape">
+                                <a:avLst/>
+                              </a:prstTxWarp>
+                              <a:noAutofit/>
+                            </wps:bodyPr>
+                          </wps:wsp>
+                        </wpg:grpSp>
+                        <wps:wsp>
+                          <wps:cNvPr id="605795181" name="Zone de texte 1"/>
+                          <wps:cNvSpPr txBox="1"/>
+                          <wps:spPr>
+                            <a:xfrm>
+                              <a:off x="1942730" y="167"/>
+                              <a:ext cx="163830" cy="175260"/>
+                            </a:xfrm>
+                            <a:prstGeom prst="rect">
+                              <a:avLst/>
+                            </a:prstGeom>
+                            <a:noFill/>
+                            <a:ln w="6350">
+                              <a:noFill/>
+                            </a:ln>
+                          </wps:spPr>
+                          <wps:txbx>
+                            <w:txbxContent>
+                              <w:p>
+                                <w:pPr>
+                                  <w:spacing w:line="252" w:lineRule="auto"/>
+                                  <w:jc w:val="center"/>
+                                  <w:rPr>
+                                    <w:rFonts w:ascii="Calibri" w:eastAsia="Calibri" w:hAnsi="Calibri"/>
+                                    <w:shadow/>
+                                    <w:color w:val="000000"/>
+                                    <w:sz w:val="16"/>
+                                    <w:szCs w:val="16"/>
+                                    <w14:shadow w14:blurRad="38100" w14:dist="19050" w14:dir="2700000" w14:sx="100000" w14:sy="100000" w14:kx="0" w14:ky="0" w14:algn="tl">
+                                      <w14:schemeClr w14:val="dk1">
+                                        <w14:alpha w14:val="60000"/>
+                                      </w14:schemeClr>
+                                    </w14:shadow>
+                                    <w14:ligatures w14:val="none"/>
+                                  </w:rPr>
+                                </w:pPr>
+                                <w:r>
+                                  <w:rPr>
+                                    <w:rFonts w:ascii="Calibri" w:eastAsia="Calibri" w:hAnsi="Calibri"/>
+                                    <w:shadow/>
+                                    <w:color w:val="000000"/>
+                                    <w:sz w:val="16"/>
+                                    <w:szCs w:val="16"/>
+                                    <w14:shadow w14:blurRad="38100" w14:dist="19050" w14:dir="2700000" w14:sx="100000" w14:sy="100000" w14:kx="0" w14:ky="0" w14:algn="tl">
+                                      <w14:schemeClr w14:val="dk1">
+                                        <w14:alpha w14:val="60000"/>
+                                      </w14:schemeClr>
+                                    </w14:shadow>
+                                  </w:rPr>
+                                  <w:t>b0</w:t>
+                                </w:r>
+                              </w:p>
+                            </w:txbxContent>
+                          </wps:txbx>
+                          <wps:bodyPr rot="0" spcFirstLastPara="0" vert="horz" wrap="square" lIns="0" tIns="0" rIns="0" bIns="0" numCol="1" spcCol="0" rtlCol="0" fromWordArt="0" anchor="ctr" anchorCtr="0" forceAA="0" compatLnSpc="1">
+                            <a:prstTxWarp prst="textNoShape">
+                              <a:avLst/>
+                            </a:prstTxWarp>
+                            <a:noAutofit/>
+                          </wps:bodyPr>
+                        </wps:wsp>
+                        <wps:wsp>
+                          <wps:cNvPr id="2086504355" name="Zone de texte 1"/>
+                          <wps:cNvSpPr txBox="1"/>
+                          <wps:spPr>
+                            <a:xfrm>
+                              <a:off x="1684021" y="0"/>
+                              <a:ext cx="163830" cy="175260"/>
+                            </a:xfrm>
+                            <a:prstGeom prst="rect">
+                              <a:avLst/>
+                            </a:prstGeom>
+                            <a:noFill/>
+                            <a:ln w="6350">
+                              <a:noFill/>
+                            </a:ln>
+                          </wps:spPr>
+                          <wps:txbx>
+                            <w:txbxContent>
+                              <w:p>
+                                <w:pPr>
+                                  <w:spacing w:line="252" w:lineRule="auto"/>
+                                  <w:jc w:val="center"/>
+                                  <w:rPr>
+                                    <w:rFonts w:ascii="Calibri" w:eastAsia="Calibri" w:hAnsi="Calibri"/>
+                                    <w:shadow/>
+                                    <w:color w:val="000000"/>
+                                    <w:sz w:val="16"/>
+                                    <w:szCs w:val="16"/>
+                                    <w14:shadow w14:blurRad="38100" w14:dist="19050" w14:dir="2700000" w14:sx="100000" w14:sy="100000" w14:kx="0" w14:ky="0" w14:algn="tl">
+                                      <w14:schemeClr w14:val="dk1">
+                                        <w14:alpha w14:val="60000"/>
+                                      </w14:schemeClr>
+                                    </w14:shadow>
+                                    <w14:ligatures w14:val="none"/>
+                                  </w:rPr>
+                                </w:pPr>
+                                <w:r>
+                                  <w:rPr>
+                                    <w:rFonts w:ascii="Calibri" w:eastAsia="Calibri" w:hAnsi="Calibri"/>
+                                    <w:shadow/>
+                                    <w:color w:val="000000"/>
+                                    <w:sz w:val="16"/>
+                                    <w:szCs w:val="16"/>
+                                    <w14:shadow w14:blurRad="38100" w14:dist="19050" w14:dir="2700000" w14:sx="100000" w14:sy="100000" w14:kx="0" w14:ky="0" w14:algn="tl">
+                                      <w14:schemeClr w14:val="dk1">
+                                        <w14:alpha w14:val="60000"/>
+                                      </w14:schemeClr>
+                                    </w14:shadow>
+                                  </w:rPr>
+                                  <w:t>b1</w:t>
+                                </w:r>
+                              </w:p>
+                            </w:txbxContent>
+                          </wps:txbx>
+                          <wps:bodyPr rot="0" spcFirstLastPara="0" vert="horz" wrap="square" lIns="0" tIns="0" rIns="0" bIns="0" numCol="1" spcCol="0" rtlCol="0" fromWordArt="0" anchor="ctr" anchorCtr="0" forceAA="0" compatLnSpc="1">
+                            <a:prstTxWarp prst="textNoShape">
+                              <a:avLst/>
+                            </a:prstTxWarp>
+                            <a:noAutofit/>
+                          </wps:bodyPr>
+                        </wps:wsp>
+                        <wps:wsp>
+                          <wps:cNvPr id="1992482749" name="Zone de texte 1"/>
+                          <wps:cNvSpPr txBox="1"/>
+                          <wps:spPr>
+                            <a:xfrm>
+                              <a:off x="1407090" y="167"/>
+                              <a:ext cx="163830" cy="175260"/>
+                            </a:xfrm>
+                            <a:prstGeom prst="rect">
+                              <a:avLst/>
+                            </a:prstGeom>
+                            <a:noFill/>
+                            <a:ln w="6350">
+                              <a:noFill/>
+                            </a:ln>
+                          </wps:spPr>
+                          <wps:txbx>
+                            <w:txbxContent>
+                              <w:p>
+                                <w:pPr>
+                                  <w:spacing w:line="252" w:lineRule="auto"/>
+                                  <w:jc w:val="center"/>
+                                  <w:rPr>
+                                    <w:rFonts w:ascii="Calibri" w:eastAsia="Calibri" w:hAnsi="Calibri"/>
+                                    <w:shadow/>
+                                    <w:color w:val="000000"/>
+                                    <w:sz w:val="16"/>
+                                    <w:szCs w:val="16"/>
+                                    <w14:shadow w14:blurRad="38100" w14:dist="19050" w14:dir="2700000" w14:sx="100000" w14:sy="100000" w14:kx="0" w14:ky="0" w14:algn="tl">
+                                      <w14:schemeClr w14:val="dk1">
+                                        <w14:alpha w14:val="60000"/>
+                                      </w14:schemeClr>
+                                    </w14:shadow>
+                                    <w14:ligatures w14:val="none"/>
+                                  </w:rPr>
+                                </w:pPr>
+                                <w:r>
+                                  <w:rPr>
+                                    <w:rFonts w:ascii="Calibri" w:eastAsia="Calibri" w:hAnsi="Calibri"/>
+                                    <w:shadow/>
+                                    <w:color w:val="000000"/>
+                                    <w:sz w:val="16"/>
+                                    <w:szCs w:val="16"/>
+                                    <w14:shadow w14:blurRad="38100" w14:dist="19050" w14:dir="2700000" w14:sx="100000" w14:sy="100000" w14:kx="0" w14:ky="0" w14:algn="tl">
+                                      <w14:schemeClr w14:val="dk1">
+                                        <w14:alpha w14:val="60000"/>
+                                      </w14:schemeClr>
+                                    </w14:shadow>
+                                  </w:rPr>
+                                  <w:t>b2</w:t>
+                                </w:r>
+                              </w:p>
+                            </w:txbxContent>
+                          </wps:txbx>
+                          <wps:bodyPr rot="0" spcFirstLastPara="0" vert="horz" wrap="square" lIns="0" tIns="0" rIns="0" bIns="0" numCol="1" spcCol="0" rtlCol="0" fromWordArt="0" anchor="ctr" anchorCtr="0" forceAA="0" compatLnSpc="1">
+                            <a:prstTxWarp prst="textNoShape">
+                              <a:avLst/>
+                            </a:prstTxWarp>
+                            <a:noAutofit/>
+                          </wps:bodyPr>
+                        </wps:wsp>
+                        <wps:wsp>
+                          <wps:cNvPr id="1675941049" name="Zone de texte 1"/>
+                          <wps:cNvSpPr txBox="1"/>
+                          <wps:spPr>
+                            <a:xfrm>
+                              <a:off x="1148645" y="167"/>
+                              <a:ext cx="163830" cy="175260"/>
+                            </a:xfrm>
+                            <a:prstGeom prst="rect">
+                              <a:avLst/>
+                            </a:prstGeom>
+                            <a:noFill/>
+                            <a:ln w="6350">
+                              <a:noFill/>
+                            </a:ln>
+                          </wps:spPr>
+                          <wps:txbx>
+                            <w:txbxContent>
+                              <w:p>
+                                <w:pPr>
+                                  <w:spacing w:line="252" w:lineRule="auto"/>
+                                  <w:jc w:val="center"/>
+                                  <w:rPr>
+                                    <w:rFonts w:ascii="Calibri" w:eastAsia="Calibri" w:hAnsi="Calibri"/>
+                                    <w:shadow/>
+                                    <w:color w:val="000000"/>
+                                    <w:sz w:val="16"/>
+                                    <w:szCs w:val="16"/>
+                                    <w14:shadow w14:blurRad="38100" w14:dist="19050" w14:dir="2700000" w14:sx="100000" w14:sy="100000" w14:kx="0" w14:ky="0" w14:algn="tl">
+                                      <w14:schemeClr w14:val="dk1">
+                                        <w14:alpha w14:val="60000"/>
+                                      </w14:schemeClr>
+                                    </w14:shadow>
+                                    <w14:ligatures w14:val="none"/>
+                                  </w:rPr>
+                                </w:pPr>
+                                <w:r>
+                                  <w:rPr>
+                                    <w:rFonts w:ascii="Calibri" w:eastAsia="Calibri" w:hAnsi="Calibri"/>
+                                    <w:shadow/>
+                                    <w:color w:val="000000"/>
+                                    <w:sz w:val="16"/>
+                                    <w:szCs w:val="16"/>
+                                    <w14:shadow w14:blurRad="38100" w14:dist="19050" w14:dir="2700000" w14:sx="100000" w14:sy="100000" w14:kx="0" w14:ky="0" w14:algn="tl">
+                                      <w14:schemeClr w14:val="dk1">
+                                        <w14:alpha w14:val="60000"/>
+                                      </w14:schemeClr>
+                                    </w14:shadow>
+                                  </w:rPr>
+                                  <w:t>b3</w:t>
+                                </w:r>
+                              </w:p>
+                            </w:txbxContent>
+                          </wps:txbx>
+                          <wps:bodyPr rot="0" spcFirstLastPara="0" vert="horz" wrap="square" lIns="0" tIns="0" rIns="0" bIns="0" numCol="1" spcCol="0" rtlCol="0" fromWordArt="0" anchor="ctr" anchorCtr="0" forceAA="0" compatLnSpc="1">
+                            <a:prstTxWarp prst="textNoShape">
+                              <a:avLst/>
+                            </a:prstTxWarp>
+                            <a:noAutofit/>
+                          </wps:bodyPr>
+                        </wps:wsp>
+                        <wps:wsp>
+                          <wps:cNvPr id="1635056694" name="Zone de texte 1"/>
+                          <wps:cNvSpPr txBox="1"/>
+                          <wps:spPr>
+                            <a:xfrm>
+                              <a:off x="871584" y="165"/>
+                              <a:ext cx="163830" cy="175260"/>
+                            </a:xfrm>
+                            <a:prstGeom prst="rect">
+                              <a:avLst/>
+                            </a:prstGeom>
+                            <a:noFill/>
+                            <a:ln w="6350">
+                              <a:noFill/>
+                            </a:ln>
+                          </wps:spPr>
+                          <wps:txbx>
+                            <w:txbxContent>
+                              <w:p>
+                                <w:pPr>
+                                  <w:spacing w:line="252" w:lineRule="auto"/>
+                                  <w:jc w:val="center"/>
+                                  <w:rPr>
+                                    <w:rFonts w:ascii="Calibri" w:eastAsia="Calibri" w:hAnsi="Calibri"/>
+                                    <w:shadow/>
+                                    <w:color w:val="000000"/>
+                                    <w:sz w:val="16"/>
+                                    <w:szCs w:val="16"/>
+                                    <w14:shadow w14:blurRad="38100" w14:dist="19050" w14:dir="2700000" w14:sx="100000" w14:sy="100000" w14:kx="0" w14:ky="0" w14:algn="tl">
+                                      <w14:schemeClr w14:val="dk1">
+                                        <w14:alpha w14:val="60000"/>
+                                      </w14:schemeClr>
+                                    </w14:shadow>
+                                    <w14:ligatures w14:val="none"/>
+                                  </w:rPr>
+                                </w:pPr>
+                                <w:r>
+                                  <w:rPr>
+                                    <w:rFonts w:ascii="Calibri" w:eastAsia="Calibri" w:hAnsi="Calibri"/>
+                                    <w:shadow/>
+                                    <w:color w:val="000000"/>
+                                    <w:sz w:val="16"/>
+                                    <w:szCs w:val="16"/>
+                                    <w14:shadow w14:blurRad="38100" w14:dist="19050" w14:dir="2700000" w14:sx="100000" w14:sy="100000" w14:kx="0" w14:ky="0" w14:algn="tl">
+                                      <w14:schemeClr w14:val="dk1">
+                                        <w14:alpha w14:val="60000"/>
+                                      </w14:schemeClr>
+                                    </w14:shadow>
+                                  </w:rPr>
+                                  <w:t>b4</w:t>
+                                </w:r>
+                              </w:p>
+                            </w:txbxContent>
+                          </wps:txbx>
+                          <wps:bodyPr rot="0" spcFirstLastPara="0" vert="horz" wrap="square" lIns="0" tIns="0" rIns="0" bIns="0" numCol="1" spcCol="0" rtlCol="0" fromWordArt="0" anchor="ctr" anchorCtr="0" forceAA="0" compatLnSpc="1">
+                            <a:prstTxWarp prst="textNoShape">
+                              <a:avLst/>
+                            </a:prstTxWarp>
+                            <a:noAutofit/>
+                          </wps:bodyPr>
+                        </wps:wsp>
+                        <wps:wsp>
+                          <wps:cNvPr id="1224639539" name="Zone de texte 1"/>
+                          <wps:cNvSpPr txBox="1"/>
+                          <wps:spPr>
+                            <a:xfrm>
+                              <a:off x="613139" y="165"/>
+                              <a:ext cx="163830" cy="175260"/>
+                            </a:xfrm>
+                            <a:prstGeom prst="rect">
+                              <a:avLst/>
+                            </a:prstGeom>
+                            <a:noFill/>
+                            <a:ln w="6350">
+                              <a:noFill/>
+                            </a:ln>
+                          </wps:spPr>
+                          <wps:txbx>
+                            <w:txbxContent>
+                              <w:p>
+                                <w:pPr>
+                                  <w:spacing w:line="252" w:lineRule="auto"/>
+                                  <w:jc w:val="center"/>
+                                  <w:rPr>
+                                    <w:rFonts w:ascii="Calibri" w:eastAsia="Calibri" w:hAnsi="Calibri"/>
+                                    <w:shadow/>
+                                    <w:color w:val="000000"/>
+                                    <w:sz w:val="16"/>
+                                    <w:szCs w:val="16"/>
+                                    <w14:shadow w14:blurRad="38100" w14:dist="19050" w14:dir="2700000" w14:sx="100000" w14:sy="100000" w14:kx="0" w14:ky="0" w14:algn="tl">
+                                      <w14:schemeClr w14:val="dk1">
+                                        <w14:alpha w14:val="60000"/>
+                                      </w14:schemeClr>
+                                    </w14:shadow>
+                                    <w14:ligatures w14:val="none"/>
+                                  </w:rPr>
+                                </w:pPr>
+                                <w:r>
+                                  <w:rPr>
+                                    <w:rFonts w:ascii="Calibri" w:eastAsia="Calibri" w:hAnsi="Calibri"/>
+                                    <w:shadow/>
+                                    <w:color w:val="000000"/>
+                                    <w:sz w:val="16"/>
+                                    <w:szCs w:val="16"/>
+                                    <w14:shadow w14:blurRad="38100" w14:dist="19050" w14:dir="2700000" w14:sx="100000" w14:sy="100000" w14:kx="0" w14:ky="0" w14:algn="tl">
+                                      <w14:schemeClr w14:val="dk1">
+                                        <w14:alpha w14:val="60000"/>
+                                      </w14:schemeClr>
+                                    </w14:shadow>
+                                  </w:rPr>
+                                  <w:t>b5</w:t>
+                                </w:r>
+                              </w:p>
+                            </w:txbxContent>
+                          </wps:txbx>
+                          <wps:bodyPr rot="0" spcFirstLastPara="0" vert="horz" wrap="square" lIns="0" tIns="0" rIns="0" bIns="0" numCol="1" spcCol="0" rtlCol="0" fromWordArt="0" anchor="ctr" anchorCtr="0" forceAA="0" compatLnSpc="1">
+                            <a:prstTxWarp prst="textNoShape">
+                              <a:avLst/>
+                            </a:prstTxWarp>
+                            <a:noAutofit/>
+                          </wps:bodyPr>
+                        </wps:wsp>
+                        <wps:wsp>
+                          <wps:cNvPr id="2033781153" name="Zone de texte 1"/>
+                          <wps:cNvSpPr txBox="1"/>
+                          <wps:spPr>
+                            <a:xfrm>
+                              <a:off x="328088" y="165"/>
+                              <a:ext cx="180213" cy="175260"/>
+                            </a:xfrm>
+                            <a:prstGeom prst="rect">
+                              <a:avLst/>
+                            </a:prstGeom>
+                            <a:noFill/>
+                            <a:ln w="6350">
+                              <a:noFill/>
+                            </a:ln>
+                          </wps:spPr>
+                          <wps:txbx>
+                            <w:txbxContent>
+                              <w:p>
+                                <w:pPr>
+                                  <w:spacing w:line="252" w:lineRule="auto"/>
+                                  <w:jc w:val="center"/>
+                                  <w:rPr>
+                                    <w:rFonts w:ascii="Calibri" w:eastAsia="Calibri" w:hAnsi="Calibri"/>
+                                    <w:shadow/>
+                                    <w:color w:val="000000"/>
+                                    <w:sz w:val="16"/>
+                                    <w:szCs w:val="16"/>
+                                    <w14:shadow w14:blurRad="38100" w14:dist="19050" w14:dir="2700000" w14:sx="100000" w14:sy="100000" w14:kx="0" w14:ky="0" w14:algn="tl">
+                                      <w14:schemeClr w14:val="dk1">
+                                        <w14:alpha w14:val="60000"/>
+                                      </w14:schemeClr>
+                                    </w14:shadow>
+                                    <w14:ligatures w14:val="none"/>
+                                  </w:rPr>
+                                </w:pPr>
+                                <w:r>
+                                  <w:rPr>
+                                    <w:rFonts w:ascii="Calibri" w:eastAsia="Calibri" w:hAnsi="Calibri"/>
+                                    <w:shadow/>
+                                    <w:color w:val="000000"/>
+                                    <w:sz w:val="16"/>
+                                    <w:szCs w:val="16"/>
+                                    <w14:shadow w14:blurRad="38100" w14:dist="19050" w14:dir="2700000" w14:sx="100000" w14:sy="100000" w14:kx="0" w14:ky="0" w14:algn="tl">
+                                      <w14:schemeClr w14:val="dk1">
+                                        <w14:alpha w14:val="60000"/>
+                                      </w14:schemeClr>
+                                    </w14:shadow>
+                                  </w:rPr>
+                                  <w:t>b6</w:t>
+                                </w:r>
+                              </w:p>
+                            </w:txbxContent>
+                          </wps:txbx>
+                          <wps:bodyPr rot="0" spcFirstLastPara="0" vert="horz" wrap="square" lIns="0" tIns="0" rIns="0" bIns="0" numCol="1" spcCol="0" rtlCol="0" fromWordArt="0" anchor="ctr" anchorCtr="0" forceAA="0" compatLnSpc="1">
+                            <a:prstTxWarp prst="textNoShape">
+                              <a:avLst/>
+                            </a:prstTxWarp>
+                            <a:noAutofit/>
+                          </wps:bodyPr>
+                        </wps:wsp>
+                        <wps:wsp>
+                          <wps:cNvPr id="1152723543" name="Zone de texte 1"/>
+                          <wps:cNvSpPr txBox="1"/>
+                          <wps:spPr>
+                            <a:xfrm>
+                              <a:off x="77834" y="165"/>
+                              <a:ext cx="163830" cy="175260"/>
+                            </a:xfrm>
+                            <a:prstGeom prst="rect">
+                              <a:avLst/>
+                            </a:prstGeom>
+                            <a:noFill/>
+                            <a:ln w="6350">
+                              <a:noFill/>
+                            </a:ln>
+                          </wps:spPr>
+                          <wps:txbx>
+                            <w:txbxContent>
+                              <w:p>
+                                <w:pPr>
+                                  <w:spacing w:line="252" w:lineRule="auto"/>
+                                  <w:jc w:val="center"/>
+                                  <w:rPr>
+                                    <w:rFonts w:ascii="Calibri" w:eastAsia="Calibri" w:hAnsi="Calibri"/>
+                                    <w:shadow/>
+                                    <w:color w:val="000000"/>
+                                    <w:sz w:val="16"/>
+                                    <w:szCs w:val="16"/>
+                                    <w14:shadow w14:blurRad="38100" w14:dist="19050" w14:dir="2700000" w14:sx="100000" w14:sy="100000" w14:kx="0" w14:ky="0" w14:algn="tl">
+                                      <w14:schemeClr w14:val="dk1">
+                                        <w14:alpha w14:val="60000"/>
+                                      </w14:schemeClr>
+                                    </w14:shadow>
+                                    <w14:ligatures w14:val="none"/>
+                                  </w:rPr>
+                                </w:pPr>
+                                <w:r>
+                                  <w:rPr>
+                                    <w:rFonts w:ascii="Calibri" w:eastAsia="Calibri" w:hAnsi="Calibri"/>
+                                    <w:shadow/>
+                                    <w:color w:val="000000"/>
+                                    <w:sz w:val="16"/>
+                                    <w:szCs w:val="16"/>
+                                    <w14:shadow w14:blurRad="38100" w14:dist="19050" w14:dir="2700000" w14:sx="100000" w14:sy="100000" w14:kx="0" w14:ky="0" w14:algn="tl">
+                                      <w14:schemeClr w14:val="dk1">
+                                        <w14:alpha w14:val="60000"/>
+                                      </w14:schemeClr>
+                                    </w14:shadow>
+                                  </w:rPr>
+                                  <w:t>b7</w:t>
+                                </w:r>
+                              </w:p>
+                            </w:txbxContent>
+                          </wps:txbx>
+                          <wps:bodyPr rot="0" spcFirstLastPara="0" vert="horz" wrap="square" lIns="0" tIns="0" rIns="0" bIns="0" numCol="1" spcCol="0" rtlCol="0" fromWordArt="0" anchor="ctr" anchorCtr="0" forceAA="0" compatLnSpc="1">
+                            <a:prstTxWarp prst="textNoShape">
+                              <a:avLst/>
+                            </a:prstTxWarp>
+                            <a:noAutofit/>
+                          </wps:bodyPr>
+                        </wps:wsp>
+                        <wps:wsp>
+                          <wps:cNvPr id="1890358760" name="Connecteur droit avec flèche 1890358760"/>
+                          <wps:cNvCnPr/>
+                          <wps:spPr>
+                            <a:xfrm flipH="1">
+                              <a:off x="462807" y="506710"/>
+                              <a:ext cx="542290" cy="0"/>
+                            </a:xfrm>
+                            <a:prstGeom prst="straightConnector1">
+                              <a:avLst/>
+                            </a:prstGeom>
+                            <a:ln>
+                              <a:headEnd type="none"/>
+                              <a:tailEnd type="triangle"/>
+                            </a:ln>
+                          </wps:spPr>
+                          <wps:style>
+                            <a:lnRef idx="1">
+                              <a:schemeClr val="dk1"/>
+                            </a:lnRef>
+                            <a:fillRef idx="0">
+                              <a:schemeClr val="dk1"/>
+                            </a:fillRef>
+                            <a:effectRef idx="0">
+                              <a:schemeClr val="dk1"/>
+                            </a:effectRef>
+                            <a:fontRef idx="minor">
+                              <a:schemeClr val="tx1"/>
+                            </a:fontRef>
+                          </wps:style>
+                          <wps:bodyPr/>
+                        </wps:wsp>
+                      </wpg:wgp>
                     </wpc:wpc>
                   </a:graphicData>
                 </a:graphic>
@@ -2363,7 +7774,7 @@
           </mc:Choice>
           <mc:Fallback>
             <w:pict>
-              <v:group w14:anchorId="1D31CDC9" id="Zone de dessin 2" o:spid="_x0000_s1026" editas="canvas" style="width:6in;height:252pt;mso-position-horizontal-relative:char;mso-position-vertical-relative:line" coordsize="54864,32004" o:gfxdata="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">
+              <v:group w14:anchorId="1D31CDC9" id="Zone de dessin 2" o:spid="_x0000_s1026" editas="canvas" style="width:6in;height:252pt;mso-position-horizontal-relative:char;mso-position-vertical-relative:line" coordsize="54864,32004" o:gfxdata="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">
                 <v:shapetype id="_x0000_t75" coordsize="21600,21600" o:spt="75" o:preferrelative="t" path="m@4@5l@4@11@9@11@9@5xe" filled="f" stroked="f">
                   <v:stroke joinstyle="miter"/>
                   <v:formulas>
@@ -3153,7 +8564,6 @@
                             <w:rPr>
                               <w:rFonts w:ascii="Calibri" w:eastAsia="Calibri" w:hAnsi="Calibri"/>
                               <w:shadow/>
-                              <w:noProof/>
                               <w:color w:val="000000"/>
                               <w:sz w:val="16"/>
                               <w:szCs w:val="16"/>
@@ -3169,7 +8579,6 @@
                             <w:rPr>
                               <w:rFonts w:ascii="Calibri" w:eastAsia="Calibri" w:hAnsi="Calibri"/>
                               <w:shadow/>
-                              <w:noProof/>
                               <w:color w:val="000000"/>
                               <w:sz w:val="16"/>
                               <w:szCs w:val="16"/>
@@ -3179,23 +8588,7 @@
                                 </w14:schemeClr>
                               </w14:shadow>
                             </w:rPr>
-                            <w:t>b</w:t>
-                          </w:r>
-                          <w:r>
-                            <w:rPr>
-                              <w:rFonts w:ascii="Calibri" w:eastAsia="Calibri" w:hAnsi="Calibri"/>
-                              <w:shadow/>
-                              <w:noProof/>
-                              <w:color w:val="000000"/>
-                              <w:sz w:val="16"/>
-                              <w:szCs w:val="16"/>
-                              <w14:shadow w14:blurRad="38100" w14:dist="19050" w14:dir="2700000" w14:sx="100000" w14:sy="100000" w14:kx="0" w14:ky="0" w14:algn="tl">
-                                <w14:schemeClr w14:val="dk1">
-                                  <w14:alpha w14:val="60000"/>
-                                </w14:schemeClr>
-                              </w14:shadow>
-                            </w:rPr>
-                            <w:t>7</w:t>
+                            <w:t>b7</w:t>
                           </w:r>
                         </w:p>
                       </w:txbxContent>
@@ -3211,7 +8604,6 @@
                             <w:rPr>
                               <w:rFonts w:ascii="Calibri" w:eastAsia="Calibri" w:hAnsi="Calibri"/>
                               <w:shadow/>
-                              <w:noProof/>
                               <w:color w:val="000000"/>
                               <w:sz w:val="16"/>
                               <w:szCs w:val="16"/>
@@ -3227,7 +8619,6 @@
                             <w:rPr>
                               <w:rFonts w:ascii="Calibri" w:eastAsia="Calibri" w:hAnsi="Calibri"/>
                               <w:shadow/>
-                              <w:noProof/>
                               <w:color w:val="000000"/>
                               <w:sz w:val="16"/>
                               <w:szCs w:val="16"/>
@@ -3624,7 +9015,6 @@
                           <w:rPr>
                             <w:rFonts w:ascii="Calibri" w:eastAsia="Calibri" w:hAnsi="Calibri"/>
                             <w:shadow/>
-                            <w:noProof/>
                             <w:color w:val="000000"/>
                             <w:sz w:val="16"/>
                             <w:szCs w:val="16"/>
@@ -3640,7 +9030,6 @@
                           <w:rPr>
                             <w:rFonts w:ascii="Calibri" w:eastAsia="Calibri" w:hAnsi="Calibri"/>
                             <w:shadow/>
-                            <w:noProof/>
                             <w:color w:val="000000"/>
                             <w:sz w:val="16"/>
                             <w:szCs w:val="16"/>
@@ -3656,60 +9045,3385 @@
                     </w:txbxContent>
                   </v:textbox>
                 </v:shape>
-                <v:shape id="Zone de texte 1" o:spid="_x0000_s1065" type="#_x0000_t202" style="position:absolute;left:15575;top:12673;width:1638;height:1752;visibility:visible;mso-wrap-style:square;v-text-anchor:middle" o:gfxdata="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" filled="f" stroked="f" strokeweight=".5pt">
-                  <v:textbox inset="0,0,0,0">
-                    <w:txbxContent>
-                      <w:p>
-                        <w:pPr>
-                          <w:spacing w:line="252" w:lineRule="auto"/>
-                          <w:jc w:val="center"/>
-                          <w:rPr>
-                            <w:rFonts w:ascii="Calibri" w:eastAsia="Calibri" w:hAnsi="Calibri"/>
-                            <w:shadow/>
-                            <w:noProof/>
-                            <w:color w:val="000000"/>
-                            <w:sz w:val="16"/>
-                            <w:szCs w:val="16"/>
-                            <w14:shadow w14:blurRad="38100" w14:dist="19050" w14:dir="2700000" w14:sx="100000" w14:sy="100000" w14:kx="0" w14:ky="0" w14:algn="tl">
-                              <w14:schemeClr w14:val="dk1">
-                                <w14:alpha w14:val="60000"/>
-                              </w14:schemeClr>
-                            </w14:shadow>
-                            <w14:ligatures w14:val="none"/>
-                          </w:rPr>
-                        </w:pPr>
-                        <w:r>
-                          <w:rPr>
-                            <w:rFonts w:ascii="Calibri" w:eastAsia="Calibri" w:hAnsi="Calibri"/>
-                            <w:shadow/>
-                            <w:noProof/>
-                            <w:color w:val="000000"/>
-                            <w:sz w:val="16"/>
-                            <w:szCs w:val="16"/>
-                            <w14:shadow w14:blurRad="38100" w14:dist="19050" w14:dir="2700000" w14:sx="100000" w14:sy="100000" w14:kx="0" w14:ky="0" w14:algn="tl">
-                              <w14:schemeClr w14:val="dk1">
-                                <w14:alpha w14:val="60000"/>
-                              </w14:schemeClr>
-                            </w14:shadow>
-                          </w:rPr>
-                          <w:t>b0</w:t>
-                        </w:r>
-                      </w:p>
-                    </w:txbxContent>
-                  </v:textbox>
-                </v:shape>
-                <v:line id="Connecteur droit 2100805422" o:spid="_x0000_s1066" style="position:absolute;flip:y;visibility:visible;mso-wrap-style:square" from="8890,11147" to="8890,11684" o:connectortype="straight" o:gfxdata="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" strokecolor="black [3200]" strokeweight=".5pt">
+                <v:line id="Connecteur droit 2100805422" o:spid="_x0000_s1065" style="position:absolute;flip:y;visibility:visible;mso-wrap-style:square" from="8890,11147" to="8890,11684" o:connectortype="straight" o:gfxdata="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" strokecolor="black [3200]" strokeweight=".5pt">
                   <v:stroke joinstyle="miter"/>
                 </v:line>
-                <v:shape id="Connecteur droit avec flèche 160613122" o:spid="_x0000_s1067" type="#_x0000_t32" style="position:absolute;left:7224;top:12254;width:1042;height:12;visibility:visible;mso-wrap-style:square" o:connectortype="straight" o:gfxdata="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" strokecolor="black [3200]" strokeweight=".5pt">
+                <v:shape id="Connecteur droit avec flèche 160613122" o:spid="_x0000_s1066" type="#_x0000_t32" style="position:absolute;left:7224;top:12254;width:1042;height:12;visibility:visible;mso-wrap-style:square" o:connectortype="straight" o:gfxdata="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" strokecolor="black [3200]" strokeweight=".5pt">
                   <v:stroke endarrow="block" joinstyle="miter"/>
                 </v:shape>
-                <v:line id="Connecteur droit 1192835813" o:spid="_x0000_s1068" style="position:absolute;flip:y;visibility:visible;mso-wrap-style:square" from="7196,11147" to="7196,12279" o:connectortype="straight" o:gfxdata="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" strokecolor="black [3200]" strokeweight=".5pt">
+                <v:line id="Connecteur droit 1192835813" o:spid="_x0000_s1067" style="position:absolute;flip:y;visibility:visible;mso-wrap-style:square" from="7196,11147" to="7196,12279" o:connectortype="straight" o:gfxdata="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" strokecolor="black [3200]" strokeweight=".5pt">
                   <v:stroke joinstyle="miter"/>
                 </v:line>
-                <v:line id="Connecteur droit 1710137557" o:spid="_x0000_s1069" style="position:absolute;visibility:visible;mso-wrap-style:square" from="7196,11147" to="8918,11147" o:connectortype="straight" o:gfxdata="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" strokecolor="black [3200]" strokeweight=".5pt">
+                <v:line id="Connecteur droit 1710137557" o:spid="_x0000_s1068" style="position:absolute;visibility:visible;mso-wrap-style:square" from="7196,11147" to="8918,11147" o:connectortype="straight" o:gfxdata="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" strokecolor="black [3200]" strokeweight=".5pt">
                   <v:stroke joinstyle="miter"/>
                 </v:line>
+                <v:group id="Groupe 325150840" o:spid="_x0000_s1069" style="position:absolute;left:25309;top:6532;width:13740;height:2927" coordorigin="25309,6532" coordsize="13740,2927" o:gfxdata="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">
+                  <v:shape id="Zone de texte 1" o:spid="_x0000_s1070" type="#_x0000_t202" style="position:absolute;left:27676;top:6703;width:1080;height:1080;visibility:visible;mso-wrap-style:square;v-text-anchor:middle" o:gfxdata="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" fillcolor="white [3201]" strokeweight=".5pt">
+                    <v:textbox inset="0,1mm,0,1mm">
+                      <w:txbxContent>
+                        <w:p>
+                          <w:pPr>
+                            <w:spacing w:line="252" w:lineRule="auto"/>
+                            <w:jc w:val="center"/>
+                            <w:rPr>
+                              <w:rFonts w:ascii="Calibri" w:eastAsia="Calibri" w:hAnsi="Calibri"/>
+                              <w:b/>
+                              <w:bCs/>
+                              <w:shadow/>
+                              <w:color w:val="000000"/>
+                              <w14:shadow w14:blurRad="38100" w14:dist="19050" w14:dir="2700000" w14:sx="100000" w14:sy="100000" w14:kx="0" w14:ky="0" w14:algn="tl">
+                                <w14:schemeClr w14:val="dk1">
+                                  <w14:alpha w14:val="60000"/>
+                                </w14:schemeClr>
+                              </w14:shadow>
+                              <w14:ligatures w14:val="none"/>
+                            </w:rPr>
+                          </w:pPr>
+                          <w:r>
+                            <w:rPr>
+                              <w:rFonts w:ascii="Calibri" w:eastAsia="Calibri" w:hAnsi="Calibri"/>
+                              <w:b/>
+                              <w:bCs/>
+                              <w:shadow/>
+                              <w:color w:val="000000"/>
+                              <w14:shadow w14:blurRad="38100" w14:dist="19050" w14:dir="2700000" w14:sx="100000" w14:sy="100000" w14:kx="0" w14:ky="0" w14:algn="tl">
+                                <w14:schemeClr w14:val="dk1">
+                                  <w14:alpha w14:val="60000"/>
+                                </w14:schemeClr>
+                              </w14:shadow>
+                            </w:rPr>
+                            <w:t> </w:t>
+                          </w:r>
+                        </w:p>
+                      </w:txbxContent>
+                    </v:textbox>
+                  </v:shape>
+                  <v:shape id="Zone de texte 1" o:spid="_x0000_s1071" type="#_x0000_t202" style="position:absolute;left:28750;top:6703;width:1079;height:1080;visibility:visible;mso-wrap-style:square;v-text-anchor:middle" o:gfxdata="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" fillcolor="white [3201]" strokeweight=".5pt">
+                    <v:textbox inset="0,1mm,0,1mm">
+                      <w:txbxContent>
+                        <w:p>
+                          <w:pPr>
+                            <w:spacing w:line="252" w:lineRule="auto"/>
+                            <w:jc w:val="center"/>
+                            <w:rPr>
+                              <w:rFonts w:ascii="Calibri" w:eastAsia="Calibri" w:hAnsi="Calibri"/>
+                              <w:b/>
+                              <w:bCs/>
+                              <w:shadow/>
+                              <w:color w:val="000000"/>
+                              <w14:shadow w14:blurRad="38100" w14:dist="19050" w14:dir="2700000" w14:sx="100000" w14:sy="100000" w14:kx="0" w14:ky="0" w14:algn="tl">
+                                <w14:schemeClr w14:val="dk1">
+                                  <w14:alpha w14:val="60000"/>
+                                </w14:schemeClr>
+                              </w14:shadow>
+                              <w14:ligatures w14:val="none"/>
+                            </w:rPr>
+                          </w:pPr>
+                          <w:r>
+                            <w:rPr>
+                              <w:rFonts w:ascii="Calibri" w:eastAsia="Calibri" w:hAnsi="Calibri"/>
+                              <w:b/>
+                              <w:bCs/>
+                              <w:shadow/>
+                              <w:color w:val="000000"/>
+                              <w14:shadow w14:blurRad="38100" w14:dist="19050" w14:dir="2700000" w14:sx="100000" w14:sy="100000" w14:kx="0" w14:ky="0" w14:algn="tl">
+                                <w14:schemeClr w14:val="dk1">
+                                  <w14:alpha w14:val="60000"/>
+                                </w14:schemeClr>
+                              </w14:shadow>
+                            </w:rPr>
+                            <w:t> </w:t>
+                          </w:r>
+                        </w:p>
+                      </w:txbxContent>
+                    </v:textbox>
+                  </v:shape>
+                  <v:shape id="Zone de texte 1" o:spid="_x0000_s1072" type="#_x0000_t202" style="position:absolute;left:29816;top:6703;width:1080;height:1080;visibility:visible;mso-wrap-style:square;v-text-anchor:middle" o:gfxdata="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" fillcolor="white [3201]" strokeweight=".5pt">
+                    <v:textbox inset="0,1mm,0,1mm">
+                      <w:txbxContent>
+                        <w:p>
+                          <w:pPr>
+                            <w:spacing w:line="252" w:lineRule="auto"/>
+                            <w:jc w:val="center"/>
+                            <w:rPr>
+                              <w:rFonts w:ascii="Calibri" w:eastAsia="Calibri" w:hAnsi="Calibri"/>
+                              <w:b/>
+                              <w:bCs/>
+                              <w:shadow/>
+                              <w:color w:val="000000"/>
+                              <w14:shadow w14:blurRad="38100" w14:dist="19050" w14:dir="2700000" w14:sx="100000" w14:sy="100000" w14:kx="0" w14:ky="0" w14:algn="tl">
+                                <w14:schemeClr w14:val="dk1">
+                                  <w14:alpha w14:val="60000"/>
+                                </w14:schemeClr>
+                              </w14:shadow>
+                              <w14:ligatures w14:val="none"/>
+                            </w:rPr>
+                          </w:pPr>
+                          <w:r>
+                            <w:rPr>
+                              <w:rFonts w:ascii="Calibri" w:eastAsia="Calibri" w:hAnsi="Calibri"/>
+                              <w:b/>
+                              <w:bCs/>
+                              <w:shadow/>
+                              <w:color w:val="000000"/>
+                              <w14:shadow w14:blurRad="38100" w14:dist="19050" w14:dir="2700000" w14:sx="100000" w14:sy="100000" w14:kx="0" w14:ky="0" w14:algn="tl">
+                                <w14:schemeClr w14:val="dk1">
+                                  <w14:alpha w14:val="60000"/>
+                                </w14:schemeClr>
+                              </w14:shadow>
+                            </w:rPr>
+                            <w:t> </w:t>
+                          </w:r>
+                        </w:p>
+                      </w:txbxContent>
+                    </v:textbox>
+                  </v:shape>
+                  <v:shape id="Zone de texte 1" o:spid="_x0000_s1073" type="#_x0000_t202" style="position:absolute;left:30890;top:6703;width:1079;height:1080;visibility:visible;mso-wrap-style:square;v-text-anchor:middle" o:gfxdata="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" fillcolor="white [3201]" strokeweight=".5pt">
+                    <v:textbox inset="0,1mm,0,1mm">
+                      <w:txbxContent>
+                        <w:p>
+                          <w:pPr>
+                            <w:spacing w:line="252" w:lineRule="auto"/>
+                            <w:jc w:val="center"/>
+                            <w:rPr>
+                              <w:rFonts w:ascii="Calibri" w:eastAsia="Calibri" w:hAnsi="Calibri"/>
+                              <w:b/>
+                              <w:bCs/>
+                              <w:shadow/>
+                              <w:color w:val="000000"/>
+                              <w14:shadow w14:blurRad="38100" w14:dist="19050" w14:dir="2700000" w14:sx="100000" w14:sy="100000" w14:kx="0" w14:ky="0" w14:algn="tl">
+                                <w14:schemeClr w14:val="dk1">
+                                  <w14:alpha w14:val="60000"/>
+                                </w14:schemeClr>
+                              </w14:shadow>
+                              <w14:ligatures w14:val="none"/>
+                            </w:rPr>
+                          </w:pPr>
+                          <w:r>
+                            <w:rPr>
+                              <w:rFonts w:ascii="Calibri" w:eastAsia="Calibri" w:hAnsi="Calibri"/>
+                              <w:b/>
+                              <w:bCs/>
+                              <w:shadow/>
+                              <w:color w:val="000000"/>
+                              <w14:shadow w14:blurRad="38100" w14:dist="19050" w14:dir="2700000" w14:sx="100000" w14:sy="100000" w14:kx="0" w14:ky="0" w14:algn="tl">
+                                <w14:schemeClr w14:val="dk1">
+                                  <w14:alpha w14:val="60000"/>
+                                </w14:schemeClr>
+                              </w14:shadow>
+                            </w:rPr>
+                            <w:t> </w:t>
+                          </w:r>
+                        </w:p>
+                      </w:txbxContent>
+                    </v:textbox>
+                  </v:shape>
+                  <v:shape id="Zone de texte 1" o:spid="_x0000_s1074" type="#_x0000_t202" style="position:absolute;left:31969;top:6703;width:1080;height:1080;visibility:visible;mso-wrap-style:square;v-text-anchor:middle" o:gfxdata="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" fillcolor="white [3201]" strokeweight=".5pt">
+                    <v:textbox inset="0,1mm,0,1mm">
+                      <w:txbxContent>
+                        <w:p>
+                          <w:pPr>
+                            <w:spacing w:line="252" w:lineRule="auto"/>
+                            <w:jc w:val="center"/>
+                            <w:rPr>
+                              <w:rFonts w:ascii="Calibri" w:eastAsia="Calibri" w:hAnsi="Calibri"/>
+                              <w:b/>
+                              <w:bCs/>
+                              <w:shadow/>
+                              <w:color w:val="000000"/>
+                              <w14:shadow w14:blurRad="38100" w14:dist="19050" w14:dir="2700000" w14:sx="100000" w14:sy="100000" w14:kx="0" w14:ky="0" w14:algn="tl">
+                                <w14:schemeClr w14:val="dk1">
+                                  <w14:alpha w14:val="60000"/>
+                                </w14:schemeClr>
+                              </w14:shadow>
+                              <w14:ligatures w14:val="none"/>
+                            </w:rPr>
+                          </w:pPr>
+                          <w:r>
+                            <w:rPr>
+                              <w:rFonts w:ascii="Calibri" w:eastAsia="Calibri" w:hAnsi="Calibri"/>
+                              <w:b/>
+                              <w:bCs/>
+                              <w:shadow/>
+                              <w:color w:val="000000"/>
+                              <w14:shadow w14:blurRad="38100" w14:dist="19050" w14:dir="2700000" w14:sx="100000" w14:sy="100000" w14:kx="0" w14:ky="0" w14:algn="tl">
+                                <w14:schemeClr w14:val="dk1">
+                                  <w14:alpha w14:val="60000"/>
+                                </w14:schemeClr>
+                              </w14:shadow>
+                            </w:rPr>
+                            <w:t> </w:t>
+                          </w:r>
+                        </w:p>
+                      </w:txbxContent>
+                    </v:textbox>
+                  </v:shape>
+                  <v:shape id="Zone de texte 1" o:spid="_x0000_s1075" type="#_x0000_t202" style="position:absolute;left:33042;top:6703;width:1080;height:1080;visibility:visible;mso-wrap-style:square;v-text-anchor:middle" o:gfxdata="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" fillcolor="white [3201]" strokeweight=".5pt">
+                    <v:textbox inset="0,1mm,0,1mm">
+                      <w:txbxContent>
+                        <w:p>
+                          <w:pPr>
+                            <w:spacing w:line="252" w:lineRule="auto"/>
+                            <w:jc w:val="center"/>
+                            <w:rPr>
+                              <w:rFonts w:ascii="Calibri" w:eastAsia="Calibri" w:hAnsi="Calibri"/>
+                              <w:b/>
+                              <w:bCs/>
+                              <w:shadow/>
+                              <w:color w:val="000000"/>
+                              <w14:shadow w14:blurRad="38100" w14:dist="19050" w14:dir="2700000" w14:sx="100000" w14:sy="100000" w14:kx="0" w14:ky="0" w14:algn="tl">
+                                <w14:schemeClr w14:val="dk1">
+                                  <w14:alpha w14:val="60000"/>
+                                </w14:schemeClr>
+                              </w14:shadow>
+                              <w14:ligatures w14:val="none"/>
+                            </w:rPr>
+                          </w:pPr>
+                          <w:r>
+                            <w:rPr>
+                              <w:rFonts w:ascii="Calibri" w:eastAsia="Calibri" w:hAnsi="Calibri"/>
+                              <w:b/>
+                              <w:bCs/>
+                              <w:shadow/>
+                              <w:color w:val="000000"/>
+                              <w14:shadow w14:blurRad="38100" w14:dist="19050" w14:dir="2700000" w14:sx="100000" w14:sy="100000" w14:kx="0" w14:ky="0" w14:algn="tl">
+                                <w14:schemeClr w14:val="dk1">
+                                  <w14:alpha w14:val="60000"/>
+                                </w14:schemeClr>
+                              </w14:shadow>
+                            </w:rPr>
+                            <w:t> </w:t>
+                          </w:r>
+                        </w:p>
+                      </w:txbxContent>
+                    </v:textbox>
+                  </v:shape>
+                  <v:shape id="Zone de texte 1" o:spid="_x0000_s1076" type="#_x0000_t202" style="position:absolute;left:34109;top:6703;width:1080;height:1080;visibility:visible;mso-wrap-style:square;v-text-anchor:middle" o:gfxdata="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" fillcolor="white [3201]" strokeweight=".5pt">
+                    <v:textbox inset="0,1mm,0,1mm">
+                      <w:txbxContent>
+                        <w:p>
+                          <w:pPr>
+                            <w:spacing w:line="252" w:lineRule="auto"/>
+                            <w:jc w:val="center"/>
+                            <w:rPr>
+                              <w:rFonts w:ascii="Calibri" w:eastAsia="Calibri" w:hAnsi="Calibri"/>
+                              <w:b/>
+                              <w:bCs/>
+                              <w:shadow/>
+                              <w:color w:val="000000"/>
+                              <w14:shadow w14:blurRad="38100" w14:dist="19050" w14:dir="2700000" w14:sx="100000" w14:sy="100000" w14:kx="0" w14:ky="0" w14:algn="tl">
+                                <w14:schemeClr w14:val="dk1">
+                                  <w14:alpha w14:val="60000"/>
+                                </w14:schemeClr>
+                              </w14:shadow>
+                              <w14:ligatures w14:val="none"/>
+                            </w:rPr>
+                          </w:pPr>
+                          <w:r>
+                            <w:rPr>
+                              <w:rFonts w:ascii="Calibri" w:eastAsia="Calibri" w:hAnsi="Calibri"/>
+                              <w:b/>
+                              <w:bCs/>
+                              <w:shadow/>
+                              <w:color w:val="000000"/>
+                              <w14:shadow w14:blurRad="38100" w14:dist="19050" w14:dir="2700000" w14:sx="100000" w14:sy="100000" w14:kx="0" w14:ky="0" w14:algn="tl">
+                                <w14:schemeClr w14:val="dk1">
+                                  <w14:alpha w14:val="60000"/>
+                                </w14:schemeClr>
+                              </w14:shadow>
+                            </w:rPr>
+                            <w:t> </w:t>
+                          </w:r>
+                        </w:p>
+                      </w:txbxContent>
+                    </v:textbox>
+                  </v:shape>
+                  <v:shape id="Zone de texte 1" o:spid="_x0000_s1077" type="#_x0000_t202" style="position:absolute;left:35182;top:6703;width:1080;height:1080;visibility:visible;mso-wrap-style:square;v-text-anchor:middle" o:gfxdata="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" fillcolor="white [3201]" strokeweight=".5pt">
+                    <v:textbox inset="0,1mm,0,1mm">
+                      <w:txbxContent>
+                        <w:p>
+                          <w:pPr>
+                            <w:spacing w:line="252" w:lineRule="auto"/>
+                            <w:jc w:val="center"/>
+                            <w:rPr>
+                              <w:rFonts w:ascii="Calibri" w:eastAsia="Calibri" w:hAnsi="Calibri"/>
+                              <w:b/>
+                              <w:bCs/>
+                              <w:shadow/>
+                              <w:color w:val="000000"/>
+                              <w14:shadow w14:blurRad="38100" w14:dist="19050" w14:dir="2700000" w14:sx="100000" w14:sy="100000" w14:kx="0" w14:ky="0" w14:algn="tl">
+                                <w14:schemeClr w14:val="dk1">
+                                  <w14:alpha w14:val="60000"/>
+                                </w14:schemeClr>
+                              </w14:shadow>
+                              <w14:ligatures w14:val="none"/>
+                            </w:rPr>
+                          </w:pPr>
+                          <w:r>
+                            <w:rPr>
+                              <w:rFonts w:ascii="Calibri" w:eastAsia="Calibri" w:hAnsi="Calibri"/>
+                              <w:b/>
+                              <w:bCs/>
+                              <w:shadow/>
+                              <w:color w:val="000000"/>
+                              <w14:shadow w14:blurRad="38100" w14:dist="19050" w14:dir="2700000" w14:sx="100000" w14:sy="100000" w14:kx="0" w14:ky="0" w14:algn="tl">
+                                <w14:schemeClr w14:val="dk1">
+                                  <w14:alpha w14:val="60000"/>
+                                </w14:schemeClr>
+                              </w14:shadow>
+                            </w:rPr>
+                            <w:t> </w:t>
+                          </w:r>
+                        </w:p>
+                      </w:txbxContent>
+                    </v:textbox>
+                  </v:shape>
+                  <v:shape id="Connecteur droit avec flèche 834589526" o:spid="_x0000_s1078" type="#_x0000_t32" style="position:absolute;left:36624;top:7230;width:1124;height:26;flip:x y;visibility:visible;mso-wrap-style:square" o:connectortype="straight" o:gfxdata="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" strokecolor="black [3200]" strokeweight=".5pt">
+                    <v:stroke startarrow="block" joinstyle="miter"/>
+                  </v:shape>
+                  <v:shape id="Zone de texte 1" o:spid="_x0000_s1079" type="#_x0000_t202" style="position:absolute;left:37411;top:6538;width:1638;height:1753;visibility:visible;mso-wrap-style:square;v-text-anchor:middle" o:gfxdata="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" filled="f" stroked="f" strokeweight=".5pt">
+                    <v:textbox inset="0,0,0,0">
+                      <w:txbxContent>
+                        <w:p>
+                          <w:pPr>
+                            <w:spacing w:line="252" w:lineRule="auto"/>
+                            <w:jc w:val="center"/>
+                            <w:rPr>
+                              <w:rFonts w:ascii="Calibri" w:eastAsia="Calibri" w:hAnsi="Calibri"/>
+                              <w:b/>
+                              <w:bCs/>
+                              <w:shadow/>
+                              <w:color w:val="000000"/>
+                              <w:sz w:val="16"/>
+                              <w:szCs w:val="16"/>
+                              <w14:shadow w14:blurRad="38100" w14:dist="19050" w14:dir="2700000" w14:sx="100000" w14:sy="100000" w14:kx="0" w14:ky="0" w14:algn="tl">
+                                <w14:schemeClr w14:val="dk1">
+                                  <w14:alpha w14:val="60000"/>
+                                </w14:schemeClr>
+                              </w14:shadow>
+                              <w14:ligatures w14:val="none"/>
+                            </w:rPr>
+                          </w:pPr>
+                          <w:r>
+                            <w:rPr>
+                              <w:rFonts w:ascii="Calibri" w:eastAsia="Calibri" w:hAnsi="Calibri"/>
+                              <w:b/>
+                              <w:bCs/>
+                              <w:shadow/>
+                              <w:color w:val="000000"/>
+                              <w:sz w:val="16"/>
+                              <w:szCs w:val="16"/>
+                              <w14:shadow w14:blurRad="38100" w14:dist="19050" w14:dir="2700000" w14:sx="100000" w14:sy="100000" w14:kx="0" w14:ky="0" w14:algn="tl">
+                                <w14:schemeClr w14:val="dk1">
+                                  <w14:alpha w14:val="60000"/>
+                                </w14:schemeClr>
+                              </w14:shadow>
+                            </w:rPr>
+                            <w:t>C</w:t>
+                          </w:r>
+                        </w:p>
+                      </w:txbxContent>
+                    </v:textbox>
+                  </v:shape>
+                  <v:shape id="Connecteur droit avec flèche 2035149870" o:spid="_x0000_s1080" type="#_x0000_t32" style="position:absolute;left:29200;top:8468;width:5423;height:0;flip:x;visibility:visible;mso-wrap-style:square" o:connectortype="straight" o:gfxdata="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" strokecolor="black [3200]" strokeweight=".5pt">
+                    <v:stroke startarrow="block" joinstyle="miter"/>
+                  </v:shape>
+                  <v:shape id="Zone de texte 1" o:spid="_x0000_s1081" type="#_x0000_t202" style="position:absolute;left:27397;top:7706;width:1638;height:1753;visibility:visible;mso-wrap-style:square;v-text-anchor:middle" o:gfxdata="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" filled="f" stroked="f" strokeweight=".5pt">
+                    <v:textbox inset="0,0,0,0">
+                      <w:txbxContent>
+                        <w:p>
+                          <w:pPr>
+                            <w:spacing w:line="252" w:lineRule="auto"/>
+                            <w:jc w:val="center"/>
+                            <w:rPr>
+                              <w:rFonts w:ascii="Calibri" w:eastAsia="Calibri" w:hAnsi="Calibri"/>
+                              <w:shadow/>
+                              <w:color w:val="000000"/>
+                              <w:sz w:val="16"/>
+                              <w:szCs w:val="16"/>
+                              <w14:shadow w14:blurRad="38100" w14:dist="19050" w14:dir="2700000" w14:sx="100000" w14:sy="100000" w14:kx="0" w14:ky="0" w14:algn="tl">
+                                <w14:schemeClr w14:val="dk1">
+                                  <w14:alpha w14:val="60000"/>
+                                </w14:schemeClr>
+                              </w14:shadow>
+                              <w14:ligatures w14:val="none"/>
+                            </w:rPr>
+                          </w:pPr>
+                          <w:r>
+                            <w:rPr>
+                              <w:rFonts w:ascii="Calibri" w:eastAsia="Calibri" w:hAnsi="Calibri"/>
+                              <w:shadow/>
+                              <w:color w:val="000000"/>
+                              <w:sz w:val="16"/>
+                              <w:szCs w:val="16"/>
+                              <w14:shadow w14:blurRad="38100" w14:dist="19050" w14:dir="2700000" w14:sx="100000" w14:sy="100000" w14:kx="0" w14:ky="0" w14:algn="tl">
+                                <w14:schemeClr w14:val="dk1">
+                                  <w14:alpha w14:val="60000"/>
+                                </w14:schemeClr>
+                              </w14:shadow>
+                            </w:rPr>
+                            <w:t>b7</w:t>
+                          </w:r>
+                        </w:p>
+                      </w:txbxContent>
+                    </v:textbox>
+                  </v:shape>
+                  <v:shape id="Zone de texte 1" o:spid="_x0000_s1082" type="#_x0000_t202" style="position:absolute;left:34985;top:7649;width:1639;height:1753;visibility:visible;mso-wrap-style:square;v-text-anchor:middle" o:gfxdata="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" filled="f" stroked="f" strokeweight=".5pt">
+                    <v:textbox inset="0,0,0,0">
+                      <w:txbxContent>
+                        <w:p>
+                          <w:pPr>
+                            <w:spacing w:line="252" w:lineRule="auto"/>
+                            <w:jc w:val="center"/>
+                            <w:rPr>
+                              <w:rFonts w:ascii="Calibri" w:eastAsia="Calibri" w:hAnsi="Calibri"/>
+                              <w:shadow/>
+                              <w:color w:val="000000"/>
+                              <w:sz w:val="16"/>
+                              <w:szCs w:val="16"/>
+                              <w14:shadow w14:blurRad="38100" w14:dist="19050" w14:dir="2700000" w14:sx="100000" w14:sy="100000" w14:kx="0" w14:ky="0" w14:algn="tl">
+                                <w14:schemeClr w14:val="dk1">
+                                  <w14:alpha w14:val="60000"/>
+                                </w14:schemeClr>
+                              </w14:shadow>
+                              <w14:ligatures w14:val="none"/>
+                            </w:rPr>
+                          </w:pPr>
+                          <w:r>
+                            <w:rPr>
+                              <w:rFonts w:ascii="Calibri" w:eastAsia="Calibri" w:hAnsi="Calibri"/>
+                              <w:shadow/>
+                              <w:color w:val="000000"/>
+                              <w:sz w:val="16"/>
+                              <w:szCs w:val="16"/>
+                              <w14:shadow w14:blurRad="38100" w14:dist="19050" w14:dir="2700000" w14:sx="100000" w14:sy="100000" w14:kx="0" w14:ky="0" w14:algn="tl">
+                                <w14:schemeClr w14:val="dk1">
+                                  <w14:alpha w14:val="60000"/>
+                                </w14:schemeClr>
+                              </w14:shadow>
+                            </w:rPr>
+                            <w:t>b0</w:t>
+                          </w:r>
+                        </w:p>
+                      </w:txbxContent>
+                    </v:textbox>
+                  </v:shape>
+                  <v:shape id="Connecteur droit avec flèche 1568167947" o:spid="_x0000_s1083" type="#_x0000_t32" style="position:absolute;left:26635;top:7230;width:1041;height:13;visibility:visible;mso-wrap-style:square" o:connectortype="straight" o:gfxdata="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" strokecolor="black [3200]" strokeweight=".5pt">
+                    <v:stroke endarrow="block" joinstyle="miter"/>
+                  </v:shape>
+                  <v:shape id="Zone de texte 1" o:spid="_x0000_s1084" type="#_x0000_t202" style="position:absolute;left:25309;top:6532;width:1638;height:1752;visibility:visible;mso-wrap-style:square;v-text-anchor:middle" o:gfxdata="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" filled="f" stroked="f" strokeweight=".5pt">
+                    <v:textbox inset="0,0,0,0">
+                      <w:txbxContent>
+                        <w:p>
+                          <w:pPr>
+                            <w:spacing w:line="252" w:lineRule="auto"/>
+                            <w:jc w:val="center"/>
+                            <w:rPr>
+                              <w:rFonts w:ascii="Calibri" w:eastAsia="Calibri" w:hAnsi="Calibri"/>
+                              <w:b/>
+                              <w:bCs/>
+                              <w:shadow/>
+                              <w:color w:val="000000"/>
+                              <w:sz w:val="16"/>
+                              <w:szCs w:val="16"/>
+                              <w14:shadow w14:blurRad="38100" w14:dist="19050" w14:dir="2700000" w14:sx="100000" w14:sy="100000" w14:kx="0" w14:ky="0" w14:algn="tl">
+                                <w14:schemeClr w14:val="dk1">
+                                  <w14:alpha w14:val="60000"/>
+                                </w14:schemeClr>
+                              </w14:shadow>
+                              <w14:ligatures w14:val="none"/>
+                            </w:rPr>
+                          </w:pPr>
+                          <w:r>
+                            <w:rPr>
+                              <w:rFonts w:ascii="Calibri" w:eastAsia="Calibri" w:hAnsi="Calibri"/>
+                              <w:b/>
+                              <w:bCs/>
+                              <w:shadow/>
+                              <w:color w:val="000000"/>
+                              <w:sz w:val="16"/>
+                              <w:szCs w:val="16"/>
+                              <w14:shadow w14:blurRad="38100" w14:dist="19050" w14:dir="2700000" w14:sx="100000" w14:sy="100000" w14:kx="0" w14:ky="0" w14:algn="tl">
+                                <w14:schemeClr w14:val="dk1">
+                                  <w14:alpha w14:val="60000"/>
+                                </w14:schemeClr>
+                              </w14:shadow>
+                            </w:rPr>
+                            <w:t>0</w:t>
+                          </w:r>
+                        </w:p>
+                      </w:txbxContent>
+                    </v:textbox>
+                  </v:shape>
+                </v:group>
+                <v:group id="Groupe 1050571536" o:spid="_x0000_s1085" style="position:absolute;left:1616;top:15514;width:21609;height:5769" coordorigin="12411,16677" coordsize="21609,5769" o:gfxdata="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">
+                  <v:shape id="Zone de texte 1" o:spid="_x0000_s1086" type="#_x0000_t202" style="position:absolute;left:15213;top:20694;width:9507;height:1752;visibility:visible;mso-wrap-style:square;v-text-anchor:middle" o:gfxdata="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" filled="f" stroked="f" strokeweight=".5pt">
+                    <v:textbox inset="0,0,0,0">
+                      <w:txbxContent>
+                        <w:p>
+                          <w:pPr>
+                            <w:spacing w:line="252" w:lineRule="auto"/>
+                            <w:jc w:val="center"/>
+                            <w:rPr>
+                              <w:rFonts w:ascii="Calibri" w:eastAsia="Calibri" w:hAnsi="Calibri"/>
+                              <w:shadow/>
+                              <w:color w:val="000000"/>
+                              <w:sz w:val="16"/>
+                              <w:szCs w:val="16"/>
+                              <w14:shadow w14:blurRad="38100" w14:dist="19050" w14:dir="2700000" w14:sx="100000" w14:sy="100000" w14:kx="0" w14:ky="0" w14:algn="tl">
+                                <w14:schemeClr w14:val="dk1">
+                                  <w14:alpha w14:val="60000"/>
+                                </w14:schemeClr>
+                              </w14:shadow>
+                              <w14:ligatures w14:val="none"/>
+                            </w:rPr>
+                          </w:pPr>
+                          <w:r>
+                            <w:rPr>
+                              <w:rFonts w:ascii="Calibri" w:eastAsia="Calibri" w:hAnsi="Calibri"/>
+                              <w:shadow/>
+                              <w:color w:val="000000"/>
+                              <w:sz w:val="16"/>
+                              <w:szCs w:val="16"/>
+                              <w14:shadow w14:blurRad="38100" w14:dist="19050" w14:dir="2700000" w14:sx="100000" w14:sy="100000" w14:kx="0" w14:ky="0" w14:algn="tl">
+                                <w14:schemeClr w14:val="dk1">
+                                  <w14:alpha w14:val="60000"/>
+                                </w14:schemeClr>
+                              </w14:shadow>
+                            </w:rPr>
+                            <w:t>Push order</w:t>
+                          </w:r>
+                        </w:p>
+                      </w:txbxContent>
+                    </v:textbox>
+                  </v:shape>
+                  <v:group id="Groupe 475563089" o:spid="_x0000_s1087" style="position:absolute;left:12411;top:17886;width:21609;height:2699" coordsize="21615,2698" o:gfxdata="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">
+                    <v:shape id="Zone de texte 1" o:spid="_x0000_s1088" type="#_x0000_t202" style="position:absolute;width:2698;height:2698;visibility:visible;mso-wrap-style:square;v-text-anchor:middle" o:gfxdata="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" fillcolor="white [3201]" strokeweight=".5pt">
+                      <v:textbox inset="0,1mm,0,1mm">
+                        <w:txbxContent>
+                          <w:p>
+                            <w:pPr>
+                              <w:spacing w:line="254" w:lineRule="auto"/>
+                              <w:jc w:val="center"/>
+                              <w:rPr>
+                                <w:rFonts w:ascii="Calibri" w:eastAsia="Calibri" w:hAnsi="Calibri"/>
+                                <w:b/>
+                                <w:bCs/>
+                                <w:shadow/>
+                                <w:color w:val="000000"/>
+                                <w14:shadow w14:blurRad="38100" w14:dist="19050" w14:dir="2700000" w14:sx="100000" w14:sy="100000" w14:kx="0" w14:ky="0" w14:algn="tl">
+                                  <w14:schemeClr w14:val="dk1">
+                                    <w14:alpha w14:val="60000"/>
+                                  </w14:schemeClr>
+                                </w14:shadow>
+                                <w14:ligatures w14:val="none"/>
+                              </w:rPr>
+                            </w:pPr>
+                            <w:r>
+                              <w:rPr>
+                                <w:rFonts w:ascii="Calibri" w:eastAsia="Calibri" w:hAnsi="Calibri"/>
+                                <w:b/>
+                                <w:bCs/>
+                                <w:shadow/>
+                                <w:color w:val="000000"/>
+                                <w14:shadow w14:blurRad="38100" w14:dist="19050" w14:dir="2700000" w14:sx="100000" w14:sy="100000" w14:kx="0" w14:ky="0" w14:algn="tl">
+                                  <w14:schemeClr w14:val="dk1">
+                                    <w14:alpha w14:val="60000"/>
+                                  </w14:schemeClr>
+                                </w14:shadow>
+                              </w:rPr>
+                              <w:t>PC</w:t>
+                            </w:r>
+                            <w:r>
+                              <w:rPr>
+                                <w:rFonts w:ascii="Calibri" w:eastAsia="Calibri" w:hAnsi="Calibri"/>
+                                <w:b/>
+                                <w:bCs/>
+                                <w:shadow/>
+                                <w:color w:val="000000"/>
+                                <w14:shadow w14:blurRad="38100" w14:dist="19050" w14:dir="2700000" w14:sx="100000" w14:sy="100000" w14:kx="0" w14:ky="0" w14:algn="tl">
+                                  <w14:schemeClr w14:val="dk1">
+                                    <w14:alpha w14:val="60000"/>
+                                  </w14:schemeClr>
+                                </w14:shadow>
+                              </w:rPr>
+                              <w:tab/>
+                            </w:r>
+                          </w:p>
+                        </w:txbxContent>
+                      </v:textbox>
+                    </v:shape>
+                    <v:shape id="Zone de texte 1" o:spid="_x0000_s1089" type="#_x0000_t202" style="position:absolute;left:2698;width:2699;height:2698;visibility:visible;mso-wrap-style:square;v-text-anchor:middle" o:gfxdata="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" fillcolor="white [3201]" strokeweight=".5pt">
+                      <v:textbox inset="0,1mm,0,1mm">
+                        <w:txbxContent>
+                          <w:p>
+                            <w:pPr>
+                              <w:spacing w:line="254" w:lineRule="auto"/>
+                              <w:jc w:val="center"/>
+                              <w:rPr>
+                                <w:rFonts w:ascii="Calibri" w:eastAsia="Calibri" w:hAnsi="Calibri"/>
+                                <w:b/>
+                                <w:bCs/>
+                                <w:shadow/>
+                                <w:color w:val="000000"/>
+                                <w14:shadow w14:blurRad="38100" w14:dist="19050" w14:dir="2700000" w14:sx="100000" w14:sy="100000" w14:kx="0" w14:ky="0" w14:algn="tl">
+                                  <w14:schemeClr w14:val="dk1">
+                                    <w14:alpha w14:val="60000"/>
+                                  </w14:schemeClr>
+                                </w14:shadow>
+                                <w14:ligatures w14:val="none"/>
+                              </w:rPr>
+                            </w:pPr>
+                            <w:r>
+                              <w:rPr>
+                                <w:rFonts w:ascii="Calibri" w:eastAsia="Calibri" w:hAnsi="Calibri"/>
+                                <w:b/>
+                                <w:bCs/>
+                                <w:shadow/>
+                                <w:color w:val="000000"/>
+                                <w14:shadow w14:blurRad="38100" w14:dist="19050" w14:dir="2700000" w14:sx="100000" w14:sy="100000" w14:kx="0" w14:ky="0" w14:algn="tl">
+                                  <w14:schemeClr w14:val="dk1">
+                                    <w14:alpha w14:val="60000"/>
+                                  </w14:schemeClr>
+                                </w14:shadow>
+                              </w:rPr>
+                              <w:t>U</w:t>
+                            </w:r>
+                          </w:p>
+                        </w:txbxContent>
+                      </v:textbox>
+                    </v:shape>
+                    <v:shape id="Zone de texte 1" o:spid="_x0000_s1090" type="#_x0000_t202" style="position:absolute;left:5399;width:2699;height:2698;visibility:visible;mso-wrap-style:square;v-text-anchor:middle" o:gfxdata="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" fillcolor="white [3201]" strokeweight=".5pt">
+                      <v:textbox inset="0,1mm,0,1mm">
+                        <w:txbxContent>
+                          <w:p>
+                            <w:pPr>
+                              <w:spacing w:line="254" w:lineRule="auto"/>
+                              <w:jc w:val="center"/>
+                              <w:rPr>
+                                <w:rFonts w:ascii="Calibri" w:eastAsia="Calibri" w:hAnsi="Calibri"/>
+                                <w:b/>
+                                <w:bCs/>
+                                <w:shadow/>
+                                <w:color w:val="000000"/>
+                                <w14:shadow w14:blurRad="38100" w14:dist="19050" w14:dir="2700000" w14:sx="100000" w14:sy="100000" w14:kx="0" w14:ky="0" w14:algn="tl">
+                                  <w14:schemeClr w14:val="dk1">
+                                    <w14:alpha w14:val="60000"/>
+                                  </w14:schemeClr>
+                                </w14:shadow>
+                                <w14:ligatures w14:val="none"/>
+                              </w:rPr>
+                            </w:pPr>
+                            <w:r>
+                              <w:rPr>
+                                <w:rFonts w:ascii="Calibri" w:eastAsia="Calibri" w:hAnsi="Calibri"/>
+                                <w:b/>
+                                <w:bCs/>
+                                <w:shadow/>
+                                <w:color w:val="000000"/>
+                                <w14:shadow w14:blurRad="38100" w14:dist="19050" w14:dir="2700000" w14:sx="100000" w14:sy="100000" w14:kx="0" w14:ky="0" w14:algn="tl">
+                                  <w14:schemeClr w14:val="dk1">
+                                    <w14:alpha w14:val="60000"/>
+                                  </w14:schemeClr>
+                                </w14:shadow>
+                              </w:rPr>
+                              <w:t>Y</w:t>
+                            </w:r>
+                          </w:p>
+                        </w:txbxContent>
+                      </v:textbox>
+                    </v:shape>
+                    <v:shape id="Zone de texte 1" o:spid="_x0000_s1091" type="#_x0000_t202" style="position:absolute;left:8108;width:2699;height:2698;visibility:visible;mso-wrap-style:square;v-text-anchor:middle" o:gfxdata="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" fillcolor="white [3201]" strokeweight=".5pt">
+                      <v:textbox inset="0,1mm,0,1mm">
+                        <w:txbxContent>
+                          <w:p>
+                            <w:pPr>
+                              <w:spacing w:line="254" w:lineRule="auto"/>
+                              <w:jc w:val="center"/>
+                              <w:rPr>
+                                <w:rFonts w:ascii="Calibri" w:eastAsia="Calibri" w:hAnsi="Calibri"/>
+                                <w:b/>
+                                <w:bCs/>
+                                <w:shadow/>
+                                <w:color w:val="000000"/>
+                                <w14:shadow w14:blurRad="38100" w14:dist="19050" w14:dir="2700000" w14:sx="100000" w14:sy="100000" w14:kx="0" w14:ky="0" w14:algn="tl">
+                                  <w14:schemeClr w14:val="dk1">
+                                    <w14:alpha w14:val="60000"/>
+                                  </w14:schemeClr>
+                                </w14:shadow>
+                                <w14:ligatures w14:val="none"/>
+                              </w:rPr>
+                            </w:pPr>
+                            <w:r>
+                              <w:rPr>
+                                <w:rFonts w:ascii="Calibri" w:eastAsia="Calibri" w:hAnsi="Calibri"/>
+                                <w:b/>
+                                <w:bCs/>
+                                <w:shadow/>
+                                <w:color w:val="000000"/>
+                                <w14:shadow w14:blurRad="38100" w14:dist="19050" w14:dir="2700000" w14:sx="100000" w14:sy="100000" w14:kx="0" w14:ky="0" w14:algn="tl">
+                                  <w14:schemeClr w14:val="dk1">
+                                    <w14:alpha w14:val="60000"/>
+                                  </w14:schemeClr>
+                                </w14:shadow>
+                              </w:rPr>
+                              <w:t>X</w:t>
+                            </w:r>
+                          </w:p>
+                        </w:txbxContent>
+                      </v:textbox>
+                    </v:shape>
+                    <v:shape id="Zone de texte 1" o:spid="_x0000_s1092" type="#_x0000_t202" style="position:absolute;left:10807;width:2699;height:2698;visibility:visible;mso-wrap-style:square;v-text-anchor:middle" o:gfxdata="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" fillcolor="white [3201]" strokeweight=".5pt">
+                      <v:textbox inset="0,1mm,0,1mm">
+                        <w:txbxContent>
+                          <w:p>
+                            <w:pPr>
+                              <w:spacing w:line="252" w:lineRule="auto"/>
+                              <w:jc w:val="center"/>
+                              <w:rPr>
+                                <w:rFonts w:ascii="Calibri" w:eastAsia="Calibri" w:hAnsi="Calibri"/>
+                                <w:b/>
+                                <w:bCs/>
+                                <w:shadow/>
+                                <w:color w:val="000000"/>
+                                <w14:shadow w14:blurRad="38100" w14:dist="19050" w14:dir="2700000" w14:sx="100000" w14:sy="100000" w14:kx="0" w14:ky="0" w14:algn="tl">
+                                  <w14:schemeClr w14:val="dk1">
+                                    <w14:alpha w14:val="60000"/>
+                                  </w14:schemeClr>
+                                </w14:shadow>
+                                <w14:ligatures w14:val="none"/>
+                              </w:rPr>
+                            </w:pPr>
+                            <w:r>
+                              <w:rPr>
+                                <w:rFonts w:ascii="Calibri" w:eastAsia="Calibri" w:hAnsi="Calibri"/>
+                                <w:b/>
+                                <w:bCs/>
+                                <w:shadow/>
+                                <w:color w:val="000000"/>
+                                <w14:shadow w14:blurRad="38100" w14:dist="19050" w14:dir="2700000" w14:sx="100000" w14:sy="100000" w14:kx="0" w14:ky="0" w14:algn="tl">
+                                  <w14:schemeClr w14:val="dk1">
+                                    <w14:alpha w14:val="60000"/>
+                                  </w14:schemeClr>
+                                </w14:shadow>
+                              </w:rPr>
+                              <w:t>DP</w:t>
+                            </w:r>
+                            <w:r>
+                              <w:rPr>
+                                <w:rFonts w:ascii="Calibri" w:eastAsia="Calibri" w:hAnsi="Calibri"/>
+                                <w:b/>
+                                <w:bCs/>
+                                <w:shadow/>
+                                <w:color w:val="000000"/>
+                                <w14:shadow w14:blurRad="38100" w14:dist="19050" w14:dir="2700000" w14:sx="100000" w14:sy="100000" w14:kx="0" w14:ky="0" w14:algn="tl">
+                                  <w14:schemeClr w14:val="dk1">
+                                    <w14:alpha w14:val="60000"/>
+                                  </w14:schemeClr>
+                                </w14:shadow>
+                              </w:rPr>
+                              <w:tab/>
+                            </w:r>
+                          </w:p>
+                        </w:txbxContent>
+                      </v:textbox>
+                    </v:shape>
+                    <v:shape id="Zone de texte 1" o:spid="_x0000_s1093" type="#_x0000_t202" style="position:absolute;left:13506;width:2699;height:2698;visibility:visible;mso-wrap-style:square;v-text-anchor:middle" o:gfxdata="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" fillcolor="white [3201]" strokeweight=".5pt">
+                      <v:textbox inset="0,1mm,0,1mm">
+                        <w:txbxContent>
+                          <w:p>
+                            <w:pPr>
+                              <w:spacing w:line="252" w:lineRule="auto"/>
+                              <w:jc w:val="center"/>
+                              <w:rPr>
+                                <w:rFonts w:ascii="Calibri" w:eastAsia="Calibri" w:hAnsi="Calibri"/>
+                                <w:b/>
+                                <w:bCs/>
+                                <w:shadow/>
+                                <w:color w:val="000000"/>
+                                <w14:shadow w14:blurRad="38100" w14:dist="19050" w14:dir="2700000" w14:sx="100000" w14:sy="100000" w14:kx="0" w14:ky="0" w14:algn="tl">
+                                  <w14:schemeClr w14:val="dk1">
+                                    <w14:alpha w14:val="60000"/>
+                                  </w14:schemeClr>
+                                </w14:shadow>
+                                <w14:ligatures w14:val="none"/>
+                              </w:rPr>
+                            </w:pPr>
+                            <w:r>
+                              <w:rPr>
+                                <w:rFonts w:ascii="Calibri" w:eastAsia="Calibri" w:hAnsi="Calibri"/>
+                                <w:b/>
+                                <w:bCs/>
+                                <w:shadow/>
+                                <w:color w:val="000000"/>
+                                <w14:shadow w14:blurRad="38100" w14:dist="19050" w14:dir="2700000" w14:sx="100000" w14:sy="100000" w14:kx="0" w14:ky="0" w14:algn="tl">
+                                  <w14:schemeClr w14:val="dk1">
+                                    <w14:alpha w14:val="60000"/>
+                                  </w14:schemeClr>
+                                </w14:shadow>
+                              </w:rPr>
+                              <w:t>B</w:t>
+                            </w:r>
+                          </w:p>
+                        </w:txbxContent>
+                      </v:textbox>
+                    </v:shape>
+                    <v:shape id="Zone de texte 1" o:spid="_x0000_s1094" type="#_x0000_t202" style="position:absolute;left:16207;width:2699;height:2698;visibility:visible;mso-wrap-style:square;v-text-anchor:middle" o:gfxdata="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" fillcolor="white [3201]" strokeweight=".5pt">
+                      <v:textbox inset="0,1mm,0,1mm">
+                        <w:txbxContent>
+                          <w:p>
+                            <w:pPr>
+                              <w:spacing w:line="252" w:lineRule="auto"/>
+                              <w:jc w:val="center"/>
+                              <w:rPr>
+                                <w:rFonts w:ascii="Calibri" w:eastAsia="Calibri" w:hAnsi="Calibri"/>
+                                <w:b/>
+                                <w:bCs/>
+                                <w:shadow/>
+                                <w:color w:val="000000"/>
+                                <w14:shadow w14:blurRad="38100" w14:dist="19050" w14:dir="2700000" w14:sx="100000" w14:sy="100000" w14:kx="0" w14:ky="0" w14:algn="tl">
+                                  <w14:schemeClr w14:val="dk1">
+                                    <w14:alpha w14:val="60000"/>
+                                  </w14:schemeClr>
+                                </w14:shadow>
+                                <w14:ligatures w14:val="none"/>
+                              </w:rPr>
+                            </w:pPr>
+                            <w:r>
+                              <w:rPr>
+                                <w:rFonts w:ascii="Calibri" w:eastAsia="Calibri" w:hAnsi="Calibri"/>
+                                <w:b/>
+                                <w:bCs/>
+                                <w:shadow/>
+                                <w:color w:val="000000"/>
+                                <w14:shadow w14:blurRad="38100" w14:dist="19050" w14:dir="2700000" w14:sx="100000" w14:sy="100000" w14:kx="0" w14:ky="0" w14:algn="tl">
+                                  <w14:schemeClr w14:val="dk1">
+                                    <w14:alpha w14:val="60000"/>
+                                  </w14:schemeClr>
+                                </w14:shadow>
+                              </w:rPr>
+                              <w:t>A</w:t>
+                            </w:r>
+                          </w:p>
+                        </w:txbxContent>
+                      </v:textbox>
+                    </v:shape>
+                    <v:shape id="Zone de texte 1" o:spid="_x0000_s1095" type="#_x0000_t202" style="position:absolute;left:18916;width:2699;height:2698;visibility:visible;mso-wrap-style:square;v-text-anchor:middle" o:gfxdata="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" fillcolor="white [3201]" strokeweight=".5pt">
+                      <v:textbox inset="0,1mm,0,1mm">
+                        <w:txbxContent>
+                          <w:p>
+                            <w:pPr>
+                              <w:spacing w:line="252" w:lineRule="auto"/>
+                              <w:jc w:val="center"/>
+                              <w:rPr>
+                                <w:rFonts w:ascii="Calibri" w:eastAsia="Calibri" w:hAnsi="Calibri"/>
+                                <w:b/>
+                                <w:bCs/>
+                                <w:shadow/>
+                                <w:color w:val="000000"/>
+                                <w14:shadow w14:blurRad="38100" w14:dist="19050" w14:dir="2700000" w14:sx="100000" w14:sy="100000" w14:kx="0" w14:ky="0" w14:algn="tl">
+                                  <w14:schemeClr w14:val="dk1">
+                                    <w14:alpha w14:val="60000"/>
+                                  </w14:schemeClr>
+                                </w14:shadow>
+                                <w14:ligatures w14:val="none"/>
+                              </w:rPr>
+                            </w:pPr>
+                            <w:r>
+                              <w:rPr>
+                                <w:rFonts w:ascii="Calibri" w:eastAsia="Calibri" w:hAnsi="Calibri"/>
+                                <w:b/>
+                                <w:bCs/>
+                                <w:shadow/>
+                                <w:color w:val="000000"/>
+                                <w14:shadow w14:blurRad="38100" w14:dist="19050" w14:dir="2700000" w14:sx="100000" w14:sy="100000" w14:kx="0" w14:ky="0" w14:algn="tl">
+                                  <w14:schemeClr w14:val="dk1">
+                                    <w14:alpha w14:val="60000"/>
+                                  </w14:schemeClr>
+                                </w14:shadow>
+                              </w:rPr>
+                              <w:t>CC</w:t>
+                            </w:r>
+                          </w:p>
+                        </w:txbxContent>
+                      </v:textbox>
+                    </v:shape>
+                  </v:group>
+                  <v:shape id="Zone de texte 1" o:spid="_x0000_s1096" type="#_x0000_t202" style="position:absolute;left:31838;top:16679;width:1639;height:1752;visibility:visible;mso-wrap-style:square;v-text-anchor:middle" o:gfxdata="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" filled="f" stroked="f" strokeweight=".5pt">
+                    <v:textbox inset="0,0,0,0">
+                      <w:txbxContent>
+                        <w:p>
+                          <w:pPr>
+                            <w:spacing w:line="252" w:lineRule="auto"/>
+                            <w:jc w:val="center"/>
+                            <w:rPr>
+                              <w:rFonts w:ascii="Calibri" w:eastAsia="Calibri" w:hAnsi="Calibri"/>
+                              <w:shadow/>
+                              <w:color w:val="000000"/>
+                              <w:sz w:val="16"/>
+                              <w:szCs w:val="16"/>
+                              <w14:shadow w14:blurRad="38100" w14:dist="19050" w14:dir="2700000" w14:sx="100000" w14:sy="100000" w14:kx="0" w14:ky="0" w14:algn="tl">
+                                <w14:schemeClr w14:val="dk1">
+                                  <w14:alpha w14:val="60000"/>
+                                </w14:schemeClr>
+                              </w14:shadow>
+                              <w14:ligatures w14:val="none"/>
+                            </w:rPr>
+                          </w:pPr>
+                          <w:r>
+                            <w:rPr>
+                              <w:rFonts w:ascii="Calibri" w:eastAsia="Calibri" w:hAnsi="Calibri"/>
+                              <w:shadow/>
+                              <w:color w:val="000000"/>
+                              <w:sz w:val="16"/>
+                              <w:szCs w:val="16"/>
+                              <w14:shadow w14:blurRad="38100" w14:dist="19050" w14:dir="2700000" w14:sx="100000" w14:sy="100000" w14:kx="0" w14:ky="0" w14:algn="tl">
+                                <w14:schemeClr w14:val="dk1">
+                                  <w14:alpha w14:val="60000"/>
+                                </w14:schemeClr>
+                              </w14:shadow>
+                            </w:rPr>
+                            <w:t>b0</w:t>
+                          </w:r>
+                        </w:p>
+                      </w:txbxContent>
+                    </v:textbox>
+                  </v:shape>
+                  <v:shape id="Zone de texte 1" o:spid="_x0000_s1097" type="#_x0000_t202" style="position:absolute;left:29251;top:16677;width:1639;height:1753;visibility:visible;mso-wrap-style:square;v-text-anchor:middle" o:gfxdata="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" filled="f" stroked="f" strokeweight=".5pt">
+                    <v:textbox inset="0,0,0,0">
+                      <w:txbxContent>
+                        <w:p>
+                          <w:pPr>
+                            <w:spacing w:line="252" w:lineRule="auto"/>
+                            <w:jc w:val="center"/>
+                            <w:rPr>
+                              <w:rFonts w:ascii="Calibri" w:eastAsia="Calibri" w:hAnsi="Calibri"/>
+                              <w:shadow/>
+                              <w:color w:val="000000"/>
+                              <w:sz w:val="16"/>
+                              <w:szCs w:val="16"/>
+                              <w14:shadow w14:blurRad="38100" w14:dist="19050" w14:dir="2700000" w14:sx="100000" w14:sy="100000" w14:kx="0" w14:ky="0" w14:algn="tl">
+                                <w14:schemeClr w14:val="dk1">
+                                  <w14:alpha w14:val="60000"/>
+                                </w14:schemeClr>
+                              </w14:shadow>
+                              <w14:ligatures w14:val="none"/>
+                            </w:rPr>
+                          </w:pPr>
+                          <w:r>
+                            <w:rPr>
+                              <w:rFonts w:ascii="Calibri" w:eastAsia="Calibri" w:hAnsi="Calibri"/>
+                              <w:shadow/>
+                              <w:color w:val="000000"/>
+                              <w:sz w:val="16"/>
+                              <w:szCs w:val="16"/>
+                              <w14:shadow w14:blurRad="38100" w14:dist="19050" w14:dir="2700000" w14:sx="100000" w14:sy="100000" w14:kx="0" w14:ky="0" w14:algn="tl">
+                                <w14:schemeClr w14:val="dk1">
+                                  <w14:alpha w14:val="60000"/>
+                                </w14:schemeClr>
+                              </w14:shadow>
+                            </w:rPr>
+                            <w:t>b1</w:t>
+                          </w:r>
+                        </w:p>
+                      </w:txbxContent>
+                    </v:textbox>
+                  </v:shape>
+                  <v:shape id="Zone de texte 1" o:spid="_x0000_s1098" type="#_x0000_t202" style="position:absolute;left:26482;top:16679;width:1638;height:1752;visibility:visible;mso-wrap-style:square;v-text-anchor:middle" o:gfxdata="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" filled="f" stroked="f" strokeweight=".5pt">
+                    <v:textbox inset="0,0,0,0">
+                      <w:txbxContent>
+                        <w:p>
+                          <w:pPr>
+                            <w:spacing w:line="252" w:lineRule="auto"/>
+                            <w:jc w:val="center"/>
+                            <w:rPr>
+                              <w:rFonts w:ascii="Calibri" w:eastAsia="Calibri" w:hAnsi="Calibri"/>
+                              <w:shadow/>
+                              <w:color w:val="000000"/>
+                              <w:sz w:val="16"/>
+                              <w:szCs w:val="16"/>
+                              <w14:shadow w14:blurRad="38100" w14:dist="19050" w14:dir="2700000" w14:sx="100000" w14:sy="100000" w14:kx="0" w14:ky="0" w14:algn="tl">
+                                <w14:schemeClr w14:val="dk1">
+                                  <w14:alpha w14:val="60000"/>
+                                </w14:schemeClr>
+                              </w14:shadow>
+                              <w14:ligatures w14:val="none"/>
+                            </w:rPr>
+                          </w:pPr>
+                          <w:r>
+                            <w:rPr>
+                              <w:rFonts w:ascii="Calibri" w:eastAsia="Calibri" w:hAnsi="Calibri"/>
+                              <w:shadow/>
+                              <w:color w:val="000000"/>
+                              <w:sz w:val="16"/>
+                              <w:szCs w:val="16"/>
+                              <w14:shadow w14:blurRad="38100" w14:dist="19050" w14:dir="2700000" w14:sx="100000" w14:sy="100000" w14:kx="0" w14:ky="0" w14:algn="tl">
+                                <w14:schemeClr w14:val="dk1">
+                                  <w14:alpha w14:val="60000"/>
+                                </w14:schemeClr>
+                              </w14:shadow>
+                            </w:rPr>
+                            <w:t>b2</w:t>
+                          </w:r>
+                        </w:p>
+                      </w:txbxContent>
+                    </v:textbox>
+                  </v:shape>
+                  <v:shape id="Zone de texte 1" o:spid="_x0000_s1099" type="#_x0000_t202" style="position:absolute;left:23898;top:16679;width:1638;height:1752;visibility:visible;mso-wrap-style:square;v-text-anchor:middle" o:gfxdata="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" filled="f" stroked="f" strokeweight=".5pt">
+                    <v:textbox inset="0,0,0,0">
+                      <w:txbxContent>
+                        <w:p>
+                          <w:pPr>
+                            <w:spacing w:line="252" w:lineRule="auto"/>
+                            <w:jc w:val="center"/>
+                            <w:rPr>
+                              <w:rFonts w:ascii="Calibri" w:eastAsia="Calibri" w:hAnsi="Calibri"/>
+                              <w:shadow/>
+                              <w:color w:val="000000"/>
+                              <w:sz w:val="16"/>
+                              <w:szCs w:val="16"/>
+                              <w14:shadow w14:blurRad="38100" w14:dist="19050" w14:dir="2700000" w14:sx="100000" w14:sy="100000" w14:kx="0" w14:ky="0" w14:algn="tl">
+                                <w14:schemeClr w14:val="dk1">
+                                  <w14:alpha w14:val="60000"/>
+                                </w14:schemeClr>
+                              </w14:shadow>
+                              <w14:ligatures w14:val="none"/>
+                            </w:rPr>
+                          </w:pPr>
+                          <w:r>
+                            <w:rPr>
+                              <w:rFonts w:ascii="Calibri" w:eastAsia="Calibri" w:hAnsi="Calibri"/>
+                              <w:shadow/>
+                              <w:color w:val="000000"/>
+                              <w:sz w:val="16"/>
+                              <w:szCs w:val="16"/>
+                              <w14:shadow w14:blurRad="38100" w14:dist="19050" w14:dir="2700000" w14:sx="100000" w14:sy="100000" w14:kx="0" w14:ky="0" w14:algn="tl">
+                                <w14:schemeClr w14:val="dk1">
+                                  <w14:alpha w14:val="60000"/>
+                                </w14:schemeClr>
+                              </w14:shadow>
+                            </w:rPr>
+                            <w:t>b3</w:t>
+                          </w:r>
+                        </w:p>
+                      </w:txbxContent>
+                    </v:textbox>
+                  </v:shape>
+                  <v:shape id="Zone de texte 1" o:spid="_x0000_s1100" type="#_x0000_t202" style="position:absolute;left:21127;top:16679;width:1638;height:1752;visibility:visible;mso-wrap-style:square;v-text-anchor:middle" o:gfxdata="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" filled="f" stroked="f" strokeweight=".5pt">
+                    <v:textbox inset="0,0,0,0">
+                      <w:txbxContent>
+                        <w:p>
+                          <w:pPr>
+                            <w:spacing w:line="252" w:lineRule="auto"/>
+                            <w:jc w:val="center"/>
+                            <w:rPr>
+                              <w:rFonts w:ascii="Calibri" w:eastAsia="Calibri" w:hAnsi="Calibri"/>
+                              <w:shadow/>
+                              <w:color w:val="000000"/>
+                              <w:sz w:val="16"/>
+                              <w:szCs w:val="16"/>
+                              <w14:shadow w14:blurRad="38100" w14:dist="19050" w14:dir="2700000" w14:sx="100000" w14:sy="100000" w14:kx="0" w14:ky="0" w14:algn="tl">
+                                <w14:schemeClr w14:val="dk1">
+                                  <w14:alpha w14:val="60000"/>
+                                </w14:schemeClr>
+                              </w14:shadow>
+                              <w14:ligatures w14:val="none"/>
+                            </w:rPr>
+                          </w:pPr>
+                          <w:r>
+                            <w:rPr>
+                              <w:rFonts w:ascii="Calibri" w:eastAsia="Calibri" w:hAnsi="Calibri"/>
+                              <w:shadow/>
+                              <w:color w:val="000000"/>
+                              <w:sz w:val="16"/>
+                              <w:szCs w:val="16"/>
+                              <w14:shadow w14:blurRad="38100" w14:dist="19050" w14:dir="2700000" w14:sx="100000" w14:sy="100000" w14:kx="0" w14:ky="0" w14:algn="tl">
+                                <w14:schemeClr w14:val="dk1">
+                                  <w14:alpha w14:val="60000"/>
+                                </w14:schemeClr>
+                              </w14:shadow>
+                            </w:rPr>
+                            <w:t>b4</w:t>
+                          </w:r>
+                        </w:p>
+                      </w:txbxContent>
+                    </v:textbox>
+                  </v:shape>
+                  <v:shape id="Zone de texte 1" o:spid="_x0000_s1101" type="#_x0000_t202" style="position:absolute;left:18542;top:16679;width:1639;height:1752;visibility:visible;mso-wrap-style:square;v-text-anchor:middle" o:gfxdata="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" filled="f" stroked="f" strokeweight=".5pt">
+                    <v:textbox inset="0,0,0,0">
+                      <w:txbxContent>
+                        <w:p>
+                          <w:pPr>
+                            <w:spacing w:line="252" w:lineRule="auto"/>
+                            <w:jc w:val="center"/>
+                            <w:rPr>
+                              <w:rFonts w:ascii="Calibri" w:eastAsia="Calibri" w:hAnsi="Calibri"/>
+                              <w:shadow/>
+                              <w:color w:val="000000"/>
+                              <w:sz w:val="16"/>
+                              <w:szCs w:val="16"/>
+                              <w14:shadow w14:blurRad="38100" w14:dist="19050" w14:dir="2700000" w14:sx="100000" w14:sy="100000" w14:kx="0" w14:ky="0" w14:algn="tl">
+                                <w14:schemeClr w14:val="dk1">
+                                  <w14:alpha w14:val="60000"/>
+                                </w14:schemeClr>
+                              </w14:shadow>
+                              <w14:ligatures w14:val="none"/>
+                            </w:rPr>
+                          </w:pPr>
+                          <w:r>
+                            <w:rPr>
+                              <w:rFonts w:ascii="Calibri" w:eastAsia="Calibri" w:hAnsi="Calibri"/>
+                              <w:shadow/>
+                              <w:color w:val="000000"/>
+                              <w:sz w:val="16"/>
+                              <w:szCs w:val="16"/>
+                              <w14:shadow w14:blurRad="38100" w14:dist="19050" w14:dir="2700000" w14:sx="100000" w14:sy="100000" w14:kx="0" w14:ky="0" w14:algn="tl">
+                                <w14:schemeClr w14:val="dk1">
+                                  <w14:alpha w14:val="60000"/>
+                                </w14:schemeClr>
+                              </w14:shadow>
+                            </w:rPr>
+                            <w:t>b5</w:t>
+                          </w:r>
+                        </w:p>
+                      </w:txbxContent>
+                    </v:textbox>
+                  </v:shape>
+                  <v:shape id="Zone de texte 1" o:spid="_x0000_s1102" type="#_x0000_t202" style="position:absolute;left:15692;top:16679;width:1802;height:1752;visibility:visible;mso-wrap-style:square;v-text-anchor:middle" o:gfxdata="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" filled="f" stroked="f" strokeweight=".5pt">
+                    <v:textbox inset="0,0,0,0">
+                      <w:txbxContent>
+                        <w:p>
+                          <w:pPr>
+                            <w:spacing w:line="252" w:lineRule="auto"/>
+                            <w:jc w:val="center"/>
+                            <w:rPr>
+                              <w:rFonts w:ascii="Calibri" w:eastAsia="Calibri" w:hAnsi="Calibri"/>
+                              <w:shadow/>
+                              <w:color w:val="000000"/>
+                              <w:sz w:val="16"/>
+                              <w:szCs w:val="16"/>
+                              <w14:shadow w14:blurRad="38100" w14:dist="19050" w14:dir="2700000" w14:sx="100000" w14:sy="100000" w14:kx="0" w14:ky="0" w14:algn="tl">
+                                <w14:schemeClr w14:val="dk1">
+                                  <w14:alpha w14:val="60000"/>
+                                </w14:schemeClr>
+                              </w14:shadow>
+                              <w14:ligatures w14:val="none"/>
+                            </w:rPr>
+                          </w:pPr>
+                          <w:r>
+                            <w:rPr>
+                              <w:rFonts w:ascii="Calibri" w:eastAsia="Calibri" w:hAnsi="Calibri"/>
+                              <w:shadow/>
+                              <w:color w:val="000000"/>
+                              <w:sz w:val="16"/>
+                              <w:szCs w:val="16"/>
+                              <w14:shadow w14:blurRad="38100" w14:dist="19050" w14:dir="2700000" w14:sx="100000" w14:sy="100000" w14:kx="0" w14:ky="0" w14:algn="tl">
+                                <w14:schemeClr w14:val="dk1">
+                                  <w14:alpha w14:val="60000"/>
+                                </w14:schemeClr>
+                              </w14:shadow>
+                            </w:rPr>
+                            <w:t>b6</w:t>
+                          </w:r>
+                        </w:p>
+                      </w:txbxContent>
+                    </v:textbox>
+                  </v:shape>
+                  <v:shape id="Zone de texte 1" o:spid="_x0000_s1103" type="#_x0000_t202" style="position:absolute;left:13189;top:16679;width:1639;height:1752;visibility:visible;mso-wrap-style:square;v-text-anchor:middle" o:gfxdata="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" filled="f" stroked="f" strokeweight=".5pt">
+                    <v:textbox inset="0,0,0,0">
+                      <w:txbxContent>
+                        <w:p>
+                          <w:pPr>
+                            <w:spacing w:line="252" w:lineRule="auto"/>
+                            <w:jc w:val="center"/>
+                            <w:rPr>
+                              <w:rFonts w:ascii="Calibri" w:eastAsia="Calibri" w:hAnsi="Calibri"/>
+                              <w:shadow/>
+                              <w:color w:val="000000"/>
+                              <w:sz w:val="16"/>
+                              <w:szCs w:val="16"/>
+                              <w14:shadow w14:blurRad="38100" w14:dist="19050" w14:dir="2700000" w14:sx="100000" w14:sy="100000" w14:kx="0" w14:ky="0" w14:algn="tl">
+                                <w14:schemeClr w14:val="dk1">
+                                  <w14:alpha w14:val="60000"/>
+                                </w14:schemeClr>
+                              </w14:shadow>
+                              <w14:ligatures w14:val="none"/>
+                            </w:rPr>
+                          </w:pPr>
+                          <w:r>
+                            <w:rPr>
+                              <w:rFonts w:ascii="Calibri" w:eastAsia="Calibri" w:hAnsi="Calibri"/>
+                              <w:shadow/>
+                              <w:color w:val="000000"/>
+                              <w:sz w:val="16"/>
+                              <w:szCs w:val="16"/>
+                              <w14:shadow w14:blurRad="38100" w14:dist="19050" w14:dir="2700000" w14:sx="100000" w14:sy="100000" w14:kx="0" w14:ky="0" w14:algn="tl">
+                                <w14:schemeClr w14:val="dk1">
+                                  <w14:alpha w14:val="60000"/>
+                                </w14:schemeClr>
+                              </w14:shadow>
+                            </w:rPr>
+                            <w:t>b7</w:t>
+                          </w:r>
+                        </w:p>
+                      </w:txbxContent>
+                    </v:textbox>
+                  </v:shape>
+                  <v:shape id="Connecteur droit avec flèche 1665490120" o:spid="_x0000_s1104" type="#_x0000_t32" style="position:absolute;left:22736;top:21503;width:5423;height:0;flip:x;visibility:visible;mso-wrap-style:square" o:connectortype="straight" o:gfxdata="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" strokecolor="black [3200]" strokeweight=".5pt">
+                    <v:stroke startarrow="block" joinstyle="miter"/>
+                  </v:shape>
+                </v:group>
+                <v:group id="Groupe 2031336465" o:spid="_x0000_s1105" style="position:absolute;left:25542;top:15435;width:21603;height:5766" coordsize="21609,5769" o:gfxdata="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">
+                  <v:shape id="Zone de texte 1" o:spid="_x0000_s1106" type="#_x0000_t202" style="position:absolute;left:2801;top:4016;width:9508;height:1753;visibility:visible;mso-wrap-style:square;v-text-anchor:middle" o:gfxdata="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" filled="f" stroked="f" strokeweight=".5pt">
+                    <v:textbox inset="0,0,0,0">
+                      <w:txbxContent>
+                        <w:p>
+                          <w:pPr>
+                            <w:spacing w:line="252" w:lineRule="auto"/>
+                            <w:jc w:val="center"/>
+                            <w:rPr>
+                              <w:rFonts w:ascii="Calibri" w:eastAsia="Calibri" w:hAnsi="Calibri"/>
+                              <w:shadow/>
+                              <w:color w:val="000000"/>
+                              <w:sz w:val="16"/>
+                              <w:szCs w:val="16"/>
+                              <w14:shadow w14:blurRad="38100" w14:dist="19050" w14:dir="2700000" w14:sx="100000" w14:sy="100000" w14:kx="0" w14:ky="0" w14:algn="tl">
+                                <w14:schemeClr w14:val="dk1">
+                                  <w14:alpha w14:val="60000"/>
+                                </w14:schemeClr>
+                              </w14:shadow>
+                              <w14:ligatures w14:val="none"/>
+                            </w:rPr>
+                          </w:pPr>
+                          <w:r>
+                            <w:rPr>
+                              <w:rFonts w:ascii="Calibri" w:eastAsia="Calibri" w:hAnsi="Calibri"/>
+                              <w:shadow/>
+                              <w:color w:val="000000"/>
+                              <w:sz w:val="16"/>
+                              <w:szCs w:val="16"/>
+                              <w14:shadow w14:blurRad="38100" w14:dist="19050" w14:dir="2700000" w14:sx="100000" w14:sy="100000" w14:kx="0" w14:ky="0" w14:algn="tl">
+                                <w14:schemeClr w14:val="dk1">
+                                  <w14:alpha w14:val="60000"/>
+                                </w14:schemeClr>
+                              </w14:shadow>
+                            </w:rPr>
+                            <w:t>Push order</w:t>
+                          </w:r>
+                        </w:p>
+                      </w:txbxContent>
+                    </v:textbox>
+                  </v:shape>
+                  <v:group id="Groupe 1837769798" o:spid="_x0000_s1107" style="position:absolute;top:1209;width:21609;height:2699" coordorigin=",1209" coordsize="21615,2698" o:gfxdata="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">
+                    <v:shape id="Zone de texte 1" o:spid="_x0000_s1108" type="#_x0000_t202" style="position:absolute;top:1209;width:2698;height:2699;visibility:visible;mso-wrap-style:square;v-text-anchor:middle" o:gfxdata="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" fillcolor="white [3201]" strokeweight=".5pt">
+                      <v:textbox inset="0,1mm,0,1mm">
+                        <w:txbxContent>
+                          <w:p>
+                            <w:pPr>
+                              <w:spacing w:line="252" w:lineRule="auto"/>
+                              <w:jc w:val="center"/>
+                              <w:rPr>
+                                <w:rFonts w:ascii="Calibri" w:eastAsia="Calibri" w:hAnsi="Calibri"/>
+                                <w:b/>
+                                <w:bCs/>
+                                <w:shadow/>
+                                <w:color w:val="000000"/>
+                                <w14:shadow w14:blurRad="38100" w14:dist="19050" w14:dir="2700000" w14:sx="100000" w14:sy="100000" w14:kx="0" w14:ky="0" w14:algn="tl">
+                                  <w14:schemeClr w14:val="dk1">
+                                    <w14:alpha w14:val="60000"/>
+                                  </w14:schemeClr>
+                                </w14:shadow>
+                                <w14:ligatures w14:val="none"/>
+                              </w:rPr>
+                            </w:pPr>
+                            <w:r>
+                              <w:rPr>
+                                <w:rFonts w:ascii="Calibri" w:eastAsia="Calibri" w:hAnsi="Calibri"/>
+                                <w:b/>
+                                <w:bCs/>
+                                <w:shadow/>
+                                <w:color w:val="000000"/>
+                                <w14:shadow w14:blurRad="38100" w14:dist="19050" w14:dir="2700000" w14:sx="100000" w14:sy="100000" w14:kx="0" w14:ky="0" w14:algn="tl">
+                                  <w14:schemeClr w14:val="dk1">
+                                    <w14:alpha w14:val="60000"/>
+                                  </w14:schemeClr>
+                                </w14:shadow>
+                              </w:rPr>
+                              <w:t>PC</w:t>
+                            </w:r>
+                            <w:r>
+                              <w:rPr>
+                                <w:rFonts w:ascii="Calibri" w:eastAsia="Calibri" w:hAnsi="Calibri"/>
+                                <w:b/>
+                                <w:bCs/>
+                                <w:shadow/>
+                                <w:color w:val="000000"/>
+                                <w14:shadow w14:blurRad="38100" w14:dist="19050" w14:dir="2700000" w14:sx="100000" w14:sy="100000" w14:kx="0" w14:ky="0" w14:algn="tl">
+                                  <w14:schemeClr w14:val="dk1">
+                                    <w14:alpha w14:val="60000"/>
+                                  </w14:schemeClr>
+                                </w14:shadow>
+                              </w:rPr>
+                              <w:tab/>
+                            </w:r>
+                          </w:p>
+                        </w:txbxContent>
+                      </v:textbox>
+                    </v:shape>
+                    <v:shape id="Zone de texte 1" o:spid="_x0000_s1109" type="#_x0000_t202" style="position:absolute;left:2698;top:1209;width:2699;height:2699;visibility:visible;mso-wrap-style:square;v-text-anchor:middle" o:gfxdata="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" fillcolor="white [3201]" strokeweight=".5pt">
+                      <v:textbox inset="0,1mm,0,1mm">
+                        <w:txbxContent>
+                          <w:p>
+                            <w:pPr>
+                              <w:spacing w:line="252" w:lineRule="auto"/>
+                              <w:jc w:val="center"/>
+                              <w:rPr>
+                                <w:rFonts w:ascii="Calibri" w:eastAsia="Calibri" w:hAnsi="Calibri"/>
+                                <w:b/>
+                                <w:bCs/>
+                                <w:shadow/>
+                                <w:color w:val="000000"/>
+                                <w14:shadow w14:blurRad="38100" w14:dist="19050" w14:dir="2700000" w14:sx="100000" w14:sy="100000" w14:kx="0" w14:ky="0" w14:algn="tl">
+                                  <w14:schemeClr w14:val="dk1">
+                                    <w14:alpha w14:val="60000"/>
+                                  </w14:schemeClr>
+                                </w14:shadow>
+                                <w14:ligatures w14:val="none"/>
+                              </w:rPr>
+                            </w:pPr>
+                            <w:r>
+                              <w:rPr>
+                                <w:rFonts w:ascii="Calibri" w:eastAsia="Calibri" w:hAnsi="Calibri"/>
+                                <w:b/>
+                                <w:bCs/>
+                                <w:shadow/>
+                                <w:color w:val="000000"/>
+                                <w14:shadow w14:blurRad="38100" w14:dist="19050" w14:dir="2700000" w14:sx="100000" w14:sy="100000" w14:kx="0" w14:ky="0" w14:algn="tl">
+                                  <w14:schemeClr w14:val="dk1">
+                                    <w14:alpha w14:val="60000"/>
+                                  </w14:schemeClr>
+                                </w14:shadow>
+                              </w:rPr>
+                              <w:t>S</w:t>
+                            </w:r>
+                          </w:p>
+                        </w:txbxContent>
+                      </v:textbox>
+                    </v:shape>
+                    <v:shape id="Zone de texte 1" o:spid="_x0000_s1110" type="#_x0000_t202" style="position:absolute;left:5399;top:1209;width:2699;height:2699;visibility:visible;mso-wrap-style:square;v-text-anchor:middle" o:gfxdata="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" fillcolor="white [3201]" strokeweight=".5pt">
+                      <v:textbox inset="0,1mm,0,1mm">
+                        <w:txbxContent>
+                          <w:p>
+                            <w:pPr>
+                              <w:spacing w:line="252" w:lineRule="auto"/>
+                              <w:jc w:val="center"/>
+                              <w:rPr>
+                                <w:rFonts w:ascii="Calibri" w:eastAsia="Calibri" w:hAnsi="Calibri"/>
+                                <w:b/>
+                                <w:bCs/>
+                                <w:shadow/>
+                                <w:color w:val="000000"/>
+                                <w14:shadow w14:blurRad="38100" w14:dist="19050" w14:dir="2700000" w14:sx="100000" w14:sy="100000" w14:kx="0" w14:ky="0" w14:algn="tl">
+                                  <w14:schemeClr w14:val="dk1">
+                                    <w14:alpha w14:val="60000"/>
+                                  </w14:schemeClr>
+                                </w14:shadow>
+                                <w14:ligatures w14:val="none"/>
+                              </w:rPr>
+                            </w:pPr>
+                            <w:r>
+                              <w:rPr>
+                                <w:rFonts w:ascii="Calibri" w:eastAsia="Calibri" w:hAnsi="Calibri"/>
+                                <w:b/>
+                                <w:bCs/>
+                                <w:shadow/>
+                                <w:color w:val="000000"/>
+                                <w14:shadow w14:blurRad="38100" w14:dist="19050" w14:dir="2700000" w14:sx="100000" w14:sy="100000" w14:kx="0" w14:ky="0" w14:algn="tl">
+                                  <w14:schemeClr w14:val="dk1">
+                                    <w14:alpha w14:val="60000"/>
+                                  </w14:schemeClr>
+                                </w14:shadow>
+                              </w:rPr>
+                              <w:t>Y</w:t>
+                            </w:r>
+                          </w:p>
+                        </w:txbxContent>
+                      </v:textbox>
+                    </v:shape>
+                    <v:shape id="Zone de texte 1" o:spid="_x0000_s1111" type="#_x0000_t202" style="position:absolute;left:8108;top:1209;width:2699;height:2699;visibility:visible;mso-wrap-style:square;v-text-anchor:middle" o:gfxdata="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" fillcolor="white [3201]" strokeweight=".5pt">
+                      <v:textbox inset="0,1mm,0,1mm">
+                        <w:txbxContent>
+                          <w:p>
+                            <w:pPr>
+                              <w:spacing w:line="252" w:lineRule="auto"/>
+                              <w:jc w:val="center"/>
+                              <w:rPr>
+                                <w:rFonts w:ascii="Calibri" w:eastAsia="Calibri" w:hAnsi="Calibri"/>
+                                <w:b/>
+                                <w:bCs/>
+                                <w:shadow/>
+                                <w:color w:val="000000"/>
+                                <w14:shadow w14:blurRad="38100" w14:dist="19050" w14:dir="2700000" w14:sx="100000" w14:sy="100000" w14:kx="0" w14:ky="0" w14:algn="tl">
+                                  <w14:schemeClr w14:val="dk1">
+                                    <w14:alpha w14:val="60000"/>
+                                  </w14:schemeClr>
+                                </w14:shadow>
+                                <w14:ligatures w14:val="none"/>
+                              </w:rPr>
+                            </w:pPr>
+                            <w:r>
+                              <w:rPr>
+                                <w:rFonts w:ascii="Calibri" w:eastAsia="Calibri" w:hAnsi="Calibri"/>
+                                <w:b/>
+                                <w:bCs/>
+                                <w:shadow/>
+                                <w:color w:val="000000"/>
+                                <w14:shadow w14:blurRad="38100" w14:dist="19050" w14:dir="2700000" w14:sx="100000" w14:sy="100000" w14:kx="0" w14:ky="0" w14:algn="tl">
+                                  <w14:schemeClr w14:val="dk1">
+                                    <w14:alpha w14:val="60000"/>
+                                  </w14:schemeClr>
+                                </w14:shadow>
+                              </w:rPr>
+                              <w:t>X</w:t>
+                            </w:r>
+                          </w:p>
+                        </w:txbxContent>
+                      </v:textbox>
+                    </v:shape>
+                    <v:shape id="Zone de texte 1" o:spid="_x0000_s1112" type="#_x0000_t202" style="position:absolute;left:10807;top:1209;width:2699;height:2699;visibility:visible;mso-wrap-style:square;v-text-anchor:middle" o:gfxdata="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" fillcolor="white [3201]" strokeweight=".5pt">
+                      <v:textbox inset="0,1mm,0,1mm">
+                        <w:txbxContent>
+                          <w:p>
+                            <w:pPr>
+                              <w:spacing w:line="252" w:lineRule="auto"/>
+                              <w:jc w:val="center"/>
+                              <w:rPr>
+                                <w:rFonts w:ascii="Calibri" w:eastAsia="Calibri" w:hAnsi="Calibri"/>
+                                <w:b/>
+                                <w:bCs/>
+                                <w:shadow/>
+                                <w:color w:val="000000"/>
+                                <w14:shadow w14:blurRad="38100" w14:dist="19050" w14:dir="2700000" w14:sx="100000" w14:sy="100000" w14:kx="0" w14:ky="0" w14:algn="tl">
+                                  <w14:schemeClr w14:val="dk1">
+                                    <w14:alpha w14:val="60000"/>
+                                  </w14:schemeClr>
+                                </w14:shadow>
+                                <w14:ligatures w14:val="none"/>
+                              </w:rPr>
+                            </w:pPr>
+                            <w:r>
+                              <w:rPr>
+                                <w:rFonts w:ascii="Calibri" w:eastAsia="Calibri" w:hAnsi="Calibri"/>
+                                <w:b/>
+                                <w:bCs/>
+                                <w:shadow/>
+                                <w:color w:val="000000"/>
+                                <w14:shadow w14:blurRad="38100" w14:dist="19050" w14:dir="2700000" w14:sx="100000" w14:sy="100000" w14:kx="0" w14:ky="0" w14:algn="tl">
+                                  <w14:schemeClr w14:val="dk1">
+                                    <w14:alpha w14:val="60000"/>
+                                  </w14:schemeClr>
+                                </w14:shadow>
+                              </w:rPr>
+                              <w:t>DP</w:t>
+                            </w:r>
+                            <w:r>
+                              <w:rPr>
+                                <w:rFonts w:ascii="Calibri" w:eastAsia="Calibri" w:hAnsi="Calibri"/>
+                                <w:b/>
+                                <w:bCs/>
+                                <w:shadow/>
+                                <w:color w:val="000000"/>
+                                <w14:shadow w14:blurRad="38100" w14:dist="19050" w14:dir="2700000" w14:sx="100000" w14:sy="100000" w14:kx="0" w14:ky="0" w14:algn="tl">
+                                  <w14:schemeClr w14:val="dk1">
+                                    <w14:alpha w14:val="60000"/>
+                                  </w14:schemeClr>
+                                </w14:shadow>
+                              </w:rPr>
+                              <w:tab/>
+                            </w:r>
+                          </w:p>
+                        </w:txbxContent>
+                      </v:textbox>
+                    </v:shape>
+                    <v:shape id="Zone de texte 1" o:spid="_x0000_s1113" type="#_x0000_t202" style="position:absolute;left:13506;top:1209;width:2699;height:2699;visibility:visible;mso-wrap-style:square;v-text-anchor:middle" o:gfxdata="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" fillcolor="white [3201]" strokeweight=".5pt">
+                      <v:textbox inset="0,1mm,0,1mm">
+                        <w:txbxContent>
+                          <w:p>
+                            <w:pPr>
+                              <w:spacing w:line="252" w:lineRule="auto"/>
+                              <w:jc w:val="center"/>
+                              <w:rPr>
+                                <w:rFonts w:ascii="Calibri" w:eastAsia="Calibri" w:hAnsi="Calibri"/>
+                                <w:b/>
+                                <w:bCs/>
+                                <w:shadow/>
+                                <w:color w:val="000000"/>
+                                <w14:shadow w14:blurRad="38100" w14:dist="19050" w14:dir="2700000" w14:sx="100000" w14:sy="100000" w14:kx="0" w14:ky="0" w14:algn="tl">
+                                  <w14:schemeClr w14:val="dk1">
+                                    <w14:alpha w14:val="60000"/>
+                                  </w14:schemeClr>
+                                </w14:shadow>
+                                <w14:ligatures w14:val="none"/>
+                              </w:rPr>
+                            </w:pPr>
+                            <w:r>
+                              <w:rPr>
+                                <w:rFonts w:ascii="Calibri" w:eastAsia="Calibri" w:hAnsi="Calibri"/>
+                                <w:b/>
+                                <w:bCs/>
+                                <w:shadow/>
+                                <w:color w:val="000000"/>
+                                <w14:shadow w14:blurRad="38100" w14:dist="19050" w14:dir="2700000" w14:sx="100000" w14:sy="100000" w14:kx="0" w14:ky="0" w14:algn="tl">
+                                  <w14:schemeClr w14:val="dk1">
+                                    <w14:alpha w14:val="60000"/>
+                                  </w14:schemeClr>
+                                </w14:shadow>
+                              </w:rPr>
+                              <w:t>B</w:t>
+                            </w:r>
+                          </w:p>
+                        </w:txbxContent>
+                      </v:textbox>
+                    </v:shape>
+                    <v:shape id="Zone de texte 1" o:spid="_x0000_s1114" type="#_x0000_t202" style="position:absolute;left:16207;top:1209;width:2699;height:2699;visibility:visible;mso-wrap-style:square;v-text-anchor:middle" o:gfxdata="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" fillcolor="white [3201]" strokeweight=".5pt">
+                      <v:textbox inset="0,1mm,0,1mm">
+                        <w:txbxContent>
+                          <w:p>
+                            <w:pPr>
+                              <w:spacing w:line="252" w:lineRule="auto"/>
+                              <w:jc w:val="center"/>
+                              <w:rPr>
+                                <w:rFonts w:ascii="Calibri" w:eastAsia="Calibri" w:hAnsi="Calibri"/>
+                                <w:b/>
+                                <w:bCs/>
+                                <w:shadow/>
+                                <w:color w:val="000000"/>
+                                <w14:shadow w14:blurRad="38100" w14:dist="19050" w14:dir="2700000" w14:sx="100000" w14:sy="100000" w14:kx="0" w14:ky="0" w14:algn="tl">
+                                  <w14:schemeClr w14:val="dk1">
+                                    <w14:alpha w14:val="60000"/>
+                                  </w14:schemeClr>
+                                </w14:shadow>
+                                <w14:ligatures w14:val="none"/>
+                              </w:rPr>
+                            </w:pPr>
+                            <w:r>
+                              <w:rPr>
+                                <w:rFonts w:ascii="Calibri" w:eastAsia="Calibri" w:hAnsi="Calibri"/>
+                                <w:b/>
+                                <w:bCs/>
+                                <w:shadow/>
+                                <w:color w:val="000000"/>
+                                <w14:shadow w14:blurRad="38100" w14:dist="19050" w14:dir="2700000" w14:sx="100000" w14:sy="100000" w14:kx="0" w14:ky="0" w14:algn="tl">
+                                  <w14:schemeClr w14:val="dk1">
+                                    <w14:alpha w14:val="60000"/>
+                                  </w14:schemeClr>
+                                </w14:shadow>
+                              </w:rPr>
+                              <w:t>A</w:t>
+                            </w:r>
+                          </w:p>
+                        </w:txbxContent>
+                      </v:textbox>
+                    </v:shape>
+                    <v:shape id="Zone de texte 1" o:spid="_x0000_s1115" type="#_x0000_t202" style="position:absolute;left:18916;top:1209;width:2699;height:2699;visibility:visible;mso-wrap-style:square;v-text-anchor:middle" o:gfxdata="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" fillcolor="white [3201]" strokeweight=".5pt">
+                      <v:textbox inset="0,1mm,0,1mm">
+                        <w:txbxContent>
+                          <w:p>
+                            <w:pPr>
+                              <w:spacing w:line="252" w:lineRule="auto"/>
+                              <w:jc w:val="center"/>
+                              <w:rPr>
+                                <w:rFonts w:ascii="Calibri" w:eastAsia="Calibri" w:hAnsi="Calibri"/>
+                                <w:b/>
+                                <w:bCs/>
+                                <w:shadow/>
+                                <w:color w:val="000000"/>
+                                <w14:shadow w14:blurRad="38100" w14:dist="19050" w14:dir="2700000" w14:sx="100000" w14:sy="100000" w14:kx="0" w14:ky="0" w14:algn="tl">
+                                  <w14:schemeClr w14:val="dk1">
+                                    <w14:alpha w14:val="60000"/>
+                                  </w14:schemeClr>
+                                </w14:shadow>
+                                <w14:ligatures w14:val="none"/>
+                              </w:rPr>
+                            </w:pPr>
+                            <w:r>
+                              <w:rPr>
+                                <w:rFonts w:ascii="Calibri" w:eastAsia="Calibri" w:hAnsi="Calibri"/>
+                                <w:b/>
+                                <w:bCs/>
+                                <w:shadow/>
+                                <w:color w:val="000000"/>
+                                <w14:shadow w14:blurRad="38100" w14:dist="19050" w14:dir="2700000" w14:sx="100000" w14:sy="100000" w14:kx="0" w14:ky="0" w14:algn="tl">
+                                  <w14:schemeClr w14:val="dk1">
+                                    <w14:alpha w14:val="60000"/>
+                                  </w14:schemeClr>
+                                </w14:shadow>
+                              </w:rPr>
+                              <w:t>CC</w:t>
+                            </w:r>
+                          </w:p>
+                        </w:txbxContent>
+                      </v:textbox>
+                    </v:shape>
+                  </v:group>
+                  <v:shape id="Zone de texte 1" o:spid="_x0000_s1116" type="#_x0000_t202" style="position:absolute;left:19427;top:1;width:1638;height:1753;visibility:visible;mso-wrap-style:square;v-text-anchor:middle" o:gfxdata="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" filled="f" stroked="f" strokeweight=".5pt">
+                    <v:textbox inset="0,0,0,0">
+                      <w:txbxContent>
+                        <w:p>
+                          <w:pPr>
+                            <w:spacing w:line="252" w:lineRule="auto"/>
+                            <w:jc w:val="center"/>
+                            <w:rPr>
+                              <w:rFonts w:ascii="Calibri" w:eastAsia="Calibri" w:hAnsi="Calibri"/>
+                              <w:shadow/>
+                              <w:color w:val="000000"/>
+                              <w:sz w:val="16"/>
+                              <w:szCs w:val="16"/>
+                              <w14:shadow w14:blurRad="38100" w14:dist="19050" w14:dir="2700000" w14:sx="100000" w14:sy="100000" w14:kx="0" w14:ky="0" w14:algn="tl">
+                                <w14:schemeClr w14:val="dk1">
+                                  <w14:alpha w14:val="60000"/>
+                                </w14:schemeClr>
+                              </w14:shadow>
+                              <w14:ligatures w14:val="none"/>
+                            </w:rPr>
+                          </w:pPr>
+                          <w:r>
+                            <w:rPr>
+                              <w:rFonts w:ascii="Calibri" w:eastAsia="Calibri" w:hAnsi="Calibri"/>
+                              <w:shadow/>
+                              <w:color w:val="000000"/>
+                              <w:sz w:val="16"/>
+                              <w:szCs w:val="16"/>
+                              <w14:shadow w14:blurRad="38100" w14:dist="19050" w14:dir="2700000" w14:sx="100000" w14:sy="100000" w14:kx="0" w14:ky="0" w14:algn="tl">
+                                <w14:schemeClr w14:val="dk1">
+                                  <w14:alpha w14:val="60000"/>
+                                </w14:schemeClr>
+                              </w14:shadow>
+                            </w:rPr>
+                            <w:t>b0</w:t>
+                          </w:r>
+                        </w:p>
+                      </w:txbxContent>
+                    </v:textbox>
+                  </v:shape>
+                  <v:shape id="Zone de texte 1" o:spid="_x0000_s1117" type="#_x0000_t202" style="position:absolute;left:16840;width:1638;height:1752;visibility:visible;mso-wrap-style:square;v-text-anchor:middle" o:gfxdata="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" filled="f" stroked="f" strokeweight=".5pt">
+                    <v:textbox inset="0,0,0,0">
+                      <w:txbxContent>
+                        <w:p>
+                          <w:pPr>
+                            <w:spacing w:line="252" w:lineRule="auto"/>
+                            <w:jc w:val="center"/>
+                            <w:rPr>
+                              <w:rFonts w:ascii="Calibri" w:eastAsia="Calibri" w:hAnsi="Calibri"/>
+                              <w:shadow/>
+                              <w:color w:val="000000"/>
+                              <w:sz w:val="16"/>
+                              <w:szCs w:val="16"/>
+                              <w14:shadow w14:blurRad="38100" w14:dist="19050" w14:dir="2700000" w14:sx="100000" w14:sy="100000" w14:kx="0" w14:ky="0" w14:algn="tl">
+                                <w14:schemeClr w14:val="dk1">
+                                  <w14:alpha w14:val="60000"/>
+                                </w14:schemeClr>
+                              </w14:shadow>
+                              <w14:ligatures w14:val="none"/>
+                            </w:rPr>
+                          </w:pPr>
+                          <w:r>
+                            <w:rPr>
+                              <w:rFonts w:ascii="Calibri" w:eastAsia="Calibri" w:hAnsi="Calibri"/>
+                              <w:shadow/>
+                              <w:color w:val="000000"/>
+                              <w:sz w:val="16"/>
+                              <w:szCs w:val="16"/>
+                              <w14:shadow w14:blurRad="38100" w14:dist="19050" w14:dir="2700000" w14:sx="100000" w14:sy="100000" w14:kx="0" w14:ky="0" w14:algn="tl">
+                                <w14:schemeClr w14:val="dk1">
+                                  <w14:alpha w14:val="60000"/>
+                                </w14:schemeClr>
+                              </w14:shadow>
+                            </w:rPr>
+                            <w:t>b1</w:t>
+                          </w:r>
+                        </w:p>
+                      </w:txbxContent>
+                    </v:textbox>
+                  </v:shape>
+                  <v:shape id="Zone de texte 1" o:spid="_x0000_s1118" type="#_x0000_t202" style="position:absolute;left:14070;top:1;width:1639;height:1753;visibility:visible;mso-wrap-style:square;v-text-anchor:middle" o:gfxdata="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" filled="f" stroked="f" strokeweight=".5pt">
+                    <v:textbox inset="0,0,0,0">
+                      <w:txbxContent>
+                        <w:p>
+                          <w:pPr>
+                            <w:spacing w:line="252" w:lineRule="auto"/>
+                            <w:jc w:val="center"/>
+                            <w:rPr>
+                              <w:rFonts w:ascii="Calibri" w:eastAsia="Calibri" w:hAnsi="Calibri"/>
+                              <w:shadow/>
+                              <w:color w:val="000000"/>
+                              <w:sz w:val="16"/>
+                              <w:szCs w:val="16"/>
+                              <w14:shadow w14:blurRad="38100" w14:dist="19050" w14:dir="2700000" w14:sx="100000" w14:sy="100000" w14:kx="0" w14:ky="0" w14:algn="tl">
+                                <w14:schemeClr w14:val="dk1">
+                                  <w14:alpha w14:val="60000"/>
+                                </w14:schemeClr>
+                              </w14:shadow>
+                              <w14:ligatures w14:val="none"/>
+                            </w:rPr>
+                          </w:pPr>
+                          <w:r>
+                            <w:rPr>
+                              <w:rFonts w:ascii="Calibri" w:eastAsia="Calibri" w:hAnsi="Calibri"/>
+                              <w:shadow/>
+                              <w:color w:val="000000"/>
+                              <w:sz w:val="16"/>
+                              <w:szCs w:val="16"/>
+                              <w14:shadow w14:blurRad="38100" w14:dist="19050" w14:dir="2700000" w14:sx="100000" w14:sy="100000" w14:kx="0" w14:ky="0" w14:algn="tl">
+                                <w14:schemeClr w14:val="dk1">
+                                  <w14:alpha w14:val="60000"/>
+                                </w14:schemeClr>
+                              </w14:shadow>
+                            </w:rPr>
+                            <w:t>b2</w:t>
+                          </w:r>
+                        </w:p>
+                      </w:txbxContent>
+                    </v:textbox>
+                  </v:shape>
+                  <v:shape id="Zone de texte 1" o:spid="_x0000_s1119" type="#_x0000_t202" style="position:absolute;left:11486;top:1;width:1638;height:1753;visibility:visible;mso-wrap-style:square;v-text-anchor:middle" o:gfxdata="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" filled="f" stroked="f" strokeweight=".5pt">
+                    <v:textbox inset="0,0,0,0">
+                      <w:txbxContent>
+                        <w:p>
+                          <w:pPr>
+                            <w:spacing w:line="252" w:lineRule="auto"/>
+                            <w:jc w:val="center"/>
+                            <w:rPr>
+                              <w:rFonts w:ascii="Calibri" w:eastAsia="Calibri" w:hAnsi="Calibri"/>
+                              <w:shadow/>
+                              <w:color w:val="000000"/>
+                              <w:sz w:val="16"/>
+                              <w:szCs w:val="16"/>
+                              <w14:shadow w14:blurRad="38100" w14:dist="19050" w14:dir="2700000" w14:sx="100000" w14:sy="100000" w14:kx="0" w14:ky="0" w14:algn="tl">
+                                <w14:schemeClr w14:val="dk1">
+                                  <w14:alpha w14:val="60000"/>
+                                </w14:schemeClr>
+                              </w14:shadow>
+                              <w14:ligatures w14:val="none"/>
+                            </w:rPr>
+                          </w:pPr>
+                          <w:r>
+                            <w:rPr>
+                              <w:rFonts w:ascii="Calibri" w:eastAsia="Calibri" w:hAnsi="Calibri"/>
+                              <w:shadow/>
+                              <w:color w:val="000000"/>
+                              <w:sz w:val="16"/>
+                              <w:szCs w:val="16"/>
+                              <w14:shadow w14:blurRad="38100" w14:dist="19050" w14:dir="2700000" w14:sx="100000" w14:sy="100000" w14:kx="0" w14:ky="0" w14:algn="tl">
+                                <w14:schemeClr w14:val="dk1">
+                                  <w14:alpha w14:val="60000"/>
+                                </w14:schemeClr>
+                              </w14:shadow>
+                            </w:rPr>
+                            <w:t>b3</w:t>
+                          </w:r>
+                        </w:p>
+                      </w:txbxContent>
+                    </v:textbox>
+                  </v:shape>
+                  <v:shape id="Zone de texte 1" o:spid="_x0000_s1120" type="#_x0000_t202" style="position:absolute;left:8715;top:1;width:1639;height:1753;visibility:visible;mso-wrap-style:square;v-text-anchor:middle" o:gfxdata="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" filled="f" stroked="f" strokeweight=".5pt">
+                    <v:textbox inset="0,0,0,0">
+                      <w:txbxContent>
+                        <w:p>
+                          <w:pPr>
+                            <w:spacing w:line="252" w:lineRule="auto"/>
+                            <w:jc w:val="center"/>
+                            <w:rPr>
+                              <w:rFonts w:ascii="Calibri" w:eastAsia="Calibri" w:hAnsi="Calibri"/>
+                              <w:shadow/>
+                              <w:color w:val="000000"/>
+                              <w:sz w:val="16"/>
+                              <w:szCs w:val="16"/>
+                              <w14:shadow w14:blurRad="38100" w14:dist="19050" w14:dir="2700000" w14:sx="100000" w14:sy="100000" w14:kx="0" w14:ky="0" w14:algn="tl">
+                                <w14:schemeClr w14:val="dk1">
+                                  <w14:alpha w14:val="60000"/>
+                                </w14:schemeClr>
+                              </w14:shadow>
+                              <w14:ligatures w14:val="none"/>
+                            </w:rPr>
+                          </w:pPr>
+                          <w:r>
+                            <w:rPr>
+                              <w:rFonts w:ascii="Calibri" w:eastAsia="Calibri" w:hAnsi="Calibri"/>
+                              <w:shadow/>
+                              <w:color w:val="000000"/>
+                              <w:sz w:val="16"/>
+                              <w:szCs w:val="16"/>
+                              <w14:shadow w14:blurRad="38100" w14:dist="19050" w14:dir="2700000" w14:sx="100000" w14:sy="100000" w14:kx="0" w14:ky="0" w14:algn="tl">
+                                <w14:schemeClr w14:val="dk1">
+                                  <w14:alpha w14:val="60000"/>
+                                </w14:schemeClr>
+                              </w14:shadow>
+                            </w:rPr>
+                            <w:t>b4</w:t>
+                          </w:r>
+                        </w:p>
+                      </w:txbxContent>
+                    </v:textbox>
+                  </v:shape>
+                  <v:shape id="Zone de texte 1" o:spid="_x0000_s1121" type="#_x0000_t202" style="position:absolute;left:6131;top:1;width:1638;height:1753;visibility:visible;mso-wrap-style:square;v-text-anchor:middle" o:gfxdata="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" filled="f" stroked="f" strokeweight=".5pt">
+                    <v:textbox inset="0,0,0,0">
+                      <w:txbxContent>
+                        <w:p>
+                          <w:pPr>
+                            <w:spacing w:line="252" w:lineRule="auto"/>
+                            <w:jc w:val="center"/>
+                            <w:rPr>
+                              <w:rFonts w:ascii="Calibri" w:eastAsia="Calibri" w:hAnsi="Calibri"/>
+                              <w:shadow/>
+                              <w:color w:val="000000"/>
+                              <w:sz w:val="16"/>
+                              <w:szCs w:val="16"/>
+                              <w14:shadow w14:blurRad="38100" w14:dist="19050" w14:dir="2700000" w14:sx="100000" w14:sy="100000" w14:kx="0" w14:ky="0" w14:algn="tl">
+                                <w14:schemeClr w14:val="dk1">
+                                  <w14:alpha w14:val="60000"/>
+                                </w14:schemeClr>
+                              </w14:shadow>
+                              <w14:ligatures w14:val="none"/>
+                            </w:rPr>
+                          </w:pPr>
+                          <w:r>
+                            <w:rPr>
+                              <w:rFonts w:ascii="Calibri" w:eastAsia="Calibri" w:hAnsi="Calibri"/>
+                              <w:shadow/>
+                              <w:color w:val="000000"/>
+                              <w:sz w:val="16"/>
+                              <w:szCs w:val="16"/>
+                              <w14:shadow w14:blurRad="38100" w14:dist="19050" w14:dir="2700000" w14:sx="100000" w14:sy="100000" w14:kx="0" w14:ky="0" w14:algn="tl">
+                                <w14:schemeClr w14:val="dk1">
+                                  <w14:alpha w14:val="60000"/>
+                                </w14:schemeClr>
+                              </w14:shadow>
+                            </w:rPr>
+                            <w:t>b5</w:t>
+                          </w:r>
+                        </w:p>
+                      </w:txbxContent>
+                    </v:textbox>
+                  </v:shape>
+                  <v:shape id="Zone de texte 1" o:spid="_x0000_s1122" type="#_x0000_t202" style="position:absolute;left:3280;top:1;width:1803;height:1753;visibility:visible;mso-wrap-style:square;v-text-anchor:middle" o:gfxdata="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" filled="f" stroked="f" strokeweight=".5pt">
+                    <v:textbox inset="0,0,0,0">
+                      <w:txbxContent>
+                        <w:p>
+                          <w:pPr>
+                            <w:spacing w:line="252" w:lineRule="auto"/>
+                            <w:jc w:val="center"/>
+                            <w:rPr>
+                              <w:rFonts w:ascii="Calibri" w:eastAsia="Calibri" w:hAnsi="Calibri"/>
+                              <w:shadow/>
+                              <w:color w:val="000000"/>
+                              <w:sz w:val="16"/>
+                              <w:szCs w:val="16"/>
+                              <w14:shadow w14:blurRad="38100" w14:dist="19050" w14:dir="2700000" w14:sx="100000" w14:sy="100000" w14:kx="0" w14:ky="0" w14:algn="tl">
+                                <w14:schemeClr w14:val="dk1">
+                                  <w14:alpha w14:val="60000"/>
+                                </w14:schemeClr>
+                              </w14:shadow>
+                              <w14:ligatures w14:val="none"/>
+                            </w:rPr>
+                          </w:pPr>
+                          <w:r>
+                            <w:rPr>
+                              <w:rFonts w:ascii="Calibri" w:eastAsia="Calibri" w:hAnsi="Calibri"/>
+                              <w:shadow/>
+                              <w:color w:val="000000"/>
+                              <w:sz w:val="16"/>
+                              <w:szCs w:val="16"/>
+                              <w14:shadow w14:blurRad="38100" w14:dist="19050" w14:dir="2700000" w14:sx="100000" w14:sy="100000" w14:kx="0" w14:ky="0" w14:algn="tl">
+                                <w14:schemeClr w14:val="dk1">
+                                  <w14:alpha w14:val="60000"/>
+                                </w14:schemeClr>
+                              </w14:shadow>
+                            </w:rPr>
+                            <w:t>b6</w:t>
+                          </w:r>
+                        </w:p>
+                      </w:txbxContent>
+                    </v:textbox>
+                  </v:shape>
+                  <v:shape id="Zone de texte 1" o:spid="_x0000_s1123" type="#_x0000_t202" style="position:absolute;left:778;top:1;width:1638;height:1753;visibility:visible;mso-wrap-style:square;v-text-anchor:middle" o:gfxdata="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" filled="f" stroked="f" strokeweight=".5pt">
+                    <v:textbox inset="0,0,0,0">
+                      <w:txbxContent>
+                        <w:p>
+                          <w:pPr>
+                            <w:spacing w:line="252" w:lineRule="auto"/>
+                            <w:jc w:val="center"/>
+                            <w:rPr>
+                              <w:rFonts w:ascii="Calibri" w:eastAsia="Calibri" w:hAnsi="Calibri"/>
+                              <w:shadow/>
+                              <w:color w:val="000000"/>
+                              <w:sz w:val="16"/>
+                              <w:szCs w:val="16"/>
+                              <w14:shadow w14:blurRad="38100" w14:dist="19050" w14:dir="2700000" w14:sx="100000" w14:sy="100000" w14:kx="0" w14:ky="0" w14:algn="tl">
+                                <w14:schemeClr w14:val="dk1">
+                                  <w14:alpha w14:val="60000"/>
+                                </w14:schemeClr>
+                              </w14:shadow>
+                              <w14:ligatures w14:val="none"/>
+                            </w:rPr>
+                          </w:pPr>
+                          <w:r>
+                            <w:rPr>
+                              <w:rFonts w:ascii="Calibri" w:eastAsia="Calibri" w:hAnsi="Calibri"/>
+                              <w:shadow/>
+                              <w:color w:val="000000"/>
+                              <w:sz w:val="16"/>
+                              <w:szCs w:val="16"/>
+                              <w14:shadow w14:blurRad="38100" w14:dist="19050" w14:dir="2700000" w14:sx="100000" w14:sy="100000" w14:kx="0" w14:ky="0" w14:algn="tl">
+                                <w14:schemeClr w14:val="dk1">
+                                  <w14:alpha w14:val="60000"/>
+                                </w14:schemeClr>
+                              </w14:shadow>
+                            </w:rPr>
+                            <w:t>b7</w:t>
+                          </w:r>
+                        </w:p>
+                      </w:txbxContent>
+                    </v:textbox>
+                  </v:shape>
+                  <v:shape id="Connecteur droit avec flèche 937098" o:spid="_x0000_s1124" type="#_x0000_t32" style="position:absolute;left:10324;top:4826;width:5423;height:0;flip:x;visibility:visible;mso-wrap-style:square" o:connectortype="straight" o:gfxdata="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" strokecolor="black [3200]" strokeweight=".5pt">
+                    <v:stroke startarrow="block" joinstyle="miter"/>
+                  </v:shape>
+                </v:group>
+                <v:group id="Groupe 1009984376" o:spid="_x0000_s1125" style="position:absolute;left:1623;top:21283;width:21602;height:6045" coordsize="21609,6049" o:gfxdata="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">
+                  <v:shape id="Zone de texte 1" o:spid="_x0000_s1126" type="#_x0000_t202" style="position:absolute;left:7769;top:4296;width:9508;height:1753;visibility:visible;mso-wrap-style:square;v-text-anchor:middle" o:gfxdata="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" filled="f" stroked="f" strokeweight=".5pt">
+                    <v:textbox inset="0,0,0,0">
+                      <w:txbxContent>
+                        <w:p>
+                          <w:pPr>
+                            <w:spacing w:line="252" w:lineRule="auto"/>
+                            <w:jc w:val="center"/>
+                            <w:rPr>
+                              <w:rFonts w:ascii="Calibri" w:eastAsia="Calibri" w:hAnsi="Calibri"/>
+                              <w:shadow/>
+                              <w:color w:val="000000"/>
+                              <w:sz w:val="16"/>
+                              <w:szCs w:val="16"/>
+                              <w14:shadow w14:blurRad="38100" w14:dist="19050" w14:dir="2700000" w14:sx="100000" w14:sy="100000" w14:kx="0" w14:ky="0" w14:algn="tl">
+                                <w14:schemeClr w14:val="dk1">
+                                  <w14:alpha w14:val="60000"/>
+                                </w14:schemeClr>
+                              </w14:shadow>
+                              <w14:ligatures w14:val="none"/>
+                            </w:rPr>
+                          </w:pPr>
+                          <w:r>
+                            <w:rPr>
+                              <w:rFonts w:ascii="Calibri" w:eastAsia="Calibri" w:hAnsi="Calibri"/>
+                              <w:shadow/>
+                              <w:color w:val="000000"/>
+                              <w:sz w:val="16"/>
+                              <w:szCs w:val="16"/>
+                              <w14:shadow w14:blurRad="38100" w14:dist="19050" w14:dir="2700000" w14:sx="100000" w14:sy="100000" w14:kx="0" w14:ky="0" w14:algn="tl">
+                                <w14:schemeClr w14:val="dk1">
+                                  <w14:alpha w14:val="60000"/>
+                                </w14:schemeClr>
+                              </w14:shadow>
+                            </w:rPr>
+                            <w:t>Pull order</w:t>
+                          </w:r>
+                        </w:p>
+                      </w:txbxContent>
+                    </v:textbox>
+                  </v:shape>
+                  <v:group id="Groupe 2065770100" o:spid="_x0000_s1127" style="position:absolute;top:1209;width:21609;height:2699" coordorigin=",1209" coordsize="21615,2698" o:gfxdata="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">
+                    <v:shape id="Zone de texte 1" o:spid="_x0000_s1128" type="#_x0000_t202" style="position:absolute;top:1209;width:2698;height:2699;visibility:visible;mso-wrap-style:square;v-text-anchor:middle" o:gfxdata="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" fillcolor="white [3201]" strokeweight=".5pt">
+                      <v:textbox inset="0,1mm,0,1mm">
+                        <w:txbxContent>
+                          <w:p>
+                            <w:pPr>
+                              <w:spacing w:line="252" w:lineRule="auto"/>
+                              <w:jc w:val="center"/>
+                              <w:rPr>
+                                <w:rFonts w:ascii="Calibri" w:eastAsia="Calibri" w:hAnsi="Calibri"/>
+                                <w:b/>
+                                <w:bCs/>
+                                <w:shadow/>
+                                <w:color w:val="000000"/>
+                                <w14:shadow w14:blurRad="38100" w14:dist="19050" w14:dir="2700000" w14:sx="100000" w14:sy="100000" w14:kx="0" w14:ky="0" w14:algn="tl">
+                                  <w14:schemeClr w14:val="dk1">
+                                    <w14:alpha w14:val="60000"/>
+                                  </w14:schemeClr>
+                                </w14:shadow>
+                                <w14:ligatures w14:val="none"/>
+                              </w:rPr>
+                            </w:pPr>
+                            <w:r>
+                              <w:rPr>
+                                <w:rFonts w:ascii="Calibri" w:eastAsia="Calibri" w:hAnsi="Calibri"/>
+                                <w:b/>
+                                <w:bCs/>
+                                <w:shadow/>
+                                <w:color w:val="000000"/>
+                                <w14:shadow w14:blurRad="38100" w14:dist="19050" w14:dir="2700000" w14:sx="100000" w14:sy="100000" w14:kx="0" w14:ky="0" w14:algn="tl">
+                                  <w14:schemeClr w14:val="dk1">
+                                    <w14:alpha w14:val="60000"/>
+                                  </w14:schemeClr>
+                                </w14:shadow>
+                              </w:rPr>
+                              <w:t>PC</w:t>
+                            </w:r>
+                            <w:r>
+                              <w:rPr>
+                                <w:rFonts w:ascii="Calibri" w:eastAsia="Calibri" w:hAnsi="Calibri"/>
+                                <w:b/>
+                                <w:bCs/>
+                                <w:shadow/>
+                                <w:color w:val="000000"/>
+                                <w14:shadow w14:blurRad="38100" w14:dist="19050" w14:dir="2700000" w14:sx="100000" w14:sy="100000" w14:kx="0" w14:ky="0" w14:algn="tl">
+                                  <w14:schemeClr w14:val="dk1">
+                                    <w14:alpha w14:val="60000"/>
+                                  </w14:schemeClr>
+                                </w14:shadow>
+                              </w:rPr>
+                              <w:tab/>
+                            </w:r>
+                          </w:p>
+                        </w:txbxContent>
+                      </v:textbox>
+                    </v:shape>
+                    <v:shape id="Zone de texte 1" o:spid="_x0000_s1129" type="#_x0000_t202" style="position:absolute;left:2698;top:1209;width:2699;height:2699;visibility:visible;mso-wrap-style:square;v-text-anchor:middle" o:gfxdata="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" fillcolor="white [3201]" strokeweight=".5pt">
+                      <v:textbox inset="0,1mm,0,1mm">
+                        <w:txbxContent>
+                          <w:p>
+                            <w:pPr>
+                              <w:spacing w:line="252" w:lineRule="auto"/>
+                              <w:jc w:val="center"/>
+                              <w:rPr>
+                                <w:rFonts w:ascii="Calibri" w:eastAsia="Calibri" w:hAnsi="Calibri"/>
+                                <w:b/>
+                                <w:bCs/>
+                                <w:shadow/>
+                                <w:color w:val="000000"/>
+                                <w14:shadow w14:blurRad="38100" w14:dist="19050" w14:dir="2700000" w14:sx="100000" w14:sy="100000" w14:kx="0" w14:ky="0" w14:algn="tl">
+                                  <w14:schemeClr w14:val="dk1">
+                                    <w14:alpha w14:val="60000"/>
+                                  </w14:schemeClr>
+                                </w14:shadow>
+                                <w14:ligatures w14:val="none"/>
+                              </w:rPr>
+                            </w:pPr>
+                            <w:r>
+                              <w:rPr>
+                                <w:rFonts w:ascii="Calibri" w:eastAsia="Calibri" w:hAnsi="Calibri"/>
+                                <w:b/>
+                                <w:bCs/>
+                                <w:shadow/>
+                                <w:color w:val="000000"/>
+                                <w14:shadow w14:blurRad="38100" w14:dist="19050" w14:dir="2700000" w14:sx="100000" w14:sy="100000" w14:kx="0" w14:ky="0" w14:algn="tl">
+                                  <w14:schemeClr w14:val="dk1">
+                                    <w14:alpha w14:val="60000"/>
+                                  </w14:schemeClr>
+                                </w14:shadow>
+                              </w:rPr>
+                              <w:t>U</w:t>
+                            </w:r>
+                          </w:p>
+                        </w:txbxContent>
+                      </v:textbox>
+                    </v:shape>
+                    <v:shape id="Zone de texte 1" o:spid="_x0000_s1130" type="#_x0000_t202" style="position:absolute;left:5399;top:1209;width:2699;height:2699;visibility:visible;mso-wrap-style:square;v-text-anchor:middle" o:gfxdata="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" fillcolor="white [3201]" strokeweight=".5pt">
+                      <v:textbox inset="0,1mm,0,1mm">
+                        <w:txbxContent>
+                          <w:p>
+                            <w:pPr>
+                              <w:spacing w:line="252" w:lineRule="auto"/>
+                              <w:jc w:val="center"/>
+                              <w:rPr>
+                                <w:rFonts w:ascii="Calibri" w:eastAsia="Calibri" w:hAnsi="Calibri"/>
+                                <w:b/>
+                                <w:bCs/>
+                                <w:shadow/>
+                                <w:color w:val="000000"/>
+                                <w14:shadow w14:blurRad="38100" w14:dist="19050" w14:dir="2700000" w14:sx="100000" w14:sy="100000" w14:kx="0" w14:ky="0" w14:algn="tl">
+                                  <w14:schemeClr w14:val="dk1">
+                                    <w14:alpha w14:val="60000"/>
+                                  </w14:schemeClr>
+                                </w14:shadow>
+                                <w14:ligatures w14:val="none"/>
+                              </w:rPr>
+                            </w:pPr>
+                            <w:r>
+                              <w:rPr>
+                                <w:rFonts w:ascii="Calibri" w:eastAsia="Calibri" w:hAnsi="Calibri"/>
+                                <w:b/>
+                                <w:bCs/>
+                                <w:shadow/>
+                                <w:color w:val="000000"/>
+                                <w14:shadow w14:blurRad="38100" w14:dist="19050" w14:dir="2700000" w14:sx="100000" w14:sy="100000" w14:kx="0" w14:ky="0" w14:algn="tl">
+                                  <w14:schemeClr w14:val="dk1">
+                                    <w14:alpha w14:val="60000"/>
+                                  </w14:schemeClr>
+                                </w14:shadow>
+                              </w:rPr>
+                              <w:t>Y</w:t>
+                            </w:r>
+                          </w:p>
+                        </w:txbxContent>
+                      </v:textbox>
+                    </v:shape>
+                    <v:shape id="Zone de texte 1" o:spid="_x0000_s1131" type="#_x0000_t202" style="position:absolute;left:8108;top:1209;width:2699;height:2699;visibility:visible;mso-wrap-style:square;v-text-anchor:middle" o:gfxdata="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" fillcolor="white [3201]" strokeweight=".5pt">
+                      <v:textbox inset="0,1mm,0,1mm">
+                        <w:txbxContent>
+                          <w:p>
+                            <w:pPr>
+                              <w:spacing w:line="252" w:lineRule="auto"/>
+                              <w:jc w:val="center"/>
+                              <w:rPr>
+                                <w:rFonts w:ascii="Calibri" w:eastAsia="Calibri" w:hAnsi="Calibri"/>
+                                <w:b/>
+                                <w:bCs/>
+                                <w:shadow/>
+                                <w:color w:val="000000"/>
+                                <w14:shadow w14:blurRad="38100" w14:dist="19050" w14:dir="2700000" w14:sx="100000" w14:sy="100000" w14:kx="0" w14:ky="0" w14:algn="tl">
+                                  <w14:schemeClr w14:val="dk1">
+                                    <w14:alpha w14:val="60000"/>
+                                  </w14:schemeClr>
+                                </w14:shadow>
+                                <w14:ligatures w14:val="none"/>
+                              </w:rPr>
+                            </w:pPr>
+                            <w:r>
+                              <w:rPr>
+                                <w:rFonts w:ascii="Calibri" w:eastAsia="Calibri" w:hAnsi="Calibri"/>
+                                <w:b/>
+                                <w:bCs/>
+                                <w:shadow/>
+                                <w:color w:val="000000"/>
+                                <w14:shadow w14:blurRad="38100" w14:dist="19050" w14:dir="2700000" w14:sx="100000" w14:sy="100000" w14:kx="0" w14:ky="0" w14:algn="tl">
+                                  <w14:schemeClr w14:val="dk1">
+                                    <w14:alpha w14:val="60000"/>
+                                  </w14:schemeClr>
+                                </w14:shadow>
+                              </w:rPr>
+                              <w:t>X</w:t>
+                            </w:r>
+                          </w:p>
+                        </w:txbxContent>
+                      </v:textbox>
+                    </v:shape>
+                    <v:shape id="Zone de texte 1" o:spid="_x0000_s1132" type="#_x0000_t202" style="position:absolute;left:10807;top:1209;width:2699;height:2699;visibility:visible;mso-wrap-style:square;v-text-anchor:middle" o:gfxdata="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" fillcolor="white [3201]" strokeweight=".5pt">
+                      <v:textbox inset="0,1mm,0,1mm">
+                        <w:txbxContent>
+                          <w:p>
+                            <w:pPr>
+                              <w:spacing w:line="252" w:lineRule="auto"/>
+                              <w:jc w:val="center"/>
+                              <w:rPr>
+                                <w:rFonts w:ascii="Calibri" w:eastAsia="Calibri" w:hAnsi="Calibri"/>
+                                <w:b/>
+                                <w:bCs/>
+                                <w:shadow/>
+                                <w:color w:val="000000"/>
+                                <w14:shadow w14:blurRad="38100" w14:dist="19050" w14:dir="2700000" w14:sx="100000" w14:sy="100000" w14:kx="0" w14:ky="0" w14:algn="tl">
+                                  <w14:schemeClr w14:val="dk1">
+                                    <w14:alpha w14:val="60000"/>
+                                  </w14:schemeClr>
+                                </w14:shadow>
+                                <w14:ligatures w14:val="none"/>
+                              </w:rPr>
+                            </w:pPr>
+                            <w:r>
+                              <w:rPr>
+                                <w:rFonts w:ascii="Calibri" w:eastAsia="Calibri" w:hAnsi="Calibri"/>
+                                <w:b/>
+                                <w:bCs/>
+                                <w:shadow/>
+                                <w:color w:val="000000"/>
+                                <w14:shadow w14:blurRad="38100" w14:dist="19050" w14:dir="2700000" w14:sx="100000" w14:sy="100000" w14:kx="0" w14:ky="0" w14:algn="tl">
+                                  <w14:schemeClr w14:val="dk1">
+                                    <w14:alpha w14:val="60000"/>
+                                  </w14:schemeClr>
+                                </w14:shadow>
+                              </w:rPr>
+                              <w:t>DP</w:t>
+                            </w:r>
+                            <w:r>
+                              <w:rPr>
+                                <w:rFonts w:ascii="Calibri" w:eastAsia="Calibri" w:hAnsi="Calibri"/>
+                                <w:b/>
+                                <w:bCs/>
+                                <w:shadow/>
+                                <w:color w:val="000000"/>
+                                <w14:shadow w14:blurRad="38100" w14:dist="19050" w14:dir="2700000" w14:sx="100000" w14:sy="100000" w14:kx="0" w14:ky="0" w14:algn="tl">
+                                  <w14:schemeClr w14:val="dk1">
+                                    <w14:alpha w14:val="60000"/>
+                                  </w14:schemeClr>
+                                </w14:shadow>
+                              </w:rPr>
+                              <w:tab/>
+                            </w:r>
+                          </w:p>
+                        </w:txbxContent>
+                      </v:textbox>
+                    </v:shape>
+                    <v:shape id="Zone de texte 1" o:spid="_x0000_s1133" type="#_x0000_t202" style="position:absolute;left:13506;top:1209;width:2699;height:2699;visibility:visible;mso-wrap-style:square;v-text-anchor:middle" o:gfxdata="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" fillcolor="white [3201]" strokeweight=".5pt">
+                      <v:textbox inset="0,1mm,0,1mm">
+                        <w:txbxContent>
+                          <w:p>
+                            <w:pPr>
+                              <w:spacing w:line="252" w:lineRule="auto"/>
+                              <w:jc w:val="center"/>
+                              <w:rPr>
+                                <w:rFonts w:ascii="Calibri" w:eastAsia="Calibri" w:hAnsi="Calibri"/>
+                                <w:b/>
+                                <w:bCs/>
+                                <w:shadow/>
+                                <w:color w:val="000000"/>
+                                <w14:shadow w14:blurRad="38100" w14:dist="19050" w14:dir="2700000" w14:sx="100000" w14:sy="100000" w14:kx="0" w14:ky="0" w14:algn="tl">
+                                  <w14:schemeClr w14:val="dk1">
+                                    <w14:alpha w14:val="60000"/>
+                                  </w14:schemeClr>
+                                </w14:shadow>
+                                <w14:ligatures w14:val="none"/>
+                              </w:rPr>
+                            </w:pPr>
+                            <w:r>
+                              <w:rPr>
+                                <w:rFonts w:ascii="Calibri" w:eastAsia="Calibri" w:hAnsi="Calibri"/>
+                                <w:b/>
+                                <w:bCs/>
+                                <w:shadow/>
+                                <w:color w:val="000000"/>
+                                <w14:shadow w14:blurRad="38100" w14:dist="19050" w14:dir="2700000" w14:sx="100000" w14:sy="100000" w14:kx="0" w14:ky="0" w14:algn="tl">
+                                  <w14:schemeClr w14:val="dk1">
+                                    <w14:alpha w14:val="60000"/>
+                                  </w14:schemeClr>
+                                </w14:shadow>
+                              </w:rPr>
+                              <w:t>B</w:t>
+                            </w:r>
+                          </w:p>
+                        </w:txbxContent>
+                      </v:textbox>
+                    </v:shape>
+                    <v:shape id="Zone de texte 1" o:spid="_x0000_s1134" type="#_x0000_t202" style="position:absolute;left:16207;top:1209;width:2699;height:2699;visibility:visible;mso-wrap-style:square;v-text-anchor:middle" o:gfxdata="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" fillcolor="white [3201]" strokeweight=".5pt">
+                      <v:textbox inset="0,1mm,0,1mm">
+                        <w:txbxContent>
+                          <w:p>
+                            <w:pPr>
+                              <w:spacing w:line="252" w:lineRule="auto"/>
+                              <w:jc w:val="center"/>
+                              <w:rPr>
+                                <w:rFonts w:ascii="Calibri" w:eastAsia="Calibri" w:hAnsi="Calibri"/>
+                                <w:b/>
+                                <w:bCs/>
+                                <w:shadow/>
+                                <w:color w:val="000000"/>
+                                <w14:shadow w14:blurRad="38100" w14:dist="19050" w14:dir="2700000" w14:sx="100000" w14:sy="100000" w14:kx="0" w14:ky="0" w14:algn="tl">
+                                  <w14:schemeClr w14:val="dk1">
+                                    <w14:alpha w14:val="60000"/>
+                                  </w14:schemeClr>
+                                </w14:shadow>
+                                <w14:ligatures w14:val="none"/>
+                              </w:rPr>
+                            </w:pPr>
+                            <w:r>
+                              <w:rPr>
+                                <w:rFonts w:ascii="Calibri" w:eastAsia="Calibri" w:hAnsi="Calibri"/>
+                                <w:b/>
+                                <w:bCs/>
+                                <w:shadow/>
+                                <w:color w:val="000000"/>
+                                <w14:shadow w14:blurRad="38100" w14:dist="19050" w14:dir="2700000" w14:sx="100000" w14:sy="100000" w14:kx="0" w14:ky="0" w14:algn="tl">
+                                  <w14:schemeClr w14:val="dk1">
+                                    <w14:alpha w14:val="60000"/>
+                                  </w14:schemeClr>
+                                </w14:shadow>
+                              </w:rPr>
+                              <w:t>A</w:t>
+                            </w:r>
+                          </w:p>
+                        </w:txbxContent>
+                      </v:textbox>
+                    </v:shape>
+                    <v:shape id="Zone de texte 1" o:spid="_x0000_s1135" type="#_x0000_t202" style="position:absolute;left:18916;top:1209;width:2699;height:2699;visibility:visible;mso-wrap-style:square;v-text-anchor:middle" o:gfxdata="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" fillcolor="white [3201]" strokeweight=".5pt">
+                      <v:textbox inset="0,1mm,0,1mm">
+                        <w:txbxContent>
+                          <w:p>
+                            <w:pPr>
+                              <w:spacing w:line="252" w:lineRule="auto"/>
+                              <w:jc w:val="center"/>
+                              <w:rPr>
+                                <w:rFonts w:ascii="Calibri" w:eastAsia="Calibri" w:hAnsi="Calibri"/>
+                                <w:b/>
+                                <w:bCs/>
+                                <w:shadow/>
+                                <w:color w:val="000000"/>
+                                <w14:shadow w14:blurRad="38100" w14:dist="19050" w14:dir="2700000" w14:sx="100000" w14:sy="100000" w14:kx="0" w14:ky="0" w14:algn="tl">
+                                  <w14:schemeClr w14:val="dk1">
+                                    <w14:alpha w14:val="60000"/>
+                                  </w14:schemeClr>
+                                </w14:shadow>
+                                <w14:ligatures w14:val="none"/>
+                              </w:rPr>
+                            </w:pPr>
+                            <w:r>
+                              <w:rPr>
+                                <w:rFonts w:ascii="Calibri" w:eastAsia="Calibri" w:hAnsi="Calibri"/>
+                                <w:b/>
+                                <w:bCs/>
+                                <w:shadow/>
+                                <w:color w:val="000000"/>
+                                <w14:shadow w14:blurRad="38100" w14:dist="19050" w14:dir="2700000" w14:sx="100000" w14:sy="100000" w14:kx="0" w14:ky="0" w14:algn="tl">
+                                  <w14:schemeClr w14:val="dk1">
+                                    <w14:alpha w14:val="60000"/>
+                                  </w14:schemeClr>
+                                </w14:shadow>
+                              </w:rPr>
+                              <w:t>CC</w:t>
+                            </w:r>
+                          </w:p>
+                        </w:txbxContent>
+                      </v:textbox>
+                    </v:shape>
+                  </v:group>
+                  <v:shape id="Zone de texte 1" o:spid="_x0000_s1136" type="#_x0000_t202" style="position:absolute;left:19427;top:1;width:1638;height:1753;visibility:visible;mso-wrap-style:square;v-text-anchor:middle" o:gfxdata="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" filled="f" stroked="f" strokeweight=".5pt">
+                    <v:textbox inset="0,0,0,0">
+                      <w:txbxContent>
+                        <w:p>
+                          <w:pPr>
+                            <w:spacing w:line="252" w:lineRule="auto"/>
+                            <w:jc w:val="center"/>
+                            <w:rPr>
+                              <w:rFonts w:ascii="Calibri" w:eastAsia="Calibri" w:hAnsi="Calibri"/>
+                              <w:shadow/>
+                              <w:color w:val="000000"/>
+                              <w:sz w:val="16"/>
+                              <w:szCs w:val="16"/>
+                              <w14:shadow w14:blurRad="38100" w14:dist="19050" w14:dir="2700000" w14:sx="100000" w14:sy="100000" w14:kx="0" w14:ky="0" w14:algn="tl">
+                                <w14:schemeClr w14:val="dk1">
+                                  <w14:alpha w14:val="60000"/>
+                                </w14:schemeClr>
+                              </w14:shadow>
+                              <w14:ligatures w14:val="none"/>
+                            </w:rPr>
+                          </w:pPr>
+                          <w:r>
+                            <w:rPr>
+                              <w:rFonts w:ascii="Calibri" w:eastAsia="Calibri" w:hAnsi="Calibri"/>
+                              <w:shadow/>
+                              <w:color w:val="000000"/>
+                              <w:sz w:val="16"/>
+                              <w:szCs w:val="16"/>
+                              <w14:shadow w14:blurRad="38100" w14:dist="19050" w14:dir="2700000" w14:sx="100000" w14:sy="100000" w14:kx="0" w14:ky="0" w14:algn="tl">
+                                <w14:schemeClr w14:val="dk1">
+                                  <w14:alpha w14:val="60000"/>
+                                </w14:schemeClr>
+                              </w14:shadow>
+                            </w:rPr>
+                            <w:t>b0</w:t>
+                          </w:r>
+                        </w:p>
+                      </w:txbxContent>
+                    </v:textbox>
+                  </v:shape>
+                  <v:shape id="Zone de texte 1" o:spid="_x0000_s1137" type="#_x0000_t202" style="position:absolute;left:16840;width:1638;height:1752;visibility:visible;mso-wrap-style:square;v-text-anchor:middle" o:gfxdata="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" filled="f" stroked="f" strokeweight=".5pt">
+                    <v:textbox inset="0,0,0,0">
+                      <w:txbxContent>
+                        <w:p>
+                          <w:pPr>
+                            <w:spacing w:line="252" w:lineRule="auto"/>
+                            <w:jc w:val="center"/>
+                            <w:rPr>
+                              <w:rFonts w:ascii="Calibri" w:eastAsia="Calibri" w:hAnsi="Calibri"/>
+                              <w:shadow/>
+                              <w:color w:val="000000"/>
+                              <w:sz w:val="16"/>
+                              <w:szCs w:val="16"/>
+                              <w14:shadow w14:blurRad="38100" w14:dist="19050" w14:dir="2700000" w14:sx="100000" w14:sy="100000" w14:kx="0" w14:ky="0" w14:algn="tl">
+                                <w14:schemeClr w14:val="dk1">
+                                  <w14:alpha w14:val="60000"/>
+                                </w14:schemeClr>
+                              </w14:shadow>
+                              <w14:ligatures w14:val="none"/>
+                            </w:rPr>
+                          </w:pPr>
+                          <w:r>
+                            <w:rPr>
+                              <w:rFonts w:ascii="Calibri" w:eastAsia="Calibri" w:hAnsi="Calibri"/>
+                              <w:shadow/>
+                              <w:color w:val="000000"/>
+                              <w:sz w:val="16"/>
+                              <w:szCs w:val="16"/>
+                              <w14:shadow w14:blurRad="38100" w14:dist="19050" w14:dir="2700000" w14:sx="100000" w14:sy="100000" w14:kx="0" w14:ky="0" w14:algn="tl">
+                                <w14:schemeClr w14:val="dk1">
+                                  <w14:alpha w14:val="60000"/>
+                                </w14:schemeClr>
+                              </w14:shadow>
+                            </w:rPr>
+                            <w:t>b1</w:t>
+                          </w:r>
+                        </w:p>
+                      </w:txbxContent>
+                    </v:textbox>
+                  </v:shape>
+                  <v:shape id="Zone de texte 1" o:spid="_x0000_s1138" type="#_x0000_t202" style="position:absolute;left:14070;top:1;width:1639;height:1753;visibility:visible;mso-wrap-style:square;v-text-anchor:middle" o:gfxdata="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" filled="f" stroked="f" strokeweight=".5pt">
+                    <v:textbox inset="0,0,0,0">
+                      <w:txbxContent>
+                        <w:p>
+                          <w:pPr>
+                            <w:spacing w:line="252" w:lineRule="auto"/>
+                            <w:jc w:val="center"/>
+                            <w:rPr>
+                              <w:rFonts w:ascii="Calibri" w:eastAsia="Calibri" w:hAnsi="Calibri"/>
+                              <w:shadow/>
+                              <w:color w:val="000000"/>
+                              <w:sz w:val="16"/>
+                              <w:szCs w:val="16"/>
+                              <w14:shadow w14:blurRad="38100" w14:dist="19050" w14:dir="2700000" w14:sx="100000" w14:sy="100000" w14:kx="0" w14:ky="0" w14:algn="tl">
+                                <w14:schemeClr w14:val="dk1">
+                                  <w14:alpha w14:val="60000"/>
+                                </w14:schemeClr>
+                              </w14:shadow>
+                              <w14:ligatures w14:val="none"/>
+                            </w:rPr>
+                          </w:pPr>
+                          <w:r>
+                            <w:rPr>
+                              <w:rFonts w:ascii="Calibri" w:eastAsia="Calibri" w:hAnsi="Calibri"/>
+                              <w:shadow/>
+                              <w:color w:val="000000"/>
+                              <w:sz w:val="16"/>
+                              <w:szCs w:val="16"/>
+                              <w14:shadow w14:blurRad="38100" w14:dist="19050" w14:dir="2700000" w14:sx="100000" w14:sy="100000" w14:kx="0" w14:ky="0" w14:algn="tl">
+                                <w14:schemeClr w14:val="dk1">
+                                  <w14:alpha w14:val="60000"/>
+                                </w14:schemeClr>
+                              </w14:shadow>
+                            </w:rPr>
+                            <w:t>b2</w:t>
+                          </w:r>
+                        </w:p>
+                      </w:txbxContent>
+                    </v:textbox>
+                  </v:shape>
+                  <v:shape id="Zone de texte 1" o:spid="_x0000_s1139" type="#_x0000_t202" style="position:absolute;left:11486;top:1;width:1638;height:1753;visibility:visible;mso-wrap-style:square;v-text-anchor:middle" o:gfxdata="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" filled="f" stroked="f" strokeweight=".5pt">
+                    <v:textbox inset="0,0,0,0">
+                      <w:txbxContent>
+                        <w:p>
+                          <w:pPr>
+                            <w:spacing w:line="252" w:lineRule="auto"/>
+                            <w:jc w:val="center"/>
+                            <w:rPr>
+                              <w:rFonts w:ascii="Calibri" w:eastAsia="Calibri" w:hAnsi="Calibri"/>
+                              <w:shadow/>
+                              <w:color w:val="000000"/>
+                              <w:sz w:val="16"/>
+                              <w:szCs w:val="16"/>
+                              <w14:shadow w14:blurRad="38100" w14:dist="19050" w14:dir="2700000" w14:sx="100000" w14:sy="100000" w14:kx="0" w14:ky="0" w14:algn="tl">
+                                <w14:schemeClr w14:val="dk1">
+                                  <w14:alpha w14:val="60000"/>
+                                </w14:schemeClr>
+                              </w14:shadow>
+                              <w14:ligatures w14:val="none"/>
+                            </w:rPr>
+                          </w:pPr>
+                          <w:r>
+                            <w:rPr>
+                              <w:rFonts w:ascii="Calibri" w:eastAsia="Calibri" w:hAnsi="Calibri"/>
+                              <w:shadow/>
+                              <w:color w:val="000000"/>
+                              <w:sz w:val="16"/>
+                              <w:szCs w:val="16"/>
+                              <w14:shadow w14:blurRad="38100" w14:dist="19050" w14:dir="2700000" w14:sx="100000" w14:sy="100000" w14:kx="0" w14:ky="0" w14:algn="tl">
+                                <w14:schemeClr w14:val="dk1">
+                                  <w14:alpha w14:val="60000"/>
+                                </w14:schemeClr>
+                              </w14:shadow>
+                            </w:rPr>
+                            <w:t>b3</w:t>
+                          </w:r>
+                        </w:p>
+                      </w:txbxContent>
+                    </v:textbox>
+                  </v:shape>
+                  <v:shape id="Zone de texte 1" o:spid="_x0000_s1140" type="#_x0000_t202" style="position:absolute;left:8715;top:1;width:1639;height:1753;visibility:visible;mso-wrap-style:square;v-text-anchor:middle" o:gfxdata="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" filled="f" stroked="f" strokeweight=".5pt">
+                    <v:textbox inset="0,0,0,0">
+                      <w:txbxContent>
+                        <w:p>
+                          <w:pPr>
+                            <w:spacing w:line="252" w:lineRule="auto"/>
+                            <w:jc w:val="center"/>
+                            <w:rPr>
+                              <w:rFonts w:ascii="Calibri" w:eastAsia="Calibri" w:hAnsi="Calibri"/>
+                              <w:shadow/>
+                              <w:color w:val="000000"/>
+                              <w:sz w:val="16"/>
+                              <w:szCs w:val="16"/>
+                              <w14:shadow w14:blurRad="38100" w14:dist="19050" w14:dir="2700000" w14:sx="100000" w14:sy="100000" w14:kx="0" w14:ky="0" w14:algn="tl">
+                                <w14:schemeClr w14:val="dk1">
+                                  <w14:alpha w14:val="60000"/>
+                                </w14:schemeClr>
+                              </w14:shadow>
+                              <w14:ligatures w14:val="none"/>
+                            </w:rPr>
+                          </w:pPr>
+                          <w:r>
+                            <w:rPr>
+                              <w:rFonts w:ascii="Calibri" w:eastAsia="Calibri" w:hAnsi="Calibri"/>
+                              <w:shadow/>
+                              <w:color w:val="000000"/>
+                              <w:sz w:val="16"/>
+                              <w:szCs w:val="16"/>
+                              <w14:shadow w14:blurRad="38100" w14:dist="19050" w14:dir="2700000" w14:sx="100000" w14:sy="100000" w14:kx="0" w14:ky="0" w14:algn="tl">
+                                <w14:schemeClr w14:val="dk1">
+                                  <w14:alpha w14:val="60000"/>
+                                </w14:schemeClr>
+                              </w14:shadow>
+                            </w:rPr>
+                            <w:t>b4</w:t>
+                          </w:r>
+                        </w:p>
+                      </w:txbxContent>
+                    </v:textbox>
+                  </v:shape>
+                  <v:shape id="Zone de texte 1" o:spid="_x0000_s1141" type="#_x0000_t202" style="position:absolute;left:6131;top:1;width:1638;height:1753;visibility:visible;mso-wrap-style:square;v-text-anchor:middle" o:gfxdata="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" filled="f" stroked="f" strokeweight=".5pt">
+                    <v:textbox inset="0,0,0,0">
+                      <w:txbxContent>
+                        <w:p>
+                          <w:pPr>
+                            <w:spacing w:line="252" w:lineRule="auto"/>
+                            <w:jc w:val="center"/>
+                            <w:rPr>
+                              <w:rFonts w:ascii="Calibri" w:eastAsia="Calibri" w:hAnsi="Calibri"/>
+                              <w:shadow/>
+                              <w:color w:val="000000"/>
+                              <w:sz w:val="16"/>
+                              <w:szCs w:val="16"/>
+                              <w14:shadow w14:blurRad="38100" w14:dist="19050" w14:dir="2700000" w14:sx="100000" w14:sy="100000" w14:kx="0" w14:ky="0" w14:algn="tl">
+                                <w14:schemeClr w14:val="dk1">
+                                  <w14:alpha w14:val="60000"/>
+                                </w14:schemeClr>
+                              </w14:shadow>
+                              <w14:ligatures w14:val="none"/>
+                            </w:rPr>
+                          </w:pPr>
+                          <w:r>
+                            <w:rPr>
+                              <w:rFonts w:ascii="Calibri" w:eastAsia="Calibri" w:hAnsi="Calibri"/>
+                              <w:shadow/>
+                              <w:color w:val="000000"/>
+                              <w:sz w:val="16"/>
+                              <w:szCs w:val="16"/>
+                              <w14:shadow w14:blurRad="38100" w14:dist="19050" w14:dir="2700000" w14:sx="100000" w14:sy="100000" w14:kx="0" w14:ky="0" w14:algn="tl">
+                                <w14:schemeClr w14:val="dk1">
+                                  <w14:alpha w14:val="60000"/>
+                                </w14:schemeClr>
+                              </w14:shadow>
+                            </w:rPr>
+                            <w:t>b5</w:t>
+                          </w:r>
+                        </w:p>
+                      </w:txbxContent>
+                    </v:textbox>
+                  </v:shape>
+                  <v:shape id="Zone de texte 1" o:spid="_x0000_s1142" type="#_x0000_t202" style="position:absolute;left:3280;top:1;width:1803;height:1753;visibility:visible;mso-wrap-style:square;v-text-anchor:middle" o:gfxdata="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" filled="f" stroked="f" strokeweight=".5pt">
+                    <v:textbox inset="0,0,0,0">
+                      <w:txbxContent>
+                        <w:p>
+                          <w:pPr>
+                            <w:spacing w:line="252" w:lineRule="auto"/>
+                            <w:jc w:val="center"/>
+                            <w:rPr>
+                              <w:rFonts w:ascii="Calibri" w:eastAsia="Calibri" w:hAnsi="Calibri"/>
+                              <w:shadow/>
+                              <w:color w:val="000000"/>
+                              <w:sz w:val="16"/>
+                              <w:szCs w:val="16"/>
+                              <w14:shadow w14:blurRad="38100" w14:dist="19050" w14:dir="2700000" w14:sx="100000" w14:sy="100000" w14:kx="0" w14:ky="0" w14:algn="tl">
+                                <w14:schemeClr w14:val="dk1">
+                                  <w14:alpha w14:val="60000"/>
+                                </w14:schemeClr>
+                              </w14:shadow>
+                              <w14:ligatures w14:val="none"/>
+                            </w:rPr>
+                          </w:pPr>
+                          <w:r>
+                            <w:rPr>
+                              <w:rFonts w:ascii="Calibri" w:eastAsia="Calibri" w:hAnsi="Calibri"/>
+                              <w:shadow/>
+                              <w:color w:val="000000"/>
+                              <w:sz w:val="16"/>
+                              <w:szCs w:val="16"/>
+                              <w14:shadow w14:blurRad="38100" w14:dist="19050" w14:dir="2700000" w14:sx="100000" w14:sy="100000" w14:kx="0" w14:ky="0" w14:algn="tl">
+                                <w14:schemeClr w14:val="dk1">
+                                  <w14:alpha w14:val="60000"/>
+                                </w14:schemeClr>
+                              </w14:shadow>
+                            </w:rPr>
+                            <w:t>b6</w:t>
+                          </w:r>
+                        </w:p>
+                      </w:txbxContent>
+                    </v:textbox>
+                  </v:shape>
+                  <v:shape id="Zone de texte 1" o:spid="_x0000_s1143" type="#_x0000_t202" style="position:absolute;left:778;top:1;width:1638;height:1753;visibility:visible;mso-wrap-style:square;v-text-anchor:middle" o:gfxdata="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" filled="f" stroked="f" strokeweight=".5pt">
+                    <v:textbox inset="0,0,0,0">
+                      <w:txbxContent>
+                        <w:p>
+                          <w:pPr>
+                            <w:spacing w:line="252" w:lineRule="auto"/>
+                            <w:jc w:val="center"/>
+                            <w:rPr>
+                              <w:rFonts w:ascii="Calibri" w:eastAsia="Calibri" w:hAnsi="Calibri"/>
+                              <w:shadow/>
+                              <w:color w:val="000000"/>
+                              <w:sz w:val="16"/>
+                              <w:szCs w:val="16"/>
+                              <w14:shadow w14:blurRad="38100" w14:dist="19050" w14:dir="2700000" w14:sx="100000" w14:sy="100000" w14:kx="0" w14:ky="0" w14:algn="tl">
+                                <w14:schemeClr w14:val="dk1">
+                                  <w14:alpha w14:val="60000"/>
+                                </w14:schemeClr>
+                              </w14:shadow>
+                              <w14:ligatures w14:val="none"/>
+                            </w:rPr>
+                          </w:pPr>
+                          <w:r>
+                            <w:rPr>
+                              <w:rFonts w:ascii="Calibri" w:eastAsia="Calibri" w:hAnsi="Calibri"/>
+                              <w:shadow/>
+                              <w:color w:val="000000"/>
+                              <w:sz w:val="16"/>
+                              <w:szCs w:val="16"/>
+                              <w14:shadow w14:blurRad="38100" w14:dist="19050" w14:dir="2700000" w14:sx="100000" w14:sy="100000" w14:kx="0" w14:ky="0" w14:algn="tl">
+                                <w14:schemeClr w14:val="dk1">
+                                  <w14:alpha w14:val="60000"/>
+                                </w14:schemeClr>
+                              </w14:shadow>
+                            </w:rPr>
+                            <w:t>b7</w:t>
+                          </w:r>
+                        </w:p>
+                      </w:txbxContent>
+                    </v:textbox>
+                  </v:shape>
+                  <v:shape id="Connecteur droit avec flèche 140602494" o:spid="_x0000_s1144" type="#_x0000_t32" style="position:absolute;left:4628;top:5067;width:5422;height:0;flip:x;visibility:visible;mso-wrap-style:square" o:connectortype="straight" o:gfxdata="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" strokecolor="black [3200]" strokeweight=".5pt">
+                    <v:stroke endarrow="block" joinstyle="miter"/>
+                  </v:shape>
+                </v:group>
+                <v:group id="Groupe 61907688" o:spid="_x0000_s1145" style="position:absolute;left:25542;top:21371;width:21603;height:6039" coordsize="21609,6049" o:gfxdata="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">
+                  <v:shape id="Zone de texte 1" o:spid="_x0000_s1146" type="#_x0000_t202" style="position:absolute;left:7769;top:4296;width:9508;height:1753;visibility:visible;mso-wrap-style:square;v-text-anchor:middle" o:gfxdata="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" filled="f" stroked="f" strokeweight=".5pt">
+                    <v:textbox inset="0,0,0,0">
+                      <w:txbxContent>
+                        <w:p>
+                          <w:pPr>
+                            <w:spacing w:line="252" w:lineRule="auto"/>
+                            <w:jc w:val="center"/>
+                            <w:rPr>
+                              <w:rFonts w:ascii="Calibri" w:eastAsia="Calibri" w:hAnsi="Calibri"/>
+                              <w:shadow/>
+                              <w:color w:val="000000"/>
+                              <w:sz w:val="16"/>
+                              <w:szCs w:val="16"/>
+                              <w14:shadow w14:blurRad="38100" w14:dist="19050" w14:dir="2700000" w14:sx="100000" w14:sy="100000" w14:kx="0" w14:ky="0" w14:algn="tl">
+                                <w14:schemeClr w14:val="dk1">
+                                  <w14:alpha w14:val="60000"/>
+                                </w14:schemeClr>
+                              </w14:shadow>
+                              <w14:ligatures w14:val="none"/>
+                            </w:rPr>
+                          </w:pPr>
+                          <w:r>
+                            <w:rPr>
+                              <w:rFonts w:ascii="Calibri" w:eastAsia="Calibri" w:hAnsi="Calibri"/>
+                              <w:shadow/>
+                              <w:color w:val="000000"/>
+                              <w:sz w:val="16"/>
+                              <w:szCs w:val="16"/>
+                              <w14:shadow w14:blurRad="38100" w14:dist="19050" w14:dir="2700000" w14:sx="100000" w14:sy="100000" w14:kx="0" w14:ky="0" w14:algn="tl">
+                                <w14:schemeClr w14:val="dk1">
+                                  <w14:alpha w14:val="60000"/>
+                                </w14:schemeClr>
+                              </w14:shadow>
+                            </w:rPr>
+                            <w:t>Pull order</w:t>
+                          </w:r>
+                        </w:p>
+                      </w:txbxContent>
+                    </v:textbox>
+                  </v:shape>
+                  <v:group id="Groupe 1671915013" o:spid="_x0000_s1147" style="position:absolute;top:1209;width:21609;height:2699" coordorigin=",1209" coordsize="21615,2698" o:gfxdata="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">
+                    <v:shape id="Zone de texte 1" o:spid="_x0000_s1148" type="#_x0000_t202" style="position:absolute;top:1209;width:2698;height:2699;visibility:visible;mso-wrap-style:square;v-text-anchor:middle" o:gfxdata="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" fillcolor="white [3201]" strokeweight=".5pt">
+                      <v:textbox inset="0,1mm,0,1mm">
+                        <w:txbxContent>
+                          <w:p>
+                            <w:pPr>
+                              <w:spacing w:line="252" w:lineRule="auto"/>
+                              <w:jc w:val="center"/>
+                              <w:rPr>
+                                <w:rFonts w:ascii="Calibri" w:eastAsia="Calibri" w:hAnsi="Calibri"/>
+                                <w:b/>
+                                <w:bCs/>
+                                <w:shadow/>
+                                <w:color w:val="000000"/>
+                                <w14:shadow w14:blurRad="38100" w14:dist="19050" w14:dir="2700000" w14:sx="100000" w14:sy="100000" w14:kx="0" w14:ky="0" w14:algn="tl">
+                                  <w14:schemeClr w14:val="dk1">
+                                    <w14:alpha w14:val="60000"/>
+                                  </w14:schemeClr>
+                                </w14:shadow>
+                                <w14:ligatures w14:val="none"/>
+                              </w:rPr>
+                            </w:pPr>
+                            <w:r>
+                              <w:rPr>
+                                <w:rFonts w:ascii="Calibri" w:eastAsia="Calibri" w:hAnsi="Calibri"/>
+                                <w:b/>
+                                <w:bCs/>
+                                <w:shadow/>
+                                <w:color w:val="000000"/>
+                                <w14:shadow w14:blurRad="38100" w14:dist="19050" w14:dir="2700000" w14:sx="100000" w14:sy="100000" w14:kx="0" w14:ky="0" w14:algn="tl">
+                                  <w14:schemeClr w14:val="dk1">
+                                    <w14:alpha w14:val="60000"/>
+                                  </w14:schemeClr>
+                                </w14:shadow>
+                              </w:rPr>
+                              <w:t>PC</w:t>
+                            </w:r>
+                            <w:r>
+                              <w:rPr>
+                                <w:rFonts w:ascii="Calibri" w:eastAsia="Calibri" w:hAnsi="Calibri"/>
+                                <w:b/>
+                                <w:bCs/>
+                                <w:shadow/>
+                                <w:color w:val="000000"/>
+                                <w14:shadow w14:blurRad="38100" w14:dist="19050" w14:dir="2700000" w14:sx="100000" w14:sy="100000" w14:kx="0" w14:ky="0" w14:algn="tl">
+                                  <w14:schemeClr w14:val="dk1">
+                                    <w14:alpha w14:val="60000"/>
+                                  </w14:schemeClr>
+                                </w14:shadow>
+                              </w:rPr>
+                              <w:tab/>
+                            </w:r>
+                          </w:p>
+                        </w:txbxContent>
+                      </v:textbox>
+                    </v:shape>
+                    <v:shape id="Zone de texte 1" o:spid="_x0000_s1149" type="#_x0000_t202" style="position:absolute;left:2698;top:1209;width:2699;height:2699;visibility:visible;mso-wrap-style:square;v-text-anchor:middle" o:gfxdata="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" fillcolor="white [3201]" strokeweight=".5pt">
+                      <v:textbox inset="0,1mm,0,1mm">
+                        <w:txbxContent>
+                          <w:p>
+                            <w:pPr>
+                              <w:spacing w:line="252" w:lineRule="auto"/>
+                              <w:jc w:val="center"/>
+                              <w:rPr>
+                                <w:rFonts w:ascii="Calibri" w:eastAsia="Calibri" w:hAnsi="Calibri"/>
+                                <w:b/>
+                                <w:bCs/>
+                                <w:shadow/>
+                                <w:color w:val="000000"/>
+                                <w14:shadow w14:blurRad="38100" w14:dist="19050" w14:dir="2700000" w14:sx="100000" w14:sy="100000" w14:kx="0" w14:ky="0" w14:algn="tl">
+                                  <w14:schemeClr w14:val="dk1">
+                                    <w14:alpha w14:val="60000"/>
+                                  </w14:schemeClr>
+                                </w14:shadow>
+                                <w14:ligatures w14:val="none"/>
+                              </w:rPr>
+                            </w:pPr>
+                            <w:r>
+                              <w:rPr>
+                                <w:rFonts w:ascii="Calibri" w:eastAsia="Calibri" w:hAnsi="Calibri"/>
+                                <w:b/>
+                                <w:bCs/>
+                                <w:shadow/>
+                                <w:color w:val="000000"/>
+                                <w14:shadow w14:blurRad="38100" w14:dist="19050" w14:dir="2700000" w14:sx="100000" w14:sy="100000" w14:kx="0" w14:ky="0" w14:algn="tl">
+                                  <w14:schemeClr w14:val="dk1">
+                                    <w14:alpha w14:val="60000"/>
+                                  </w14:schemeClr>
+                                </w14:shadow>
+                              </w:rPr>
+                              <w:t>S</w:t>
+                            </w:r>
+                          </w:p>
+                        </w:txbxContent>
+                      </v:textbox>
+                    </v:shape>
+                    <v:shape id="Zone de texte 1" o:spid="_x0000_s1150" type="#_x0000_t202" style="position:absolute;left:5399;top:1209;width:2699;height:2699;visibility:visible;mso-wrap-style:square;v-text-anchor:middle" o:gfxdata="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" fillcolor="white [3201]" strokeweight=".5pt">
+                      <v:textbox inset="0,1mm,0,1mm">
+                        <w:txbxContent>
+                          <w:p>
+                            <w:pPr>
+                              <w:spacing w:line="252" w:lineRule="auto"/>
+                              <w:jc w:val="center"/>
+                              <w:rPr>
+                                <w:rFonts w:ascii="Calibri" w:eastAsia="Calibri" w:hAnsi="Calibri"/>
+                                <w:b/>
+                                <w:bCs/>
+                                <w:shadow/>
+                                <w:color w:val="000000"/>
+                                <w14:shadow w14:blurRad="38100" w14:dist="19050" w14:dir="2700000" w14:sx="100000" w14:sy="100000" w14:kx="0" w14:ky="0" w14:algn="tl">
+                                  <w14:schemeClr w14:val="dk1">
+                                    <w14:alpha w14:val="60000"/>
+                                  </w14:schemeClr>
+                                </w14:shadow>
+                                <w14:ligatures w14:val="none"/>
+                              </w:rPr>
+                            </w:pPr>
+                            <w:r>
+                              <w:rPr>
+                                <w:rFonts w:ascii="Calibri" w:eastAsia="Calibri" w:hAnsi="Calibri"/>
+                                <w:b/>
+                                <w:bCs/>
+                                <w:shadow/>
+                                <w:color w:val="000000"/>
+                                <w14:shadow w14:blurRad="38100" w14:dist="19050" w14:dir="2700000" w14:sx="100000" w14:sy="100000" w14:kx="0" w14:ky="0" w14:algn="tl">
+                                  <w14:schemeClr w14:val="dk1">
+                                    <w14:alpha w14:val="60000"/>
+                                  </w14:schemeClr>
+                                </w14:shadow>
+                              </w:rPr>
+                              <w:t>Y</w:t>
+                            </w:r>
+                          </w:p>
+                        </w:txbxContent>
+                      </v:textbox>
+                    </v:shape>
+                    <v:shape id="Zone de texte 1" o:spid="_x0000_s1151" type="#_x0000_t202" style="position:absolute;left:8108;top:1209;width:2699;height:2699;visibility:visible;mso-wrap-style:square;v-text-anchor:middle" o:gfxdata="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" fillcolor="white [3201]" strokeweight=".5pt">
+                      <v:textbox inset="0,1mm,0,1mm">
+                        <w:txbxContent>
+                          <w:p>
+                            <w:pPr>
+                              <w:spacing w:line="252" w:lineRule="auto"/>
+                              <w:jc w:val="center"/>
+                              <w:rPr>
+                                <w:rFonts w:ascii="Calibri" w:eastAsia="Calibri" w:hAnsi="Calibri"/>
+                                <w:b/>
+                                <w:bCs/>
+                                <w:shadow/>
+                                <w:color w:val="000000"/>
+                                <w14:shadow w14:blurRad="38100" w14:dist="19050" w14:dir="2700000" w14:sx="100000" w14:sy="100000" w14:kx="0" w14:ky="0" w14:algn="tl">
+                                  <w14:schemeClr w14:val="dk1">
+                                    <w14:alpha w14:val="60000"/>
+                                  </w14:schemeClr>
+                                </w14:shadow>
+                                <w14:ligatures w14:val="none"/>
+                              </w:rPr>
+                            </w:pPr>
+                            <w:r>
+                              <w:rPr>
+                                <w:rFonts w:ascii="Calibri" w:eastAsia="Calibri" w:hAnsi="Calibri"/>
+                                <w:b/>
+                                <w:bCs/>
+                                <w:shadow/>
+                                <w:color w:val="000000"/>
+                                <w14:shadow w14:blurRad="38100" w14:dist="19050" w14:dir="2700000" w14:sx="100000" w14:sy="100000" w14:kx="0" w14:ky="0" w14:algn="tl">
+                                  <w14:schemeClr w14:val="dk1">
+                                    <w14:alpha w14:val="60000"/>
+                                  </w14:schemeClr>
+                                </w14:shadow>
+                              </w:rPr>
+                              <w:t>X</w:t>
+                            </w:r>
+                          </w:p>
+                        </w:txbxContent>
+                      </v:textbox>
+                    </v:shape>
+                    <v:shape id="Zone de texte 1" o:spid="_x0000_s1152" type="#_x0000_t202" style="position:absolute;left:10807;top:1209;width:2699;height:2699;visibility:visible;mso-wrap-style:square;v-text-anchor:middle" o:gfxdata="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" fillcolor="white [3201]" strokeweight=".5pt">
+                      <v:textbox inset="0,1mm,0,1mm">
+                        <w:txbxContent>
+                          <w:p>
+                            <w:pPr>
+                              <w:spacing w:line="252" w:lineRule="auto"/>
+                              <w:jc w:val="center"/>
+                              <w:rPr>
+                                <w:rFonts w:ascii="Calibri" w:eastAsia="Calibri" w:hAnsi="Calibri"/>
+                                <w:b/>
+                                <w:bCs/>
+                                <w:shadow/>
+                                <w:color w:val="000000"/>
+                                <w14:shadow w14:blurRad="38100" w14:dist="19050" w14:dir="2700000" w14:sx="100000" w14:sy="100000" w14:kx="0" w14:ky="0" w14:algn="tl">
+                                  <w14:schemeClr w14:val="dk1">
+                                    <w14:alpha w14:val="60000"/>
+                                  </w14:schemeClr>
+                                </w14:shadow>
+                                <w14:ligatures w14:val="none"/>
+                              </w:rPr>
+                            </w:pPr>
+                            <w:r>
+                              <w:rPr>
+                                <w:rFonts w:ascii="Calibri" w:eastAsia="Calibri" w:hAnsi="Calibri"/>
+                                <w:b/>
+                                <w:bCs/>
+                                <w:shadow/>
+                                <w:color w:val="000000"/>
+                                <w14:shadow w14:blurRad="38100" w14:dist="19050" w14:dir="2700000" w14:sx="100000" w14:sy="100000" w14:kx="0" w14:ky="0" w14:algn="tl">
+                                  <w14:schemeClr w14:val="dk1">
+                                    <w14:alpha w14:val="60000"/>
+                                  </w14:schemeClr>
+                                </w14:shadow>
+                              </w:rPr>
+                              <w:t>DP</w:t>
+                            </w:r>
+                            <w:r>
+                              <w:rPr>
+                                <w:rFonts w:ascii="Calibri" w:eastAsia="Calibri" w:hAnsi="Calibri"/>
+                                <w:b/>
+                                <w:bCs/>
+                                <w:shadow/>
+                                <w:color w:val="000000"/>
+                                <w14:shadow w14:blurRad="38100" w14:dist="19050" w14:dir="2700000" w14:sx="100000" w14:sy="100000" w14:kx="0" w14:ky="0" w14:algn="tl">
+                                  <w14:schemeClr w14:val="dk1">
+                                    <w14:alpha w14:val="60000"/>
+                                  </w14:schemeClr>
+                                </w14:shadow>
+                              </w:rPr>
+                              <w:tab/>
+                            </w:r>
+                          </w:p>
+                        </w:txbxContent>
+                      </v:textbox>
+                    </v:shape>
+                    <v:shape id="Zone de texte 1" o:spid="_x0000_s1153" type="#_x0000_t202" style="position:absolute;left:13506;top:1209;width:2699;height:2699;visibility:visible;mso-wrap-style:square;v-text-anchor:middle" o:gfxdata="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" fillcolor="white [3201]" strokeweight=".5pt">
+                      <v:textbox inset="0,1mm,0,1mm">
+                        <w:txbxContent>
+                          <w:p>
+                            <w:pPr>
+                              <w:spacing w:line="252" w:lineRule="auto"/>
+                              <w:jc w:val="center"/>
+                              <w:rPr>
+                                <w:rFonts w:ascii="Calibri" w:eastAsia="Calibri" w:hAnsi="Calibri"/>
+                                <w:b/>
+                                <w:bCs/>
+                                <w:shadow/>
+                                <w:color w:val="000000"/>
+                                <w14:shadow w14:blurRad="38100" w14:dist="19050" w14:dir="2700000" w14:sx="100000" w14:sy="100000" w14:kx="0" w14:ky="0" w14:algn="tl">
+                                  <w14:schemeClr w14:val="dk1">
+                                    <w14:alpha w14:val="60000"/>
+                                  </w14:schemeClr>
+                                </w14:shadow>
+                                <w14:ligatures w14:val="none"/>
+                              </w:rPr>
+                            </w:pPr>
+                            <w:r>
+                              <w:rPr>
+                                <w:rFonts w:ascii="Calibri" w:eastAsia="Calibri" w:hAnsi="Calibri"/>
+                                <w:b/>
+                                <w:bCs/>
+                                <w:shadow/>
+                                <w:color w:val="000000"/>
+                                <w14:shadow w14:blurRad="38100" w14:dist="19050" w14:dir="2700000" w14:sx="100000" w14:sy="100000" w14:kx="0" w14:ky="0" w14:algn="tl">
+                                  <w14:schemeClr w14:val="dk1">
+                                    <w14:alpha w14:val="60000"/>
+                                  </w14:schemeClr>
+                                </w14:shadow>
+                              </w:rPr>
+                              <w:t>B</w:t>
+                            </w:r>
+                          </w:p>
+                        </w:txbxContent>
+                      </v:textbox>
+                    </v:shape>
+                    <v:shape id="Zone de texte 1" o:spid="_x0000_s1154" type="#_x0000_t202" style="position:absolute;left:16207;top:1209;width:2699;height:2699;visibility:visible;mso-wrap-style:square;v-text-anchor:middle" o:gfxdata="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" fillcolor="white [3201]" strokeweight=".5pt">
+                      <v:textbox inset="0,1mm,0,1mm">
+                        <w:txbxContent>
+                          <w:p>
+                            <w:pPr>
+                              <w:spacing w:line="252" w:lineRule="auto"/>
+                              <w:jc w:val="center"/>
+                              <w:rPr>
+                                <w:rFonts w:ascii="Calibri" w:eastAsia="Calibri" w:hAnsi="Calibri"/>
+                                <w:b/>
+                                <w:bCs/>
+                                <w:shadow/>
+                                <w:color w:val="000000"/>
+                                <w14:shadow w14:blurRad="38100" w14:dist="19050" w14:dir="2700000" w14:sx="100000" w14:sy="100000" w14:kx="0" w14:ky="0" w14:algn="tl">
+                                  <w14:schemeClr w14:val="dk1">
+                                    <w14:alpha w14:val="60000"/>
+                                  </w14:schemeClr>
+                                </w14:shadow>
+                                <w14:ligatures w14:val="none"/>
+                              </w:rPr>
+                            </w:pPr>
+                            <w:r>
+                              <w:rPr>
+                                <w:rFonts w:ascii="Calibri" w:eastAsia="Calibri" w:hAnsi="Calibri"/>
+                                <w:b/>
+                                <w:bCs/>
+                                <w:shadow/>
+                                <w:color w:val="000000"/>
+                                <w14:shadow w14:blurRad="38100" w14:dist="19050" w14:dir="2700000" w14:sx="100000" w14:sy="100000" w14:kx="0" w14:ky="0" w14:algn="tl">
+                                  <w14:schemeClr w14:val="dk1">
+                                    <w14:alpha w14:val="60000"/>
+                                  </w14:schemeClr>
+                                </w14:shadow>
+                              </w:rPr>
+                              <w:t>A</w:t>
+                            </w:r>
+                          </w:p>
+                        </w:txbxContent>
+                      </v:textbox>
+                    </v:shape>
+                    <v:shape id="Zone de texte 1" o:spid="_x0000_s1155" type="#_x0000_t202" style="position:absolute;left:18916;top:1209;width:2699;height:2699;visibility:visible;mso-wrap-style:square;v-text-anchor:middle" o:gfxdata="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" fillcolor="white [3201]" strokeweight=".5pt">
+                      <v:textbox inset="0,1mm,0,1mm">
+                        <w:txbxContent>
+                          <w:p>
+                            <w:pPr>
+                              <w:spacing w:line="252" w:lineRule="auto"/>
+                              <w:jc w:val="center"/>
+                              <w:rPr>
+                                <w:rFonts w:ascii="Calibri" w:eastAsia="Calibri" w:hAnsi="Calibri"/>
+                                <w:b/>
+                                <w:bCs/>
+                                <w:shadow/>
+                                <w:color w:val="000000"/>
+                                <w14:shadow w14:blurRad="38100" w14:dist="19050" w14:dir="2700000" w14:sx="100000" w14:sy="100000" w14:kx="0" w14:ky="0" w14:algn="tl">
+                                  <w14:schemeClr w14:val="dk1">
+                                    <w14:alpha w14:val="60000"/>
+                                  </w14:schemeClr>
+                                </w14:shadow>
+                                <w14:ligatures w14:val="none"/>
+                              </w:rPr>
+                            </w:pPr>
+                            <w:r>
+                              <w:rPr>
+                                <w:rFonts w:ascii="Calibri" w:eastAsia="Calibri" w:hAnsi="Calibri"/>
+                                <w:b/>
+                                <w:bCs/>
+                                <w:shadow/>
+                                <w:color w:val="000000"/>
+                                <w14:shadow w14:blurRad="38100" w14:dist="19050" w14:dir="2700000" w14:sx="100000" w14:sy="100000" w14:kx="0" w14:ky="0" w14:algn="tl">
+                                  <w14:schemeClr w14:val="dk1">
+                                    <w14:alpha w14:val="60000"/>
+                                  </w14:schemeClr>
+                                </w14:shadow>
+                              </w:rPr>
+                              <w:t>CC</w:t>
+                            </w:r>
+                          </w:p>
+                        </w:txbxContent>
+                      </v:textbox>
+                    </v:shape>
+                  </v:group>
+                  <v:shape id="Zone de texte 1" o:spid="_x0000_s1156" type="#_x0000_t202" style="position:absolute;left:19427;top:1;width:1638;height:1753;visibility:visible;mso-wrap-style:square;v-text-anchor:middle" o:gfxdata="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" filled="f" stroked="f" strokeweight=".5pt">
+                    <v:textbox inset="0,0,0,0">
+                      <w:txbxContent>
+                        <w:p>
+                          <w:pPr>
+                            <w:spacing w:line="252" w:lineRule="auto"/>
+                            <w:jc w:val="center"/>
+                            <w:rPr>
+                              <w:rFonts w:ascii="Calibri" w:eastAsia="Calibri" w:hAnsi="Calibri"/>
+                              <w:shadow/>
+                              <w:color w:val="000000"/>
+                              <w:sz w:val="16"/>
+                              <w:szCs w:val="16"/>
+                              <w14:shadow w14:blurRad="38100" w14:dist="19050" w14:dir="2700000" w14:sx="100000" w14:sy="100000" w14:kx="0" w14:ky="0" w14:algn="tl">
+                                <w14:schemeClr w14:val="dk1">
+                                  <w14:alpha w14:val="60000"/>
+                                </w14:schemeClr>
+                              </w14:shadow>
+                              <w14:ligatures w14:val="none"/>
+                            </w:rPr>
+                          </w:pPr>
+                          <w:r>
+                            <w:rPr>
+                              <w:rFonts w:ascii="Calibri" w:eastAsia="Calibri" w:hAnsi="Calibri"/>
+                              <w:shadow/>
+                              <w:color w:val="000000"/>
+                              <w:sz w:val="16"/>
+                              <w:szCs w:val="16"/>
+                              <w14:shadow w14:blurRad="38100" w14:dist="19050" w14:dir="2700000" w14:sx="100000" w14:sy="100000" w14:kx="0" w14:ky="0" w14:algn="tl">
+                                <w14:schemeClr w14:val="dk1">
+                                  <w14:alpha w14:val="60000"/>
+                                </w14:schemeClr>
+                              </w14:shadow>
+                            </w:rPr>
+                            <w:t>b0</w:t>
+                          </w:r>
+                        </w:p>
+                      </w:txbxContent>
+                    </v:textbox>
+                  </v:shape>
+                  <v:shape id="Zone de texte 1" o:spid="_x0000_s1157" type="#_x0000_t202" style="position:absolute;left:16840;width:1638;height:1752;visibility:visible;mso-wrap-style:square;v-text-anchor:middle" o:gfxdata="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" filled="f" stroked="f" strokeweight=".5pt">
+                    <v:textbox inset="0,0,0,0">
+                      <w:txbxContent>
+                        <w:p>
+                          <w:pPr>
+                            <w:spacing w:line="252" w:lineRule="auto"/>
+                            <w:jc w:val="center"/>
+                            <w:rPr>
+                              <w:rFonts w:ascii="Calibri" w:eastAsia="Calibri" w:hAnsi="Calibri"/>
+                              <w:shadow/>
+                              <w:color w:val="000000"/>
+                              <w:sz w:val="16"/>
+                              <w:szCs w:val="16"/>
+                              <w14:shadow w14:blurRad="38100" w14:dist="19050" w14:dir="2700000" w14:sx="100000" w14:sy="100000" w14:kx="0" w14:ky="0" w14:algn="tl">
+                                <w14:schemeClr w14:val="dk1">
+                                  <w14:alpha w14:val="60000"/>
+                                </w14:schemeClr>
+                              </w14:shadow>
+                              <w14:ligatures w14:val="none"/>
+                            </w:rPr>
+                          </w:pPr>
+                          <w:r>
+                            <w:rPr>
+                              <w:rFonts w:ascii="Calibri" w:eastAsia="Calibri" w:hAnsi="Calibri"/>
+                              <w:shadow/>
+                              <w:color w:val="000000"/>
+                              <w:sz w:val="16"/>
+                              <w:szCs w:val="16"/>
+                              <w14:shadow w14:blurRad="38100" w14:dist="19050" w14:dir="2700000" w14:sx="100000" w14:sy="100000" w14:kx="0" w14:ky="0" w14:algn="tl">
+                                <w14:schemeClr w14:val="dk1">
+                                  <w14:alpha w14:val="60000"/>
+                                </w14:schemeClr>
+                              </w14:shadow>
+                            </w:rPr>
+                            <w:t>b1</w:t>
+                          </w:r>
+                        </w:p>
+                      </w:txbxContent>
+                    </v:textbox>
+                  </v:shape>
+                  <v:shape id="Zone de texte 1" o:spid="_x0000_s1158" type="#_x0000_t202" style="position:absolute;left:14070;top:1;width:1639;height:1753;visibility:visible;mso-wrap-style:square;v-text-anchor:middle" o:gfxdata="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" filled="f" stroked="f" strokeweight=".5pt">
+                    <v:textbox inset="0,0,0,0">
+                      <w:txbxContent>
+                        <w:p>
+                          <w:pPr>
+                            <w:spacing w:line="252" w:lineRule="auto"/>
+                            <w:jc w:val="center"/>
+                            <w:rPr>
+                              <w:rFonts w:ascii="Calibri" w:eastAsia="Calibri" w:hAnsi="Calibri"/>
+                              <w:shadow/>
+                              <w:color w:val="000000"/>
+                              <w:sz w:val="16"/>
+                              <w:szCs w:val="16"/>
+                              <w14:shadow w14:blurRad="38100" w14:dist="19050" w14:dir="2700000" w14:sx="100000" w14:sy="100000" w14:kx="0" w14:ky="0" w14:algn="tl">
+                                <w14:schemeClr w14:val="dk1">
+                                  <w14:alpha w14:val="60000"/>
+                                </w14:schemeClr>
+                              </w14:shadow>
+                              <w14:ligatures w14:val="none"/>
+                            </w:rPr>
+                          </w:pPr>
+                          <w:r>
+                            <w:rPr>
+                              <w:rFonts w:ascii="Calibri" w:eastAsia="Calibri" w:hAnsi="Calibri"/>
+                              <w:shadow/>
+                              <w:color w:val="000000"/>
+                              <w:sz w:val="16"/>
+                              <w:szCs w:val="16"/>
+                              <w14:shadow w14:blurRad="38100" w14:dist="19050" w14:dir="2700000" w14:sx="100000" w14:sy="100000" w14:kx="0" w14:ky="0" w14:algn="tl">
+                                <w14:schemeClr w14:val="dk1">
+                                  <w14:alpha w14:val="60000"/>
+                                </w14:schemeClr>
+                              </w14:shadow>
+                            </w:rPr>
+                            <w:t>b2</w:t>
+                          </w:r>
+                        </w:p>
+                      </w:txbxContent>
+                    </v:textbox>
+                  </v:shape>
+                  <v:shape id="Zone de texte 1" o:spid="_x0000_s1159" type="#_x0000_t202" style="position:absolute;left:11486;top:1;width:1638;height:1753;visibility:visible;mso-wrap-style:square;v-text-anchor:middle" o:gfxdata="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" filled="f" stroked="f" strokeweight=".5pt">
+                    <v:textbox inset="0,0,0,0">
+                      <w:txbxContent>
+                        <w:p>
+                          <w:pPr>
+                            <w:spacing w:line="252" w:lineRule="auto"/>
+                            <w:jc w:val="center"/>
+                            <w:rPr>
+                              <w:rFonts w:ascii="Calibri" w:eastAsia="Calibri" w:hAnsi="Calibri"/>
+                              <w:shadow/>
+                              <w:color w:val="000000"/>
+                              <w:sz w:val="16"/>
+                              <w:szCs w:val="16"/>
+                              <w14:shadow w14:blurRad="38100" w14:dist="19050" w14:dir="2700000" w14:sx="100000" w14:sy="100000" w14:kx="0" w14:ky="0" w14:algn="tl">
+                                <w14:schemeClr w14:val="dk1">
+                                  <w14:alpha w14:val="60000"/>
+                                </w14:schemeClr>
+                              </w14:shadow>
+                              <w14:ligatures w14:val="none"/>
+                            </w:rPr>
+                          </w:pPr>
+                          <w:r>
+                            <w:rPr>
+                              <w:rFonts w:ascii="Calibri" w:eastAsia="Calibri" w:hAnsi="Calibri"/>
+                              <w:shadow/>
+                              <w:color w:val="000000"/>
+                              <w:sz w:val="16"/>
+                              <w:szCs w:val="16"/>
+                              <w14:shadow w14:blurRad="38100" w14:dist="19050" w14:dir="2700000" w14:sx="100000" w14:sy="100000" w14:kx="0" w14:ky="0" w14:algn="tl">
+                                <w14:schemeClr w14:val="dk1">
+                                  <w14:alpha w14:val="60000"/>
+                                </w14:schemeClr>
+                              </w14:shadow>
+                            </w:rPr>
+                            <w:t>b3</w:t>
+                          </w:r>
+                        </w:p>
+                      </w:txbxContent>
+                    </v:textbox>
+                  </v:shape>
+                  <v:shape id="Zone de texte 1" o:spid="_x0000_s1160" type="#_x0000_t202" style="position:absolute;left:8715;top:1;width:1639;height:1753;visibility:visible;mso-wrap-style:square;v-text-anchor:middle" o:gfxdata="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" filled="f" stroked="f" strokeweight=".5pt">
+                    <v:textbox inset="0,0,0,0">
+                      <w:txbxContent>
+                        <w:p>
+                          <w:pPr>
+                            <w:spacing w:line="252" w:lineRule="auto"/>
+                            <w:jc w:val="center"/>
+                            <w:rPr>
+                              <w:rFonts w:ascii="Calibri" w:eastAsia="Calibri" w:hAnsi="Calibri"/>
+                              <w:shadow/>
+                              <w:color w:val="000000"/>
+                              <w:sz w:val="16"/>
+                              <w:szCs w:val="16"/>
+                              <w14:shadow w14:blurRad="38100" w14:dist="19050" w14:dir="2700000" w14:sx="100000" w14:sy="100000" w14:kx="0" w14:ky="0" w14:algn="tl">
+                                <w14:schemeClr w14:val="dk1">
+                                  <w14:alpha w14:val="60000"/>
+                                </w14:schemeClr>
+                              </w14:shadow>
+                              <w14:ligatures w14:val="none"/>
+                            </w:rPr>
+                          </w:pPr>
+                          <w:r>
+                            <w:rPr>
+                              <w:rFonts w:ascii="Calibri" w:eastAsia="Calibri" w:hAnsi="Calibri"/>
+                              <w:shadow/>
+                              <w:color w:val="000000"/>
+                              <w:sz w:val="16"/>
+                              <w:szCs w:val="16"/>
+                              <w14:shadow w14:blurRad="38100" w14:dist="19050" w14:dir="2700000" w14:sx="100000" w14:sy="100000" w14:kx="0" w14:ky="0" w14:algn="tl">
+                                <w14:schemeClr w14:val="dk1">
+                                  <w14:alpha w14:val="60000"/>
+                                </w14:schemeClr>
+                              </w14:shadow>
+                            </w:rPr>
+                            <w:t>b4</w:t>
+                          </w:r>
+                        </w:p>
+                      </w:txbxContent>
+                    </v:textbox>
+                  </v:shape>
+                  <v:shape id="Zone de texte 1" o:spid="_x0000_s1161" type="#_x0000_t202" style="position:absolute;left:6131;top:1;width:1638;height:1753;visibility:visible;mso-wrap-style:square;v-text-anchor:middle" o:gfxdata="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" filled="f" stroked="f" strokeweight=".5pt">
+                    <v:textbox inset="0,0,0,0">
+                      <w:txbxContent>
+                        <w:p>
+                          <w:pPr>
+                            <w:spacing w:line="252" w:lineRule="auto"/>
+                            <w:jc w:val="center"/>
+                            <w:rPr>
+                              <w:rFonts w:ascii="Calibri" w:eastAsia="Calibri" w:hAnsi="Calibri"/>
+                              <w:shadow/>
+                              <w:color w:val="000000"/>
+                              <w:sz w:val="16"/>
+                              <w:szCs w:val="16"/>
+                              <w14:shadow w14:blurRad="38100" w14:dist="19050" w14:dir="2700000" w14:sx="100000" w14:sy="100000" w14:kx="0" w14:ky="0" w14:algn="tl">
+                                <w14:schemeClr w14:val="dk1">
+                                  <w14:alpha w14:val="60000"/>
+                                </w14:schemeClr>
+                              </w14:shadow>
+                              <w14:ligatures w14:val="none"/>
+                            </w:rPr>
+                          </w:pPr>
+                          <w:r>
+                            <w:rPr>
+                              <w:rFonts w:ascii="Calibri" w:eastAsia="Calibri" w:hAnsi="Calibri"/>
+                              <w:shadow/>
+                              <w:color w:val="000000"/>
+                              <w:sz w:val="16"/>
+                              <w:szCs w:val="16"/>
+                              <w14:shadow w14:blurRad="38100" w14:dist="19050" w14:dir="2700000" w14:sx="100000" w14:sy="100000" w14:kx="0" w14:ky="0" w14:algn="tl">
+                                <w14:schemeClr w14:val="dk1">
+                                  <w14:alpha w14:val="60000"/>
+                                </w14:schemeClr>
+                              </w14:shadow>
+                            </w:rPr>
+                            <w:t>b5</w:t>
+                          </w:r>
+                        </w:p>
+                      </w:txbxContent>
+                    </v:textbox>
+                  </v:shape>
+                  <v:shape id="Zone de texte 1" o:spid="_x0000_s1162" type="#_x0000_t202" style="position:absolute;left:3280;top:1;width:1803;height:1753;visibility:visible;mso-wrap-style:square;v-text-anchor:middle" o:gfxdata="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" filled="f" stroked="f" strokeweight=".5pt">
+                    <v:textbox inset="0,0,0,0">
+                      <w:txbxContent>
+                        <w:p>
+                          <w:pPr>
+                            <w:spacing w:line="252" w:lineRule="auto"/>
+                            <w:jc w:val="center"/>
+                            <w:rPr>
+                              <w:rFonts w:ascii="Calibri" w:eastAsia="Calibri" w:hAnsi="Calibri"/>
+                              <w:shadow/>
+                              <w:color w:val="000000"/>
+                              <w:sz w:val="16"/>
+                              <w:szCs w:val="16"/>
+                              <w14:shadow w14:blurRad="38100" w14:dist="19050" w14:dir="2700000" w14:sx="100000" w14:sy="100000" w14:kx="0" w14:ky="0" w14:algn="tl">
+                                <w14:schemeClr w14:val="dk1">
+                                  <w14:alpha w14:val="60000"/>
+                                </w14:schemeClr>
+                              </w14:shadow>
+                              <w14:ligatures w14:val="none"/>
+                            </w:rPr>
+                          </w:pPr>
+                          <w:r>
+                            <w:rPr>
+                              <w:rFonts w:ascii="Calibri" w:eastAsia="Calibri" w:hAnsi="Calibri"/>
+                              <w:shadow/>
+                              <w:color w:val="000000"/>
+                              <w:sz w:val="16"/>
+                              <w:szCs w:val="16"/>
+                              <w14:shadow w14:blurRad="38100" w14:dist="19050" w14:dir="2700000" w14:sx="100000" w14:sy="100000" w14:kx="0" w14:ky="0" w14:algn="tl">
+                                <w14:schemeClr w14:val="dk1">
+                                  <w14:alpha w14:val="60000"/>
+                                </w14:schemeClr>
+                              </w14:shadow>
+                            </w:rPr>
+                            <w:t>b6</w:t>
+                          </w:r>
+                        </w:p>
+                      </w:txbxContent>
+                    </v:textbox>
+                  </v:shape>
+                  <v:shape id="Zone de texte 1" o:spid="_x0000_s1163" type="#_x0000_t202" style="position:absolute;left:778;top:1;width:1638;height:1753;visibility:visible;mso-wrap-style:square;v-text-anchor:middle" o:gfxdata="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" filled="f" stroked="f" strokeweight=".5pt">
+                    <v:textbox inset="0,0,0,0">
+                      <w:txbxContent>
+                        <w:p>
+                          <w:pPr>
+                            <w:spacing w:line="252" w:lineRule="auto"/>
+                            <w:jc w:val="center"/>
+                            <w:rPr>
+                              <w:rFonts w:ascii="Calibri" w:eastAsia="Calibri" w:hAnsi="Calibri"/>
+                              <w:shadow/>
+                              <w:color w:val="000000"/>
+                              <w:sz w:val="16"/>
+                              <w:szCs w:val="16"/>
+                              <w14:shadow w14:blurRad="38100" w14:dist="19050" w14:dir="2700000" w14:sx="100000" w14:sy="100000" w14:kx="0" w14:ky="0" w14:algn="tl">
+                                <w14:schemeClr w14:val="dk1">
+                                  <w14:alpha w14:val="60000"/>
+                                </w14:schemeClr>
+                              </w14:shadow>
+                              <w14:ligatures w14:val="none"/>
+                            </w:rPr>
+                          </w:pPr>
+                          <w:r>
+                            <w:rPr>
+                              <w:rFonts w:ascii="Calibri" w:eastAsia="Calibri" w:hAnsi="Calibri"/>
+                              <w:shadow/>
+                              <w:color w:val="000000"/>
+                              <w:sz w:val="16"/>
+                              <w:szCs w:val="16"/>
+                              <w14:shadow w14:blurRad="38100" w14:dist="19050" w14:dir="2700000" w14:sx="100000" w14:sy="100000" w14:kx="0" w14:ky="0" w14:algn="tl">
+                                <w14:schemeClr w14:val="dk1">
+                                  <w14:alpha w14:val="60000"/>
+                                </w14:schemeClr>
+                              </w14:shadow>
+                            </w:rPr>
+                            <w:t>b7</w:t>
+                          </w:r>
+                        </w:p>
+                      </w:txbxContent>
+                    </v:textbox>
+                  </v:shape>
+                  <v:shape id="Connecteur droit avec flèche 1890358760" o:spid="_x0000_s1164" type="#_x0000_t32" style="position:absolute;left:4628;top:5067;width:5422;height:0;flip:x;visibility:visible;mso-wrap-style:square" o:connectortype="straight" o:gfxdata="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" strokecolor="black [3200]" strokeweight=".5pt">
+                    <v:stroke endarrow="block" joinstyle="miter"/>
+                  </v:shape>
+                </v:group>
                 <w10:anchorlock/>
               </v:group>
             </w:pict>
@@ -4128,6 +12842,9 @@
     <w:name w:val="Normal"/>
     <w:qFormat/>
     <w:rsid w:val="006D1D48"/>
+    <w:rPr>
+      <w:noProof/>
+    </w:rPr>
   </w:style>
   <w:style w:type="character" w:default="1" w:styleId="Policepardfaut">
     <w:name w:val="Default Paragraph Font"/>

--- a/org.bpy.electronics.mc6809.help/html/hover/utils/Pictures.docx
+++ b/org.bpy.electronics.mc6809.help/html/hover/utils/Pictures.docx
@@ -7,8 +7,8 @@
         <mc:AlternateContent>
           <mc:Choice Requires="wpc">
             <w:drawing>
-              <wp:inline distT="0" distB="0" distL="0" distR="0" wp14:anchorId="1D31CDC9" wp14:editId="7E0F4F08">
-                <wp:extent cx="5486400" cy="3200400"/>
+              <wp:inline distT="0" distB="0" distL="0" distR="0" wp14:anchorId="1D31CDC9" wp14:editId="57AF2BE5">
+                <wp:extent cx="5486400" cy="5905500"/>
                 <wp:effectExtent l="0" t="0" r="0" b="0"/>
                 <wp:docPr id="1124187988" name="Zone de dessin 2"/>
                 <wp:cNvGraphicFramePr>
@@ -7766,6 +7766,1645 @@
                           <wps:bodyPr/>
                         </wps:wsp>
                       </wpg:wgp>
+                      <wpg:wgp>
+                        <wpg:cNvPr id="1270731583" name="Groupe 1270731583"/>
+                        <wpg:cNvGrpSpPr/>
+                        <wpg:grpSpPr>
+                          <a:xfrm>
+                            <a:off x="426912" y="2923200"/>
+                            <a:ext cx="922057" cy="485140"/>
+                            <a:chOff x="426912" y="2923200"/>
+                            <a:chExt cx="922057" cy="485140"/>
+                          </a:xfrm>
+                        </wpg:grpSpPr>
+                        <wps:wsp>
+                          <wps:cNvPr id="1807484047" name="Zone de texte 1"/>
+                          <wps:cNvSpPr txBox="1"/>
+                          <wps:spPr>
+                            <a:xfrm>
+                              <a:off x="454505" y="3133216"/>
+                              <a:ext cx="107962" cy="107845"/>
+                            </a:xfrm>
+                            <a:prstGeom prst="rect">
+                              <a:avLst/>
+                            </a:prstGeom>
+                            <a:solidFill>
+                              <a:schemeClr val="lt1"/>
+                            </a:solidFill>
+                            <a:ln w="6350">
+                              <a:solidFill>
+                                <a:prstClr val="black"/>
+                              </a:solidFill>
+                            </a:ln>
+                          </wps:spPr>
+                          <wps:txbx>
+                            <w:txbxContent>
+                              <w:p>
+                                <w:pPr>
+                                  <w:spacing w:line="252" w:lineRule="auto"/>
+                                  <w:jc w:val="center"/>
+                                  <w:rPr>
+                                    <w:rFonts w:ascii="Calibri" w:eastAsia="Calibri" w:hAnsi="Calibri"/>
+                                    <w:b/>
+                                    <w:bCs/>
+                                    <w:shadow/>
+                                    <w:color w:val="000000"/>
+                                    <w14:shadow w14:blurRad="38100" w14:dist="19050" w14:dir="2700000" w14:sx="100000" w14:sy="100000" w14:kx="0" w14:ky="0" w14:algn="tl">
+                                      <w14:schemeClr w14:val="dk1">
+                                        <w14:alpha w14:val="60000"/>
+                                      </w14:schemeClr>
+                                    </w14:shadow>
+                                    <w14:ligatures w14:val="none"/>
+                                  </w:rPr>
+                                </w:pPr>
+                                <w:r>
+                                  <w:rPr>
+                                    <w:rFonts w:ascii="Calibri" w:eastAsia="Calibri" w:hAnsi="Calibri"/>
+                                    <w:b/>
+                                    <w:bCs/>
+                                    <w:shadow/>
+                                    <w:color w:val="000000"/>
+                                    <w14:shadow w14:blurRad="38100" w14:dist="19050" w14:dir="2700000" w14:sx="100000" w14:sy="100000" w14:kx="0" w14:ky="0" w14:algn="tl">
+                                      <w14:schemeClr w14:val="dk1">
+                                        <w14:alpha w14:val="60000"/>
+                                      </w14:schemeClr>
+                                    </w14:shadow>
+                                  </w:rPr>
+                                  <w:t> </w:t>
+                                </w:r>
+                              </w:p>
+                            </w:txbxContent>
+                          </wps:txbx>
+                          <wps:bodyPr rot="0" spcFirstLastPara="0" vert="horz" wrap="square" lIns="0" tIns="36000" rIns="0" bIns="36000" numCol="1" spcCol="0" rtlCol="0" fromWordArt="0" anchor="ctr" anchorCtr="0" forceAA="0" compatLnSpc="1">
+                            <a:prstTxWarp prst="textNoShape">
+                              <a:avLst/>
+                            </a:prstTxWarp>
+                            <a:noAutofit/>
+                          </wps:bodyPr>
+                        </wps:wsp>
+                        <wps:wsp>
+                          <wps:cNvPr id="553787670" name="Zone de texte 1"/>
+                          <wps:cNvSpPr txBox="1"/>
+                          <wps:spPr>
+                            <a:xfrm>
+                              <a:off x="561711" y="3133216"/>
+                              <a:ext cx="107912" cy="107795"/>
+                            </a:xfrm>
+                            <a:prstGeom prst="rect">
+                              <a:avLst/>
+                            </a:prstGeom>
+                            <a:solidFill>
+                              <a:schemeClr val="lt1"/>
+                            </a:solidFill>
+                            <a:ln w="6350">
+                              <a:solidFill>
+                                <a:prstClr val="black"/>
+                              </a:solidFill>
+                            </a:ln>
+                          </wps:spPr>
+                          <wps:txbx>
+                            <w:txbxContent>
+                              <w:p>
+                                <w:pPr>
+                                  <w:spacing w:line="252" w:lineRule="auto"/>
+                                  <w:jc w:val="center"/>
+                                  <w:rPr>
+                                    <w:rFonts w:ascii="Calibri" w:eastAsia="Calibri" w:hAnsi="Calibri"/>
+                                    <w:b/>
+                                    <w:bCs/>
+                                    <w:shadow/>
+                                    <w:color w:val="000000"/>
+                                    <w14:shadow w14:blurRad="38100" w14:dist="19050" w14:dir="2700000" w14:sx="100000" w14:sy="100000" w14:kx="0" w14:ky="0" w14:algn="tl">
+                                      <w14:schemeClr w14:val="dk1">
+                                        <w14:alpha w14:val="60000"/>
+                                      </w14:schemeClr>
+                                    </w14:shadow>
+                                    <w14:ligatures w14:val="none"/>
+                                  </w:rPr>
+                                </w:pPr>
+                                <w:r>
+                                  <w:rPr>
+                                    <w:rFonts w:ascii="Calibri" w:eastAsia="Calibri" w:hAnsi="Calibri"/>
+                                    <w:b/>
+                                    <w:bCs/>
+                                    <w:shadow/>
+                                    <w:color w:val="000000"/>
+                                    <w14:shadow w14:blurRad="38100" w14:dist="19050" w14:dir="2700000" w14:sx="100000" w14:sy="100000" w14:kx="0" w14:ky="0" w14:algn="tl">
+                                      <w14:schemeClr w14:val="dk1">
+                                        <w14:alpha w14:val="60000"/>
+                                      </w14:schemeClr>
+                                    </w14:shadow>
+                                  </w:rPr>
+                                  <w:t> </w:t>
+                                </w:r>
+                              </w:p>
+                            </w:txbxContent>
+                          </wps:txbx>
+                          <wps:bodyPr rot="0" spcFirstLastPara="0" vert="horz" wrap="square" lIns="0" tIns="36000" rIns="0" bIns="36000" numCol="1" spcCol="0" rtlCol="0" fromWordArt="0" anchor="ctr" anchorCtr="0" forceAA="0" compatLnSpc="1">
+                            <a:prstTxWarp prst="textNoShape">
+                              <a:avLst/>
+                            </a:prstTxWarp>
+                            <a:noAutofit/>
+                          </wps:bodyPr>
+                        </wps:wsp>
+                        <wps:wsp>
+                          <wps:cNvPr id="177682262" name="Zone de texte 1"/>
+                          <wps:cNvSpPr txBox="1"/>
+                          <wps:spPr>
+                            <a:xfrm>
+                              <a:off x="668918" y="3133216"/>
+                              <a:ext cx="107912" cy="107795"/>
+                            </a:xfrm>
+                            <a:prstGeom prst="rect">
+                              <a:avLst/>
+                            </a:prstGeom>
+                            <a:solidFill>
+                              <a:schemeClr val="lt1"/>
+                            </a:solidFill>
+                            <a:ln w="6350">
+                              <a:solidFill>
+                                <a:prstClr val="black"/>
+                              </a:solidFill>
+                            </a:ln>
+                          </wps:spPr>
+                          <wps:txbx>
+                            <w:txbxContent>
+                              <w:p>
+                                <w:pPr>
+                                  <w:spacing w:line="252" w:lineRule="auto"/>
+                                  <w:jc w:val="center"/>
+                                  <w:rPr>
+                                    <w:rFonts w:ascii="Calibri" w:eastAsia="Calibri" w:hAnsi="Calibri"/>
+                                    <w:b/>
+                                    <w:bCs/>
+                                    <w:shadow/>
+                                    <w:color w:val="000000"/>
+                                    <w14:shadow w14:blurRad="38100" w14:dist="19050" w14:dir="2700000" w14:sx="100000" w14:sy="100000" w14:kx="0" w14:ky="0" w14:algn="tl">
+                                      <w14:schemeClr w14:val="dk1">
+                                        <w14:alpha w14:val="60000"/>
+                                      </w14:schemeClr>
+                                    </w14:shadow>
+                                    <w14:ligatures w14:val="none"/>
+                                  </w:rPr>
+                                </w:pPr>
+                                <w:r>
+                                  <w:rPr>
+                                    <w:rFonts w:ascii="Calibri" w:eastAsia="Calibri" w:hAnsi="Calibri"/>
+                                    <w:b/>
+                                    <w:bCs/>
+                                    <w:shadow/>
+                                    <w:color w:val="000000"/>
+                                    <w14:shadow w14:blurRad="38100" w14:dist="19050" w14:dir="2700000" w14:sx="100000" w14:sy="100000" w14:kx="0" w14:ky="0" w14:algn="tl">
+                                      <w14:schemeClr w14:val="dk1">
+                                        <w14:alpha w14:val="60000"/>
+                                      </w14:schemeClr>
+                                    </w14:shadow>
+                                  </w:rPr>
+                                  <w:t> </w:t>
+                                </w:r>
+                              </w:p>
+                            </w:txbxContent>
+                          </wps:txbx>
+                          <wps:bodyPr rot="0" spcFirstLastPara="0" vert="horz" wrap="square" lIns="0" tIns="36000" rIns="0" bIns="36000" numCol="1" spcCol="0" rtlCol="0" fromWordArt="0" anchor="ctr" anchorCtr="0" forceAA="0" compatLnSpc="1">
+                            <a:prstTxWarp prst="textNoShape">
+                              <a:avLst/>
+                            </a:prstTxWarp>
+                            <a:noAutofit/>
+                          </wps:bodyPr>
+                        </wps:wsp>
+                        <wps:wsp>
+                          <wps:cNvPr id="312178257" name="Zone de texte 1"/>
+                          <wps:cNvSpPr txBox="1"/>
+                          <wps:spPr>
+                            <a:xfrm>
+                              <a:off x="776195" y="3133216"/>
+                              <a:ext cx="107912" cy="107795"/>
+                            </a:xfrm>
+                            <a:prstGeom prst="rect">
+                              <a:avLst/>
+                            </a:prstGeom>
+                            <a:solidFill>
+                              <a:schemeClr val="lt1"/>
+                            </a:solidFill>
+                            <a:ln w="6350">
+                              <a:solidFill>
+                                <a:prstClr val="black"/>
+                              </a:solidFill>
+                            </a:ln>
+                          </wps:spPr>
+                          <wps:txbx>
+                            <w:txbxContent>
+                              <w:p>
+                                <w:pPr>
+                                  <w:spacing w:line="252" w:lineRule="auto"/>
+                                  <w:jc w:val="center"/>
+                                  <w:rPr>
+                                    <w:rFonts w:ascii="Calibri" w:eastAsia="Calibri" w:hAnsi="Calibri"/>
+                                    <w:b/>
+                                    <w:bCs/>
+                                    <w:shadow/>
+                                    <w:color w:val="000000"/>
+                                    <w14:shadow w14:blurRad="38100" w14:dist="19050" w14:dir="2700000" w14:sx="100000" w14:sy="100000" w14:kx="0" w14:ky="0" w14:algn="tl">
+                                      <w14:schemeClr w14:val="dk1">
+                                        <w14:alpha w14:val="60000"/>
+                                      </w14:schemeClr>
+                                    </w14:shadow>
+                                    <w14:ligatures w14:val="none"/>
+                                  </w:rPr>
+                                </w:pPr>
+                                <w:r>
+                                  <w:rPr>
+                                    <w:rFonts w:ascii="Calibri" w:eastAsia="Calibri" w:hAnsi="Calibri"/>
+                                    <w:b/>
+                                    <w:bCs/>
+                                    <w:shadow/>
+                                    <w:color w:val="000000"/>
+                                    <w14:shadow w14:blurRad="38100" w14:dist="19050" w14:dir="2700000" w14:sx="100000" w14:sy="100000" w14:kx="0" w14:ky="0" w14:algn="tl">
+                                      <w14:schemeClr w14:val="dk1">
+                                        <w14:alpha w14:val="60000"/>
+                                      </w14:schemeClr>
+                                    </w14:shadow>
+                                  </w:rPr>
+                                  <w:t> </w:t>
+                                </w:r>
+                              </w:p>
+                            </w:txbxContent>
+                          </wps:txbx>
+                          <wps:bodyPr rot="0" spcFirstLastPara="0" vert="horz" wrap="square" lIns="0" tIns="36000" rIns="0" bIns="36000" numCol="1" spcCol="0" rtlCol="0" fromWordArt="0" anchor="ctr" anchorCtr="0" forceAA="0" compatLnSpc="1">
+                            <a:prstTxWarp prst="textNoShape">
+                              <a:avLst/>
+                            </a:prstTxWarp>
+                            <a:noAutofit/>
+                          </wps:bodyPr>
+                        </wps:wsp>
+                        <wps:wsp>
+                          <wps:cNvPr id="225389391" name="Zone de texte 1"/>
+                          <wps:cNvSpPr txBox="1"/>
+                          <wps:spPr>
+                            <a:xfrm>
+                              <a:off x="884107" y="3133266"/>
+                              <a:ext cx="107912" cy="107795"/>
+                            </a:xfrm>
+                            <a:prstGeom prst="rect">
+                              <a:avLst/>
+                            </a:prstGeom>
+                            <a:solidFill>
+                              <a:schemeClr val="lt1"/>
+                            </a:solidFill>
+                            <a:ln w="6350">
+                              <a:solidFill>
+                                <a:prstClr val="black"/>
+                              </a:solidFill>
+                            </a:ln>
+                          </wps:spPr>
+                          <wps:txbx>
+                            <w:txbxContent>
+                              <w:p>
+                                <w:pPr>
+                                  <w:spacing w:line="252" w:lineRule="auto"/>
+                                  <w:jc w:val="center"/>
+                                  <w:rPr>
+                                    <w:rFonts w:ascii="Calibri" w:eastAsia="Calibri" w:hAnsi="Calibri"/>
+                                    <w:b/>
+                                    <w:bCs/>
+                                    <w:shadow/>
+                                    <w:color w:val="000000"/>
+                                    <w14:shadow w14:blurRad="38100" w14:dist="19050" w14:dir="2700000" w14:sx="100000" w14:sy="100000" w14:kx="0" w14:ky="0" w14:algn="tl">
+                                      <w14:schemeClr w14:val="dk1">
+                                        <w14:alpha w14:val="60000"/>
+                                      </w14:schemeClr>
+                                    </w14:shadow>
+                                    <w14:ligatures w14:val="none"/>
+                                  </w:rPr>
+                                </w:pPr>
+                                <w:r>
+                                  <w:rPr>
+                                    <w:rFonts w:ascii="Calibri" w:eastAsia="Calibri" w:hAnsi="Calibri"/>
+                                    <w:b/>
+                                    <w:bCs/>
+                                    <w:shadow/>
+                                    <w:color w:val="000000"/>
+                                    <w14:shadow w14:blurRad="38100" w14:dist="19050" w14:dir="2700000" w14:sx="100000" w14:sy="100000" w14:kx="0" w14:ky="0" w14:algn="tl">
+                                      <w14:schemeClr w14:val="dk1">
+                                        <w14:alpha w14:val="60000"/>
+                                      </w14:schemeClr>
+                                    </w14:shadow>
+                                  </w:rPr>
+                                  <w:t> </w:t>
+                                </w:r>
+                              </w:p>
+                            </w:txbxContent>
+                          </wps:txbx>
+                          <wps:bodyPr rot="0" spcFirstLastPara="0" vert="horz" wrap="square" lIns="0" tIns="36000" rIns="0" bIns="36000" numCol="1" spcCol="0" rtlCol="0" fromWordArt="0" anchor="ctr" anchorCtr="0" forceAA="0" compatLnSpc="1">
+                            <a:prstTxWarp prst="textNoShape">
+                              <a:avLst/>
+                            </a:prstTxWarp>
+                            <a:noAutofit/>
+                          </wps:bodyPr>
+                        </wps:wsp>
+                        <wps:wsp>
+                          <wps:cNvPr id="806749359" name="Zone de texte 1"/>
+                          <wps:cNvSpPr txBox="1"/>
+                          <wps:spPr>
+                            <a:xfrm>
+                              <a:off x="991384" y="3133266"/>
+                              <a:ext cx="107912" cy="107795"/>
+                            </a:xfrm>
+                            <a:prstGeom prst="rect">
+                              <a:avLst/>
+                            </a:prstGeom>
+                            <a:solidFill>
+                              <a:schemeClr val="lt1"/>
+                            </a:solidFill>
+                            <a:ln w="6350">
+                              <a:solidFill>
+                                <a:prstClr val="black"/>
+                              </a:solidFill>
+                            </a:ln>
+                          </wps:spPr>
+                          <wps:txbx>
+                            <w:txbxContent>
+                              <w:p>
+                                <w:pPr>
+                                  <w:spacing w:line="252" w:lineRule="auto"/>
+                                  <w:jc w:val="center"/>
+                                  <w:rPr>
+                                    <w:rFonts w:ascii="Calibri" w:eastAsia="Calibri" w:hAnsi="Calibri"/>
+                                    <w:b/>
+                                    <w:bCs/>
+                                    <w:shadow/>
+                                    <w:color w:val="000000"/>
+                                    <w14:shadow w14:blurRad="38100" w14:dist="19050" w14:dir="2700000" w14:sx="100000" w14:sy="100000" w14:kx="0" w14:ky="0" w14:algn="tl">
+                                      <w14:schemeClr w14:val="dk1">
+                                        <w14:alpha w14:val="60000"/>
+                                      </w14:schemeClr>
+                                    </w14:shadow>
+                                    <w14:ligatures w14:val="none"/>
+                                  </w:rPr>
+                                </w:pPr>
+                                <w:r>
+                                  <w:rPr>
+                                    <w:rFonts w:ascii="Calibri" w:eastAsia="Calibri" w:hAnsi="Calibri"/>
+                                    <w:b/>
+                                    <w:bCs/>
+                                    <w:shadow/>
+                                    <w:color w:val="000000"/>
+                                    <w14:shadow w14:blurRad="38100" w14:dist="19050" w14:dir="2700000" w14:sx="100000" w14:sy="100000" w14:kx="0" w14:ky="0" w14:algn="tl">
+                                      <w14:schemeClr w14:val="dk1">
+                                        <w14:alpha w14:val="60000"/>
+                                      </w14:schemeClr>
+                                    </w14:shadow>
+                                  </w:rPr>
+                                  <w:t> </w:t>
+                                </w:r>
+                              </w:p>
+                            </w:txbxContent>
+                          </wps:txbx>
+                          <wps:bodyPr rot="0" spcFirstLastPara="0" vert="horz" wrap="square" lIns="0" tIns="36000" rIns="0" bIns="36000" numCol="1" spcCol="0" rtlCol="0" fromWordArt="0" anchor="ctr" anchorCtr="0" forceAA="0" compatLnSpc="1">
+                            <a:prstTxWarp prst="textNoShape">
+                              <a:avLst/>
+                            </a:prstTxWarp>
+                            <a:noAutofit/>
+                          </wps:bodyPr>
+                        </wps:wsp>
+                        <wps:wsp>
+                          <wps:cNvPr id="1089509147" name="Zone de texte 1"/>
+                          <wps:cNvSpPr txBox="1"/>
+                          <wps:spPr>
+                            <a:xfrm>
+                              <a:off x="1098026" y="3133266"/>
+                              <a:ext cx="107912" cy="107795"/>
+                            </a:xfrm>
+                            <a:prstGeom prst="rect">
+                              <a:avLst/>
+                            </a:prstGeom>
+                            <a:solidFill>
+                              <a:schemeClr val="lt1"/>
+                            </a:solidFill>
+                            <a:ln w="6350">
+                              <a:solidFill>
+                                <a:prstClr val="black"/>
+                              </a:solidFill>
+                            </a:ln>
+                          </wps:spPr>
+                          <wps:txbx>
+                            <w:txbxContent>
+                              <w:p>
+                                <w:pPr>
+                                  <w:spacing w:line="252" w:lineRule="auto"/>
+                                  <w:jc w:val="center"/>
+                                  <w:rPr>
+                                    <w:rFonts w:ascii="Calibri" w:eastAsia="Calibri" w:hAnsi="Calibri"/>
+                                    <w:b/>
+                                    <w:bCs/>
+                                    <w:shadow/>
+                                    <w:color w:val="000000"/>
+                                    <w14:shadow w14:blurRad="38100" w14:dist="19050" w14:dir="2700000" w14:sx="100000" w14:sy="100000" w14:kx="0" w14:ky="0" w14:algn="tl">
+                                      <w14:schemeClr w14:val="dk1">
+                                        <w14:alpha w14:val="60000"/>
+                                      </w14:schemeClr>
+                                    </w14:shadow>
+                                    <w14:ligatures w14:val="none"/>
+                                  </w:rPr>
+                                </w:pPr>
+                                <w:r>
+                                  <w:rPr>
+                                    <w:rFonts w:ascii="Calibri" w:eastAsia="Calibri" w:hAnsi="Calibri"/>
+                                    <w:b/>
+                                    <w:bCs/>
+                                    <w:shadow/>
+                                    <w:color w:val="000000"/>
+                                    <w14:shadow w14:blurRad="38100" w14:dist="19050" w14:dir="2700000" w14:sx="100000" w14:sy="100000" w14:kx="0" w14:ky="0" w14:algn="tl">
+                                      <w14:schemeClr w14:val="dk1">
+                                        <w14:alpha w14:val="60000"/>
+                                      </w14:schemeClr>
+                                    </w14:shadow>
+                                  </w:rPr>
+                                  <w:t> </w:t>
+                                </w:r>
+                              </w:p>
+                            </w:txbxContent>
+                          </wps:txbx>
+                          <wps:bodyPr rot="0" spcFirstLastPara="0" vert="horz" wrap="square" lIns="0" tIns="36000" rIns="0" bIns="36000" numCol="1" spcCol="0" rtlCol="0" fromWordArt="0" anchor="ctr" anchorCtr="0" forceAA="0" compatLnSpc="1">
+                            <a:prstTxWarp prst="textNoShape">
+                              <a:avLst/>
+                            </a:prstTxWarp>
+                            <a:noAutofit/>
+                          </wps:bodyPr>
+                        </wps:wsp>
+                        <wps:wsp>
+                          <wps:cNvPr id="377899328" name="Zone de texte 1"/>
+                          <wps:cNvSpPr txBox="1"/>
+                          <wps:spPr>
+                            <a:xfrm>
+                              <a:off x="1205303" y="3133266"/>
+                              <a:ext cx="107912" cy="107795"/>
+                            </a:xfrm>
+                            <a:prstGeom prst="rect">
+                              <a:avLst/>
+                            </a:prstGeom>
+                            <a:solidFill>
+                              <a:schemeClr val="lt1"/>
+                            </a:solidFill>
+                            <a:ln w="6350">
+                              <a:solidFill>
+                                <a:prstClr val="black"/>
+                              </a:solidFill>
+                            </a:ln>
+                          </wps:spPr>
+                          <wps:txbx>
+                            <w:txbxContent>
+                              <w:p>
+                                <w:pPr>
+                                  <w:spacing w:line="252" w:lineRule="auto"/>
+                                  <w:jc w:val="center"/>
+                                  <w:rPr>
+                                    <w:rFonts w:ascii="Calibri" w:eastAsia="Calibri" w:hAnsi="Calibri"/>
+                                    <w:b/>
+                                    <w:bCs/>
+                                    <w:shadow/>
+                                    <w:color w:val="000000"/>
+                                    <w14:shadow w14:blurRad="38100" w14:dist="19050" w14:dir="2700000" w14:sx="100000" w14:sy="100000" w14:kx="0" w14:ky="0" w14:algn="tl">
+                                      <w14:schemeClr w14:val="dk1">
+                                        <w14:alpha w14:val="60000"/>
+                                      </w14:schemeClr>
+                                    </w14:shadow>
+                                    <w14:ligatures w14:val="none"/>
+                                  </w:rPr>
+                                </w:pPr>
+                                <w:r>
+                                  <w:rPr>
+                                    <w:rFonts w:ascii="Calibri" w:eastAsia="Calibri" w:hAnsi="Calibri"/>
+                                    <w:b/>
+                                    <w:bCs/>
+                                    <w:shadow/>
+                                    <w:color w:val="000000"/>
+                                    <w14:shadow w14:blurRad="38100" w14:dist="19050" w14:dir="2700000" w14:sx="100000" w14:sy="100000" w14:kx="0" w14:ky="0" w14:algn="tl">
+                                      <w14:schemeClr w14:val="dk1">
+                                        <w14:alpha w14:val="60000"/>
+                                      </w14:schemeClr>
+                                    </w14:shadow>
+                                  </w:rPr>
+                                  <w:t> </w:t>
+                                </w:r>
+                              </w:p>
+                            </w:txbxContent>
+                          </wps:txbx>
+                          <wps:bodyPr rot="0" spcFirstLastPara="0" vert="horz" wrap="square" lIns="0" tIns="36000" rIns="0" bIns="36000" numCol="1" spcCol="0" rtlCol="0" fromWordArt="0" anchor="ctr" anchorCtr="0" forceAA="0" compatLnSpc="1">
+                            <a:prstTxWarp prst="textNoShape">
+                              <a:avLst/>
+                            </a:prstTxWarp>
+                            <a:noAutofit/>
+                          </wps:bodyPr>
+                        </wps:wsp>
+                        <wps:wsp>
+                          <wps:cNvPr id="1683001648" name="Zone de texte 1"/>
+                          <wps:cNvSpPr txBox="1"/>
+                          <wps:spPr>
+                            <a:xfrm>
+                              <a:off x="808470" y="2923200"/>
+                              <a:ext cx="140568" cy="152510"/>
+                            </a:xfrm>
+                            <a:prstGeom prst="rect">
+                              <a:avLst/>
+                            </a:prstGeom>
+                            <a:noFill/>
+                            <a:ln w="6350">
+                              <a:solidFill>
+                                <a:schemeClr val="tx1"/>
+                              </a:solidFill>
+                            </a:ln>
+                          </wps:spPr>
+                          <wps:txbx>
+                            <w:txbxContent>
+                              <w:p>
+                                <w:pPr>
+                                  <w:spacing w:line="252" w:lineRule="auto"/>
+                                  <w:jc w:val="center"/>
+                                  <w:rPr>
+                                    <w:rFonts w:ascii="Calibri" w:eastAsia="Calibri" w:hAnsi="Calibri"/>
+                                    <w:b/>
+                                    <w:bCs/>
+                                    <w:shadow/>
+                                    <w:color w:val="000000"/>
+                                    <w:sz w:val="16"/>
+                                    <w:szCs w:val="16"/>
+                                    <w14:shadow w14:blurRad="38100" w14:dist="19050" w14:dir="2700000" w14:sx="100000" w14:sy="100000" w14:kx="0" w14:ky="0" w14:algn="tl">
+                                      <w14:schemeClr w14:val="dk1">
+                                        <w14:alpha w14:val="60000"/>
+                                      </w14:schemeClr>
+                                    </w14:shadow>
+                                    <w14:ligatures w14:val="none"/>
+                                  </w:rPr>
+                                </w:pPr>
+                                <w:r>
+                                  <w:rPr>
+                                    <w:rFonts w:ascii="Calibri" w:eastAsia="Calibri" w:hAnsi="Calibri"/>
+                                    <w:b/>
+                                    <w:bCs/>
+                                    <w:shadow/>
+                                    <w:color w:val="000000"/>
+                                    <w:sz w:val="16"/>
+                                    <w:szCs w:val="16"/>
+                                    <w14:shadow w14:blurRad="38100" w14:dist="19050" w14:dir="2700000" w14:sx="100000" w14:sy="100000" w14:kx="0" w14:ky="0" w14:algn="tl">
+                                      <w14:schemeClr w14:val="dk1">
+                                        <w14:alpha w14:val="60000"/>
+                                      </w14:schemeClr>
+                                    </w14:shadow>
+                                  </w:rPr>
+                                  <w:t>C</w:t>
+                                </w:r>
+                              </w:p>
+                            </w:txbxContent>
+                          </wps:txbx>
+                          <wps:bodyPr rot="0" spcFirstLastPara="0" vert="horz" wrap="square" lIns="0" tIns="0" rIns="0" bIns="0" numCol="1" spcCol="0" rtlCol="0" fromWordArt="0" anchor="ctr" anchorCtr="0" forceAA="0" compatLnSpc="1">
+                            <a:prstTxWarp prst="textNoShape">
+                              <a:avLst/>
+                            </a:prstTxWarp>
+                            <a:noAutofit/>
+                          </wps:bodyPr>
+                        </wps:wsp>
+                        <wps:wsp>
+                          <wps:cNvPr id="1666186605" name="Connecteur droit avec flèche 1666186605"/>
+                          <wps:cNvCnPr/>
+                          <wps:spPr>
+                            <a:xfrm flipH="1">
+                              <a:off x="606850" y="3309422"/>
+                              <a:ext cx="542296" cy="0"/>
+                            </a:xfrm>
+                            <a:prstGeom prst="straightConnector1">
+                              <a:avLst/>
+                            </a:prstGeom>
+                            <a:ln>
+                              <a:tailEnd type="triangle"/>
+                            </a:ln>
+                          </wps:spPr>
+                          <wps:style>
+                            <a:lnRef idx="1">
+                              <a:schemeClr val="dk1"/>
+                            </a:lnRef>
+                            <a:fillRef idx="0">
+                              <a:schemeClr val="dk1"/>
+                            </a:fillRef>
+                            <a:effectRef idx="0">
+                              <a:schemeClr val="dk1"/>
+                            </a:effectRef>
+                            <a:fontRef idx="minor">
+                              <a:schemeClr val="tx1"/>
+                            </a:fontRef>
+                          </wps:style>
+                          <wps:bodyPr/>
+                        </wps:wsp>
+                        <wps:wsp>
+                          <wps:cNvPr id="1412968253" name="Zone de texte 1"/>
+                          <wps:cNvSpPr txBox="1"/>
+                          <wps:spPr>
+                            <a:xfrm>
+                              <a:off x="426912" y="3233331"/>
+                              <a:ext cx="163772" cy="175009"/>
+                            </a:xfrm>
+                            <a:prstGeom prst="rect">
+                              <a:avLst/>
+                            </a:prstGeom>
+                            <a:noFill/>
+                            <a:ln w="6350">
+                              <a:noFill/>
+                            </a:ln>
+                          </wps:spPr>
+                          <wps:txbx>
+                            <w:txbxContent>
+                              <w:p>
+                                <w:pPr>
+                                  <w:spacing w:line="252" w:lineRule="auto"/>
+                                  <w:jc w:val="center"/>
+                                  <w:rPr>
+                                    <w:rFonts w:ascii="Calibri" w:eastAsia="Calibri" w:hAnsi="Calibri"/>
+                                    <w:shadow/>
+                                    <w:color w:val="000000"/>
+                                    <w:sz w:val="16"/>
+                                    <w:szCs w:val="16"/>
+                                    <w14:shadow w14:blurRad="38100" w14:dist="19050" w14:dir="2700000" w14:sx="100000" w14:sy="100000" w14:kx="0" w14:ky="0" w14:algn="tl">
+                                      <w14:schemeClr w14:val="dk1">
+                                        <w14:alpha w14:val="60000"/>
+                                      </w14:schemeClr>
+                                    </w14:shadow>
+                                    <w14:ligatures w14:val="none"/>
+                                  </w:rPr>
+                                </w:pPr>
+                                <w:r>
+                                  <w:rPr>
+                                    <w:rFonts w:ascii="Calibri" w:eastAsia="Calibri" w:hAnsi="Calibri"/>
+                                    <w:shadow/>
+                                    <w:color w:val="000000"/>
+                                    <w:sz w:val="16"/>
+                                    <w:szCs w:val="16"/>
+                                    <w14:shadow w14:blurRad="38100" w14:dist="19050" w14:dir="2700000" w14:sx="100000" w14:sy="100000" w14:kx="0" w14:ky="0" w14:algn="tl">
+                                      <w14:schemeClr w14:val="dk1">
+                                        <w14:alpha w14:val="60000"/>
+                                      </w14:schemeClr>
+                                    </w14:shadow>
+                                  </w:rPr>
+                                  <w:t>b7</w:t>
+                                </w:r>
+                              </w:p>
+                            </w:txbxContent>
+                          </wps:txbx>
+                          <wps:bodyPr rot="0" spcFirstLastPara="0" vert="horz" wrap="square" lIns="0" tIns="0" rIns="0" bIns="0" numCol="1" spcCol="0" rtlCol="0" fromWordArt="0" anchor="ctr" anchorCtr="0" forceAA="0" compatLnSpc="1">
+                            <a:prstTxWarp prst="textNoShape">
+                              <a:avLst/>
+                            </a:prstTxWarp>
+                            <a:noAutofit/>
+                          </wps:bodyPr>
+                        </wps:wsp>
+                        <wps:wsp>
+                          <wps:cNvPr id="63643643" name="Zone de texte 1"/>
+                          <wps:cNvSpPr txBox="1"/>
+                          <wps:spPr>
+                            <a:xfrm>
+                              <a:off x="1185197" y="3227695"/>
+                              <a:ext cx="163772" cy="175009"/>
+                            </a:xfrm>
+                            <a:prstGeom prst="rect">
+                              <a:avLst/>
+                            </a:prstGeom>
+                            <a:noFill/>
+                            <a:ln w="6350">
+                              <a:noFill/>
+                            </a:ln>
+                          </wps:spPr>
+                          <wps:txbx>
+                            <w:txbxContent>
+                              <w:p>
+                                <w:pPr>
+                                  <w:spacing w:line="252" w:lineRule="auto"/>
+                                  <w:jc w:val="center"/>
+                                  <w:rPr>
+                                    <w:rFonts w:ascii="Calibri" w:eastAsia="Calibri" w:hAnsi="Calibri"/>
+                                    <w:shadow/>
+                                    <w:color w:val="000000"/>
+                                    <w:sz w:val="16"/>
+                                    <w:szCs w:val="16"/>
+                                    <w14:shadow w14:blurRad="38100" w14:dist="19050" w14:dir="2700000" w14:sx="100000" w14:sy="100000" w14:kx="0" w14:ky="0" w14:algn="tl">
+                                      <w14:schemeClr w14:val="dk1">
+                                        <w14:alpha w14:val="60000"/>
+                                      </w14:schemeClr>
+                                    </w14:shadow>
+                                    <w14:ligatures w14:val="none"/>
+                                  </w:rPr>
+                                </w:pPr>
+                                <w:r>
+                                  <w:rPr>
+                                    <w:rFonts w:ascii="Calibri" w:eastAsia="Calibri" w:hAnsi="Calibri"/>
+                                    <w:shadow/>
+                                    <w:color w:val="000000"/>
+                                    <w:sz w:val="16"/>
+                                    <w:szCs w:val="16"/>
+                                    <w14:shadow w14:blurRad="38100" w14:dist="19050" w14:dir="2700000" w14:sx="100000" w14:sy="100000" w14:kx="0" w14:ky="0" w14:algn="tl">
+                                      <w14:schemeClr w14:val="dk1">
+                                        <w14:alpha w14:val="60000"/>
+                                      </w14:schemeClr>
+                                    </w14:shadow>
+                                  </w:rPr>
+                                  <w:t>b0</w:t>
+                                </w:r>
+                              </w:p>
+                            </w:txbxContent>
+                          </wps:txbx>
+                          <wps:bodyPr rot="0" spcFirstLastPara="0" vert="horz" wrap="square" lIns="0" tIns="0" rIns="0" bIns="0" numCol="1" spcCol="0" rtlCol="0" fromWordArt="0" anchor="ctr" anchorCtr="0" forceAA="0" compatLnSpc="1">
+                            <a:prstTxWarp prst="textNoShape">
+                              <a:avLst/>
+                            </a:prstTxWarp>
+                            <a:noAutofit/>
+                          </wps:bodyPr>
+                        </wps:wsp>
+                        <wps:wsp>
+                          <wps:cNvPr id="1950785009" name="Connecteur : en angle 1950785009"/>
+                          <wps:cNvCnPr>
+                            <a:stCxn id="1683001648" idx="3"/>
+                            <a:endCxn id="377899328" idx="3"/>
+                          </wps:cNvCnPr>
+                          <wps:spPr>
+                            <a:xfrm>
+                              <a:off x="949038" y="2999455"/>
+                              <a:ext cx="364177" cy="187709"/>
+                            </a:xfrm>
+                            <a:prstGeom prst="bentConnector3">
+                              <a:avLst>
+                                <a:gd name="adj1" fmla="val 139946"/>
+                              </a:avLst>
+                            </a:prstGeom>
+                            <a:ln>
+                              <a:tailEnd type="triangle"/>
+                            </a:ln>
+                          </wps:spPr>
+                          <wps:style>
+                            <a:lnRef idx="1">
+                              <a:schemeClr val="dk1"/>
+                            </a:lnRef>
+                            <a:fillRef idx="0">
+                              <a:schemeClr val="dk1"/>
+                            </a:fillRef>
+                            <a:effectRef idx="0">
+                              <a:schemeClr val="dk1"/>
+                            </a:effectRef>
+                            <a:fontRef idx="minor">
+                              <a:schemeClr val="tx1"/>
+                            </a:fontRef>
+                          </wps:style>
+                          <wps:bodyPr/>
+                        </wps:wsp>
+                        <wps:wsp>
+                          <wps:cNvPr id="74693146" name="Connecteur : en angle 74693146"/>
+                          <wps:cNvCnPr>
+                            <a:endCxn id="1807484047" idx="1"/>
+                          </wps:cNvCnPr>
+                          <wps:spPr>
+                            <a:xfrm rot="10800000" flipV="1">
+                              <a:off x="454506" y="3002973"/>
+                              <a:ext cx="344197" cy="184166"/>
+                            </a:xfrm>
+                            <a:prstGeom prst="bentConnector3">
+                              <a:avLst>
+                                <a:gd name="adj1" fmla="val 123144"/>
+                              </a:avLst>
+                            </a:prstGeom>
+                          </wps:spPr>
+                          <wps:style>
+                            <a:lnRef idx="1">
+                              <a:schemeClr val="dk1"/>
+                            </a:lnRef>
+                            <a:fillRef idx="0">
+                              <a:schemeClr val="dk1"/>
+                            </a:fillRef>
+                            <a:effectRef idx="0">
+                              <a:schemeClr val="dk1"/>
+                            </a:effectRef>
+                            <a:fontRef idx="minor">
+                              <a:schemeClr val="tx1"/>
+                            </a:fontRef>
+                          </wps:style>
+                          <wps:bodyPr/>
+                        </wps:wsp>
+                      </wpg:wgp>
+                      <wpg:wgp>
+                        <wpg:cNvPr id="972796972" name="Groupe 972796972"/>
+                        <wpg:cNvGrpSpPr/>
+                        <wpg:grpSpPr>
+                          <a:xfrm>
+                            <a:off x="1866790" y="2912809"/>
+                            <a:ext cx="922023" cy="485140"/>
+                            <a:chOff x="0" y="0"/>
+                            <a:chExt cx="922057" cy="485140"/>
+                          </a:xfrm>
+                        </wpg:grpSpPr>
+                        <wps:wsp>
+                          <wps:cNvPr id="1567451672" name="Zone de texte 1"/>
+                          <wps:cNvSpPr txBox="1"/>
+                          <wps:spPr>
+                            <a:xfrm>
+                              <a:off x="27593" y="210016"/>
+                              <a:ext cx="107962" cy="107845"/>
+                            </a:xfrm>
+                            <a:prstGeom prst="rect">
+                              <a:avLst/>
+                            </a:prstGeom>
+                            <a:solidFill>
+                              <a:schemeClr val="lt1"/>
+                            </a:solidFill>
+                            <a:ln w="6350">
+                              <a:solidFill>
+                                <a:prstClr val="black"/>
+                              </a:solidFill>
+                            </a:ln>
+                          </wps:spPr>
+                          <wps:txbx>
+                            <w:txbxContent>
+                              <w:p>
+                                <w:pPr>
+                                  <w:spacing w:line="252" w:lineRule="auto"/>
+                                  <w:jc w:val="center"/>
+                                  <w:rPr>
+                                    <w:rFonts w:ascii="Calibri" w:eastAsia="Calibri" w:hAnsi="Calibri"/>
+                                    <w:b/>
+                                    <w:bCs/>
+                                    <w:shadow/>
+                                    <w:color w:val="000000"/>
+                                    <w14:shadow w14:blurRad="38100" w14:dist="19050" w14:dir="2700000" w14:sx="100000" w14:sy="100000" w14:kx="0" w14:ky="0" w14:algn="tl">
+                                      <w14:schemeClr w14:val="dk1">
+                                        <w14:alpha w14:val="60000"/>
+                                      </w14:schemeClr>
+                                    </w14:shadow>
+                                    <w14:ligatures w14:val="none"/>
+                                  </w:rPr>
+                                </w:pPr>
+                                <w:r>
+                                  <w:rPr>
+                                    <w:rFonts w:ascii="Calibri" w:eastAsia="Calibri" w:hAnsi="Calibri"/>
+                                    <w:b/>
+                                    <w:bCs/>
+                                    <w:shadow/>
+                                    <w:color w:val="000000"/>
+                                    <w14:shadow w14:blurRad="38100" w14:dist="19050" w14:dir="2700000" w14:sx="100000" w14:sy="100000" w14:kx="0" w14:ky="0" w14:algn="tl">
+                                      <w14:schemeClr w14:val="dk1">
+                                        <w14:alpha w14:val="60000"/>
+                                      </w14:schemeClr>
+                                    </w14:shadow>
+                                  </w:rPr>
+                                  <w:t> </w:t>
+                                </w:r>
+                              </w:p>
+                            </w:txbxContent>
+                          </wps:txbx>
+                          <wps:bodyPr rot="0" spcFirstLastPara="0" vert="horz" wrap="square" lIns="0" tIns="36000" rIns="0" bIns="36000" numCol="1" spcCol="0" rtlCol="0" fromWordArt="0" anchor="ctr" anchorCtr="0" forceAA="0" compatLnSpc="1">
+                            <a:prstTxWarp prst="textNoShape">
+                              <a:avLst/>
+                            </a:prstTxWarp>
+                            <a:noAutofit/>
+                          </wps:bodyPr>
+                        </wps:wsp>
+                        <wps:wsp>
+                          <wps:cNvPr id="63943320" name="Zone de texte 1"/>
+                          <wps:cNvSpPr txBox="1"/>
+                          <wps:spPr>
+                            <a:xfrm>
+                              <a:off x="134799" y="210016"/>
+                              <a:ext cx="107912" cy="107795"/>
+                            </a:xfrm>
+                            <a:prstGeom prst="rect">
+                              <a:avLst/>
+                            </a:prstGeom>
+                            <a:solidFill>
+                              <a:schemeClr val="lt1"/>
+                            </a:solidFill>
+                            <a:ln w="6350">
+                              <a:solidFill>
+                                <a:prstClr val="black"/>
+                              </a:solidFill>
+                            </a:ln>
+                          </wps:spPr>
+                          <wps:txbx>
+                            <w:txbxContent>
+                              <w:p>
+                                <w:pPr>
+                                  <w:spacing w:line="252" w:lineRule="auto"/>
+                                  <w:jc w:val="center"/>
+                                  <w:rPr>
+                                    <w:rFonts w:ascii="Calibri" w:eastAsia="Calibri" w:hAnsi="Calibri"/>
+                                    <w:b/>
+                                    <w:bCs/>
+                                    <w:shadow/>
+                                    <w:color w:val="000000"/>
+                                    <w14:shadow w14:blurRad="38100" w14:dist="19050" w14:dir="2700000" w14:sx="100000" w14:sy="100000" w14:kx="0" w14:ky="0" w14:algn="tl">
+                                      <w14:schemeClr w14:val="dk1">
+                                        <w14:alpha w14:val="60000"/>
+                                      </w14:schemeClr>
+                                    </w14:shadow>
+                                    <w14:ligatures w14:val="none"/>
+                                  </w:rPr>
+                                </w:pPr>
+                                <w:r>
+                                  <w:rPr>
+                                    <w:rFonts w:ascii="Calibri" w:eastAsia="Calibri" w:hAnsi="Calibri"/>
+                                    <w:b/>
+                                    <w:bCs/>
+                                    <w:shadow/>
+                                    <w:color w:val="000000"/>
+                                    <w14:shadow w14:blurRad="38100" w14:dist="19050" w14:dir="2700000" w14:sx="100000" w14:sy="100000" w14:kx="0" w14:ky="0" w14:algn="tl">
+                                      <w14:schemeClr w14:val="dk1">
+                                        <w14:alpha w14:val="60000"/>
+                                      </w14:schemeClr>
+                                    </w14:shadow>
+                                  </w:rPr>
+                                  <w:t> </w:t>
+                                </w:r>
+                              </w:p>
+                            </w:txbxContent>
+                          </wps:txbx>
+                          <wps:bodyPr rot="0" spcFirstLastPara="0" vert="horz" wrap="square" lIns="0" tIns="36000" rIns="0" bIns="36000" numCol="1" spcCol="0" rtlCol="0" fromWordArt="0" anchor="ctr" anchorCtr="0" forceAA="0" compatLnSpc="1">
+                            <a:prstTxWarp prst="textNoShape">
+                              <a:avLst/>
+                            </a:prstTxWarp>
+                            <a:noAutofit/>
+                          </wps:bodyPr>
+                        </wps:wsp>
+                        <wps:wsp>
+                          <wps:cNvPr id="2127317680" name="Zone de texte 1"/>
+                          <wps:cNvSpPr txBox="1"/>
+                          <wps:spPr>
+                            <a:xfrm>
+                              <a:off x="242006" y="210016"/>
+                              <a:ext cx="107912" cy="107795"/>
+                            </a:xfrm>
+                            <a:prstGeom prst="rect">
+                              <a:avLst/>
+                            </a:prstGeom>
+                            <a:solidFill>
+                              <a:schemeClr val="lt1"/>
+                            </a:solidFill>
+                            <a:ln w="6350">
+                              <a:solidFill>
+                                <a:prstClr val="black"/>
+                              </a:solidFill>
+                            </a:ln>
+                          </wps:spPr>
+                          <wps:txbx>
+                            <w:txbxContent>
+                              <w:p>
+                                <w:pPr>
+                                  <w:spacing w:line="252" w:lineRule="auto"/>
+                                  <w:jc w:val="center"/>
+                                  <w:rPr>
+                                    <w:rFonts w:ascii="Calibri" w:eastAsia="Calibri" w:hAnsi="Calibri"/>
+                                    <w:b/>
+                                    <w:bCs/>
+                                    <w:shadow/>
+                                    <w:color w:val="000000"/>
+                                    <w14:shadow w14:blurRad="38100" w14:dist="19050" w14:dir="2700000" w14:sx="100000" w14:sy="100000" w14:kx="0" w14:ky="0" w14:algn="tl">
+                                      <w14:schemeClr w14:val="dk1">
+                                        <w14:alpha w14:val="60000"/>
+                                      </w14:schemeClr>
+                                    </w14:shadow>
+                                    <w14:ligatures w14:val="none"/>
+                                  </w:rPr>
+                                </w:pPr>
+                                <w:r>
+                                  <w:rPr>
+                                    <w:rFonts w:ascii="Calibri" w:eastAsia="Calibri" w:hAnsi="Calibri"/>
+                                    <w:b/>
+                                    <w:bCs/>
+                                    <w:shadow/>
+                                    <w:color w:val="000000"/>
+                                    <w14:shadow w14:blurRad="38100" w14:dist="19050" w14:dir="2700000" w14:sx="100000" w14:sy="100000" w14:kx="0" w14:ky="0" w14:algn="tl">
+                                      <w14:schemeClr w14:val="dk1">
+                                        <w14:alpha w14:val="60000"/>
+                                      </w14:schemeClr>
+                                    </w14:shadow>
+                                  </w:rPr>
+                                  <w:t> </w:t>
+                                </w:r>
+                              </w:p>
+                            </w:txbxContent>
+                          </wps:txbx>
+                          <wps:bodyPr rot="0" spcFirstLastPara="0" vert="horz" wrap="square" lIns="0" tIns="36000" rIns="0" bIns="36000" numCol="1" spcCol="0" rtlCol="0" fromWordArt="0" anchor="ctr" anchorCtr="0" forceAA="0" compatLnSpc="1">
+                            <a:prstTxWarp prst="textNoShape">
+                              <a:avLst/>
+                            </a:prstTxWarp>
+                            <a:noAutofit/>
+                          </wps:bodyPr>
+                        </wps:wsp>
+                        <wps:wsp>
+                          <wps:cNvPr id="51759107" name="Zone de texte 1"/>
+                          <wps:cNvSpPr txBox="1"/>
+                          <wps:spPr>
+                            <a:xfrm>
+                              <a:off x="349283" y="210016"/>
+                              <a:ext cx="107912" cy="107795"/>
+                            </a:xfrm>
+                            <a:prstGeom prst="rect">
+                              <a:avLst/>
+                            </a:prstGeom>
+                            <a:solidFill>
+                              <a:schemeClr val="lt1"/>
+                            </a:solidFill>
+                            <a:ln w="6350">
+                              <a:solidFill>
+                                <a:prstClr val="black"/>
+                              </a:solidFill>
+                            </a:ln>
+                          </wps:spPr>
+                          <wps:txbx>
+                            <w:txbxContent>
+                              <w:p>
+                                <w:pPr>
+                                  <w:spacing w:line="252" w:lineRule="auto"/>
+                                  <w:jc w:val="center"/>
+                                  <w:rPr>
+                                    <w:rFonts w:ascii="Calibri" w:eastAsia="Calibri" w:hAnsi="Calibri"/>
+                                    <w:b/>
+                                    <w:bCs/>
+                                    <w:shadow/>
+                                    <w:color w:val="000000"/>
+                                    <w14:shadow w14:blurRad="38100" w14:dist="19050" w14:dir="2700000" w14:sx="100000" w14:sy="100000" w14:kx="0" w14:ky="0" w14:algn="tl">
+                                      <w14:schemeClr w14:val="dk1">
+                                        <w14:alpha w14:val="60000"/>
+                                      </w14:schemeClr>
+                                    </w14:shadow>
+                                    <w14:ligatures w14:val="none"/>
+                                  </w:rPr>
+                                </w:pPr>
+                                <w:r>
+                                  <w:rPr>
+                                    <w:rFonts w:ascii="Calibri" w:eastAsia="Calibri" w:hAnsi="Calibri"/>
+                                    <w:b/>
+                                    <w:bCs/>
+                                    <w:shadow/>
+                                    <w:color w:val="000000"/>
+                                    <w14:shadow w14:blurRad="38100" w14:dist="19050" w14:dir="2700000" w14:sx="100000" w14:sy="100000" w14:kx="0" w14:ky="0" w14:algn="tl">
+                                      <w14:schemeClr w14:val="dk1">
+                                        <w14:alpha w14:val="60000"/>
+                                      </w14:schemeClr>
+                                    </w14:shadow>
+                                  </w:rPr>
+                                  <w:t> </w:t>
+                                </w:r>
+                              </w:p>
+                            </w:txbxContent>
+                          </wps:txbx>
+                          <wps:bodyPr rot="0" spcFirstLastPara="0" vert="horz" wrap="square" lIns="0" tIns="36000" rIns="0" bIns="36000" numCol="1" spcCol="0" rtlCol="0" fromWordArt="0" anchor="ctr" anchorCtr="0" forceAA="0" compatLnSpc="1">
+                            <a:prstTxWarp prst="textNoShape">
+                              <a:avLst/>
+                            </a:prstTxWarp>
+                            <a:noAutofit/>
+                          </wps:bodyPr>
+                        </wps:wsp>
+                        <wps:wsp>
+                          <wps:cNvPr id="14178742" name="Zone de texte 1"/>
+                          <wps:cNvSpPr txBox="1"/>
+                          <wps:spPr>
+                            <a:xfrm>
+                              <a:off x="457195" y="210066"/>
+                              <a:ext cx="107912" cy="107795"/>
+                            </a:xfrm>
+                            <a:prstGeom prst="rect">
+                              <a:avLst/>
+                            </a:prstGeom>
+                            <a:solidFill>
+                              <a:schemeClr val="lt1"/>
+                            </a:solidFill>
+                            <a:ln w="6350">
+                              <a:solidFill>
+                                <a:prstClr val="black"/>
+                              </a:solidFill>
+                            </a:ln>
+                          </wps:spPr>
+                          <wps:txbx>
+                            <w:txbxContent>
+                              <w:p>
+                                <w:pPr>
+                                  <w:spacing w:line="252" w:lineRule="auto"/>
+                                  <w:jc w:val="center"/>
+                                  <w:rPr>
+                                    <w:rFonts w:ascii="Calibri" w:eastAsia="Calibri" w:hAnsi="Calibri"/>
+                                    <w:b/>
+                                    <w:bCs/>
+                                    <w:shadow/>
+                                    <w:color w:val="000000"/>
+                                    <w14:shadow w14:blurRad="38100" w14:dist="19050" w14:dir="2700000" w14:sx="100000" w14:sy="100000" w14:kx="0" w14:ky="0" w14:algn="tl">
+                                      <w14:schemeClr w14:val="dk1">
+                                        <w14:alpha w14:val="60000"/>
+                                      </w14:schemeClr>
+                                    </w14:shadow>
+                                    <w14:ligatures w14:val="none"/>
+                                  </w:rPr>
+                                </w:pPr>
+                                <w:r>
+                                  <w:rPr>
+                                    <w:rFonts w:ascii="Calibri" w:eastAsia="Calibri" w:hAnsi="Calibri"/>
+                                    <w:b/>
+                                    <w:bCs/>
+                                    <w:shadow/>
+                                    <w:color w:val="000000"/>
+                                    <w14:shadow w14:blurRad="38100" w14:dist="19050" w14:dir="2700000" w14:sx="100000" w14:sy="100000" w14:kx="0" w14:ky="0" w14:algn="tl">
+                                      <w14:schemeClr w14:val="dk1">
+                                        <w14:alpha w14:val="60000"/>
+                                      </w14:schemeClr>
+                                    </w14:shadow>
+                                  </w:rPr>
+                                  <w:t> </w:t>
+                                </w:r>
+                              </w:p>
+                            </w:txbxContent>
+                          </wps:txbx>
+                          <wps:bodyPr rot="0" spcFirstLastPara="0" vert="horz" wrap="square" lIns="0" tIns="36000" rIns="0" bIns="36000" numCol="1" spcCol="0" rtlCol="0" fromWordArt="0" anchor="ctr" anchorCtr="0" forceAA="0" compatLnSpc="1">
+                            <a:prstTxWarp prst="textNoShape">
+                              <a:avLst/>
+                            </a:prstTxWarp>
+                            <a:noAutofit/>
+                          </wps:bodyPr>
+                        </wps:wsp>
+                        <wps:wsp>
+                          <wps:cNvPr id="792259450" name="Zone de texte 1"/>
+                          <wps:cNvSpPr txBox="1"/>
+                          <wps:spPr>
+                            <a:xfrm>
+                              <a:off x="564472" y="210066"/>
+                              <a:ext cx="107912" cy="107795"/>
+                            </a:xfrm>
+                            <a:prstGeom prst="rect">
+                              <a:avLst/>
+                            </a:prstGeom>
+                            <a:solidFill>
+                              <a:schemeClr val="lt1"/>
+                            </a:solidFill>
+                            <a:ln w="6350">
+                              <a:solidFill>
+                                <a:prstClr val="black"/>
+                              </a:solidFill>
+                            </a:ln>
+                          </wps:spPr>
+                          <wps:txbx>
+                            <w:txbxContent>
+                              <w:p>
+                                <w:pPr>
+                                  <w:spacing w:line="252" w:lineRule="auto"/>
+                                  <w:jc w:val="center"/>
+                                  <w:rPr>
+                                    <w:rFonts w:ascii="Calibri" w:eastAsia="Calibri" w:hAnsi="Calibri"/>
+                                    <w:b/>
+                                    <w:bCs/>
+                                    <w:shadow/>
+                                    <w:color w:val="000000"/>
+                                    <w14:shadow w14:blurRad="38100" w14:dist="19050" w14:dir="2700000" w14:sx="100000" w14:sy="100000" w14:kx="0" w14:ky="0" w14:algn="tl">
+                                      <w14:schemeClr w14:val="dk1">
+                                        <w14:alpha w14:val="60000"/>
+                                      </w14:schemeClr>
+                                    </w14:shadow>
+                                    <w14:ligatures w14:val="none"/>
+                                  </w:rPr>
+                                </w:pPr>
+                                <w:r>
+                                  <w:rPr>
+                                    <w:rFonts w:ascii="Calibri" w:eastAsia="Calibri" w:hAnsi="Calibri"/>
+                                    <w:b/>
+                                    <w:bCs/>
+                                    <w:shadow/>
+                                    <w:color w:val="000000"/>
+                                    <w14:shadow w14:blurRad="38100" w14:dist="19050" w14:dir="2700000" w14:sx="100000" w14:sy="100000" w14:kx="0" w14:ky="0" w14:algn="tl">
+                                      <w14:schemeClr w14:val="dk1">
+                                        <w14:alpha w14:val="60000"/>
+                                      </w14:schemeClr>
+                                    </w14:shadow>
+                                  </w:rPr>
+                                  <w:t> </w:t>
+                                </w:r>
+                              </w:p>
+                            </w:txbxContent>
+                          </wps:txbx>
+                          <wps:bodyPr rot="0" spcFirstLastPara="0" vert="horz" wrap="square" lIns="0" tIns="36000" rIns="0" bIns="36000" numCol="1" spcCol="0" rtlCol="0" fromWordArt="0" anchor="ctr" anchorCtr="0" forceAA="0" compatLnSpc="1">
+                            <a:prstTxWarp prst="textNoShape">
+                              <a:avLst/>
+                            </a:prstTxWarp>
+                            <a:noAutofit/>
+                          </wps:bodyPr>
+                        </wps:wsp>
+                        <wps:wsp>
+                          <wps:cNvPr id="1645267306" name="Zone de texte 1"/>
+                          <wps:cNvSpPr txBox="1"/>
+                          <wps:spPr>
+                            <a:xfrm>
+                              <a:off x="671114" y="210066"/>
+                              <a:ext cx="107912" cy="107795"/>
+                            </a:xfrm>
+                            <a:prstGeom prst="rect">
+                              <a:avLst/>
+                            </a:prstGeom>
+                            <a:solidFill>
+                              <a:schemeClr val="lt1"/>
+                            </a:solidFill>
+                            <a:ln w="6350">
+                              <a:solidFill>
+                                <a:prstClr val="black"/>
+                              </a:solidFill>
+                            </a:ln>
+                          </wps:spPr>
+                          <wps:txbx>
+                            <w:txbxContent>
+                              <w:p>
+                                <w:pPr>
+                                  <w:spacing w:line="252" w:lineRule="auto"/>
+                                  <w:jc w:val="center"/>
+                                  <w:rPr>
+                                    <w:rFonts w:ascii="Calibri" w:eastAsia="Calibri" w:hAnsi="Calibri"/>
+                                    <w:b/>
+                                    <w:bCs/>
+                                    <w:shadow/>
+                                    <w:color w:val="000000"/>
+                                    <w14:shadow w14:blurRad="38100" w14:dist="19050" w14:dir="2700000" w14:sx="100000" w14:sy="100000" w14:kx="0" w14:ky="0" w14:algn="tl">
+                                      <w14:schemeClr w14:val="dk1">
+                                        <w14:alpha w14:val="60000"/>
+                                      </w14:schemeClr>
+                                    </w14:shadow>
+                                    <w14:ligatures w14:val="none"/>
+                                  </w:rPr>
+                                </w:pPr>
+                                <w:r>
+                                  <w:rPr>
+                                    <w:rFonts w:ascii="Calibri" w:eastAsia="Calibri" w:hAnsi="Calibri"/>
+                                    <w:b/>
+                                    <w:bCs/>
+                                    <w:shadow/>
+                                    <w:color w:val="000000"/>
+                                    <w14:shadow w14:blurRad="38100" w14:dist="19050" w14:dir="2700000" w14:sx="100000" w14:sy="100000" w14:kx="0" w14:ky="0" w14:algn="tl">
+                                      <w14:schemeClr w14:val="dk1">
+                                        <w14:alpha w14:val="60000"/>
+                                      </w14:schemeClr>
+                                    </w14:shadow>
+                                  </w:rPr>
+                                  <w:t> </w:t>
+                                </w:r>
+                              </w:p>
+                            </w:txbxContent>
+                          </wps:txbx>
+                          <wps:bodyPr rot="0" spcFirstLastPara="0" vert="horz" wrap="square" lIns="0" tIns="36000" rIns="0" bIns="36000" numCol="1" spcCol="0" rtlCol="0" fromWordArt="0" anchor="ctr" anchorCtr="0" forceAA="0" compatLnSpc="1">
+                            <a:prstTxWarp prst="textNoShape">
+                              <a:avLst/>
+                            </a:prstTxWarp>
+                            <a:noAutofit/>
+                          </wps:bodyPr>
+                        </wps:wsp>
+                        <wps:wsp>
+                          <wps:cNvPr id="467086912" name="Zone de texte 1"/>
+                          <wps:cNvSpPr txBox="1"/>
+                          <wps:spPr>
+                            <a:xfrm>
+                              <a:off x="778391" y="210066"/>
+                              <a:ext cx="107912" cy="107795"/>
+                            </a:xfrm>
+                            <a:prstGeom prst="rect">
+                              <a:avLst/>
+                            </a:prstGeom>
+                            <a:solidFill>
+                              <a:schemeClr val="lt1"/>
+                            </a:solidFill>
+                            <a:ln w="6350">
+                              <a:solidFill>
+                                <a:prstClr val="black"/>
+                              </a:solidFill>
+                            </a:ln>
+                          </wps:spPr>
+                          <wps:txbx>
+                            <w:txbxContent>
+                              <w:p>
+                                <w:pPr>
+                                  <w:spacing w:line="252" w:lineRule="auto"/>
+                                  <w:jc w:val="center"/>
+                                  <w:rPr>
+                                    <w:rFonts w:ascii="Calibri" w:eastAsia="Calibri" w:hAnsi="Calibri"/>
+                                    <w:b/>
+                                    <w:bCs/>
+                                    <w:shadow/>
+                                    <w:color w:val="000000"/>
+                                    <w14:shadow w14:blurRad="38100" w14:dist="19050" w14:dir="2700000" w14:sx="100000" w14:sy="100000" w14:kx="0" w14:ky="0" w14:algn="tl">
+                                      <w14:schemeClr w14:val="dk1">
+                                        <w14:alpha w14:val="60000"/>
+                                      </w14:schemeClr>
+                                    </w14:shadow>
+                                    <w14:ligatures w14:val="none"/>
+                                  </w:rPr>
+                                </w:pPr>
+                                <w:r>
+                                  <w:rPr>
+                                    <w:rFonts w:ascii="Calibri" w:eastAsia="Calibri" w:hAnsi="Calibri"/>
+                                    <w:b/>
+                                    <w:bCs/>
+                                    <w:shadow/>
+                                    <w:color w:val="000000"/>
+                                    <w14:shadow w14:blurRad="38100" w14:dist="19050" w14:dir="2700000" w14:sx="100000" w14:sy="100000" w14:kx="0" w14:ky="0" w14:algn="tl">
+                                      <w14:schemeClr w14:val="dk1">
+                                        <w14:alpha w14:val="60000"/>
+                                      </w14:schemeClr>
+                                    </w14:shadow>
+                                  </w:rPr>
+                                  <w:t> </w:t>
+                                </w:r>
+                              </w:p>
+                            </w:txbxContent>
+                          </wps:txbx>
+                          <wps:bodyPr rot="0" spcFirstLastPara="0" vert="horz" wrap="square" lIns="0" tIns="36000" rIns="0" bIns="36000" numCol="1" spcCol="0" rtlCol="0" fromWordArt="0" anchor="ctr" anchorCtr="0" forceAA="0" compatLnSpc="1">
+                            <a:prstTxWarp prst="textNoShape">
+                              <a:avLst/>
+                            </a:prstTxWarp>
+                            <a:noAutofit/>
+                          </wps:bodyPr>
+                        </wps:wsp>
+                        <wps:wsp>
+                          <wps:cNvPr id="1425425052" name="Zone de texte 1"/>
+                          <wps:cNvSpPr txBox="1"/>
+                          <wps:spPr>
+                            <a:xfrm>
+                              <a:off x="381558" y="0"/>
+                              <a:ext cx="140568" cy="152510"/>
+                            </a:xfrm>
+                            <a:prstGeom prst="rect">
+                              <a:avLst/>
+                            </a:prstGeom>
+                            <a:noFill/>
+                            <a:ln w="6350">
+                              <a:solidFill>
+                                <a:schemeClr val="tx1"/>
+                              </a:solidFill>
+                            </a:ln>
+                          </wps:spPr>
+                          <wps:txbx>
+                            <w:txbxContent>
+                              <w:p>
+                                <w:pPr>
+                                  <w:spacing w:line="252" w:lineRule="auto"/>
+                                  <w:jc w:val="center"/>
+                                  <w:rPr>
+                                    <w:rFonts w:ascii="Calibri" w:eastAsia="Calibri" w:hAnsi="Calibri"/>
+                                    <w:b/>
+                                    <w:bCs/>
+                                    <w:shadow/>
+                                    <w:color w:val="000000"/>
+                                    <w:sz w:val="16"/>
+                                    <w:szCs w:val="16"/>
+                                    <w14:shadow w14:blurRad="38100" w14:dist="19050" w14:dir="2700000" w14:sx="100000" w14:sy="100000" w14:kx="0" w14:ky="0" w14:algn="tl">
+                                      <w14:schemeClr w14:val="dk1">
+                                        <w14:alpha w14:val="60000"/>
+                                      </w14:schemeClr>
+                                    </w14:shadow>
+                                    <w14:ligatures w14:val="none"/>
+                                  </w:rPr>
+                                </w:pPr>
+                                <w:r>
+                                  <w:rPr>
+                                    <w:rFonts w:ascii="Calibri" w:eastAsia="Calibri" w:hAnsi="Calibri"/>
+                                    <w:b/>
+                                    <w:bCs/>
+                                    <w:shadow/>
+                                    <w:color w:val="000000"/>
+                                    <w:sz w:val="16"/>
+                                    <w:szCs w:val="16"/>
+                                    <w14:shadow w14:blurRad="38100" w14:dist="19050" w14:dir="2700000" w14:sx="100000" w14:sy="100000" w14:kx="0" w14:ky="0" w14:algn="tl">
+                                      <w14:schemeClr w14:val="dk1">
+                                        <w14:alpha w14:val="60000"/>
+                                      </w14:schemeClr>
+                                    </w14:shadow>
+                                  </w:rPr>
+                                  <w:t>C</w:t>
+                                </w:r>
+                              </w:p>
+                            </w:txbxContent>
+                          </wps:txbx>
+                          <wps:bodyPr rot="0" spcFirstLastPara="0" vert="horz" wrap="square" lIns="0" tIns="0" rIns="0" bIns="0" numCol="1" spcCol="0" rtlCol="0" fromWordArt="0" anchor="ctr" anchorCtr="0" forceAA="0" compatLnSpc="1">
+                            <a:prstTxWarp prst="textNoShape">
+                              <a:avLst/>
+                            </a:prstTxWarp>
+                            <a:noAutofit/>
+                          </wps:bodyPr>
+                        </wps:wsp>
+                        <wps:wsp>
+                          <wps:cNvPr id="571364796" name="Connecteur droit avec flèche 571364796"/>
+                          <wps:cNvCnPr/>
+                          <wps:spPr>
+                            <a:xfrm flipH="1">
+                              <a:off x="179938" y="386222"/>
+                              <a:ext cx="542296" cy="0"/>
+                            </a:xfrm>
+                            <a:prstGeom prst="straightConnector1">
+                              <a:avLst/>
+                            </a:prstGeom>
+                            <a:ln>
+                              <a:headEnd type="triangle"/>
+                              <a:tailEnd type="none"/>
+                            </a:ln>
+                          </wps:spPr>
+                          <wps:style>
+                            <a:lnRef idx="1">
+                              <a:schemeClr val="dk1"/>
+                            </a:lnRef>
+                            <a:fillRef idx="0">
+                              <a:schemeClr val="dk1"/>
+                            </a:fillRef>
+                            <a:effectRef idx="0">
+                              <a:schemeClr val="dk1"/>
+                            </a:effectRef>
+                            <a:fontRef idx="minor">
+                              <a:schemeClr val="tx1"/>
+                            </a:fontRef>
+                          </wps:style>
+                          <wps:bodyPr/>
+                        </wps:wsp>
+                        <wps:wsp>
+                          <wps:cNvPr id="565308514" name="Zone de texte 1"/>
+                          <wps:cNvSpPr txBox="1"/>
+                          <wps:spPr>
+                            <a:xfrm>
+                              <a:off x="0" y="310131"/>
+                              <a:ext cx="163772" cy="175009"/>
+                            </a:xfrm>
+                            <a:prstGeom prst="rect">
+                              <a:avLst/>
+                            </a:prstGeom>
+                            <a:noFill/>
+                            <a:ln w="6350">
+                              <a:noFill/>
+                            </a:ln>
+                          </wps:spPr>
+                          <wps:txbx>
+                            <w:txbxContent>
+                              <w:p>
+                                <w:pPr>
+                                  <w:spacing w:line="252" w:lineRule="auto"/>
+                                  <w:jc w:val="center"/>
+                                  <w:rPr>
+                                    <w:rFonts w:ascii="Calibri" w:eastAsia="Calibri" w:hAnsi="Calibri"/>
+                                    <w:shadow/>
+                                    <w:color w:val="000000"/>
+                                    <w:sz w:val="16"/>
+                                    <w:szCs w:val="16"/>
+                                    <w14:shadow w14:blurRad="38100" w14:dist="19050" w14:dir="2700000" w14:sx="100000" w14:sy="100000" w14:kx="0" w14:ky="0" w14:algn="tl">
+                                      <w14:schemeClr w14:val="dk1">
+                                        <w14:alpha w14:val="60000"/>
+                                      </w14:schemeClr>
+                                    </w14:shadow>
+                                    <w14:ligatures w14:val="none"/>
+                                  </w:rPr>
+                                </w:pPr>
+                                <w:r>
+                                  <w:rPr>
+                                    <w:rFonts w:ascii="Calibri" w:eastAsia="Calibri" w:hAnsi="Calibri"/>
+                                    <w:shadow/>
+                                    <w:color w:val="000000"/>
+                                    <w:sz w:val="16"/>
+                                    <w:szCs w:val="16"/>
+                                    <w14:shadow w14:blurRad="38100" w14:dist="19050" w14:dir="2700000" w14:sx="100000" w14:sy="100000" w14:kx="0" w14:ky="0" w14:algn="tl">
+                                      <w14:schemeClr w14:val="dk1">
+                                        <w14:alpha w14:val="60000"/>
+                                      </w14:schemeClr>
+                                    </w14:shadow>
+                                  </w:rPr>
+                                  <w:t>b7</w:t>
+                                </w:r>
+                              </w:p>
+                            </w:txbxContent>
+                          </wps:txbx>
+                          <wps:bodyPr rot="0" spcFirstLastPara="0" vert="horz" wrap="square" lIns="0" tIns="0" rIns="0" bIns="0" numCol="1" spcCol="0" rtlCol="0" fromWordArt="0" anchor="ctr" anchorCtr="0" forceAA="0" compatLnSpc="1">
+                            <a:prstTxWarp prst="textNoShape">
+                              <a:avLst/>
+                            </a:prstTxWarp>
+                            <a:noAutofit/>
+                          </wps:bodyPr>
+                        </wps:wsp>
+                        <wps:wsp>
+                          <wps:cNvPr id="553357045" name="Zone de texte 1"/>
+                          <wps:cNvSpPr txBox="1"/>
+                          <wps:spPr>
+                            <a:xfrm>
+                              <a:off x="758285" y="304495"/>
+                              <a:ext cx="163772" cy="175009"/>
+                            </a:xfrm>
+                            <a:prstGeom prst="rect">
+                              <a:avLst/>
+                            </a:prstGeom>
+                            <a:noFill/>
+                            <a:ln w="6350">
+                              <a:noFill/>
+                            </a:ln>
+                          </wps:spPr>
+                          <wps:txbx>
+                            <w:txbxContent>
+                              <w:p>
+                                <w:pPr>
+                                  <w:spacing w:line="252" w:lineRule="auto"/>
+                                  <w:jc w:val="center"/>
+                                  <w:rPr>
+                                    <w:rFonts w:ascii="Calibri" w:eastAsia="Calibri" w:hAnsi="Calibri"/>
+                                    <w:shadow/>
+                                    <w:color w:val="000000"/>
+                                    <w:sz w:val="16"/>
+                                    <w:szCs w:val="16"/>
+                                    <w14:shadow w14:blurRad="38100" w14:dist="19050" w14:dir="2700000" w14:sx="100000" w14:sy="100000" w14:kx="0" w14:ky="0" w14:algn="tl">
+                                      <w14:schemeClr w14:val="dk1">
+                                        <w14:alpha w14:val="60000"/>
+                                      </w14:schemeClr>
+                                    </w14:shadow>
+                                    <w14:ligatures w14:val="none"/>
+                                  </w:rPr>
+                                </w:pPr>
+                                <w:r>
+                                  <w:rPr>
+                                    <w:rFonts w:ascii="Calibri" w:eastAsia="Calibri" w:hAnsi="Calibri"/>
+                                    <w:shadow/>
+                                    <w:color w:val="000000"/>
+                                    <w:sz w:val="16"/>
+                                    <w:szCs w:val="16"/>
+                                    <w14:shadow w14:blurRad="38100" w14:dist="19050" w14:dir="2700000" w14:sx="100000" w14:sy="100000" w14:kx="0" w14:ky="0" w14:algn="tl">
+                                      <w14:schemeClr w14:val="dk1">
+                                        <w14:alpha w14:val="60000"/>
+                                      </w14:schemeClr>
+                                    </w14:shadow>
+                                  </w:rPr>
+                                  <w:t>b0</w:t>
+                                </w:r>
+                              </w:p>
+                            </w:txbxContent>
+                          </wps:txbx>
+                          <wps:bodyPr rot="0" spcFirstLastPara="0" vert="horz" wrap="square" lIns="0" tIns="0" rIns="0" bIns="0" numCol="1" spcCol="0" rtlCol="0" fromWordArt="0" anchor="ctr" anchorCtr="0" forceAA="0" compatLnSpc="1">
+                            <a:prstTxWarp prst="textNoShape">
+                              <a:avLst/>
+                            </a:prstTxWarp>
+                            <a:noAutofit/>
+                          </wps:bodyPr>
+                        </wps:wsp>
+                        <wps:wsp>
+                          <wps:cNvPr id="575741132" name="Connecteur : en angle 575741132"/>
+                          <wps:cNvCnPr/>
+                          <wps:spPr>
+                            <a:xfrm>
+                              <a:off x="522126" y="76255"/>
+                              <a:ext cx="364177" cy="187709"/>
+                            </a:xfrm>
+                            <a:prstGeom prst="bentConnector3">
+                              <a:avLst>
+                                <a:gd name="adj1" fmla="val 139946"/>
+                              </a:avLst>
+                            </a:prstGeom>
+                            <a:ln>
+                              <a:tailEnd type="none"/>
+                            </a:ln>
+                          </wps:spPr>
+                          <wps:style>
+                            <a:lnRef idx="1">
+                              <a:schemeClr val="dk1"/>
+                            </a:lnRef>
+                            <a:fillRef idx="0">
+                              <a:schemeClr val="dk1"/>
+                            </a:fillRef>
+                            <a:effectRef idx="0">
+                              <a:schemeClr val="dk1"/>
+                            </a:effectRef>
+                            <a:fontRef idx="minor">
+                              <a:schemeClr val="tx1"/>
+                            </a:fontRef>
+                          </wps:style>
+                          <wps:bodyPr/>
+                        </wps:wsp>
+                        <wps:wsp>
+                          <wps:cNvPr id="14753419" name="Connecteur : en angle 14753419"/>
+                          <wps:cNvCnPr/>
+                          <wps:spPr>
+                            <a:xfrm rot="10800000" flipV="1">
+                              <a:off x="27594" y="79773"/>
+                              <a:ext cx="344197" cy="184166"/>
+                            </a:xfrm>
+                            <a:prstGeom prst="bentConnector3">
+                              <a:avLst>
+                                <a:gd name="adj1" fmla="val 144277"/>
+                              </a:avLst>
+                            </a:prstGeom>
+                            <a:ln>
+                              <a:tailEnd type="triangle"/>
+                            </a:ln>
+                          </wps:spPr>
+                          <wps:style>
+                            <a:lnRef idx="1">
+                              <a:schemeClr val="dk1"/>
+                            </a:lnRef>
+                            <a:fillRef idx="0">
+                              <a:schemeClr val="dk1"/>
+                            </a:fillRef>
+                            <a:effectRef idx="0">
+                              <a:schemeClr val="dk1"/>
+                            </a:effectRef>
+                            <a:fontRef idx="minor">
+                              <a:schemeClr val="tx1"/>
+                            </a:fontRef>
+                          </wps:style>
+                          <wps:bodyPr/>
+                        </wps:wsp>
+                      </wpg:wgp>
                     </wpc:wpc>
                   </a:graphicData>
                 </a:graphic>
@@ -7774,7 +9413,7 @@
           </mc:Choice>
           <mc:Fallback>
             <w:pict>
-              <v:group w14:anchorId="1D31CDC9" id="Zone de dessin 2" o:spid="_x0000_s1026" editas="canvas" style="width:6in;height:252pt;mso-position-horizontal-relative:char;mso-position-vertical-relative:line" coordsize="54864,32004" o:gfxdata="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">
+              <v:group w14:anchorId="1D31CDC9" id="Zone de dessin 2" o:spid="_x0000_s1026" editas="canvas" style="width:6in;height:465pt;mso-position-horizontal-relative:char;mso-position-vertical-relative:line" coordsize="54864,59055" o:gfxdata="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">
                 <v:shapetype id="_x0000_t75" coordsize="21600,21600" o:spt="75" o:preferrelative="t" path="m@4@5l@4@11@9@11@9@5xe" filled="f" stroked="f">
                   <v:stroke joinstyle="miter"/>
                   <v:formulas>
@@ -7794,7 +9433,7 @@
                   <v:path o:extrusionok="f" gradientshapeok="t" o:connecttype="rect"/>
                   <o:lock v:ext="edit" aspectratio="t"/>
                 </v:shapetype>
-                <v:shape id="_x0000_s1027" type="#_x0000_t75" style="position:absolute;width:54864;height:32004;visibility:visible;mso-wrap-style:square" filled="t">
+                <v:shape id="_x0000_s1027" type="#_x0000_t75" style="position:absolute;width:54864;height:59055;visibility:visible;mso-wrap-style:square" filled="t">
                   <v:fill o:detectmouseclick="t"/>
                   <v:path o:connecttype="none"/>
                 </v:shape>
@@ -12422,6 +14061,923 @@
                   </v:shape>
                   <v:shape id="Connecteur droit avec flèche 1890358760" o:spid="_x0000_s1164" type="#_x0000_t32" style="position:absolute;left:4628;top:5067;width:5422;height:0;flip:x;visibility:visible;mso-wrap-style:square" o:connectortype="straight" o:gfxdata="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" strokecolor="black [3200]" strokeweight=".5pt">
                     <v:stroke endarrow="block" joinstyle="miter"/>
+                  </v:shape>
+                </v:group>
+                <v:group id="Groupe 1270731583" o:spid="_x0000_s1165" style="position:absolute;left:4269;top:29232;width:9220;height:4851" coordorigin="4269,29232" coordsize="9220,4851" o:gfxdata="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">
+                  <v:shape id="Zone de texte 1" o:spid="_x0000_s1166" type="#_x0000_t202" style="position:absolute;left:4545;top:31332;width:1079;height:1078;visibility:visible;mso-wrap-style:square;v-text-anchor:middle" o:gfxdata="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" fillcolor="white [3201]" strokeweight=".5pt">
+                    <v:textbox inset="0,1mm,0,1mm">
+                      <w:txbxContent>
+                        <w:p>
+                          <w:pPr>
+                            <w:spacing w:line="252" w:lineRule="auto"/>
+                            <w:jc w:val="center"/>
+                            <w:rPr>
+                              <w:rFonts w:ascii="Calibri" w:eastAsia="Calibri" w:hAnsi="Calibri"/>
+                              <w:b/>
+                              <w:bCs/>
+                              <w:shadow/>
+                              <w:color w:val="000000"/>
+                              <w14:shadow w14:blurRad="38100" w14:dist="19050" w14:dir="2700000" w14:sx="100000" w14:sy="100000" w14:kx="0" w14:ky="0" w14:algn="tl">
+                                <w14:schemeClr w14:val="dk1">
+                                  <w14:alpha w14:val="60000"/>
+                                </w14:schemeClr>
+                              </w14:shadow>
+                              <w14:ligatures w14:val="none"/>
+                            </w:rPr>
+                          </w:pPr>
+                          <w:r>
+                            <w:rPr>
+                              <w:rFonts w:ascii="Calibri" w:eastAsia="Calibri" w:hAnsi="Calibri"/>
+                              <w:b/>
+                              <w:bCs/>
+                              <w:shadow/>
+                              <w:color w:val="000000"/>
+                              <w14:shadow w14:blurRad="38100" w14:dist="19050" w14:dir="2700000" w14:sx="100000" w14:sy="100000" w14:kx="0" w14:ky="0" w14:algn="tl">
+                                <w14:schemeClr w14:val="dk1">
+                                  <w14:alpha w14:val="60000"/>
+                                </w14:schemeClr>
+                              </w14:shadow>
+                            </w:rPr>
+                            <w:t> </w:t>
+                          </w:r>
+                        </w:p>
+                      </w:txbxContent>
+                    </v:textbox>
+                  </v:shape>
+                  <v:shape id="Zone de texte 1" o:spid="_x0000_s1167" type="#_x0000_t202" style="position:absolute;left:5617;top:31332;width:1079;height:1078;visibility:visible;mso-wrap-style:square;v-text-anchor:middle" o:gfxdata="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" fillcolor="white [3201]" strokeweight=".5pt">
+                    <v:textbox inset="0,1mm,0,1mm">
+                      <w:txbxContent>
+                        <w:p>
+                          <w:pPr>
+                            <w:spacing w:line="252" w:lineRule="auto"/>
+                            <w:jc w:val="center"/>
+                            <w:rPr>
+                              <w:rFonts w:ascii="Calibri" w:eastAsia="Calibri" w:hAnsi="Calibri"/>
+                              <w:b/>
+                              <w:bCs/>
+                              <w:shadow/>
+                              <w:color w:val="000000"/>
+                              <w14:shadow w14:blurRad="38100" w14:dist="19050" w14:dir="2700000" w14:sx="100000" w14:sy="100000" w14:kx="0" w14:ky="0" w14:algn="tl">
+                                <w14:schemeClr w14:val="dk1">
+                                  <w14:alpha w14:val="60000"/>
+                                </w14:schemeClr>
+                              </w14:shadow>
+                              <w14:ligatures w14:val="none"/>
+                            </w:rPr>
+                          </w:pPr>
+                          <w:r>
+                            <w:rPr>
+                              <w:rFonts w:ascii="Calibri" w:eastAsia="Calibri" w:hAnsi="Calibri"/>
+                              <w:b/>
+                              <w:bCs/>
+                              <w:shadow/>
+                              <w:color w:val="000000"/>
+                              <w14:shadow w14:blurRad="38100" w14:dist="19050" w14:dir="2700000" w14:sx="100000" w14:sy="100000" w14:kx="0" w14:ky="0" w14:algn="tl">
+                                <w14:schemeClr w14:val="dk1">
+                                  <w14:alpha w14:val="60000"/>
+                                </w14:schemeClr>
+                              </w14:shadow>
+                            </w:rPr>
+                            <w:t> </w:t>
+                          </w:r>
+                        </w:p>
+                      </w:txbxContent>
+                    </v:textbox>
+                  </v:shape>
+                  <v:shape id="Zone de texte 1" o:spid="_x0000_s1168" type="#_x0000_t202" style="position:absolute;left:6689;top:31332;width:1079;height:1078;visibility:visible;mso-wrap-style:square;v-text-anchor:middle" o:gfxdata="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" fillcolor="white [3201]" strokeweight=".5pt">
+                    <v:textbox inset="0,1mm,0,1mm">
+                      <w:txbxContent>
+                        <w:p>
+                          <w:pPr>
+                            <w:spacing w:line="252" w:lineRule="auto"/>
+                            <w:jc w:val="center"/>
+                            <w:rPr>
+                              <w:rFonts w:ascii="Calibri" w:eastAsia="Calibri" w:hAnsi="Calibri"/>
+                              <w:b/>
+                              <w:bCs/>
+                              <w:shadow/>
+                              <w:color w:val="000000"/>
+                              <w14:shadow w14:blurRad="38100" w14:dist="19050" w14:dir="2700000" w14:sx="100000" w14:sy="100000" w14:kx="0" w14:ky="0" w14:algn="tl">
+                                <w14:schemeClr w14:val="dk1">
+                                  <w14:alpha w14:val="60000"/>
+                                </w14:schemeClr>
+                              </w14:shadow>
+                              <w14:ligatures w14:val="none"/>
+                            </w:rPr>
+                          </w:pPr>
+                          <w:r>
+                            <w:rPr>
+                              <w:rFonts w:ascii="Calibri" w:eastAsia="Calibri" w:hAnsi="Calibri"/>
+                              <w:b/>
+                              <w:bCs/>
+                              <w:shadow/>
+                              <w:color w:val="000000"/>
+                              <w14:shadow w14:blurRad="38100" w14:dist="19050" w14:dir="2700000" w14:sx="100000" w14:sy="100000" w14:kx="0" w14:ky="0" w14:algn="tl">
+                                <w14:schemeClr w14:val="dk1">
+                                  <w14:alpha w14:val="60000"/>
+                                </w14:schemeClr>
+                              </w14:shadow>
+                            </w:rPr>
+                            <w:t> </w:t>
+                          </w:r>
+                        </w:p>
+                      </w:txbxContent>
+                    </v:textbox>
+                  </v:shape>
+                  <v:shape id="Zone de texte 1" o:spid="_x0000_s1169" type="#_x0000_t202" style="position:absolute;left:7761;top:31332;width:1080;height:1078;visibility:visible;mso-wrap-style:square;v-text-anchor:middle" o:gfxdata="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" fillcolor="white [3201]" strokeweight=".5pt">
+                    <v:textbox inset="0,1mm,0,1mm">
+                      <w:txbxContent>
+                        <w:p>
+                          <w:pPr>
+                            <w:spacing w:line="252" w:lineRule="auto"/>
+                            <w:jc w:val="center"/>
+                            <w:rPr>
+                              <w:rFonts w:ascii="Calibri" w:eastAsia="Calibri" w:hAnsi="Calibri"/>
+                              <w:b/>
+                              <w:bCs/>
+                              <w:shadow/>
+                              <w:color w:val="000000"/>
+                              <w14:shadow w14:blurRad="38100" w14:dist="19050" w14:dir="2700000" w14:sx="100000" w14:sy="100000" w14:kx="0" w14:ky="0" w14:algn="tl">
+                                <w14:schemeClr w14:val="dk1">
+                                  <w14:alpha w14:val="60000"/>
+                                </w14:schemeClr>
+                              </w14:shadow>
+                              <w14:ligatures w14:val="none"/>
+                            </w:rPr>
+                          </w:pPr>
+                          <w:r>
+                            <w:rPr>
+                              <w:rFonts w:ascii="Calibri" w:eastAsia="Calibri" w:hAnsi="Calibri"/>
+                              <w:b/>
+                              <w:bCs/>
+                              <w:shadow/>
+                              <w:color w:val="000000"/>
+                              <w14:shadow w14:blurRad="38100" w14:dist="19050" w14:dir="2700000" w14:sx="100000" w14:sy="100000" w14:kx="0" w14:ky="0" w14:algn="tl">
+                                <w14:schemeClr w14:val="dk1">
+                                  <w14:alpha w14:val="60000"/>
+                                </w14:schemeClr>
+                              </w14:shadow>
+                            </w:rPr>
+                            <w:t> </w:t>
+                          </w:r>
+                        </w:p>
+                      </w:txbxContent>
+                    </v:textbox>
+                  </v:shape>
+                  <v:shape id="Zone de texte 1" o:spid="_x0000_s1170" type="#_x0000_t202" style="position:absolute;left:8841;top:31332;width:1079;height:1078;visibility:visible;mso-wrap-style:square;v-text-anchor:middle" o:gfxdata="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" fillcolor="white [3201]" strokeweight=".5pt">
+                    <v:textbox inset="0,1mm,0,1mm">
+                      <w:txbxContent>
+                        <w:p>
+                          <w:pPr>
+                            <w:spacing w:line="252" w:lineRule="auto"/>
+                            <w:jc w:val="center"/>
+                            <w:rPr>
+                              <w:rFonts w:ascii="Calibri" w:eastAsia="Calibri" w:hAnsi="Calibri"/>
+                              <w:b/>
+                              <w:bCs/>
+                              <w:shadow/>
+                              <w:color w:val="000000"/>
+                              <w14:shadow w14:blurRad="38100" w14:dist="19050" w14:dir="2700000" w14:sx="100000" w14:sy="100000" w14:kx="0" w14:ky="0" w14:algn="tl">
+                                <w14:schemeClr w14:val="dk1">
+                                  <w14:alpha w14:val="60000"/>
+                                </w14:schemeClr>
+                              </w14:shadow>
+                              <w14:ligatures w14:val="none"/>
+                            </w:rPr>
+                          </w:pPr>
+                          <w:r>
+                            <w:rPr>
+                              <w:rFonts w:ascii="Calibri" w:eastAsia="Calibri" w:hAnsi="Calibri"/>
+                              <w:b/>
+                              <w:bCs/>
+                              <w:shadow/>
+                              <w:color w:val="000000"/>
+                              <w14:shadow w14:blurRad="38100" w14:dist="19050" w14:dir="2700000" w14:sx="100000" w14:sy="100000" w14:kx="0" w14:ky="0" w14:algn="tl">
+                                <w14:schemeClr w14:val="dk1">
+                                  <w14:alpha w14:val="60000"/>
+                                </w14:schemeClr>
+                              </w14:shadow>
+                            </w:rPr>
+                            <w:t> </w:t>
+                          </w:r>
+                        </w:p>
+                      </w:txbxContent>
+                    </v:textbox>
+                  </v:shape>
+                  <v:shape id="Zone de texte 1" o:spid="_x0000_s1171" type="#_x0000_t202" style="position:absolute;left:9913;top:31332;width:1079;height:1078;visibility:visible;mso-wrap-style:square;v-text-anchor:middle" o:gfxdata="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" fillcolor="white [3201]" strokeweight=".5pt">
+                    <v:textbox inset="0,1mm,0,1mm">
+                      <w:txbxContent>
+                        <w:p>
+                          <w:pPr>
+                            <w:spacing w:line="252" w:lineRule="auto"/>
+                            <w:jc w:val="center"/>
+                            <w:rPr>
+                              <w:rFonts w:ascii="Calibri" w:eastAsia="Calibri" w:hAnsi="Calibri"/>
+                              <w:b/>
+                              <w:bCs/>
+                              <w:shadow/>
+                              <w:color w:val="000000"/>
+                              <w14:shadow w14:blurRad="38100" w14:dist="19050" w14:dir="2700000" w14:sx="100000" w14:sy="100000" w14:kx="0" w14:ky="0" w14:algn="tl">
+                                <w14:schemeClr w14:val="dk1">
+                                  <w14:alpha w14:val="60000"/>
+                                </w14:schemeClr>
+                              </w14:shadow>
+                              <w14:ligatures w14:val="none"/>
+                            </w:rPr>
+                          </w:pPr>
+                          <w:r>
+                            <w:rPr>
+                              <w:rFonts w:ascii="Calibri" w:eastAsia="Calibri" w:hAnsi="Calibri"/>
+                              <w:b/>
+                              <w:bCs/>
+                              <w:shadow/>
+                              <w:color w:val="000000"/>
+                              <w14:shadow w14:blurRad="38100" w14:dist="19050" w14:dir="2700000" w14:sx="100000" w14:sy="100000" w14:kx="0" w14:ky="0" w14:algn="tl">
+                                <w14:schemeClr w14:val="dk1">
+                                  <w14:alpha w14:val="60000"/>
+                                </w14:schemeClr>
+                              </w14:shadow>
+                            </w:rPr>
+                            <w:t> </w:t>
+                          </w:r>
+                        </w:p>
+                      </w:txbxContent>
+                    </v:textbox>
+                  </v:shape>
+                  <v:shape id="Zone de texte 1" o:spid="_x0000_s1172" type="#_x0000_t202" style="position:absolute;left:10980;top:31332;width:1079;height:1078;visibility:visible;mso-wrap-style:square;v-text-anchor:middle" o:gfxdata="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" fillcolor="white [3201]" strokeweight=".5pt">
+                    <v:textbox inset="0,1mm,0,1mm">
+                      <w:txbxContent>
+                        <w:p>
+                          <w:pPr>
+                            <w:spacing w:line="252" w:lineRule="auto"/>
+                            <w:jc w:val="center"/>
+                            <w:rPr>
+                              <w:rFonts w:ascii="Calibri" w:eastAsia="Calibri" w:hAnsi="Calibri"/>
+                              <w:b/>
+                              <w:bCs/>
+                              <w:shadow/>
+                              <w:color w:val="000000"/>
+                              <w14:shadow w14:blurRad="38100" w14:dist="19050" w14:dir="2700000" w14:sx="100000" w14:sy="100000" w14:kx="0" w14:ky="0" w14:algn="tl">
+                                <w14:schemeClr w14:val="dk1">
+                                  <w14:alpha w14:val="60000"/>
+                                </w14:schemeClr>
+                              </w14:shadow>
+                              <w14:ligatures w14:val="none"/>
+                            </w:rPr>
+                          </w:pPr>
+                          <w:r>
+                            <w:rPr>
+                              <w:rFonts w:ascii="Calibri" w:eastAsia="Calibri" w:hAnsi="Calibri"/>
+                              <w:b/>
+                              <w:bCs/>
+                              <w:shadow/>
+                              <w:color w:val="000000"/>
+                              <w14:shadow w14:blurRad="38100" w14:dist="19050" w14:dir="2700000" w14:sx="100000" w14:sy="100000" w14:kx="0" w14:ky="0" w14:algn="tl">
+                                <w14:schemeClr w14:val="dk1">
+                                  <w14:alpha w14:val="60000"/>
+                                </w14:schemeClr>
+                              </w14:shadow>
+                            </w:rPr>
+                            <w:t> </w:t>
+                          </w:r>
+                        </w:p>
+                      </w:txbxContent>
+                    </v:textbox>
+                  </v:shape>
+                  <v:shape id="Zone de texte 1" o:spid="_x0000_s1173" type="#_x0000_t202" style="position:absolute;left:12053;top:31332;width:1079;height:1078;visibility:visible;mso-wrap-style:square;v-text-anchor:middle" o:gfxdata="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" fillcolor="white [3201]" strokeweight=".5pt">
+                    <v:textbox inset="0,1mm,0,1mm">
+                      <w:txbxContent>
+                        <w:p>
+                          <w:pPr>
+                            <w:spacing w:line="252" w:lineRule="auto"/>
+                            <w:jc w:val="center"/>
+                            <w:rPr>
+                              <w:rFonts w:ascii="Calibri" w:eastAsia="Calibri" w:hAnsi="Calibri"/>
+                              <w:b/>
+                              <w:bCs/>
+                              <w:shadow/>
+                              <w:color w:val="000000"/>
+                              <w14:shadow w14:blurRad="38100" w14:dist="19050" w14:dir="2700000" w14:sx="100000" w14:sy="100000" w14:kx="0" w14:ky="0" w14:algn="tl">
+                                <w14:schemeClr w14:val="dk1">
+                                  <w14:alpha w14:val="60000"/>
+                                </w14:schemeClr>
+                              </w14:shadow>
+                              <w14:ligatures w14:val="none"/>
+                            </w:rPr>
+                          </w:pPr>
+                          <w:r>
+                            <w:rPr>
+                              <w:rFonts w:ascii="Calibri" w:eastAsia="Calibri" w:hAnsi="Calibri"/>
+                              <w:b/>
+                              <w:bCs/>
+                              <w:shadow/>
+                              <w:color w:val="000000"/>
+                              <w14:shadow w14:blurRad="38100" w14:dist="19050" w14:dir="2700000" w14:sx="100000" w14:sy="100000" w14:kx="0" w14:ky="0" w14:algn="tl">
+                                <w14:schemeClr w14:val="dk1">
+                                  <w14:alpha w14:val="60000"/>
+                                </w14:schemeClr>
+                              </w14:shadow>
+                            </w:rPr>
+                            <w:t> </w:t>
+                          </w:r>
+                        </w:p>
+                      </w:txbxContent>
+                    </v:textbox>
+                  </v:shape>
+                  <v:shape id="Zone de texte 1" o:spid="_x0000_s1174" type="#_x0000_t202" style="position:absolute;left:8084;top:29232;width:1406;height:1525;visibility:visible;mso-wrap-style:square;v-text-anchor:middle" o:gfxdata="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" filled="f" strokecolor="black [3213]" strokeweight=".5pt">
+                    <v:textbox inset="0,0,0,0">
+                      <w:txbxContent>
+                        <w:p>
+                          <w:pPr>
+                            <w:spacing w:line="252" w:lineRule="auto"/>
+                            <w:jc w:val="center"/>
+                            <w:rPr>
+                              <w:rFonts w:ascii="Calibri" w:eastAsia="Calibri" w:hAnsi="Calibri"/>
+                              <w:b/>
+                              <w:bCs/>
+                              <w:shadow/>
+                              <w:color w:val="000000"/>
+                              <w:sz w:val="16"/>
+                              <w:szCs w:val="16"/>
+                              <w14:shadow w14:blurRad="38100" w14:dist="19050" w14:dir="2700000" w14:sx="100000" w14:sy="100000" w14:kx="0" w14:ky="0" w14:algn="tl">
+                                <w14:schemeClr w14:val="dk1">
+                                  <w14:alpha w14:val="60000"/>
+                                </w14:schemeClr>
+                              </w14:shadow>
+                              <w14:ligatures w14:val="none"/>
+                            </w:rPr>
+                          </w:pPr>
+                          <w:r>
+                            <w:rPr>
+                              <w:rFonts w:ascii="Calibri" w:eastAsia="Calibri" w:hAnsi="Calibri"/>
+                              <w:b/>
+                              <w:bCs/>
+                              <w:shadow/>
+                              <w:color w:val="000000"/>
+                              <w:sz w:val="16"/>
+                              <w:szCs w:val="16"/>
+                              <w14:shadow w14:blurRad="38100" w14:dist="19050" w14:dir="2700000" w14:sx="100000" w14:sy="100000" w14:kx="0" w14:ky="0" w14:algn="tl">
+                                <w14:schemeClr w14:val="dk1">
+                                  <w14:alpha w14:val="60000"/>
+                                </w14:schemeClr>
+                              </w14:shadow>
+                            </w:rPr>
+                            <w:t>C</w:t>
+                          </w:r>
+                        </w:p>
+                      </w:txbxContent>
+                    </v:textbox>
+                  </v:shape>
+                  <v:shape id="Connecteur droit avec flèche 1666186605" o:spid="_x0000_s1175" type="#_x0000_t32" style="position:absolute;left:6068;top:33094;width:5423;height:0;flip:x;visibility:visible;mso-wrap-style:square" o:connectortype="straight" o:gfxdata="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" strokecolor="black [3200]" strokeweight=".5pt">
+                    <v:stroke endarrow="block" joinstyle="miter"/>
+                  </v:shape>
+                  <v:shape id="Zone de texte 1" o:spid="_x0000_s1176" type="#_x0000_t202" style="position:absolute;left:4269;top:32333;width:1637;height:1750;visibility:visible;mso-wrap-style:square;v-text-anchor:middle" o:gfxdata="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" filled="f" stroked="f" strokeweight=".5pt">
+                    <v:textbox inset="0,0,0,0">
+                      <w:txbxContent>
+                        <w:p>
+                          <w:pPr>
+                            <w:spacing w:line="252" w:lineRule="auto"/>
+                            <w:jc w:val="center"/>
+                            <w:rPr>
+                              <w:rFonts w:ascii="Calibri" w:eastAsia="Calibri" w:hAnsi="Calibri"/>
+                              <w:shadow/>
+                              <w:color w:val="000000"/>
+                              <w:sz w:val="16"/>
+                              <w:szCs w:val="16"/>
+                              <w14:shadow w14:blurRad="38100" w14:dist="19050" w14:dir="2700000" w14:sx="100000" w14:sy="100000" w14:kx="0" w14:ky="0" w14:algn="tl">
+                                <w14:schemeClr w14:val="dk1">
+                                  <w14:alpha w14:val="60000"/>
+                                </w14:schemeClr>
+                              </w14:shadow>
+                              <w14:ligatures w14:val="none"/>
+                            </w:rPr>
+                          </w:pPr>
+                          <w:r>
+                            <w:rPr>
+                              <w:rFonts w:ascii="Calibri" w:eastAsia="Calibri" w:hAnsi="Calibri"/>
+                              <w:shadow/>
+                              <w:color w:val="000000"/>
+                              <w:sz w:val="16"/>
+                              <w:szCs w:val="16"/>
+                              <w14:shadow w14:blurRad="38100" w14:dist="19050" w14:dir="2700000" w14:sx="100000" w14:sy="100000" w14:kx="0" w14:ky="0" w14:algn="tl">
+                                <w14:schemeClr w14:val="dk1">
+                                  <w14:alpha w14:val="60000"/>
+                                </w14:schemeClr>
+                              </w14:shadow>
+                            </w:rPr>
+                            <w:t>b7</w:t>
+                          </w:r>
+                        </w:p>
+                      </w:txbxContent>
+                    </v:textbox>
+                  </v:shape>
+                  <v:shape id="Zone de texte 1" o:spid="_x0000_s1177" type="#_x0000_t202" style="position:absolute;left:11851;top:32276;width:1638;height:1751;visibility:visible;mso-wrap-style:square;v-text-anchor:middle" o:gfxdata="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" filled="f" stroked="f" strokeweight=".5pt">
+                    <v:textbox inset="0,0,0,0">
+                      <w:txbxContent>
+                        <w:p>
+                          <w:pPr>
+                            <w:spacing w:line="252" w:lineRule="auto"/>
+                            <w:jc w:val="center"/>
+                            <w:rPr>
+                              <w:rFonts w:ascii="Calibri" w:eastAsia="Calibri" w:hAnsi="Calibri"/>
+                              <w:shadow/>
+                              <w:color w:val="000000"/>
+                              <w:sz w:val="16"/>
+                              <w:szCs w:val="16"/>
+                              <w14:shadow w14:blurRad="38100" w14:dist="19050" w14:dir="2700000" w14:sx="100000" w14:sy="100000" w14:kx="0" w14:ky="0" w14:algn="tl">
+                                <w14:schemeClr w14:val="dk1">
+                                  <w14:alpha w14:val="60000"/>
+                                </w14:schemeClr>
+                              </w14:shadow>
+                              <w14:ligatures w14:val="none"/>
+                            </w:rPr>
+                          </w:pPr>
+                          <w:r>
+                            <w:rPr>
+                              <w:rFonts w:ascii="Calibri" w:eastAsia="Calibri" w:hAnsi="Calibri"/>
+                              <w:shadow/>
+                              <w:color w:val="000000"/>
+                              <w:sz w:val="16"/>
+                              <w:szCs w:val="16"/>
+                              <w14:shadow w14:blurRad="38100" w14:dist="19050" w14:dir="2700000" w14:sx="100000" w14:sy="100000" w14:kx="0" w14:ky="0" w14:algn="tl">
+                                <w14:schemeClr w14:val="dk1">
+                                  <w14:alpha w14:val="60000"/>
+                                </w14:schemeClr>
+                              </w14:shadow>
+                            </w:rPr>
+                            <w:t>b0</w:t>
+                          </w:r>
+                        </w:p>
+                      </w:txbxContent>
+                    </v:textbox>
+                  </v:shape>
+                  <v:shapetype id="_x0000_t34" coordsize="21600,21600" o:spt="34" o:oned="t" adj="10800" path="m,l@0,0@0,21600,21600,21600e" filled="f">
+                    <v:stroke joinstyle="miter"/>
+                    <v:formulas>
+                      <v:f eqn="val #0"/>
+                    </v:formulas>
+                    <v:path arrowok="t" fillok="f" o:connecttype="none"/>
+                    <v:handles>
+                      <v:h position="#0,center"/>
+                    </v:handles>
+                    <o:lock v:ext="edit" shapetype="t"/>
+                  </v:shapetype>
+                  <v:shape id="Connecteur : en angle 1950785009" o:spid="_x0000_s1178" type="#_x0000_t34" style="position:absolute;left:9490;top:29994;width:3642;height:1877;visibility:visible;mso-wrap-style:square" o:connectortype="elbow" o:gfxdata="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" adj="30228" strokecolor="black [3200]" strokeweight=".5pt">
+                    <v:stroke endarrow="block"/>
+                  </v:shape>
+                  <v:shape id="Connecteur : en angle 74693146" o:spid="_x0000_s1179" type="#_x0000_t34" style="position:absolute;left:4545;top:30029;width:3442;height:1842;rotation:180;flip:y;visibility:visible;mso-wrap-style:square" o:connectortype="elbow" o:gfxdata="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" adj="26599" strokecolor="black [3200]" strokeweight=".5pt"/>
+                </v:group>
+                <v:group id="Groupe 972796972" o:spid="_x0000_s1180" style="position:absolute;left:18667;top:29128;width:9221;height:4851" coordsize="9220,4851" o:gfxdata="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">
+                  <v:shape id="Zone de texte 1" o:spid="_x0000_s1181" type="#_x0000_t202" style="position:absolute;left:275;top:2100;width:1080;height:1078;visibility:visible;mso-wrap-style:square;v-text-anchor:middle" o:gfxdata="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" fillcolor="white [3201]" strokeweight=".5pt">
+                    <v:textbox inset="0,1mm,0,1mm">
+                      <w:txbxContent>
+                        <w:p>
+                          <w:pPr>
+                            <w:spacing w:line="252" w:lineRule="auto"/>
+                            <w:jc w:val="center"/>
+                            <w:rPr>
+                              <w:rFonts w:ascii="Calibri" w:eastAsia="Calibri" w:hAnsi="Calibri"/>
+                              <w:b/>
+                              <w:bCs/>
+                              <w:shadow/>
+                              <w:color w:val="000000"/>
+                              <w14:shadow w14:blurRad="38100" w14:dist="19050" w14:dir="2700000" w14:sx="100000" w14:sy="100000" w14:kx="0" w14:ky="0" w14:algn="tl">
+                                <w14:schemeClr w14:val="dk1">
+                                  <w14:alpha w14:val="60000"/>
+                                </w14:schemeClr>
+                              </w14:shadow>
+                              <w14:ligatures w14:val="none"/>
+                            </w:rPr>
+                          </w:pPr>
+                          <w:r>
+                            <w:rPr>
+                              <w:rFonts w:ascii="Calibri" w:eastAsia="Calibri" w:hAnsi="Calibri"/>
+                              <w:b/>
+                              <w:bCs/>
+                              <w:shadow/>
+                              <w:color w:val="000000"/>
+                              <w14:shadow w14:blurRad="38100" w14:dist="19050" w14:dir="2700000" w14:sx="100000" w14:sy="100000" w14:kx="0" w14:ky="0" w14:algn="tl">
+                                <w14:schemeClr w14:val="dk1">
+                                  <w14:alpha w14:val="60000"/>
+                                </w14:schemeClr>
+                              </w14:shadow>
+                            </w:rPr>
+                            <w:t> </w:t>
+                          </w:r>
+                        </w:p>
+                      </w:txbxContent>
+                    </v:textbox>
+                  </v:shape>
+                  <v:shape id="Zone de texte 1" o:spid="_x0000_s1182" type="#_x0000_t202" style="position:absolute;left:1347;top:2100;width:1080;height:1078;visibility:visible;mso-wrap-style:square;v-text-anchor:middle" o:gfxdata="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" fillcolor="white [3201]" strokeweight=".5pt">
+                    <v:textbox inset="0,1mm,0,1mm">
+                      <w:txbxContent>
+                        <w:p>
+                          <w:pPr>
+                            <w:spacing w:line="252" w:lineRule="auto"/>
+                            <w:jc w:val="center"/>
+                            <w:rPr>
+                              <w:rFonts w:ascii="Calibri" w:eastAsia="Calibri" w:hAnsi="Calibri"/>
+                              <w:b/>
+                              <w:bCs/>
+                              <w:shadow/>
+                              <w:color w:val="000000"/>
+                              <w14:shadow w14:blurRad="38100" w14:dist="19050" w14:dir="2700000" w14:sx="100000" w14:sy="100000" w14:kx="0" w14:ky="0" w14:algn="tl">
+                                <w14:schemeClr w14:val="dk1">
+                                  <w14:alpha w14:val="60000"/>
+                                </w14:schemeClr>
+                              </w14:shadow>
+                              <w14:ligatures w14:val="none"/>
+                            </w:rPr>
+                          </w:pPr>
+                          <w:r>
+                            <w:rPr>
+                              <w:rFonts w:ascii="Calibri" w:eastAsia="Calibri" w:hAnsi="Calibri"/>
+                              <w:b/>
+                              <w:bCs/>
+                              <w:shadow/>
+                              <w:color w:val="000000"/>
+                              <w14:shadow w14:blurRad="38100" w14:dist="19050" w14:dir="2700000" w14:sx="100000" w14:sy="100000" w14:kx="0" w14:ky="0" w14:algn="tl">
+                                <w14:schemeClr w14:val="dk1">
+                                  <w14:alpha w14:val="60000"/>
+                                </w14:schemeClr>
+                              </w14:shadow>
+                            </w:rPr>
+                            <w:t> </w:t>
+                          </w:r>
+                        </w:p>
+                      </w:txbxContent>
+                    </v:textbox>
+                  </v:shape>
+                  <v:shape id="Zone de texte 1" o:spid="_x0000_s1183" type="#_x0000_t202" style="position:absolute;left:2420;top:2100;width:1079;height:1078;visibility:visible;mso-wrap-style:square;v-text-anchor:middle" o:gfxdata="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" fillcolor="white [3201]" strokeweight=".5pt">
+                    <v:textbox inset="0,1mm,0,1mm">
+                      <w:txbxContent>
+                        <w:p>
+                          <w:pPr>
+                            <w:spacing w:line="252" w:lineRule="auto"/>
+                            <w:jc w:val="center"/>
+                            <w:rPr>
+                              <w:rFonts w:ascii="Calibri" w:eastAsia="Calibri" w:hAnsi="Calibri"/>
+                              <w:b/>
+                              <w:bCs/>
+                              <w:shadow/>
+                              <w:color w:val="000000"/>
+                              <w14:shadow w14:blurRad="38100" w14:dist="19050" w14:dir="2700000" w14:sx="100000" w14:sy="100000" w14:kx="0" w14:ky="0" w14:algn="tl">
+                                <w14:schemeClr w14:val="dk1">
+                                  <w14:alpha w14:val="60000"/>
+                                </w14:schemeClr>
+                              </w14:shadow>
+                              <w14:ligatures w14:val="none"/>
+                            </w:rPr>
+                          </w:pPr>
+                          <w:r>
+                            <w:rPr>
+                              <w:rFonts w:ascii="Calibri" w:eastAsia="Calibri" w:hAnsi="Calibri"/>
+                              <w:b/>
+                              <w:bCs/>
+                              <w:shadow/>
+                              <w:color w:val="000000"/>
+                              <w14:shadow w14:blurRad="38100" w14:dist="19050" w14:dir="2700000" w14:sx="100000" w14:sy="100000" w14:kx="0" w14:ky="0" w14:algn="tl">
+                                <w14:schemeClr w14:val="dk1">
+                                  <w14:alpha w14:val="60000"/>
+                                </w14:schemeClr>
+                              </w14:shadow>
+                            </w:rPr>
+                            <w:t> </w:t>
+                          </w:r>
+                        </w:p>
+                      </w:txbxContent>
+                    </v:textbox>
+                  </v:shape>
+                  <v:shape id="Zone de texte 1" o:spid="_x0000_s1184" type="#_x0000_t202" style="position:absolute;left:3492;top:2100;width:1079;height:1078;visibility:visible;mso-wrap-style:square;v-text-anchor:middle" o:gfxdata="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" fillcolor="white [3201]" strokeweight=".5pt">
+                    <v:textbox inset="0,1mm,0,1mm">
+                      <w:txbxContent>
+                        <w:p>
+                          <w:pPr>
+                            <w:spacing w:line="252" w:lineRule="auto"/>
+                            <w:jc w:val="center"/>
+                            <w:rPr>
+                              <w:rFonts w:ascii="Calibri" w:eastAsia="Calibri" w:hAnsi="Calibri"/>
+                              <w:b/>
+                              <w:bCs/>
+                              <w:shadow/>
+                              <w:color w:val="000000"/>
+                              <w14:shadow w14:blurRad="38100" w14:dist="19050" w14:dir="2700000" w14:sx="100000" w14:sy="100000" w14:kx="0" w14:ky="0" w14:algn="tl">
+                                <w14:schemeClr w14:val="dk1">
+                                  <w14:alpha w14:val="60000"/>
+                                </w14:schemeClr>
+                              </w14:shadow>
+                              <w14:ligatures w14:val="none"/>
+                            </w:rPr>
+                          </w:pPr>
+                          <w:r>
+                            <w:rPr>
+                              <w:rFonts w:ascii="Calibri" w:eastAsia="Calibri" w:hAnsi="Calibri"/>
+                              <w:b/>
+                              <w:bCs/>
+                              <w:shadow/>
+                              <w:color w:val="000000"/>
+                              <w14:shadow w14:blurRad="38100" w14:dist="19050" w14:dir="2700000" w14:sx="100000" w14:sy="100000" w14:kx="0" w14:ky="0" w14:algn="tl">
+                                <w14:schemeClr w14:val="dk1">
+                                  <w14:alpha w14:val="60000"/>
+                                </w14:schemeClr>
+                              </w14:shadow>
+                            </w:rPr>
+                            <w:t> </w:t>
+                          </w:r>
+                        </w:p>
+                      </w:txbxContent>
+                    </v:textbox>
+                  </v:shape>
+                  <v:shape id="Zone de texte 1" o:spid="_x0000_s1185" type="#_x0000_t202" style="position:absolute;left:4571;top:2100;width:1080;height:1078;visibility:visible;mso-wrap-style:square;v-text-anchor:middle" o:gfxdata="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" fillcolor="white [3201]" strokeweight=".5pt">
+                    <v:textbox inset="0,1mm,0,1mm">
+                      <w:txbxContent>
+                        <w:p>
+                          <w:pPr>
+                            <w:spacing w:line="252" w:lineRule="auto"/>
+                            <w:jc w:val="center"/>
+                            <w:rPr>
+                              <w:rFonts w:ascii="Calibri" w:eastAsia="Calibri" w:hAnsi="Calibri"/>
+                              <w:b/>
+                              <w:bCs/>
+                              <w:shadow/>
+                              <w:color w:val="000000"/>
+                              <w14:shadow w14:blurRad="38100" w14:dist="19050" w14:dir="2700000" w14:sx="100000" w14:sy="100000" w14:kx="0" w14:ky="0" w14:algn="tl">
+                                <w14:schemeClr w14:val="dk1">
+                                  <w14:alpha w14:val="60000"/>
+                                </w14:schemeClr>
+                              </w14:shadow>
+                              <w14:ligatures w14:val="none"/>
+                            </w:rPr>
+                          </w:pPr>
+                          <w:r>
+                            <w:rPr>
+                              <w:rFonts w:ascii="Calibri" w:eastAsia="Calibri" w:hAnsi="Calibri"/>
+                              <w:b/>
+                              <w:bCs/>
+                              <w:shadow/>
+                              <w:color w:val="000000"/>
+                              <w14:shadow w14:blurRad="38100" w14:dist="19050" w14:dir="2700000" w14:sx="100000" w14:sy="100000" w14:kx="0" w14:ky="0" w14:algn="tl">
+                                <w14:schemeClr w14:val="dk1">
+                                  <w14:alpha w14:val="60000"/>
+                                </w14:schemeClr>
+                              </w14:shadow>
+                            </w:rPr>
+                            <w:t> </w:t>
+                          </w:r>
+                        </w:p>
+                      </w:txbxContent>
+                    </v:textbox>
+                  </v:shape>
+                  <v:shape id="Zone de texte 1" o:spid="_x0000_s1186" type="#_x0000_t202" style="position:absolute;left:5644;top:2100;width:1079;height:1078;visibility:visible;mso-wrap-style:square;v-text-anchor:middle" o:gfxdata="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" fillcolor="white [3201]" strokeweight=".5pt">
+                    <v:textbox inset="0,1mm,0,1mm">
+                      <w:txbxContent>
+                        <w:p>
+                          <w:pPr>
+                            <w:spacing w:line="252" w:lineRule="auto"/>
+                            <w:jc w:val="center"/>
+                            <w:rPr>
+                              <w:rFonts w:ascii="Calibri" w:eastAsia="Calibri" w:hAnsi="Calibri"/>
+                              <w:b/>
+                              <w:bCs/>
+                              <w:shadow/>
+                              <w:color w:val="000000"/>
+                              <w14:shadow w14:blurRad="38100" w14:dist="19050" w14:dir="2700000" w14:sx="100000" w14:sy="100000" w14:kx="0" w14:ky="0" w14:algn="tl">
+                                <w14:schemeClr w14:val="dk1">
+                                  <w14:alpha w14:val="60000"/>
+                                </w14:schemeClr>
+                              </w14:shadow>
+                              <w14:ligatures w14:val="none"/>
+                            </w:rPr>
+                          </w:pPr>
+                          <w:r>
+                            <w:rPr>
+                              <w:rFonts w:ascii="Calibri" w:eastAsia="Calibri" w:hAnsi="Calibri"/>
+                              <w:b/>
+                              <w:bCs/>
+                              <w:shadow/>
+                              <w:color w:val="000000"/>
+                              <w14:shadow w14:blurRad="38100" w14:dist="19050" w14:dir="2700000" w14:sx="100000" w14:sy="100000" w14:kx="0" w14:ky="0" w14:algn="tl">
+                                <w14:schemeClr w14:val="dk1">
+                                  <w14:alpha w14:val="60000"/>
+                                </w14:schemeClr>
+                              </w14:shadow>
+                            </w:rPr>
+                            <w:t> </w:t>
+                          </w:r>
+                        </w:p>
+                      </w:txbxContent>
+                    </v:textbox>
+                  </v:shape>
+                  <v:shape id="Zone de texte 1" o:spid="_x0000_s1187" type="#_x0000_t202" style="position:absolute;left:6711;top:2100;width:1079;height:1078;visibility:visible;mso-wrap-style:square;v-text-anchor:middle" o:gfxdata="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" fillcolor="white [3201]" strokeweight=".5pt">
+                    <v:textbox inset="0,1mm,0,1mm">
+                      <w:txbxContent>
+                        <w:p>
+                          <w:pPr>
+                            <w:spacing w:line="252" w:lineRule="auto"/>
+                            <w:jc w:val="center"/>
+                            <w:rPr>
+                              <w:rFonts w:ascii="Calibri" w:eastAsia="Calibri" w:hAnsi="Calibri"/>
+                              <w:b/>
+                              <w:bCs/>
+                              <w:shadow/>
+                              <w:color w:val="000000"/>
+                              <w14:shadow w14:blurRad="38100" w14:dist="19050" w14:dir="2700000" w14:sx="100000" w14:sy="100000" w14:kx="0" w14:ky="0" w14:algn="tl">
+                                <w14:schemeClr w14:val="dk1">
+                                  <w14:alpha w14:val="60000"/>
+                                </w14:schemeClr>
+                              </w14:shadow>
+                              <w14:ligatures w14:val="none"/>
+                            </w:rPr>
+                          </w:pPr>
+                          <w:r>
+                            <w:rPr>
+                              <w:rFonts w:ascii="Calibri" w:eastAsia="Calibri" w:hAnsi="Calibri"/>
+                              <w:b/>
+                              <w:bCs/>
+                              <w:shadow/>
+                              <w:color w:val="000000"/>
+                              <w14:shadow w14:blurRad="38100" w14:dist="19050" w14:dir="2700000" w14:sx="100000" w14:sy="100000" w14:kx="0" w14:ky="0" w14:algn="tl">
+                                <w14:schemeClr w14:val="dk1">
+                                  <w14:alpha w14:val="60000"/>
+                                </w14:schemeClr>
+                              </w14:shadow>
+                            </w:rPr>
+                            <w:t> </w:t>
+                          </w:r>
+                        </w:p>
+                      </w:txbxContent>
+                    </v:textbox>
+                  </v:shape>
+                  <v:shape id="Zone de texte 1" o:spid="_x0000_s1188" type="#_x0000_t202" style="position:absolute;left:7783;top:2100;width:1080;height:1078;visibility:visible;mso-wrap-style:square;v-text-anchor:middle" o:gfxdata="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" fillcolor="white [3201]" strokeweight=".5pt">
+                    <v:textbox inset="0,1mm,0,1mm">
+                      <w:txbxContent>
+                        <w:p>
+                          <w:pPr>
+                            <w:spacing w:line="252" w:lineRule="auto"/>
+                            <w:jc w:val="center"/>
+                            <w:rPr>
+                              <w:rFonts w:ascii="Calibri" w:eastAsia="Calibri" w:hAnsi="Calibri"/>
+                              <w:b/>
+                              <w:bCs/>
+                              <w:shadow/>
+                              <w:color w:val="000000"/>
+                              <w14:shadow w14:blurRad="38100" w14:dist="19050" w14:dir="2700000" w14:sx="100000" w14:sy="100000" w14:kx="0" w14:ky="0" w14:algn="tl">
+                                <w14:schemeClr w14:val="dk1">
+                                  <w14:alpha w14:val="60000"/>
+                                </w14:schemeClr>
+                              </w14:shadow>
+                              <w14:ligatures w14:val="none"/>
+                            </w:rPr>
+                          </w:pPr>
+                          <w:r>
+                            <w:rPr>
+                              <w:rFonts w:ascii="Calibri" w:eastAsia="Calibri" w:hAnsi="Calibri"/>
+                              <w:b/>
+                              <w:bCs/>
+                              <w:shadow/>
+                              <w:color w:val="000000"/>
+                              <w14:shadow w14:blurRad="38100" w14:dist="19050" w14:dir="2700000" w14:sx="100000" w14:sy="100000" w14:kx="0" w14:ky="0" w14:algn="tl">
+                                <w14:schemeClr w14:val="dk1">
+                                  <w14:alpha w14:val="60000"/>
+                                </w14:schemeClr>
+                              </w14:shadow>
+                            </w:rPr>
+                            <w:t> </w:t>
+                          </w:r>
+                        </w:p>
+                      </w:txbxContent>
+                    </v:textbox>
+                  </v:shape>
+                  <v:shape id="Zone de texte 1" o:spid="_x0000_s1189" type="#_x0000_t202" style="position:absolute;left:3815;width:1406;height:1525;visibility:visible;mso-wrap-style:square;v-text-anchor:middle" o:gfxdata="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" filled="f" strokecolor="black [3213]" strokeweight=".5pt">
+                    <v:textbox inset="0,0,0,0">
+                      <w:txbxContent>
+                        <w:p>
+                          <w:pPr>
+                            <w:spacing w:line="252" w:lineRule="auto"/>
+                            <w:jc w:val="center"/>
+                            <w:rPr>
+                              <w:rFonts w:ascii="Calibri" w:eastAsia="Calibri" w:hAnsi="Calibri"/>
+                              <w:b/>
+                              <w:bCs/>
+                              <w:shadow/>
+                              <w:color w:val="000000"/>
+                              <w:sz w:val="16"/>
+                              <w:szCs w:val="16"/>
+                              <w14:shadow w14:blurRad="38100" w14:dist="19050" w14:dir="2700000" w14:sx="100000" w14:sy="100000" w14:kx="0" w14:ky="0" w14:algn="tl">
+                                <w14:schemeClr w14:val="dk1">
+                                  <w14:alpha w14:val="60000"/>
+                                </w14:schemeClr>
+                              </w14:shadow>
+                              <w14:ligatures w14:val="none"/>
+                            </w:rPr>
+                          </w:pPr>
+                          <w:r>
+                            <w:rPr>
+                              <w:rFonts w:ascii="Calibri" w:eastAsia="Calibri" w:hAnsi="Calibri"/>
+                              <w:b/>
+                              <w:bCs/>
+                              <w:shadow/>
+                              <w:color w:val="000000"/>
+                              <w:sz w:val="16"/>
+                              <w:szCs w:val="16"/>
+                              <w14:shadow w14:blurRad="38100" w14:dist="19050" w14:dir="2700000" w14:sx="100000" w14:sy="100000" w14:kx="0" w14:ky="0" w14:algn="tl">
+                                <w14:schemeClr w14:val="dk1">
+                                  <w14:alpha w14:val="60000"/>
+                                </w14:schemeClr>
+                              </w14:shadow>
+                            </w:rPr>
+                            <w:t>C</w:t>
+                          </w:r>
+                        </w:p>
+                      </w:txbxContent>
+                    </v:textbox>
+                  </v:shape>
+                  <v:shape id="Connecteur droit avec flèche 571364796" o:spid="_x0000_s1190" type="#_x0000_t32" style="position:absolute;left:1799;top:3862;width:5423;height:0;flip:x;visibility:visible;mso-wrap-style:square" o:connectortype="straight" o:gfxdata="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" strokecolor="black [3200]" strokeweight=".5pt">
+                    <v:stroke startarrow="block" joinstyle="miter"/>
+                  </v:shape>
+                  <v:shape id="Zone de texte 1" o:spid="_x0000_s1191" type="#_x0000_t202" style="position:absolute;top:3101;width:1637;height:1750;visibility:visible;mso-wrap-style:square;v-text-anchor:middle" o:gfxdata="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" filled="f" stroked="f" strokeweight=".5pt">
+                    <v:textbox inset="0,0,0,0">
+                      <w:txbxContent>
+                        <w:p>
+                          <w:pPr>
+                            <w:spacing w:line="252" w:lineRule="auto"/>
+                            <w:jc w:val="center"/>
+                            <w:rPr>
+                              <w:rFonts w:ascii="Calibri" w:eastAsia="Calibri" w:hAnsi="Calibri"/>
+                              <w:shadow/>
+                              <w:color w:val="000000"/>
+                              <w:sz w:val="16"/>
+                              <w:szCs w:val="16"/>
+                              <w14:shadow w14:blurRad="38100" w14:dist="19050" w14:dir="2700000" w14:sx="100000" w14:sy="100000" w14:kx="0" w14:ky="0" w14:algn="tl">
+                                <w14:schemeClr w14:val="dk1">
+                                  <w14:alpha w14:val="60000"/>
+                                </w14:schemeClr>
+                              </w14:shadow>
+                              <w14:ligatures w14:val="none"/>
+                            </w:rPr>
+                          </w:pPr>
+                          <w:r>
+                            <w:rPr>
+                              <w:rFonts w:ascii="Calibri" w:eastAsia="Calibri" w:hAnsi="Calibri"/>
+                              <w:shadow/>
+                              <w:color w:val="000000"/>
+                              <w:sz w:val="16"/>
+                              <w:szCs w:val="16"/>
+                              <w14:shadow w14:blurRad="38100" w14:dist="19050" w14:dir="2700000" w14:sx="100000" w14:sy="100000" w14:kx="0" w14:ky="0" w14:algn="tl">
+                                <w14:schemeClr w14:val="dk1">
+                                  <w14:alpha w14:val="60000"/>
+                                </w14:schemeClr>
+                              </w14:shadow>
+                            </w:rPr>
+                            <w:t>b7</w:t>
+                          </w:r>
+                        </w:p>
+                      </w:txbxContent>
+                    </v:textbox>
+                  </v:shape>
+                  <v:shape id="Zone de texte 1" o:spid="_x0000_s1192" type="#_x0000_t202" style="position:absolute;left:7582;top:3044;width:1638;height:1751;visibility:visible;mso-wrap-style:square;v-text-anchor:middle" o:gfxdata="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" filled="f" stroked="f" strokeweight=".5pt">
+                    <v:textbox inset="0,0,0,0">
+                      <w:txbxContent>
+                        <w:p>
+                          <w:pPr>
+                            <w:spacing w:line="252" w:lineRule="auto"/>
+                            <w:jc w:val="center"/>
+                            <w:rPr>
+                              <w:rFonts w:ascii="Calibri" w:eastAsia="Calibri" w:hAnsi="Calibri"/>
+                              <w:shadow/>
+                              <w:color w:val="000000"/>
+                              <w:sz w:val="16"/>
+                              <w:szCs w:val="16"/>
+                              <w14:shadow w14:blurRad="38100" w14:dist="19050" w14:dir="2700000" w14:sx="100000" w14:sy="100000" w14:kx="0" w14:ky="0" w14:algn="tl">
+                                <w14:schemeClr w14:val="dk1">
+                                  <w14:alpha w14:val="60000"/>
+                                </w14:schemeClr>
+                              </w14:shadow>
+                              <w14:ligatures w14:val="none"/>
+                            </w:rPr>
+                          </w:pPr>
+                          <w:r>
+                            <w:rPr>
+                              <w:rFonts w:ascii="Calibri" w:eastAsia="Calibri" w:hAnsi="Calibri"/>
+                              <w:shadow/>
+                              <w:color w:val="000000"/>
+                              <w:sz w:val="16"/>
+                              <w:szCs w:val="16"/>
+                              <w14:shadow w14:blurRad="38100" w14:dist="19050" w14:dir="2700000" w14:sx="100000" w14:sy="100000" w14:kx="0" w14:ky="0" w14:algn="tl">
+                                <w14:schemeClr w14:val="dk1">
+                                  <w14:alpha w14:val="60000"/>
+                                </w14:schemeClr>
+                              </w14:shadow>
+                            </w:rPr>
+                            <w:t>b0</w:t>
+                          </w:r>
+                        </w:p>
+                      </w:txbxContent>
+                    </v:textbox>
+                  </v:shape>
+                  <v:shape id="Connecteur : en angle 575741132" o:spid="_x0000_s1193" type="#_x0000_t34" style="position:absolute;left:5221;top:762;width:3642;height:1877;visibility:visible;mso-wrap-style:square" o:connectortype="elbow" o:gfxdata="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" adj="30228" strokecolor="black [3200]" strokeweight=".5pt"/>
+                  <v:shape id="Connecteur : en angle 14753419" o:spid="_x0000_s1194" type="#_x0000_t34" style="position:absolute;left:275;top:797;width:3442;height:1842;rotation:180;flip:y;visibility:visible;mso-wrap-style:square" o:connectortype="elbow" o:gfxdata="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" adj="31164" strokecolor="black [3200]" strokeweight=".5pt">
+                    <v:stroke endarrow="block"/>
                   </v:shape>
                 </v:group>
                 <w10:anchorlock/>
